--- a/fra/docx/35.content.docx
+++ b/fra/docx/35.content.docx
@@ -11,6 +11,15 @@
         <w:pStyle w:val="Heading2"/>
       </w:pPr>
       <w:r>
+        <w:t>Resource: Notes d'étude (Tyndale)</w:t>
+      </w:r>
+      <w:r/>
+    </w:p>
+    <w:p>
+      <w:pPr>
+        <w:pStyle w:val="Heading2"/>
+      </w:pPr>
+      <w:r>
         <w:t>License Information</w:t>
       </w:r>
       <w:r/>
@@ -21,7 +30,7 @@
         <w:rPr>
           <w:b/>
         </w:rPr>
-        <w:t>Study Notes (Tyndale)</w:t>
+        <w:t>Notes d'étude (Tyndale)</w:t>
       </w:r>
       <w:r>
         <w:t xml:space="preserve"> (French) is based on</w:t>
@@ -74,7 +83,7 @@
         <w:pStyle w:val="Heading1"/>
       </w:pPr>
       <w:r>
-        <w:t>Study Notes (Tyndale)</w:t>
+        <w:t>Notes d'étude (Tyndale)</w:t>
       </w:r>
     </w:p>
     <w:p>
@@ -83,6 +92,51 @@
           <w:headerReference w:type="even" r:id="rId8"/>
           <w:headerReference w:type="default" r:id="rId9"/>
           <w:footerReference w:type="default" r:id="rId10"/>
+          <w:footnotePr>
+            <w:numRestart w:val="eachSect"/>
+          </w:footnotePr>
+          <w:type w:val="continuous"/>
+          <w:pgSz w:w="12240" w:h="15840" w:code="1"/>
+          <w:pgMar w:top="1440" w:right="1440" w:bottom="1440" w:left="1440" w:header="504" w:footer="504" w:gutter="0"/>
+          <w:cols w:space="708"/>
+          <w:titlePg/>
+          <w:docGrid w:linePitch="360"/>
+        </w:sectPr>
+      </w:pPr>
+    </w:p>
+    <w:p>
+      <w:r/>
+    </w:p>
+    <w:p>
+      <w:pPr>
+        <w:pStyle w:val="Heading2"/>
+      </w:pPr>
+      <w:r>
+        <w:t>HAB</w:t>
+      </w:r>
+      <w:r/>
+    </w:p>
+    <w:p>
+      <w:r/>
+      <w:r>
+        <w:rPr>
+          <w:i/>
+        </w:rPr>
+        <w:t>Habakuk 1.1, Habakuk 1.2, Habakuk 1.2–4, Habakuk 1.3, Habakuk 1.4, Habakuk 1.5, Habakuk 1.5–11, Habakuk 1.7, Habakuk 1.8, Habakuk 1.9, Habakuk 1.10, Habakuk 1.11, Habakuk 1.12, Habakuk 1.12–2.1, Habakuk 1.14–15, Habakuk 1.16, Habakuk 2.1, Habakuk 2.2, Habakuk 2.2–5, Habakuk 2.2–20, Habakuk 2.3, Habakuk 2.4, Habakuk 2.6–8, Habakuk 2.6–20, Habacuc 2.9–11, Habakuk 2.12–14, Habacuc 2.15–17, Habakuk 2.18–20, Habakuk 2.20, Habakuk 3.1–19, Habakuk 3.2, Habakuk 3.3, Habakuk 3.3–15, Habakuk 3.4, Habakuk 3.5, Habakuk 3.5–6, Habakuk 3.7, Habakuk 3.8, Habakuk 3.8–15, Habakuk 3.9–11, Habakuk 3.10, Habakuk 3.11, Habakuk 3.15, Habakuk 3.16, Habakuk 3.17–19, Habakuk 3.19</w:t>
+      </w:r>
+      <w:r/>
+    </w:p>
+    <w:p>
+      <w:r/>
+      <w:r>
+        <w:t xml:space="preserve"> </w:t>
+      </w:r>
+      <w:r/>
+      <w:r/>
+    </w:p>
+    <w:p>
+      <w:pPr>
+        <w:sectPr>
           <w:footnotePr>
             <w:numRestart w:val="eachSect"/>
           </w:footnotePr>

--- a/fra/docx/35.content.docx
+++ b/fra/docx/35.content.docx
@@ -4,49 +4,89 @@
   <w:body>
     <w:p/>
     <w:p>
-      <w:r/>
+      <w:pPr/>
+      <w:r>
+        <w:rPr>
+          <w:lang w:val="fr_FR" w:bidi="fr_FR"/>
+        </w:rPr>
+      </w:r>
     </w:p>
     <w:p>
       <w:pPr>
         <w:pStyle w:val="Heading2"/>
       </w:pPr>
       <w:r>
+        <w:rPr>
+          <w:lang w:val="fr_FR" w:bidi="fr_FR"/>
+        </w:rPr>
         <w:t>Resource: Notes d'étude (Tyndale)</w:t>
       </w:r>
-      <w:r/>
+      <w:r>
+        <w:rPr>
+          <w:lang w:val="fr_FR" w:bidi="fr_FR"/>
+        </w:rPr>
+      </w:r>
     </w:p>
     <w:p>
       <w:pPr>
         <w:pStyle w:val="Heading2"/>
       </w:pPr>
       <w:r>
+        <w:rPr>
+          <w:lang w:val="fr_FR" w:bidi="fr_FR"/>
+        </w:rPr>
         <w:t>License Information</w:t>
       </w:r>
-      <w:r/>
-    </w:p>
-    <w:p>
-      <w:r/>
+      <w:r>
+        <w:rPr>
+          <w:lang w:val="fr_FR" w:bidi="fr_FR"/>
+        </w:rPr>
+      </w:r>
+    </w:p>
+    <w:p>
+      <w:pPr/>
+      <w:r>
+        <w:rPr>
+          <w:lang w:val="fr_FR" w:bidi="fr_FR"/>
+        </w:rPr>
+      </w:r>
       <w:r>
         <w:rPr>
           <w:b/>
+          <w:lang w:val="fr_FR" w:bidi="fr_FR"/>
         </w:rPr>
         <w:t>Notes d'étude (Tyndale)</w:t>
       </w:r>
       <w:r>
+        <w:rPr>
+          <w:lang w:val="fr_FR" w:bidi="fr_FR"/>
+        </w:rPr>
         <w:t xml:space="preserve"> (French) is based on</w:t>
       </w:r>
       <w:r>
+        <w:rPr>
+          <w:lang w:val="fr_FR" w:bidi="fr_FR"/>
+        </w:rPr>
         <w:t xml:space="preserve">: </w:t>
       </w:r>
       <w:r>
+        <w:rPr>
+          <w:lang w:val="fr_FR" w:bidi="fr_FR"/>
+        </w:rPr>
         <w:t>Tyndale Open Study Notes</w:t>
       </w:r>
       <w:r>
+        <w:rPr>
+          <w:lang w:val="fr_FR" w:bidi="fr_FR"/>
+        </w:rPr>
         <w:t xml:space="preserve">, </w:t>
       </w:r>
       <w:hyperlink r:id="rId13">
         <w:r>
           <w:rPr>
+            <w:lang w:val="fr_FR" w:bidi="fr_FR"/>
+          </w:rPr>
+          <w:rPr>
             <w:color w:val="0000EE"/>
             <w:u w:val="single"/>
           </w:rPr>
@@ -54,11 +94,17 @@
         </w:r>
       </w:hyperlink>
       <w:r>
+        <w:rPr>
+          <w:lang w:val="fr_FR" w:bidi="fr_FR"/>
+        </w:rPr>
         <w:t xml:space="preserve">, 2019, which is licensed under a </w:t>
       </w:r>
       <w:hyperlink r:id="rId14">
         <w:r>
           <w:rPr>
+            <w:lang w:val="fr_FR" w:bidi="fr_FR"/>
+          </w:rPr>
+          <w:rPr>
             <w:color w:val="0000EE"/>
             <w:u w:val="single"/>
           </w:rPr>
@@ -66,23 +112,49 @@
         </w:r>
       </w:hyperlink>
       <w:r>
+        <w:rPr>
+          <w:lang w:val="fr_FR" w:bidi="fr_FR"/>
+        </w:rPr>
         <w:t>.</w:t>
       </w:r>
-      <w:r/>
-    </w:p>
-    <w:p>
-      <w:r/>
-      <w:r>
+      <w:r>
+        <w:rPr>
+          <w:lang w:val="fr_FR" w:bidi="fr_FR"/>
+        </w:rPr>
+      </w:r>
+    </w:p>
+    <w:p>
+      <w:pPr/>
+      <w:r>
+        <w:rPr>
+          <w:lang w:val="fr_FR" w:bidi="fr_FR"/>
+        </w:rPr>
+      </w:r>
+      <w:r>
+        <w:rPr>
+          <w:lang w:val="fr_FR" w:bidi="fr_FR"/>
+        </w:rPr>
         <w:t>This PDF version is provided under the same license.</w:t>
       </w:r>
-      <w:r/>
-      <w:r/>
+      <w:r>
+        <w:rPr>
+          <w:lang w:val="fr_FR" w:bidi="fr_FR"/>
+        </w:rPr>
+      </w:r>
+      <w:r>
+        <w:rPr>
+          <w:lang w:val="fr_FR" w:bidi="fr_FR"/>
+        </w:rPr>
+      </w:r>
     </w:p>
     <w:p>
       <w:pPr>
         <w:pStyle w:val="Heading1"/>
       </w:pPr>
       <w:r>
+        <w:rPr>
+          <w:lang w:val="fr_FR" w:bidi="fr_FR"/>
+        </w:rPr>
         <w:t>Notes d'étude (Tyndale)</w:t>
       </w:r>
     </w:p>
@@ -105,34 +177,72 @@
       </w:pPr>
     </w:p>
     <w:p>
-      <w:r/>
+      <w:pPr/>
+      <w:r>
+        <w:rPr>
+          <w:lang w:val="fr_FR" w:bidi="fr_FR"/>
+        </w:rPr>
+      </w:r>
     </w:p>
     <w:p>
       <w:pPr>
         <w:pStyle w:val="Heading2"/>
       </w:pPr>
       <w:r>
+        <w:rPr>
+          <w:lang w:val="fr_FR" w:bidi="fr_FR"/>
+        </w:rPr>
         <w:t>HAB</w:t>
       </w:r>
-      <w:r/>
-    </w:p>
-    <w:p>
-      <w:r/>
+      <w:r>
+        <w:rPr>
+          <w:lang w:val="fr_FR" w:bidi="fr_FR"/>
+        </w:rPr>
+      </w:r>
+    </w:p>
+    <w:p>
+      <w:pPr/>
+      <w:r>
+        <w:rPr>
+          <w:lang w:val="fr_FR" w:bidi="fr_FR"/>
+        </w:rPr>
+      </w:r>
       <w:r>
         <w:rPr>
           <w:i/>
+          <w:lang w:val="fr_FR" w:bidi="fr_FR"/>
         </w:rPr>
         <w:t>Habakuk 1.1, Habakuk 1.2, Habakuk 1.2–4, Habakuk 1.3, Habakuk 1.4, Habakuk 1.5, Habakuk 1.5–11, Habakuk 1.7, Habakuk 1.8, Habakuk 1.9, Habakuk 1.10, Habakuk 1.11, Habakuk 1.12, Habakuk 1.12–2.1, Habakuk 1.14–15, Habakuk 1.16, Habakuk 2.1, Habakuk 2.2, Habakuk 2.2–5, Habakuk 2.2–20, Habakuk 2.3, Habakuk 2.4, Habakuk 2.6–8, Habakuk 2.6–20, Habacuc 2.9–11, Habakuk 2.12–14, Habacuc 2.15–17, Habakuk 2.18–20, Habakuk 2.20, Habakuk 3.1–19, Habakuk 3.2, Habakuk 3.3, Habakuk 3.3–15, Habakuk 3.4, Habakuk 3.5, Habakuk 3.5–6, Habakuk 3.7, Habakuk 3.8, Habakuk 3.8–15, Habakuk 3.9–11, Habakuk 3.10, Habakuk 3.11, Habakuk 3.15, Habakuk 3.16, Habakuk 3.17–19, Habakuk 3.19</w:t>
       </w:r>
-      <w:r/>
-    </w:p>
-    <w:p>
-      <w:r/>
-      <w:r>
+      <w:r>
+        <w:rPr>
+          <w:lang w:val="fr_FR" w:bidi="fr_FR"/>
+        </w:rPr>
+      </w:r>
+    </w:p>
+    <w:p>
+      <w:pPr/>
+      <w:r>
+        <w:rPr>
+          <w:lang w:val="fr_FR" w:bidi="fr_FR"/>
+        </w:rPr>
+      </w:r>
+      <w:r>
+        <w:rPr>
+          <w:lang w:val="fr_FR" w:bidi="fr_FR"/>
+        </w:rPr>
         <w:t xml:space="preserve"> </w:t>
       </w:r>
-      <w:r/>
-      <w:r/>
+      <w:r>
+        <w:rPr>
+          <w:lang w:val="fr_FR" w:bidi="fr_FR"/>
+        </w:rPr>
+      </w:r>
+      <w:r>
+        <w:rPr>
+          <w:lang w:val="fr_FR" w:bidi="fr_FR"/>
+        </w:rPr>
+      </w:r>
     </w:p>
     <w:p>
       <w:pPr>
@@ -150,25 +260,48 @@
       </w:pPr>
     </w:p>
     <w:p>
-      <w:r/>
+      <w:pPr/>
+      <w:r>
+        <w:rPr>
+          <w:lang w:val="fr_FR" w:bidi="fr_FR"/>
+        </w:rPr>
+      </w:r>
     </w:p>
     <w:p>
       <w:pPr>
         <w:pStyle w:val="Heading2"/>
       </w:pPr>
       <w:r>
+        <w:rPr>
+          <w:lang w:val="fr_FR" w:bidi="fr_FR"/>
+        </w:rPr>
         <w:t>Habakuk 1.1</w:t>
       </w:r>
-      <w:r/>
-    </w:p>
-    <w:p>
-      <w:r/>
-      <w:r>
+      <w:r>
+        <w:rPr>
+          <w:lang w:val="fr_FR" w:bidi="fr_FR"/>
+        </w:rPr>
+      </w:r>
+    </w:p>
+    <w:p>
+      <w:pPr/>
+      <w:r>
+        <w:rPr>
+          <w:lang w:val="fr_FR" w:bidi="fr_FR"/>
+        </w:rPr>
+      </w:r>
+      <w:r>
+        <w:rPr>
+          <w:lang w:val="fr_FR" w:bidi="fr_FR"/>
+        </w:rPr>
         <w:t xml:space="preserve">Le mot oracle désigne le livre comme étant la révélation de Dieu à travers son prophète (cf. </w:t>
       </w:r>
       <w:hyperlink r:id="rId15">
         <w:r>
           <w:rPr>
+            <w:lang w:val="fr_FR" w:bidi="fr_FR"/>
+          </w:rPr>
+          <w:rPr>
             <w:color w:val="0000EE"/>
             <w:u w:val="single"/>
           </w:rPr>
@@ -176,11 +309,17 @@
         </w:r>
       </w:hyperlink>
       <w:r>
+        <w:rPr>
+          <w:lang w:val="fr_FR" w:bidi="fr_FR"/>
+        </w:rPr>
         <w:t xml:space="preserve"> ; </w:t>
       </w:r>
       <w:hyperlink r:id="rId16">
         <w:r>
           <w:rPr>
+            <w:lang w:val="fr_FR" w:bidi="fr_FR"/>
+          </w:rPr>
+          <w:rPr>
             <w:color w:val="0000EE"/>
             <w:u w:val="single"/>
           </w:rPr>
@@ -188,31 +327,65 @@
         </w:r>
       </w:hyperlink>
       <w:r>
+        <w:rPr>
+          <w:lang w:val="fr_FR" w:bidi="fr_FR"/>
+        </w:rPr>
         <w:t>).</w:t>
       </w:r>
-      <w:r/>
-      <w:r/>
-    </w:p>
-    <w:p>
-      <w:r/>
+      <w:r>
+        <w:rPr>
+          <w:lang w:val="fr_FR" w:bidi="fr_FR"/>
+        </w:rPr>
+      </w:r>
+      <w:r>
+        <w:rPr>
+          <w:lang w:val="fr_FR" w:bidi="fr_FR"/>
+        </w:rPr>
+      </w:r>
+    </w:p>
+    <w:p>
+      <w:pPr/>
+      <w:r>
+        <w:rPr>
+          <w:lang w:val="fr_FR" w:bidi="fr_FR"/>
+        </w:rPr>
+      </w:r>
     </w:p>
     <w:p>
       <w:pPr>
         <w:pStyle w:val="Heading2"/>
       </w:pPr>
       <w:r>
+        <w:rPr>
+          <w:lang w:val="fr_FR" w:bidi="fr_FR"/>
+        </w:rPr>
         <w:t>Habakuk 1.2</w:t>
       </w:r>
-      <w:r/>
-    </w:p>
-    <w:p>
-      <w:r/>
-      <w:r>
+      <w:r>
+        <w:rPr>
+          <w:lang w:val="fr_FR" w:bidi="fr_FR"/>
+        </w:rPr>
+      </w:r>
+    </w:p>
+    <w:p>
+      <w:pPr/>
+      <w:r>
+        <w:rPr>
+          <w:lang w:val="fr_FR" w:bidi="fr_FR"/>
+        </w:rPr>
+      </w:r>
+      <w:r>
+        <w:rPr>
+          <w:lang w:val="fr_FR" w:bidi="fr_FR"/>
+        </w:rPr>
         <w:t xml:space="preserve">J’ai crié, Et tu n’écoutes pas ! : Le motif invocation/exaucement dans les Écritures démontre souvent la confiance du locuteur en Dieu comme refuge ou guide (voir </w:t>
       </w:r>
       <w:hyperlink r:id="rId17">
         <w:r>
           <w:rPr>
+            <w:lang w:val="fr_FR" w:bidi="fr_FR"/>
+          </w:rPr>
+          <w:rPr>
             <w:color w:val="0000EE"/>
             <w:u w:val="single"/>
           </w:rPr>
@@ -220,11 +393,17 @@
         </w:r>
       </w:hyperlink>
       <w:r>
+        <w:rPr>
+          <w:lang w:val="fr_FR" w:bidi="fr_FR"/>
+        </w:rPr>
         <w:t>) et indique une communion intime entre le fidèle et Dieu (</w:t>
       </w:r>
       <w:hyperlink r:id="rId18">
         <w:r>
           <w:rPr>
+            <w:lang w:val="fr_FR" w:bidi="fr_FR"/>
+          </w:rPr>
+          <w:rPr>
             <w:color w:val="0000EE"/>
             <w:u w:val="single"/>
           </w:rPr>
@@ -232,11 +411,17 @@
         </w:r>
       </w:hyperlink>
       <w:r>
+        <w:rPr>
+          <w:lang w:val="fr_FR" w:bidi="fr_FR"/>
+        </w:rPr>
         <w:t xml:space="preserve">; </w:t>
       </w:r>
       <w:hyperlink r:id="rId19">
         <w:r>
           <w:rPr>
+            <w:lang w:val="fr_FR" w:bidi="fr_FR"/>
+          </w:rPr>
+          <w:rPr>
             <w:color w:val="0000EE"/>
             <w:u w:val="single"/>
           </w:rPr>
@@ -244,31 +429,65 @@
         </w:r>
       </w:hyperlink>
       <w:r>
+        <w:rPr>
+          <w:lang w:val="fr_FR" w:bidi="fr_FR"/>
+        </w:rPr>
         <w:t>).</w:t>
       </w:r>
-      <w:r/>
-      <w:r/>
-    </w:p>
-    <w:p>
-      <w:r/>
+      <w:r>
+        <w:rPr>
+          <w:lang w:val="fr_FR" w:bidi="fr_FR"/>
+        </w:rPr>
+      </w:r>
+      <w:r>
+        <w:rPr>
+          <w:lang w:val="fr_FR" w:bidi="fr_FR"/>
+        </w:rPr>
+      </w:r>
+    </w:p>
+    <w:p>
+      <w:pPr/>
+      <w:r>
+        <w:rPr>
+          <w:lang w:val="fr_FR" w:bidi="fr_FR"/>
+        </w:rPr>
+      </w:r>
     </w:p>
     <w:p>
       <w:pPr>
         <w:pStyle w:val="Heading2"/>
       </w:pPr>
       <w:r>
+        <w:rPr>
+          <w:lang w:val="fr_FR" w:bidi="fr_FR"/>
+        </w:rPr>
         <w:t>Habakuk 1.2–4</w:t>
       </w:r>
-      <w:r/>
-    </w:p>
-    <w:p>
-      <w:r/>
-      <w:r>
+      <w:r>
+        <w:rPr>
+          <w:lang w:val="fr_FR" w:bidi="fr_FR"/>
+        </w:rPr>
+      </w:r>
+    </w:p>
+    <w:p>
+      <w:pPr/>
+      <w:r>
+        <w:rPr>
+          <w:lang w:val="fr_FR" w:bidi="fr_FR"/>
+        </w:rPr>
+      </w:r>
+      <w:r>
+        <w:rPr>
+          <w:lang w:val="fr_FR" w:bidi="fr_FR"/>
+        </w:rPr>
         <w:t>Pour Habakuk, Dieu semblait indifférent au mal qui gagnait la société en Juda (</w:t>
       </w:r>
       <w:hyperlink r:id="rId20">
         <w:r>
           <w:rPr>
+            <w:lang w:val="fr_FR" w:bidi="fr_FR"/>
+          </w:rPr>
+          <w:rPr>
             <w:color w:val="0000EE"/>
             <w:u w:val="single"/>
           </w:rPr>
@@ -276,11 +495,17 @@
         </w:r>
       </w:hyperlink>
       <w:r>
+        <w:rPr>
+          <w:lang w:val="fr_FR" w:bidi="fr_FR"/>
+        </w:rPr>
         <w:t>) et insensible à ses plaintes à ce sujet (</w:t>
       </w:r>
       <w:hyperlink r:id="rId21">
         <w:r>
           <w:rPr>
+            <w:lang w:val="fr_FR" w:bidi="fr_FR"/>
+          </w:rPr>
+          <w:rPr>
             <w:color w:val="0000EE"/>
             <w:u w:val="single"/>
           </w:rPr>
@@ -288,57 +513,125 @@
         </w:r>
       </w:hyperlink>
       <w:r>
+        <w:rPr>
+          <w:lang w:val="fr_FR" w:bidi="fr_FR"/>
+        </w:rPr>
         <w:t>).</w:t>
       </w:r>
-      <w:r/>
-      <w:r/>
-    </w:p>
-    <w:p>
-      <w:r/>
+      <w:r>
+        <w:rPr>
+          <w:lang w:val="fr_FR" w:bidi="fr_FR"/>
+        </w:rPr>
+      </w:r>
+      <w:r>
+        <w:rPr>
+          <w:lang w:val="fr_FR" w:bidi="fr_FR"/>
+        </w:rPr>
+      </w:r>
+    </w:p>
+    <w:p>
+      <w:pPr/>
+      <w:r>
+        <w:rPr>
+          <w:lang w:val="fr_FR" w:bidi="fr_FR"/>
+        </w:rPr>
+      </w:r>
     </w:p>
     <w:p>
       <w:pPr>
         <w:pStyle w:val="Heading2"/>
       </w:pPr>
       <w:r>
+        <w:rPr>
+          <w:lang w:val="fr_FR" w:bidi="fr_FR"/>
+        </w:rPr>
         <w:t>Habakuk 1.3</w:t>
       </w:r>
-      <w:r/>
-    </w:p>
-    <w:p>
-      <w:r/>
-      <w:r>
+      <w:r>
+        <w:rPr>
+          <w:lang w:val="fr_FR" w:bidi="fr_FR"/>
+        </w:rPr>
+      </w:r>
+    </w:p>
+    <w:p>
+      <w:pPr/>
+      <w:r>
+        <w:rPr>
+          <w:lang w:val="fr_FR" w:bidi="fr_FR"/>
+        </w:rPr>
+      </w:r>
+      <w:r>
+        <w:rPr>
+          <w:lang w:val="fr_FR" w:bidi="fr_FR"/>
+        </w:rPr>
         <w:t xml:space="preserve">À l’époque d’Habakuk, la destruction et la violence gagnaient la société judéenne (voir </w:t>
       </w:r>
       <w:r>
+        <w:rPr>
+          <w:lang w:val="fr_FR" w:bidi="fr_FR"/>
+        </w:rPr>
         <w:t>Introduction au livre d’Habakuk</w:t>
       </w:r>
       <w:r>
+        <w:rPr>
+          <w:lang w:val="fr_FR" w:bidi="fr_FR"/>
+        </w:rPr>
         <w:t>, « Contexte »).</w:t>
       </w:r>
-      <w:r/>
-      <w:r/>
-    </w:p>
-    <w:p>
-      <w:r/>
+      <w:r>
+        <w:rPr>
+          <w:lang w:val="fr_FR" w:bidi="fr_FR"/>
+        </w:rPr>
+      </w:r>
+      <w:r>
+        <w:rPr>
+          <w:lang w:val="fr_FR" w:bidi="fr_FR"/>
+        </w:rPr>
+      </w:r>
+    </w:p>
+    <w:p>
+      <w:pPr/>
+      <w:r>
+        <w:rPr>
+          <w:lang w:val="fr_FR" w:bidi="fr_FR"/>
+        </w:rPr>
+      </w:r>
     </w:p>
     <w:p>
       <w:pPr>
         <w:pStyle w:val="Heading2"/>
       </w:pPr>
       <w:r>
+        <w:rPr>
+          <w:lang w:val="fr_FR" w:bidi="fr_FR"/>
+        </w:rPr>
         <w:t>Habakuk 1.4</w:t>
       </w:r>
-      <w:r/>
-    </w:p>
-    <w:p>
-      <w:r/>
-      <w:r>
+      <w:r>
+        <w:rPr>
+          <w:lang w:val="fr_FR" w:bidi="fr_FR"/>
+        </w:rPr>
+      </w:r>
+    </w:p>
+    <w:p>
+      <w:pPr/>
+      <w:r>
+        <w:rPr>
+          <w:lang w:val="fr_FR" w:bidi="fr_FR"/>
+        </w:rPr>
+      </w:r>
+      <w:r>
+        <w:rPr>
+          <w:lang w:val="fr_FR" w:bidi="fr_FR"/>
+        </w:rPr>
         <w:t xml:space="preserve">Habakuk exprime son inquiétude face à l'injustice et à l'iniquité qu'il voyait tout autour de lui (voir </w:t>
       </w:r>
       <w:hyperlink r:id="rId22">
         <w:r>
           <w:rPr>
+            <w:lang w:val="fr_FR" w:bidi="fr_FR"/>
+          </w:rPr>
+          <w:rPr>
             <w:color w:val="0000EE"/>
             <w:u w:val="single"/>
           </w:rPr>
@@ -346,11 +639,17 @@
         </w:r>
       </w:hyperlink>
       <w:r>
+        <w:rPr>
+          <w:lang w:val="fr_FR" w:bidi="fr_FR"/>
+        </w:rPr>
         <w:t xml:space="preserve"> ; </w:t>
       </w:r>
       <w:hyperlink r:id="rId23">
         <w:r>
           <w:rPr>
+            <w:lang w:val="fr_FR" w:bidi="fr_FR"/>
+          </w:rPr>
+          <w:rPr>
             <w:color w:val="0000EE"/>
             <w:u w:val="single"/>
           </w:rPr>
@@ -358,11 +657,17 @@
         </w:r>
       </w:hyperlink>
       <w:r>
+        <w:rPr>
+          <w:lang w:val="fr_FR" w:bidi="fr_FR"/>
+        </w:rPr>
         <w:t xml:space="preserve">, </w:t>
       </w:r>
       <w:hyperlink r:id="rId24">
         <w:r>
           <w:rPr>
+            <w:lang w:val="fr_FR" w:bidi="fr_FR"/>
+          </w:rPr>
+          <w:rPr>
             <w:color w:val="0000EE"/>
             <w:u w:val="single"/>
           </w:rPr>
@@ -370,49 +675,91 @@
         </w:r>
       </w:hyperlink>
       <w:r>
+        <w:rPr>
+          <w:lang w:val="fr_FR" w:bidi="fr_FR"/>
+        </w:rPr>
         <w:t>), même dans les tribunaux, où la loi n'était plus efficace pour maintenir la justice.</w:t>
       </w:r>
-      <w:r/>
-      <w:r/>
-    </w:p>
-    <w:p>
-      <w:r/>
+      <w:r>
+        <w:rPr>
+          <w:lang w:val="fr_FR" w:bidi="fr_FR"/>
+        </w:rPr>
+      </w:r>
+      <w:r>
+        <w:rPr>
+          <w:lang w:val="fr_FR" w:bidi="fr_FR"/>
+        </w:rPr>
+      </w:r>
+    </w:p>
+    <w:p>
+      <w:pPr/>
+      <w:r>
+        <w:rPr>
+          <w:lang w:val="fr_FR" w:bidi="fr_FR"/>
+        </w:rPr>
+      </w:r>
     </w:p>
     <w:p>
       <w:pPr>
         <w:pStyle w:val="Heading2"/>
       </w:pPr>
       <w:r>
+        <w:rPr>
+          <w:lang w:val="fr_FR" w:bidi="fr_FR"/>
+        </w:rPr>
         <w:t>Habakuk 1.5</w:t>
       </w:r>
-      <w:r/>
-    </w:p>
-    <w:p>
-      <w:r/>
-      <w:r>
+      <w:r>
+        <w:rPr>
+          <w:lang w:val="fr_FR" w:bidi="fr_FR"/>
+        </w:rPr>
+      </w:r>
+    </w:p>
+    <w:p>
+      <w:pPr/>
+      <w:r>
+        <w:rPr>
+          <w:lang w:val="fr_FR" w:bidi="fr_FR"/>
+        </w:rPr>
+      </w:r>
+      <w:r>
+        <w:rPr>
+          <w:lang w:val="fr_FR" w:bidi="fr_FR"/>
+        </w:rPr>
         <w:t xml:space="preserve">Jetez les yeux… regardez : Deux verbes hébreux différents sont traduits par </w:t>
       </w:r>
       <w:r>
         <w:rPr>
           <w:i/>
+          <w:lang w:val="fr_FR" w:bidi="fr_FR"/>
         </w:rPr>
         <w:t>voir</w:t>
       </w:r>
       <w:r>
+        <w:rPr>
+          <w:lang w:val="fr_FR" w:bidi="fr_FR"/>
+        </w:rPr>
         <w:t xml:space="preserve"> et </w:t>
       </w:r>
       <w:r>
         <w:rPr>
           <w:i/>
+          <w:lang w:val="fr_FR" w:bidi="fr_FR"/>
         </w:rPr>
         <w:t>contempler</w:t>
       </w:r>
       <w:r>
+        <w:rPr>
+          <w:lang w:val="fr_FR" w:bidi="fr_FR"/>
+        </w:rPr>
         <w:t xml:space="preserve"> au verset </w:t>
       </w:r>
       <w:hyperlink r:id="rId25">
         <w:r>
           <w:rPr>
+            <w:lang w:val="fr_FR" w:bidi="fr_FR"/>
+          </w:rPr>
+          <w:rPr>
             <w:color w:val="0000EE"/>
             <w:u w:val="single"/>
           </w:rPr>
@@ -420,11 +767,17 @@
         </w:r>
       </w:hyperlink>
       <w:r>
+        <w:rPr>
+          <w:lang w:val="fr_FR" w:bidi="fr_FR"/>
+        </w:rPr>
         <w:t xml:space="preserve">. Ces verbes forment un lien littéraire entre les questions d’Habakuk au verset </w:t>
       </w:r>
       <w:hyperlink r:id="rId25">
         <w:r>
           <w:rPr>
+            <w:lang w:val="fr_FR" w:bidi="fr_FR"/>
+          </w:rPr>
+          <w:rPr>
             <w:color w:val="0000EE"/>
             <w:u w:val="single"/>
           </w:rPr>
@@ -432,11 +785,17 @@
         </w:r>
       </w:hyperlink>
       <w:r>
+        <w:rPr>
+          <w:lang w:val="fr_FR" w:bidi="fr_FR"/>
+        </w:rPr>
         <w:t xml:space="preserve"> et la réponse de Dieu aux versets </w:t>
       </w:r>
       <w:hyperlink r:id="rId26">
         <w:r>
           <w:rPr>
+            <w:lang w:val="fr_FR" w:bidi="fr_FR"/>
+          </w:rPr>
+          <w:rPr>
             <w:color w:val="0000EE"/>
             <w:u w:val="single"/>
           </w:rPr>
@@ -444,71 +803,161 @@
         </w:r>
       </w:hyperlink>
       <w:r>
+        <w:rPr>
+          <w:lang w:val="fr_FR" w:bidi="fr_FR"/>
+        </w:rPr>
         <w:t>.</w:t>
       </w:r>
-      <w:r/>
-      <w:r/>
-    </w:p>
-    <w:p>
-      <w:r/>
+      <w:r>
+        <w:rPr>
+          <w:lang w:val="fr_FR" w:bidi="fr_FR"/>
+        </w:rPr>
+      </w:r>
+      <w:r>
+        <w:rPr>
+          <w:lang w:val="fr_FR" w:bidi="fr_FR"/>
+        </w:rPr>
+      </w:r>
+    </w:p>
+    <w:p>
+      <w:pPr/>
+      <w:r>
+        <w:rPr>
+          <w:lang w:val="fr_FR" w:bidi="fr_FR"/>
+        </w:rPr>
+      </w:r>
     </w:p>
     <w:p>
       <w:pPr>
         <w:pStyle w:val="Heading2"/>
       </w:pPr>
       <w:r>
+        <w:rPr>
+          <w:lang w:val="fr_FR" w:bidi="fr_FR"/>
+        </w:rPr>
         <w:t>Habakuk 1.5–11</w:t>
       </w:r>
-      <w:r/>
-    </w:p>
-    <w:p>
-      <w:r/>
-      <w:r>
+      <w:r>
+        <w:rPr>
+          <w:lang w:val="fr_FR" w:bidi="fr_FR"/>
+        </w:rPr>
+      </w:r>
+    </w:p>
+    <w:p>
+      <w:pPr/>
+      <w:r>
+        <w:rPr>
+          <w:lang w:val="fr_FR" w:bidi="fr_FR"/>
+        </w:rPr>
+      </w:r>
+      <w:r>
+        <w:rPr>
+          <w:lang w:val="fr_FR" w:bidi="fr_FR"/>
+        </w:rPr>
         <w:t>La réponse de Dieu à la question d’Habakuk est surprenante. Dieu enverra un peuple violent, les Babyloniens, pour s’occuper de la violence en Juda. L’armée babylonienne, bien entraînée et aguerrie, était une force imparable.</w:t>
       </w:r>
-      <w:r/>
-      <w:r/>
-    </w:p>
-    <w:p>
-      <w:r/>
+      <w:r>
+        <w:rPr>
+          <w:lang w:val="fr_FR" w:bidi="fr_FR"/>
+        </w:rPr>
+      </w:r>
+      <w:r>
+        <w:rPr>
+          <w:lang w:val="fr_FR" w:bidi="fr_FR"/>
+        </w:rPr>
+      </w:r>
+    </w:p>
+    <w:p>
+      <w:pPr/>
+      <w:r>
+        <w:rPr>
+          <w:lang w:val="fr_FR" w:bidi="fr_FR"/>
+        </w:rPr>
+      </w:r>
     </w:p>
     <w:p>
       <w:pPr>
         <w:pStyle w:val="Heading2"/>
       </w:pPr>
       <w:r>
+        <w:rPr>
+          <w:lang w:val="fr_FR" w:bidi="fr_FR"/>
+        </w:rPr>
         <w:t>Habakuk 1.7</w:t>
       </w:r>
-      <w:r/>
-    </w:p>
-    <w:p>
-      <w:r/>
-      <w:r>
+      <w:r>
+        <w:rPr>
+          <w:lang w:val="fr_FR" w:bidi="fr_FR"/>
+        </w:rPr>
+      </w:r>
+    </w:p>
+    <w:p>
+      <w:pPr/>
+      <w:r>
+        <w:rPr>
+          <w:lang w:val="fr_FR" w:bidi="fr_FR"/>
+        </w:rPr>
+      </w:r>
+      <w:r>
+        <w:rPr>
+          <w:lang w:val="fr_FR" w:bidi="fr_FR"/>
+        </w:rPr>
         <w:t>De lui seul viennent son droit et sa grandeur : Aucun soulagement de l'injustice ne viendrait des Babyloniens. Ils suivaient leur propre loi, ce qui ajoutait à la perplexité du prophète face à la décision de Dieu de les utiliser pour punir Juda.</w:t>
       </w:r>
-      <w:r/>
-      <w:r/>
-    </w:p>
-    <w:p>
-      <w:r/>
+      <w:r>
+        <w:rPr>
+          <w:lang w:val="fr_FR" w:bidi="fr_FR"/>
+        </w:rPr>
+      </w:r>
+      <w:r>
+        <w:rPr>
+          <w:lang w:val="fr_FR" w:bidi="fr_FR"/>
+        </w:rPr>
+      </w:r>
+    </w:p>
+    <w:p>
+      <w:pPr/>
+      <w:r>
+        <w:rPr>
+          <w:lang w:val="fr_FR" w:bidi="fr_FR"/>
+        </w:rPr>
+      </w:r>
     </w:p>
     <w:p>
       <w:pPr>
         <w:pStyle w:val="Heading2"/>
       </w:pPr>
       <w:r>
+        <w:rPr>
+          <w:lang w:val="fr_FR" w:bidi="fr_FR"/>
+        </w:rPr>
         <w:t>Habakuk 1.8</w:t>
       </w:r>
-      <w:r/>
-    </w:p>
-    <w:p>
-      <w:r/>
-      <w:r>
+      <w:r>
+        <w:rPr>
+          <w:lang w:val="fr_FR" w:bidi="fr_FR"/>
+        </w:rPr>
+      </w:r>
+    </w:p>
+    <w:p>
+      <w:pPr/>
+      <w:r>
+        <w:rPr>
+          <w:lang w:val="fr_FR" w:bidi="fr_FR"/>
+        </w:rPr>
+      </w:r>
+      <w:r>
+        <w:rPr>
+          <w:lang w:val="fr_FR" w:bidi="fr_FR"/>
+        </w:rPr>
         <w:t xml:space="preserve">Les mentions claires de léopards, de loups, et d’aigles dépeignent la vitesse, la férocité et la nature prédatrice des attaques babyloniennes contre Juda (voir </w:t>
       </w:r>
       <w:hyperlink r:id="rId27">
         <w:r>
           <w:rPr>
+            <w:lang w:val="fr_FR" w:bidi="fr_FR"/>
+          </w:rPr>
+          <w:rPr>
             <w:color w:val="0000EE"/>
             <w:u w:val="single"/>
           </w:rPr>
@@ -516,11 +965,17 @@
         </w:r>
       </w:hyperlink>
       <w:r>
+        <w:rPr>
+          <w:lang w:val="fr_FR" w:bidi="fr_FR"/>
+        </w:rPr>
         <w:t xml:space="preserve">; </w:t>
       </w:r>
       <w:hyperlink r:id="rId28">
         <w:r>
           <w:rPr>
+            <w:lang w:val="fr_FR" w:bidi="fr_FR"/>
+          </w:rPr>
+          <w:rPr>
             <w:color w:val="0000EE"/>
             <w:u w:val="single"/>
           </w:rPr>
@@ -528,11 +983,17 @@
         </w:r>
       </w:hyperlink>
       <w:r>
+        <w:rPr>
+          <w:lang w:val="fr_FR" w:bidi="fr_FR"/>
+        </w:rPr>
         <w:t xml:space="preserve">; </w:t>
       </w:r>
       <w:hyperlink r:id="rId29">
         <w:r>
           <w:rPr>
+            <w:lang w:val="fr_FR" w:bidi="fr_FR"/>
+          </w:rPr>
+          <w:rPr>
             <w:color w:val="0000EE"/>
             <w:u w:val="single"/>
           </w:rPr>
@@ -540,31 +1001,65 @@
         </w:r>
       </w:hyperlink>
       <w:r>
+        <w:rPr>
+          <w:lang w:val="fr_FR" w:bidi="fr_FR"/>
+        </w:rPr>
         <w:t>).</w:t>
       </w:r>
-      <w:r/>
-      <w:r/>
-    </w:p>
-    <w:p>
-      <w:r/>
+      <w:r>
+        <w:rPr>
+          <w:lang w:val="fr_FR" w:bidi="fr_FR"/>
+        </w:rPr>
+      </w:r>
+      <w:r>
+        <w:rPr>
+          <w:lang w:val="fr_FR" w:bidi="fr_FR"/>
+        </w:rPr>
+      </w:r>
+    </w:p>
+    <w:p>
+      <w:pPr/>
+      <w:r>
+        <w:rPr>
+          <w:lang w:val="fr_FR" w:bidi="fr_FR"/>
+        </w:rPr>
+      </w:r>
     </w:p>
     <w:p>
       <w:pPr>
         <w:pStyle w:val="Heading2"/>
       </w:pPr>
       <w:r>
+        <w:rPr>
+          <w:lang w:val="fr_FR" w:bidi="fr_FR"/>
+        </w:rPr>
         <w:t>Habakuk 1.9</w:t>
       </w:r>
-      <w:r/>
-    </w:p>
-    <w:p>
-      <w:r/>
-      <w:r>
+      <w:r>
+        <w:rPr>
+          <w:lang w:val="fr_FR" w:bidi="fr_FR"/>
+        </w:rPr>
+      </w:r>
+    </w:p>
+    <w:p>
+      <w:pPr/>
+      <w:r>
+        <w:rPr>
+          <w:lang w:val="fr_FR" w:bidi="fr_FR"/>
+        </w:rPr>
+      </w:r>
+      <w:r>
+        <w:rPr>
+          <w:lang w:val="fr_FR" w:bidi="fr_FR"/>
+        </w:rPr>
         <w:t xml:space="preserve">Les Babyloniens ont en effet emmené de nombreux prisonniers de Juda en exil entre 605 et 586 av. J.‑C. (voir </w:t>
       </w:r>
       <w:hyperlink r:id="rId30">
         <w:r>
           <w:rPr>
+            <w:lang w:val="fr_FR" w:bidi="fr_FR"/>
+          </w:rPr>
+          <w:rPr>
             <w:color w:val="0000EE"/>
             <w:u w:val="single"/>
           </w:rPr>
@@ -572,31 +1067,65 @@
         </w:r>
       </w:hyperlink>
       <w:r>
+        <w:rPr>
+          <w:lang w:val="fr_FR" w:bidi="fr_FR"/>
+        </w:rPr>
         <w:t>).</w:t>
       </w:r>
-      <w:r/>
-      <w:r/>
-    </w:p>
-    <w:p>
-      <w:r/>
+      <w:r>
+        <w:rPr>
+          <w:lang w:val="fr_FR" w:bidi="fr_FR"/>
+        </w:rPr>
+      </w:r>
+      <w:r>
+        <w:rPr>
+          <w:lang w:val="fr_FR" w:bidi="fr_FR"/>
+        </w:rPr>
+      </w:r>
+    </w:p>
+    <w:p>
+      <w:pPr/>
+      <w:r>
+        <w:rPr>
+          <w:lang w:val="fr_FR" w:bidi="fr_FR"/>
+        </w:rPr>
+      </w:r>
     </w:p>
     <w:p>
       <w:pPr>
         <w:pStyle w:val="Heading2"/>
       </w:pPr>
       <w:r>
+        <w:rPr>
+          <w:lang w:val="fr_FR" w:bidi="fr_FR"/>
+        </w:rPr>
         <w:t>Habakuk 1.10</w:t>
       </w:r>
-      <w:r/>
-    </w:p>
-    <w:p>
-      <w:r/>
-      <w:r>
+      <w:r>
+        <w:rPr>
+          <w:lang w:val="fr_FR" w:bidi="fr_FR"/>
+        </w:rPr>
+      </w:r>
+    </w:p>
+    <w:p>
+      <w:pPr/>
+      <w:r>
+        <w:rPr>
+          <w:lang w:val="fr_FR" w:bidi="fr_FR"/>
+        </w:rPr>
+      </w:r>
+      <w:r>
+        <w:rPr>
+          <w:lang w:val="fr_FR" w:bidi="fr_FR"/>
+        </w:rPr>
         <w:t xml:space="preserve">La tactique de bataille ancienne qui consistait à construire des rampes de terre contre les murs des villes attaquées est largement attestée dans l’ancien Proche-Orient (par exemple dans les versets </w:t>
       </w:r>
       <w:hyperlink r:id="rId31">
         <w:r>
           <w:rPr>
+            <w:lang w:val="fr_FR" w:bidi="fr_FR"/>
+          </w:rPr>
+          <w:rPr>
             <w:color w:val="0000EE"/>
             <w:u w:val="single"/>
           </w:rPr>
@@ -604,11 +1133,17 @@
         </w:r>
       </w:hyperlink>
       <w:r>
+        <w:rPr>
+          <w:lang w:val="fr_FR" w:bidi="fr_FR"/>
+        </w:rPr>
         <w:t xml:space="preserve"> ; </w:t>
       </w:r>
       <w:hyperlink r:id="rId32">
         <w:r>
           <w:rPr>
+            <w:lang w:val="fr_FR" w:bidi="fr_FR"/>
+          </w:rPr>
+          <w:rPr>
             <w:color w:val="0000EE"/>
             <w:u w:val="single"/>
           </w:rPr>
@@ -616,51 +1151,113 @@
         </w:r>
       </w:hyperlink>
       <w:r>
+        <w:rPr>
+          <w:lang w:val="fr_FR" w:bidi="fr_FR"/>
+        </w:rPr>
         <w:t>).</w:t>
       </w:r>
-      <w:r/>
-      <w:r/>
-    </w:p>
-    <w:p>
-      <w:r/>
+      <w:r>
+        <w:rPr>
+          <w:lang w:val="fr_FR" w:bidi="fr_FR"/>
+        </w:rPr>
+      </w:r>
+      <w:r>
+        <w:rPr>
+          <w:lang w:val="fr_FR" w:bidi="fr_FR"/>
+        </w:rPr>
+      </w:r>
+    </w:p>
+    <w:p>
+      <w:pPr/>
+      <w:r>
+        <w:rPr>
+          <w:lang w:val="fr_FR" w:bidi="fr_FR"/>
+        </w:rPr>
+      </w:r>
     </w:p>
     <w:p>
       <w:pPr>
         <w:pStyle w:val="Heading2"/>
       </w:pPr>
       <w:r>
+        <w:rPr>
+          <w:lang w:val="fr_FR" w:bidi="fr_FR"/>
+        </w:rPr>
         <w:t>Habakuk 1.11</w:t>
       </w:r>
-      <w:r/>
-    </w:p>
-    <w:p>
-      <w:r/>
-      <w:r>
+      <w:r>
+        <w:rPr>
+          <w:lang w:val="fr_FR" w:bidi="fr_FR"/>
+        </w:rPr>
+      </w:r>
+    </w:p>
+    <w:p>
+      <w:pPr/>
+      <w:r>
+        <w:rPr>
+          <w:lang w:val="fr_FR" w:bidi="fr_FR"/>
+        </w:rPr>
+      </w:r>
+      <w:r>
+        <w:rPr>
+          <w:lang w:val="fr_FR" w:bidi="fr_FR"/>
+        </w:rPr>
         <w:t>Sa force à lui, voilà son dieu : Les Babyloniens adoraient de nombreux faux dieux. La confiance arrogante qu’ils plaçaient dans leur force militaire équivalait à une idole de plus dans leur panthéon.</w:t>
       </w:r>
-      <w:r/>
-      <w:r/>
-    </w:p>
-    <w:p>
-      <w:r/>
+      <w:r>
+        <w:rPr>
+          <w:lang w:val="fr_FR" w:bidi="fr_FR"/>
+        </w:rPr>
+      </w:r>
+      <w:r>
+        <w:rPr>
+          <w:lang w:val="fr_FR" w:bidi="fr_FR"/>
+        </w:rPr>
+      </w:r>
+    </w:p>
+    <w:p>
+      <w:pPr/>
+      <w:r>
+        <w:rPr>
+          <w:lang w:val="fr_FR" w:bidi="fr_FR"/>
+        </w:rPr>
+      </w:r>
     </w:p>
     <w:p>
       <w:pPr>
         <w:pStyle w:val="Heading2"/>
       </w:pPr>
       <w:r>
+        <w:rPr>
+          <w:lang w:val="fr_FR" w:bidi="fr_FR"/>
+        </w:rPr>
         <w:t>Habakuk 1.12</w:t>
       </w:r>
-      <w:r/>
-    </w:p>
-    <w:p>
-      <w:r/>
-      <w:r>
+      <w:r>
+        <w:rPr>
+          <w:lang w:val="fr_FR" w:bidi="fr_FR"/>
+        </w:rPr>
+      </w:r>
+    </w:p>
+    <w:p>
+      <w:pPr/>
+      <w:r>
+        <w:rPr>
+          <w:lang w:val="fr_FR" w:bidi="fr_FR"/>
+        </w:rPr>
+      </w:r>
+      <w:r>
+        <w:rPr>
+          <w:lang w:val="fr_FR" w:bidi="fr_FR"/>
+        </w:rPr>
         <w:t xml:space="preserve">Malgré sa perplexité, Habakuk n’a pas renoncé à Dieu. Avec les mots « mon Dieu, mon Saint », il réaffirme son engagement envers le Seigneur avant de poser des questions sérieuses sur ce que Dieu lui a révélé. • Au vu du caractère de Dieu et de sa relation d’alliance avec Israël, Habakuk était certain que Dieu n’anéantirait pas son peuple. • pour exercer tes jugements : cf. </w:t>
       </w:r>
       <w:hyperlink r:id="rId33">
         <w:r>
           <w:rPr>
+            <w:lang w:val="fr_FR" w:bidi="fr_FR"/>
+          </w:rPr>
+          <w:rPr>
             <w:color w:val="0000EE"/>
             <w:u w:val="single"/>
           </w:rPr>
@@ -668,11 +1265,17 @@
         </w:r>
       </w:hyperlink>
       <w:r>
+        <w:rPr>
+          <w:lang w:val="fr_FR" w:bidi="fr_FR"/>
+        </w:rPr>
         <w:t xml:space="preserve">. • mon rocher : il s’agit d’une métaphore courante pour parler de la fidélité et de la force de Dieu (voir </w:t>
       </w:r>
       <w:hyperlink r:id="rId34">
         <w:r>
           <w:rPr>
+            <w:lang w:val="fr_FR" w:bidi="fr_FR"/>
+          </w:rPr>
+          <w:rPr>
             <w:color w:val="0000EE"/>
             <w:u w:val="single"/>
           </w:rPr>
@@ -680,11 +1283,17 @@
         </w:r>
       </w:hyperlink>
       <w:r>
+        <w:rPr>
+          <w:lang w:val="fr_FR" w:bidi="fr_FR"/>
+        </w:rPr>
         <w:t xml:space="preserve"> ; </w:t>
       </w:r>
       <w:hyperlink r:id="rId35">
         <w:r>
           <w:rPr>
+            <w:lang w:val="fr_FR" w:bidi="fr_FR"/>
+          </w:rPr>
+          <w:rPr>
             <w:color w:val="0000EE"/>
             <w:u w:val="single"/>
           </w:rPr>
@@ -692,11 +1301,17 @@
         </w:r>
       </w:hyperlink>
       <w:r>
+        <w:rPr>
+          <w:lang w:val="fr_FR" w:bidi="fr_FR"/>
+        </w:rPr>
         <w:t xml:space="preserve"> ; </w:t>
       </w:r>
       <w:hyperlink r:id="rId36">
         <w:r>
           <w:rPr>
+            <w:lang w:val="fr_FR" w:bidi="fr_FR"/>
+          </w:rPr>
+          <w:rPr>
             <w:color w:val="0000EE"/>
             <w:u w:val="single"/>
           </w:rPr>
@@ -704,11 +1319,17 @@
         </w:r>
       </w:hyperlink>
       <w:r>
+        <w:rPr>
+          <w:lang w:val="fr_FR" w:bidi="fr_FR"/>
+        </w:rPr>
         <w:t xml:space="preserve">; </w:t>
       </w:r>
       <w:hyperlink r:id="rId37">
         <w:r>
           <w:rPr>
+            <w:lang w:val="fr_FR" w:bidi="fr_FR"/>
+          </w:rPr>
+          <w:rPr>
             <w:color w:val="0000EE"/>
             <w:u w:val="single"/>
           </w:rPr>
@@ -716,11 +1337,17 @@
         </w:r>
       </w:hyperlink>
       <w:r>
+        <w:rPr>
+          <w:lang w:val="fr_FR" w:bidi="fr_FR"/>
+        </w:rPr>
         <w:t xml:space="preserve"> ; </w:t>
       </w:r>
       <w:hyperlink r:id="rId38">
         <w:r>
           <w:rPr>
+            <w:lang w:val="fr_FR" w:bidi="fr_FR"/>
+          </w:rPr>
+          <w:rPr>
             <w:color w:val="0000EE"/>
             <w:u w:val="single"/>
           </w:rPr>
@@ -728,31 +1355,65 @@
         </w:r>
       </w:hyperlink>
       <w:r>
+        <w:rPr>
+          <w:lang w:val="fr_FR" w:bidi="fr_FR"/>
+        </w:rPr>
         <w:t>).</w:t>
       </w:r>
-      <w:r/>
-      <w:r/>
-    </w:p>
-    <w:p>
-      <w:r/>
+      <w:r>
+        <w:rPr>
+          <w:lang w:val="fr_FR" w:bidi="fr_FR"/>
+        </w:rPr>
+      </w:r>
+      <w:r>
+        <w:rPr>
+          <w:lang w:val="fr_FR" w:bidi="fr_FR"/>
+        </w:rPr>
+      </w:r>
+    </w:p>
+    <w:p>
+      <w:pPr/>
+      <w:r>
+        <w:rPr>
+          <w:lang w:val="fr_FR" w:bidi="fr_FR"/>
+        </w:rPr>
+      </w:r>
     </w:p>
     <w:p>
       <w:pPr>
         <w:pStyle w:val="Heading2"/>
       </w:pPr>
       <w:r>
+        <w:rPr>
+          <w:lang w:val="fr_FR" w:bidi="fr_FR"/>
+        </w:rPr>
         <w:t>Habakuk 1.12–2.1</w:t>
       </w:r>
-      <w:r/>
-    </w:p>
-    <w:p>
-      <w:r/>
-      <w:r>
+      <w:r>
+        <w:rPr>
+          <w:lang w:val="fr_FR" w:bidi="fr_FR"/>
+        </w:rPr>
+      </w:r>
+    </w:p>
+    <w:p>
+      <w:pPr/>
+      <w:r>
+        <w:rPr>
+          <w:lang w:val="fr_FR" w:bidi="fr_FR"/>
+        </w:rPr>
+      </w:r>
+      <w:r>
+        <w:rPr>
+          <w:lang w:val="fr_FR" w:bidi="fr_FR"/>
+        </w:rPr>
         <w:t>Habakuk avait du mal à concilier la réponse de Dieu (</w:t>
       </w:r>
       <w:hyperlink r:id="rId26">
         <w:r>
           <w:rPr>
+            <w:lang w:val="fr_FR" w:bidi="fr_FR"/>
+          </w:rPr>
+          <w:rPr>
             <w:color w:val="0000EE"/>
             <w:u w:val="single"/>
           </w:rPr>
@@ -760,57 +1421,125 @@
         </w:r>
       </w:hyperlink>
       <w:r>
+        <w:rPr>
+          <w:lang w:val="fr_FR" w:bidi="fr_FR"/>
+        </w:rPr>
         <w:t>) et sa compréhension du caractère divin. Comment un Dieu saint et juste pouvait-il châtier Juda en utilisant un peuple plus injuste qu’eux ?</w:t>
       </w:r>
-      <w:r/>
-      <w:r/>
-    </w:p>
-    <w:p>
-      <w:r/>
+      <w:r>
+        <w:rPr>
+          <w:lang w:val="fr_FR" w:bidi="fr_FR"/>
+        </w:rPr>
+      </w:r>
+      <w:r>
+        <w:rPr>
+          <w:lang w:val="fr_FR" w:bidi="fr_FR"/>
+        </w:rPr>
+      </w:r>
+    </w:p>
+    <w:p>
+      <w:pPr/>
+      <w:r>
+        <w:rPr>
+          <w:lang w:val="fr_FR" w:bidi="fr_FR"/>
+        </w:rPr>
+      </w:r>
     </w:p>
     <w:p>
       <w:pPr>
         <w:pStyle w:val="Heading2"/>
       </w:pPr>
       <w:r>
+        <w:rPr>
+          <w:lang w:val="fr_FR" w:bidi="fr_FR"/>
+        </w:rPr>
         <w:t>Habakuk 1.14–15</w:t>
       </w:r>
-      <w:r/>
-    </w:p>
-    <w:p>
-      <w:r/>
-      <w:r>
+      <w:r>
+        <w:rPr>
+          <w:lang w:val="fr_FR" w:bidi="fr_FR"/>
+        </w:rPr>
+      </w:r>
+    </w:p>
+    <w:p>
+      <w:pPr/>
+      <w:r>
+        <w:rPr>
+          <w:lang w:val="fr_FR" w:bidi="fr_FR"/>
+        </w:rPr>
+      </w:r>
+      <w:r>
+        <w:rPr>
+          <w:lang w:val="fr_FR" w:bidi="fr_FR"/>
+        </w:rPr>
         <w:t>poissons… hameçons… filet : Habakuk décrit les Babyloniens comme des pêcheurs, attirant les peuples conquis.</w:t>
       </w:r>
-      <w:r/>
-      <w:r/>
-    </w:p>
-    <w:p>
-      <w:r/>
+      <w:r>
+        <w:rPr>
+          <w:lang w:val="fr_FR" w:bidi="fr_FR"/>
+        </w:rPr>
+      </w:r>
+      <w:r>
+        <w:rPr>
+          <w:lang w:val="fr_FR" w:bidi="fr_FR"/>
+        </w:rPr>
+      </w:r>
+    </w:p>
+    <w:p>
+      <w:pPr/>
+      <w:r>
+        <w:rPr>
+          <w:lang w:val="fr_FR" w:bidi="fr_FR"/>
+        </w:rPr>
+      </w:r>
     </w:p>
     <w:p>
       <w:pPr>
         <w:pStyle w:val="Heading2"/>
       </w:pPr>
       <w:r>
+        <w:rPr>
+          <w:lang w:val="fr_FR" w:bidi="fr_FR"/>
+        </w:rPr>
         <w:t>Habakuk 1.16</w:t>
       </w:r>
-      <w:r/>
-    </w:p>
-    <w:p>
-      <w:r/>
-      <w:r>
+      <w:r>
+        <w:rPr>
+          <w:lang w:val="fr_FR" w:bidi="fr_FR"/>
+        </w:rPr>
+      </w:r>
+    </w:p>
+    <w:p>
+      <w:pPr/>
+      <w:r>
+        <w:rPr>
+          <w:lang w:val="fr_FR" w:bidi="fr_FR"/>
+        </w:rPr>
+      </w:r>
+      <w:r>
+        <w:rPr>
+          <w:lang w:val="fr_FR" w:bidi="fr_FR"/>
+        </w:rPr>
         <w:t xml:space="preserve">Voir la </w:t>
       </w:r>
       <w:r>
+        <w:rPr>
+          <w:lang w:val="fr_FR" w:bidi="fr_FR"/>
+        </w:rPr>
         <w:t>note d’étude du verset 1.11</w:t>
       </w:r>
       <w:r>
+        <w:rPr>
+          <w:lang w:val="fr_FR" w:bidi="fr_FR"/>
+        </w:rPr>
         <w:t xml:space="preserve"> ; cf. </w:t>
       </w:r>
       <w:hyperlink r:id="rId39">
         <w:r>
           <w:rPr>
+            <w:lang w:val="fr_FR" w:bidi="fr_FR"/>
+          </w:rPr>
+          <w:rPr>
             <w:color w:val="0000EE"/>
             <w:u w:val="single"/>
           </w:rPr>
@@ -818,31 +1547,65 @@
         </w:r>
       </w:hyperlink>
       <w:r>
+        <w:rPr>
+          <w:lang w:val="fr_FR" w:bidi="fr_FR"/>
+        </w:rPr>
         <w:t>.</w:t>
       </w:r>
-      <w:r/>
-      <w:r/>
-    </w:p>
-    <w:p>
-      <w:r/>
+      <w:r>
+        <w:rPr>
+          <w:lang w:val="fr_FR" w:bidi="fr_FR"/>
+        </w:rPr>
+      </w:r>
+      <w:r>
+        <w:rPr>
+          <w:lang w:val="fr_FR" w:bidi="fr_FR"/>
+        </w:rPr>
+      </w:r>
+    </w:p>
+    <w:p>
+      <w:pPr/>
+      <w:r>
+        <w:rPr>
+          <w:lang w:val="fr_FR" w:bidi="fr_FR"/>
+        </w:rPr>
+      </w:r>
     </w:p>
     <w:p>
       <w:pPr>
         <w:pStyle w:val="Heading2"/>
       </w:pPr>
       <w:r>
+        <w:rPr>
+          <w:lang w:val="fr_FR" w:bidi="fr_FR"/>
+        </w:rPr>
         <w:t>Habakuk 2.1</w:t>
       </w:r>
-      <w:r/>
-    </w:p>
-    <w:p>
-      <w:r/>
-      <w:r>
+      <w:r>
+        <w:rPr>
+          <w:lang w:val="fr_FR" w:bidi="fr_FR"/>
+        </w:rPr>
+      </w:r>
+    </w:p>
+    <w:p>
+      <w:pPr/>
+      <w:r>
+        <w:rPr>
+          <w:lang w:val="fr_FR" w:bidi="fr_FR"/>
+        </w:rPr>
+      </w:r>
+      <w:r>
+        <w:rPr>
+          <w:lang w:val="fr_FR" w:bidi="fr_FR"/>
+        </w:rPr>
         <w:t xml:space="preserve">J’étais à mon poste… Je veillais : comme une sentinelle en service (voir aussi </w:t>
       </w:r>
       <w:hyperlink r:id="rId40">
         <w:r>
           <w:rPr>
+            <w:lang w:val="fr_FR" w:bidi="fr_FR"/>
+          </w:rPr>
+          <w:rPr>
             <w:color w:val="0000EE"/>
             <w:u w:val="single"/>
           </w:rPr>
@@ -850,11 +1613,17 @@
         </w:r>
       </w:hyperlink>
       <w:r>
+        <w:rPr>
+          <w:lang w:val="fr_FR" w:bidi="fr_FR"/>
+        </w:rPr>
         <w:t xml:space="preserve"> ; </w:t>
       </w:r>
       <w:hyperlink r:id="rId41">
         <w:r>
           <w:rPr>
+            <w:lang w:val="fr_FR" w:bidi="fr_FR"/>
+          </w:rPr>
+          <w:rPr>
             <w:color w:val="0000EE"/>
             <w:u w:val="single"/>
           </w:rPr>
@@ -862,11 +1631,17 @@
         </w:r>
       </w:hyperlink>
       <w:r>
+        <w:rPr>
+          <w:lang w:val="fr_FR" w:bidi="fr_FR"/>
+        </w:rPr>
         <w:t xml:space="preserve"> ; </w:t>
       </w:r>
       <w:hyperlink r:id="rId42">
         <w:r>
           <w:rPr>
+            <w:lang w:val="fr_FR" w:bidi="fr_FR"/>
+          </w:rPr>
+          <w:rPr>
             <w:color w:val="0000EE"/>
             <w:u w:val="single"/>
           </w:rPr>
@@ -874,71 +1649,161 @@
         </w:r>
       </w:hyperlink>
       <w:r>
+        <w:rPr>
+          <w:lang w:val="fr_FR" w:bidi="fr_FR"/>
+        </w:rPr>
         <w:t>), Habakuk attendait avec impatience de voir comment Dieu répondrait à sa plainte, même si cela signifiait être réprimandé par le Seigneur.</w:t>
       </w:r>
-      <w:r/>
-      <w:r/>
-    </w:p>
-    <w:p>
-      <w:r/>
+      <w:r>
+        <w:rPr>
+          <w:lang w:val="fr_FR" w:bidi="fr_FR"/>
+        </w:rPr>
+      </w:r>
+      <w:r>
+        <w:rPr>
+          <w:lang w:val="fr_FR" w:bidi="fr_FR"/>
+        </w:rPr>
+      </w:r>
+    </w:p>
+    <w:p>
+      <w:pPr/>
+      <w:r>
+        <w:rPr>
+          <w:lang w:val="fr_FR" w:bidi="fr_FR"/>
+        </w:rPr>
+      </w:r>
     </w:p>
     <w:p>
       <w:pPr>
         <w:pStyle w:val="Heading2"/>
       </w:pPr>
       <w:r>
+        <w:rPr>
+          <w:lang w:val="fr_FR" w:bidi="fr_FR"/>
+        </w:rPr>
         <w:t>Habakuk 2.2</w:t>
       </w:r>
-      <w:r/>
-    </w:p>
-    <w:p>
-      <w:r/>
-      <w:r>
+      <w:r>
+        <w:rPr>
+          <w:lang w:val="fr_FR" w:bidi="fr_FR"/>
+        </w:rPr>
+      </w:r>
+    </w:p>
+    <w:p>
+      <w:pPr/>
+      <w:r>
+        <w:rPr>
+          <w:lang w:val="fr_FR" w:bidi="fr_FR"/>
+        </w:rPr>
+      </w:r>
+      <w:r>
+        <w:rPr>
+          <w:lang w:val="fr_FR" w:bidi="fr_FR"/>
+        </w:rPr>
         <w:t>Dieu ordonne au prophète d’écrire la prophétie clairement afin qu’on la comprenne, qu’on la garde et qu’on la partage avec d’autres.</w:t>
       </w:r>
-      <w:r/>
-      <w:r/>
-    </w:p>
-    <w:p>
-      <w:r/>
+      <w:r>
+        <w:rPr>
+          <w:lang w:val="fr_FR" w:bidi="fr_FR"/>
+        </w:rPr>
+      </w:r>
+      <w:r>
+        <w:rPr>
+          <w:lang w:val="fr_FR" w:bidi="fr_FR"/>
+        </w:rPr>
+      </w:r>
+    </w:p>
+    <w:p>
+      <w:pPr/>
+      <w:r>
+        <w:rPr>
+          <w:lang w:val="fr_FR" w:bidi="fr_FR"/>
+        </w:rPr>
+      </w:r>
     </w:p>
     <w:p>
       <w:pPr>
         <w:pStyle w:val="Heading2"/>
       </w:pPr>
       <w:r>
+        <w:rPr>
+          <w:lang w:val="fr_FR" w:bidi="fr_FR"/>
+        </w:rPr>
         <w:t>Habakuk 2.2–5</w:t>
       </w:r>
-      <w:r/>
-    </w:p>
-    <w:p>
-      <w:r/>
-      <w:r>
+      <w:r>
+        <w:rPr>
+          <w:lang w:val="fr_FR" w:bidi="fr_FR"/>
+        </w:rPr>
+      </w:r>
+    </w:p>
+    <w:p>
+      <w:pPr/>
+      <w:r>
+        <w:rPr>
+          <w:lang w:val="fr_FR" w:bidi="fr_FR"/>
+        </w:rPr>
+      </w:r>
+      <w:r>
+        <w:rPr>
+          <w:lang w:val="fr_FR" w:bidi="fr_FR"/>
+        </w:rPr>
         <w:t>La mission d’Habakuk était de faire comprendre aux gens que, même si la justice de Dieu semble tarder à venir, elle viendra.</w:t>
       </w:r>
-      <w:r/>
-      <w:r/>
-    </w:p>
-    <w:p>
-      <w:r/>
+      <w:r>
+        <w:rPr>
+          <w:lang w:val="fr_FR" w:bidi="fr_FR"/>
+        </w:rPr>
+      </w:r>
+      <w:r>
+        <w:rPr>
+          <w:lang w:val="fr_FR" w:bidi="fr_FR"/>
+        </w:rPr>
+      </w:r>
+    </w:p>
+    <w:p>
+      <w:pPr/>
+      <w:r>
+        <w:rPr>
+          <w:lang w:val="fr_FR" w:bidi="fr_FR"/>
+        </w:rPr>
+      </w:r>
     </w:p>
     <w:p>
       <w:pPr>
         <w:pStyle w:val="Heading2"/>
       </w:pPr>
       <w:r>
+        <w:rPr>
+          <w:lang w:val="fr_FR" w:bidi="fr_FR"/>
+        </w:rPr>
         <w:t>Habakuk 2.2–20</w:t>
       </w:r>
-      <w:r/>
-    </w:p>
-    <w:p>
-      <w:r/>
-      <w:r>
+      <w:r>
+        <w:rPr>
+          <w:lang w:val="fr_FR" w:bidi="fr_FR"/>
+        </w:rPr>
+      </w:r>
+    </w:p>
+    <w:p>
+      <w:pPr/>
+      <w:r>
+        <w:rPr>
+          <w:lang w:val="fr_FR" w:bidi="fr_FR"/>
+        </w:rPr>
+      </w:r>
+      <w:r>
+        <w:rPr>
+          <w:lang w:val="fr_FR" w:bidi="fr_FR"/>
+        </w:rPr>
         <w:t>Dieu répond à la deuxième plainte d’Habakuk (</w:t>
       </w:r>
       <w:hyperlink r:id="rId43">
         <w:r>
           <w:rPr>
+            <w:lang w:val="fr_FR" w:bidi="fr_FR"/>
+          </w:rPr>
+          <w:rPr>
             <w:color w:val="0000EE"/>
             <w:u w:val="single"/>
           </w:rPr>
@@ -946,31 +1811,65 @@
         </w:r>
       </w:hyperlink>
       <w:r>
+        <w:rPr>
+          <w:lang w:val="fr_FR" w:bidi="fr_FR"/>
+        </w:rPr>
         <w:t>) sans expliquer pourquoi il a choisi d’utiliser les Babyloniens. À la place, il assure à Habakuk que toute forme de violence et d’injustice sera punie.</w:t>
       </w:r>
-      <w:r/>
-      <w:r/>
-    </w:p>
-    <w:p>
-      <w:r/>
+      <w:r>
+        <w:rPr>
+          <w:lang w:val="fr_FR" w:bidi="fr_FR"/>
+        </w:rPr>
+      </w:r>
+      <w:r>
+        <w:rPr>
+          <w:lang w:val="fr_FR" w:bidi="fr_FR"/>
+        </w:rPr>
+      </w:r>
+    </w:p>
+    <w:p>
+      <w:pPr/>
+      <w:r>
+        <w:rPr>
+          <w:lang w:val="fr_FR" w:bidi="fr_FR"/>
+        </w:rPr>
+      </w:r>
     </w:p>
     <w:p>
       <w:pPr>
         <w:pStyle w:val="Heading2"/>
       </w:pPr>
       <w:r>
+        <w:rPr>
+          <w:lang w:val="fr_FR" w:bidi="fr_FR"/>
+        </w:rPr>
         <w:t>Habakuk 2.3</w:t>
       </w:r>
-      <w:r/>
-    </w:p>
-    <w:p>
-      <w:r/>
-      <w:r>
+      <w:r>
+        <w:rPr>
+          <w:lang w:val="fr_FR" w:bidi="fr_FR"/>
+        </w:rPr>
+      </w:r>
+    </w:p>
+    <w:p>
+      <w:pPr/>
+      <w:r>
+        <w:rPr>
+          <w:lang w:val="fr_FR" w:bidi="fr_FR"/>
+        </w:rPr>
+      </w:r>
+      <w:r>
+        <w:rPr>
+          <w:lang w:val="fr_FR" w:bidi="fr_FR"/>
+        </w:rPr>
         <w:t xml:space="preserve">elle s’accomplira certainement : À un moment futur fixé, connu seulement du Seigneur, il interviendra dans l’histoire de la terre et l’amènera à une conclusion appropriée, en justifiant les justes et en jugeant les méchants. Le peuple de Dieu doit attendre patiemment, sachant que le plan divin est en cours (voir </w:t>
       </w:r>
       <w:hyperlink r:id="rId44">
         <w:r>
           <w:rPr>
+            <w:lang w:val="fr_FR" w:bidi="fr_FR"/>
+          </w:rPr>
+          <w:rPr>
             <w:color w:val="0000EE"/>
             <w:u w:val="single"/>
           </w:rPr>
@@ -978,31 +1877,65 @@
         </w:r>
       </w:hyperlink>
       <w:r>
+        <w:rPr>
+          <w:lang w:val="fr_FR" w:bidi="fr_FR"/>
+        </w:rPr>
         <w:t>).</w:t>
       </w:r>
-      <w:r/>
-      <w:r/>
-    </w:p>
-    <w:p>
-      <w:r/>
+      <w:r>
+        <w:rPr>
+          <w:lang w:val="fr_FR" w:bidi="fr_FR"/>
+        </w:rPr>
+      </w:r>
+      <w:r>
+        <w:rPr>
+          <w:lang w:val="fr_FR" w:bidi="fr_FR"/>
+        </w:rPr>
+      </w:r>
+    </w:p>
+    <w:p>
+      <w:pPr/>
+      <w:r>
+        <w:rPr>
+          <w:lang w:val="fr_FR" w:bidi="fr_FR"/>
+        </w:rPr>
+      </w:r>
     </w:p>
     <w:p>
       <w:pPr>
         <w:pStyle w:val="Heading2"/>
       </w:pPr>
       <w:r>
+        <w:rPr>
+          <w:lang w:val="fr_FR" w:bidi="fr_FR"/>
+        </w:rPr>
         <w:t>Habakuk 2.4</w:t>
       </w:r>
-      <w:r/>
-    </w:p>
-    <w:p>
-      <w:r/>
-      <w:r>
+      <w:r>
+        <w:rPr>
+          <w:lang w:val="fr_FR" w:bidi="fr_FR"/>
+        </w:rPr>
+      </w:r>
+    </w:p>
+    <w:p>
+      <w:pPr/>
+      <w:r>
+        <w:rPr>
+          <w:lang w:val="fr_FR" w:bidi="fr_FR"/>
+        </w:rPr>
+      </w:r>
+      <w:r>
+        <w:rPr>
+          <w:lang w:val="fr_FR" w:bidi="fr_FR"/>
+        </w:rPr>
         <w:t>Dieu est conscient de l’égocentrisme des orgueilleux. Leurs vies malhonnêtes démontrent leur injustice : ils refusent l’instruction de Dieu et satisfont leurs propres désirs (</w:t>
       </w:r>
       <w:hyperlink r:id="rId45">
         <w:r>
           <w:rPr>
+            <w:lang w:val="fr_FR" w:bidi="fr_FR"/>
+          </w:rPr>
+          <w:rPr>
             <w:color w:val="0000EE"/>
             <w:u w:val="single"/>
           </w:rPr>
@@ -1010,11 +1943,17 @@
         </w:r>
       </w:hyperlink>
       <w:r>
+        <w:rPr>
+          <w:lang w:val="fr_FR" w:bidi="fr_FR"/>
+        </w:rPr>
         <w:t xml:space="preserve"> ; </w:t>
       </w:r>
       <w:hyperlink r:id="rId46">
         <w:r>
           <w:rPr>
+            <w:lang w:val="fr_FR" w:bidi="fr_FR"/>
+          </w:rPr>
+          <w:rPr>
             <w:color w:val="0000EE"/>
             <w:u w:val="single"/>
           </w:rPr>
@@ -1022,11 +1961,17 @@
         </w:r>
       </w:hyperlink>
       <w:r>
+        <w:rPr>
+          <w:lang w:val="fr_FR" w:bidi="fr_FR"/>
+        </w:rPr>
         <w:t xml:space="preserve">, </w:t>
       </w:r>
       <w:hyperlink r:id="rId47">
         <w:r>
           <w:rPr>
+            <w:lang w:val="fr_FR" w:bidi="fr_FR"/>
+          </w:rPr>
+          <w:rPr>
             <w:color w:val="0000EE"/>
             <w:u w:val="single"/>
           </w:rPr>
@@ -1034,11 +1979,17 @@
         </w:r>
       </w:hyperlink>
       <w:r>
+        <w:rPr>
+          <w:lang w:val="fr_FR" w:bidi="fr_FR"/>
+        </w:rPr>
         <w:t xml:space="preserve"> ; </w:t>
       </w:r>
       <w:hyperlink r:id="rId48">
         <w:r>
           <w:rPr>
+            <w:lang w:val="fr_FR" w:bidi="fr_FR"/>
+          </w:rPr>
+          <w:rPr>
             <w:color w:val="0000EE"/>
             <w:u w:val="single"/>
           </w:rPr>
@@ -1046,29 +1997,43 @@
         </w:r>
       </w:hyperlink>
       <w:r>
+        <w:rPr>
+          <w:lang w:val="fr_FR" w:bidi="fr_FR"/>
+        </w:rPr>
         <w:t xml:space="preserve">). En revanche, les justes jouissent d’une position judiciaire légitime devant Dieu. Ils adoptent les normes justes de Dieu et les appliquent dans leurs vies. • droite : en hébreu </w:t>
       </w:r>
       <w:r>
         <w:rPr>
           <w:i/>
+          <w:lang w:val="fr_FR" w:bidi="fr_FR"/>
         </w:rPr>
         <w:t>’emunah</w:t>
       </w:r>
       <w:r>
+        <w:rPr>
+          <w:lang w:val="fr_FR" w:bidi="fr_FR"/>
+        </w:rPr>
         <w:t>. Dans la Genèse, la même racine hébraïque (</w:t>
       </w:r>
       <w:r>
         <w:rPr>
           <w:i/>
+          <w:lang w:val="fr_FR" w:bidi="fr_FR"/>
         </w:rPr>
         <w:t>’mn</w:t>
       </w:r>
       <w:r>
+        <w:rPr>
+          <w:lang w:val="fr_FR" w:bidi="fr_FR"/>
+        </w:rPr>
         <w:t>) décrit la confiance d’Abram en Dieu (</w:t>
       </w:r>
       <w:hyperlink r:id="rId49">
         <w:r>
           <w:rPr>
+            <w:lang w:val="fr_FR" w:bidi="fr_FR"/>
+          </w:rPr>
+          <w:rPr>
             <w:color w:val="0000EE"/>
             <w:u w:val="single"/>
           </w:rPr>
@@ -1076,11 +2041,17 @@
         </w:r>
       </w:hyperlink>
       <w:r>
+        <w:rPr>
+          <w:lang w:val="fr_FR" w:bidi="fr_FR"/>
+        </w:rPr>
         <w:t xml:space="preserve">). Dieu transforme le cœur de ceux qui lui font confiance afin qu’ils puissent suivre fidèlement les normes saintes de Dieu. Voir aussi </w:t>
       </w:r>
       <w:hyperlink r:id="rId50">
         <w:r>
           <w:rPr>
+            <w:lang w:val="fr_FR" w:bidi="fr_FR"/>
+          </w:rPr>
+          <w:rPr>
             <w:color w:val="0000EE"/>
             <w:u w:val="single"/>
           </w:rPr>
@@ -1088,11 +2059,17 @@
         </w:r>
       </w:hyperlink>
       <w:r>
+        <w:rPr>
+          <w:lang w:val="fr_FR" w:bidi="fr_FR"/>
+        </w:rPr>
         <w:t xml:space="preserve"> ; </w:t>
       </w:r>
       <w:hyperlink r:id="rId51">
         <w:r>
           <w:rPr>
+            <w:lang w:val="fr_FR" w:bidi="fr_FR"/>
+          </w:rPr>
+          <w:rPr>
             <w:color w:val="0000EE"/>
             <w:u w:val="single"/>
           </w:rPr>
@@ -1100,11 +2077,17 @@
         </w:r>
       </w:hyperlink>
       <w:r>
+        <w:rPr>
+          <w:lang w:val="fr_FR" w:bidi="fr_FR"/>
+        </w:rPr>
         <w:t xml:space="preserve"> ; </w:t>
       </w:r>
       <w:hyperlink r:id="rId52">
         <w:r>
           <w:rPr>
+            <w:lang w:val="fr_FR" w:bidi="fr_FR"/>
+          </w:rPr>
+          <w:rPr>
             <w:color w:val="0000EE"/>
             <w:u w:val="single"/>
           </w:rPr>
@@ -1112,31 +2095,65 @@
         </w:r>
       </w:hyperlink>
       <w:r>
+        <w:rPr>
+          <w:lang w:val="fr_FR" w:bidi="fr_FR"/>
+        </w:rPr>
         <w:t>.</w:t>
       </w:r>
-      <w:r/>
-      <w:r/>
-    </w:p>
-    <w:p>
-      <w:r/>
+      <w:r>
+        <w:rPr>
+          <w:lang w:val="fr_FR" w:bidi="fr_FR"/>
+        </w:rPr>
+      </w:r>
+      <w:r>
+        <w:rPr>
+          <w:lang w:val="fr_FR" w:bidi="fr_FR"/>
+        </w:rPr>
+      </w:r>
+    </w:p>
+    <w:p>
+      <w:pPr/>
+      <w:r>
+        <w:rPr>
+          <w:lang w:val="fr_FR" w:bidi="fr_FR"/>
+        </w:rPr>
+      </w:r>
     </w:p>
     <w:p>
       <w:pPr>
         <w:pStyle w:val="Heading2"/>
       </w:pPr>
       <w:r>
+        <w:rPr>
+          <w:lang w:val="fr_FR" w:bidi="fr_FR"/>
+        </w:rPr>
         <w:t>Habakuk 2.6–8</w:t>
       </w:r>
-      <w:r/>
-    </w:p>
-    <w:p>
-      <w:r/>
-      <w:r>
+      <w:r>
+        <w:rPr>
+          <w:lang w:val="fr_FR" w:bidi="fr_FR"/>
+        </w:rPr>
+      </w:r>
+    </w:p>
+    <w:p>
+      <w:pPr/>
+      <w:r>
+        <w:rPr>
+          <w:lang w:val="fr_FR" w:bidi="fr_FR"/>
+        </w:rPr>
+      </w:r>
+      <w:r>
+        <w:rPr>
+          <w:lang w:val="fr_FR" w:bidi="fr_FR"/>
+        </w:rPr>
         <w:t>Dans le premier des chants de raillerie d’Habakuk, il condamne les Babyloniens pour avoir pillé les nations. • créanciers… dettes : La métaphore compare les Babyloniens à des créanciers dont les mesures oppressives poussent les oppressés à se soulever contre eux. La cupidité peut facilement ternir la fibre spirituelle d’un individu ou d’une nation (</w:t>
       </w:r>
       <w:hyperlink r:id="rId53">
         <w:r>
           <w:rPr>
+            <w:lang w:val="fr_FR" w:bidi="fr_FR"/>
+          </w:rPr>
+          <w:rPr>
             <w:color w:val="0000EE"/>
             <w:u w:val="single"/>
           </w:rPr>
@@ -1144,11 +2161,17 @@
         </w:r>
       </w:hyperlink>
       <w:r>
+        <w:rPr>
+          <w:lang w:val="fr_FR" w:bidi="fr_FR"/>
+        </w:rPr>
         <w:t xml:space="preserve"> ; </w:t>
       </w:r>
       <w:hyperlink r:id="rId54">
         <w:r>
           <w:rPr>
+            <w:lang w:val="fr_FR" w:bidi="fr_FR"/>
+          </w:rPr>
+          <w:rPr>
             <w:color w:val="0000EE"/>
             <w:u w:val="single"/>
           </w:rPr>
@@ -1156,31 +2179,65 @@
         </w:r>
       </w:hyperlink>
       <w:r>
+        <w:rPr>
+          <w:lang w:val="fr_FR" w:bidi="fr_FR"/>
+        </w:rPr>
         <w:t>).</w:t>
       </w:r>
-      <w:r/>
-      <w:r/>
-    </w:p>
-    <w:p>
-      <w:r/>
+      <w:r>
+        <w:rPr>
+          <w:lang w:val="fr_FR" w:bidi="fr_FR"/>
+        </w:rPr>
+      </w:r>
+      <w:r>
+        <w:rPr>
+          <w:lang w:val="fr_FR" w:bidi="fr_FR"/>
+        </w:rPr>
+      </w:r>
+    </w:p>
+    <w:p>
+      <w:pPr/>
+      <w:r>
+        <w:rPr>
+          <w:lang w:val="fr_FR" w:bidi="fr_FR"/>
+        </w:rPr>
+      </w:r>
     </w:p>
     <w:p>
       <w:pPr>
         <w:pStyle w:val="Heading2"/>
       </w:pPr>
       <w:r>
+        <w:rPr>
+          <w:lang w:val="fr_FR" w:bidi="fr_FR"/>
+        </w:rPr>
         <w:t>Habakuk 2.6–20</w:t>
       </w:r>
-      <w:r/>
-    </w:p>
-    <w:p>
-      <w:r/>
-      <w:r>
+      <w:r>
+        <w:rPr>
+          <w:lang w:val="fr_FR" w:bidi="fr_FR"/>
+        </w:rPr>
+      </w:r>
+    </w:p>
+    <w:p>
+      <w:pPr/>
+      <w:r>
+        <w:rPr>
+          <w:lang w:val="fr_FR" w:bidi="fr_FR"/>
+        </w:rPr>
+      </w:r>
+      <w:r>
+        <w:rPr>
+          <w:lang w:val="fr_FR" w:bidi="fr_FR"/>
+        </w:rPr>
         <w:t>Cinq chansons de raillerie (</w:t>
       </w:r>
       <w:hyperlink r:id="rId55">
         <w:r>
           <w:rPr>
+            <w:lang w:val="fr_FR" w:bidi="fr_FR"/>
+          </w:rPr>
+          <w:rPr>
             <w:color w:val="0000EE"/>
             <w:u w:val="single"/>
           </w:rPr>
@@ -1188,11 +2245,17 @@
         </w:r>
       </w:hyperlink>
       <w:r>
+        <w:rPr>
+          <w:lang w:val="fr_FR" w:bidi="fr_FR"/>
+        </w:rPr>
         <w:t xml:space="preserve">, </w:t>
       </w:r>
       <w:hyperlink r:id="rId56">
         <w:r>
           <w:rPr>
+            <w:lang w:val="fr_FR" w:bidi="fr_FR"/>
+          </w:rPr>
+          <w:rPr>
             <w:color w:val="0000EE"/>
             <w:u w:val="single"/>
           </w:rPr>
@@ -1200,11 +2263,17 @@
         </w:r>
       </w:hyperlink>
       <w:r>
+        <w:rPr>
+          <w:lang w:val="fr_FR" w:bidi="fr_FR"/>
+        </w:rPr>
         <w:t xml:space="preserve">, </w:t>
       </w:r>
       <w:hyperlink r:id="rId57">
         <w:r>
           <w:rPr>
+            <w:lang w:val="fr_FR" w:bidi="fr_FR"/>
+          </w:rPr>
+          <w:rPr>
             <w:color w:val="0000EE"/>
             <w:u w:val="single"/>
           </w:rPr>
@@ -1212,11 +2281,17 @@
         </w:r>
       </w:hyperlink>
       <w:r>
+        <w:rPr>
+          <w:lang w:val="fr_FR" w:bidi="fr_FR"/>
+        </w:rPr>
         <w:t xml:space="preserve">, </w:t>
       </w:r>
       <w:hyperlink r:id="rId58">
         <w:r>
           <w:rPr>
+            <w:lang w:val="fr_FR" w:bidi="fr_FR"/>
+          </w:rPr>
+          <w:rPr>
             <w:color w:val="0000EE"/>
             <w:u w:val="single"/>
           </w:rPr>
@@ -1224,11 +2299,17 @@
         </w:r>
       </w:hyperlink>
       <w:r>
+        <w:rPr>
+          <w:lang w:val="fr_FR" w:bidi="fr_FR"/>
+        </w:rPr>
         <w:t xml:space="preserve">, </w:t>
       </w:r>
       <w:hyperlink r:id="rId59">
         <w:r>
           <w:rPr>
+            <w:lang w:val="fr_FR" w:bidi="fr_FR"/>
+          </w:rPr>
+          <w:rPr>
             <w:color w:val="0000EE"/>
             <w:u w:val="single"/>
           </w:rPr>
@@ -1236,11 +2317,17 @@
         </w:r>
       </w:hyperlink>
       <w:r>
+        <w:rPr>
+          <w:lang w:val="fr_FR" w:bidi="fr_FR"/>
+        </w:rPr>
         <w:t xml:space="preserve">) dépeignent le jugement futur de Dieu sur les Babyloniens (et d’autres qui, comme les Babyloniens, se livrent à la violence et à l’injustice). Dieu leur permet de sceller leur propre destin. Ceux qui souffrent pourront répéter ces railleries lorsque les méchants seront jugés (voir </w:t>
       </w:r>
       <w:hyperlink r:id="rId60">
         <w:r>
           <w:rPr>
+            <w:lang w:val="fr_FR" w:bidi="fr_FR"/>
+          </w:rPr>
+          <w:rPr>
             <w:color w:val="0000EE"/>
             <w:u w:val="single"/>
           </w:rPr>
@@ -1248,60 +2335,126 @@
         </w:r>
       </w:hyperlink>
       <w:r>
+        <w:rPr>
+          <w:lang w:val="fr_FR" w:bidi="fr_FR"/>
+        </w:rPr>
         <w:t>). Chaque raillerie contient une annonce de chagrin, un jugement et la raison du jugement de Dieu.</w:t>
       </w:r>
-      <w:r/>
-      <w:r/>
-    </w:p>
-    <w:p>
-      <w:r/>
+      <w:r>
+        <w:rPr>
+          <w:lang w:val="fr_FR" w:bidi="fr_FR"/>
+        </w:rPr>
+      </w:r>
+      <w:r>
+        <w:rPr>
+          <w:lang w:val="fr_FR" w:bidi="fr_FR"/>
+        </w:rPr>
+      </w:r>
+    </w:p>
+    <w:p>
+      <w:pPr/>
+      <w:r>
+        <w:rPr>
+          <w:lang w:val="fr_FR" w:bidi="fr_FR"/>
+        </w:rPr>
+      </w:r>
     </w:p>
     <w:p>
       <w:pPr>
         <w:pStyle w:val="Heading2"/>
       </w:pPr>
       <w:r>
+        <w:rPr>
+          <w:lang w:val="fr_FR" w:bidi="fr_FR"/>
+        </w:rPr>
         <w:t>Habacuc 2.9–11</w:t>
       </w:r>
-      <w:r/>
-    </w:p>
-    <w:p>
-      <w:r/>
-      <w:r>
+      <w:r>
+        <w:rPr>
+          <w:lang w:val="fr_FR" w:bidi="fr_FR"/>
+        </w:rPr>
+      </w:r>
+    </w:p>
+    <w:p>
+      <w:pPr/>
+      <w:r>
+        <w:rPr>
+          <w:lang w:val="fr_FR" w:bidi="fr_FR"/>
+        </w:rPr>
+      </w:r>
+      <w:r>
+        <w:rPr>
+          <w:lang w:val="fr_FR" w:bidi="fr_FR"/>
+        </w:rPr>
         <w:t>Dans la deuxième chanson de raillerie, les Babyloniens sont condamnés pour leurs transactions malhonnêtes. Comme les Babyloniens ont acquis les moyens de construire de grandes maisons par la tromperie et la malhonnêteté</w:t>
       </w:r>
       <w:r>
         <w:rPr>
           <w:i/>
+          <w:lang w:val="fr_FR" w:bidi="fr_FR"/>
         </w:rPr>
         <w:t>,</w:t>
       </w:r>
       <w:r>
+        <w:rPr>
+          <w:lang w:val="fr_FR" w:bidi="fr_FR"/>
+        </w:rPr>
         <w:t xml:space="preserve"> ils ont perdu leur vie.</w:t>
       </w:r>
-      <w:r/>
-      <w:r/>
-    </w:p>
-    <w:p>
-      <w:r/>
+      <w:r>
+        <w:rPr>
+          <w:lang w:val="fr_FR" w:bidi="fr_FR"/>
+        </w:rPr>
+      </w:r>
+      <w:r>
+        <w:rPr>
+          <w:lang w:val="fr_FR" w:bidi="fr_FR"/>
+        </w:rPr>
+      </w:r>
+    </w:p>
+    <w:p>
+      <w:pPr/>
+      <w:r>
+        <w:rPr>
+          <w:lang w:val="fr_FR" w:bidi="fr_FR"/>
+        </w:rPr>
+      </w:r>
     </w:p>
     <w:p>
       <w:pPr>
         <w:pStyle w:val="Heading2"/>
       </w:pPr>
       <w:r>
+        <w:rPr>
+          <w:lang w:val="fr_FR" w:bidi="fr_FR"/>
+        </w:rPr>
         <w:t>Habakuk 2.12–14</w:t>
       </w:r>
-      <w:r/>
-    </w:p>
-    <w:p>
-      <w:r/>
-      <w:r>
+      <w:r>
+        <w:rPr>
+          <w:lang w:val="fr_FR" w:bidi="fr_FR"/>
+        </w:rPr>
+      </w:r>
+    </w:p>
+    <w:p>
+      <w:pPr/>
+      <w:r>
+        <w:rPr>
+          <w:lang w:val="fr_FR" w:bidi="fr_FR"/>
+        </w:rPr>
+      </w:r>
+      <w:r>
+        <w:rPr>
+          <w:lang w:val="fr_FR" w:bidi="fr_FR"/>
+        </w:rPr>
         <w:t>Dans le troisième chant de raillerie, les Babyloniens sont condamnés pour le meurtre, la corruption de la vie humaine et de la société, actions qui leur ont apporté la richesse pour construire leurs villes. Dieu ferait en sorte que leur gain apparent se révèle être une perte totale. • la terre sera remplie : L’antithèse de la violence et de la richesse mal acquise est la conscience de la gloire du Seigneur, que Dieu promet de rendre aussi omniprésente que l'eau dans l'océan (</w:t>
       </w:r>
       <w:hyperlink r:id="rId61">
         <w:r>
           <w:rPr>
+            <w:lang w:val="fr_FR" w:bidi="fr_FR"/>
+          </w:rPr>
+          <w:rPr>
             <w:color w:val="0000EE"/>
             <w:u w:val="single"/>
           </w:rPr>
@@ -1309,31 +2462,65 @@
         </w:r>
       </w:hyperlink>
       <w:r>
+        <w:rPr>
+          <w:lang w:val="fr_FR" w:bidi="fr_FR"/>
+        </w:rPr>
         <w:t>).</w:t>
       </w:r>
-      <w:r/>
-      <w:r/>
-    </w:p>
-    <w:p>
-      <w:r/>
+      <w:r>
+        <w:rPr>
+          <w:lang w:val="fr_FR" w:bidi="fr_FR"/>
+        </w:rPr>
+      </w:r>
+      <w:r>
+        <w:rPr>
+          <w:lang w:val="fr_FR" w:bidi="fr_FR"/>
+        </w:rPr>
+      </w:r>
+    </w:p>
+    <w:p>
+      <w:pPr/>
+      <w:r>
+        <w:rPr>
+          <w:lang w:val="fr_FR" w:bidi="fr_FR"/>
+        </w:rPr>
+      </w:r>
     </w:p>
     <w:p>
       <w:pPr>
         <w:pStyle w:val="Heading2"/>
       </w:pPr>
       <w:r>
+        <w:rPr>
+          <w:lang w:val="fr_FR" w:bidi="fr_FR"/>
+        </w:rPr>
         <w:t>Habacuc 2.15–17</w:t>
       </w:r>
-      <w:r/>
-    </w:p>
-    <w:p>
-      <w:r/>
-      <w:r>
+      <w:r>
+        <w:rPr>
+          <w:lang w:val="fr_FR" w:bidi="fr_FR"/>
+        </w:rPr>
+      </w:r>
+    </w:p>
+    <w:p>
+      <w:pPr/>
+      <w:r>
+        <w:rPr>
+          <w:lang w:val="fr_FR" w:bidi="fr_FR"/>
+        </w:rPr>
+      </w:r>
+      <w:r>
+        <w:rPr>
+          <w:lang w:val="fr_FR" w:bidi="fr_FR"/>
+        </w:rPr>
         <w:t xml:space="preserve">Dans le quatrième chant de raillerie, les Babyloniens sont condamnés pour leurs actes honteux envers les gens, les animaux et l’environnement. Ils ressemblent à un homme qui semble hospitalier, mais qui, après avoir enivré ses voisins, les dépouille de tout. Cependant, les Babyloniens seront déshonorés après avoir bu de la coupe du jugement du Seigneur (voir </w:t>
       </w:r>
       <w:hyperlink r:id="rId62">
         <w:r>
           <w:rPr>
+            <w:lang w:val="fr_FR" w:bidi="fr_FR"/>
+          </w:rPr>
+          <w:rPr>
             <w:color w:val="0000EE"/>
             <w:u w:val="single"/>
           </w:rPr>
@@ -1341,11 +2528,17 @@
         </w:r>
       </w:hyperlink>
       <w:r>
+        <w:rPr>
+          <w:lang w:val="fr_FR" w:bidi="fr_FR"/>
+        </w:rPr>
         <w:t xml:space="preserve"> ; cf. </w:t>
       </w:r>
       <w:hyperlink r:id="rId63">
         <w:r>
           <w:rPr>
+            <w:lang w:val="fr_FR" w:bidi="fr_FR"/>
+          </w:rPr>
+          <w:rPr>
             <w:color w:val="0000EE"/>
             <w:u w:val="single"/>
           </w:rPr>
@@ -1353,40 +2546,78 @@
         </w:r>
       </w:hyperlink>
       <w:r>
+        <w:rPr>
+          <w:lang w:val="fr_FR" w:bidi="fr_FR"/>
+        </w:rPr>
         <w:t>).</w:t>
       </w:r>
-      <w:r/>
-      <w:r/>
-    </w:p>
-    <w:p>
-      <w:r/>
+      <w:r>
+        <w:rPr>
+          <w:lang w:val="fr_FR" w:bidi="fr_FR"/>
+        </w:rPr>
+      </w:r>
+      <w:r>
+        <w:rPr>
+          <w:lang w:val="fr_FR" w:bidi="fr_FR"/>
+        </w:rPr>
+      </w:r>
+    </w:p>
+    <w:p>
+      <w:pPr/>
+      <w:r>
+        <w:rPr>
+          <w:lang w:val="fr_FR" w:bidi="fr_FR"/>
+        </w:rPr>
+      </w:r>
     </w:p>
     <w:p>
       <w:pPr>
         <w:pStyle w:val="Heading2"/>
       </w:pPr>
       <w:r>
+        <w:rPr>
+          <w:lang w:val="fr_FR" w:bidi="fr_FR"/>
+        </w:rPr>
         <w:t>Habakuk 2.18–20</w:t>
       </w:r>
-      <w:r/>
-    </w:p>
-    <w:p>
-      <w:r/>
-      <w:r>
+      <w:r>
+        <w:rPr>
+          <w:lang w:val="fr_FR" w:bidi="fr_FR"/>
+        </w:rPr>
+      </w:r>
+    </w:p>
+    <w:p>
+      <w:pPr/>
+      <w:r>
+        <w:rPr>
+          <w:lang w:val="fr_FR" w:bidi="fr_FR"/>
+        </w:rPr>
+      </w:r>
+      <w:r>
+        <w:rPr>
+          <w:lang w:val="fr_FR" w:bidi="fr_FR"/>
+        </w:rPr>
         <w:t>Dans le cinquième chant de raillerie, les Babyloniens sont condamnés pour leur dévotion à l’idolâtrie. Que les idoles soient sculptées ou fondues par la main de l’homme</w:t>
       </w:r>
       <w:r>
         <w:rPr>
           <w:i/>
+          <w:lang w:val="fr_FR" w:bidi="fr_FR"/>
         </w:rPr>
         <w:t>,</w:t>
       </w:r>
       <w:r>
+        <w:rPr>
+          <w:lang w:val="fr_FR" w:bidi="fr_FR"/>
+        </w:rPr>
         <w:t xml:space="preserve"> elles ne peuvent ni sauver ni enseigner leurs adorateurs (</w:t>
       </w:r>
       <w:hyperlink r:id="rId64">
         <w:r>
           <w:rPr>
+            <w:lang w:val="fr_FR" w:bidi="fr_FR"/>
+          </w:rPr>
+          <w:rPr>
             <w:color w:val="0000EE"/>
             <w:u w:val="single"/>
           </w:rPr>
@@ -1394,11 +2625,17 @@
         </w:r>
       </w:hyperlink>
       <w:r>
+        <w:rPr>
+          <w:lang w:val="fr_FR" w:bidi="fr_FR"/>
+        </w:rPr>
         <w:t>). Seul le Seigneur mérite vraiment notre adoration (</w:t>
       </w:r>
       <w:hyperlink r:id="rId65">
         <w:r>
           <w:rPr>
+            <w:lang w:val="fr_FR" w:bidi="fr_FR"/>
+          </w:rPr>
+          <w:rPr>
             <w:color w:val="0000EE"/>
             <w:u w:val="single"/>
           </w:rPr>
@@ -1406,11 +2643,17 @@
         </w:r>
       </w:hyperlink>
       <w:r>
+        <w:rPr>
+          <w:lang w:val="fr_FR" w:bidi="fr_FR"/>
+        </w:rPr>
         <w:t xml:space="preserve"> ; </w:t>
       </w:r>
       <w:hyperlink r:id="rId66">
         <w:r>
           <w:rPr>
+            <w:lang w:val="fr_FR" w:bidi="fr_FR"/>
+          </w:rPr>
+          <w:rPr>
             <w:color w:val="0000EE"/>
             <w:u w:val="single"/>
           </w:rPr>
@@ -1418,11 +2661,17 @@
         </w:r>
       </w:hyperlink>
       <w:r>
+        <w:rPr>
+          <w:lang w:val="fr_FR" w:bidi="fr_FR"/>
+        </w:rPr>
         <w:t xml:space="preserve"> ; cf. </w:t>
       </w:r>
       <w:hyperlink r:id="rId67">
         <w:r>
           <w:rPr>
+            <w:lang w:val="fr_FR" w:bidi="fr_FR"/>
+          </w:rPr>
+          <w:rPr>
             <w:color w:val="0000EE"/>
             <w:u w:val="single"/>
           </w:rPr>
@@ -1430,31 +2679,65 @@
         </w:r>
       </w:hyperlink>
       <w:r>
+        <w:rPr>
+          <w:lang w:val="fr_FR" w:bidi="fr_FR"/>
+        </w:rPr>
         <w:t>).</w:t>
       </w:r>
-      <w:r/>
-      <w:r/>
-    </w:p>
-    <w:p>
-      <w:r/>
+      <w:r>
+        <w:rPr>
+          <w:lang w:val="fr_FR" w:bidi="fr_FR"/>
+        </w:rPr>
+      </w:r>
+      <w:r>
+        <w:rPr>
+          <w:lang w:val="fr_FR" w:bidi="fr_FR"/>
+        </w:rPr>
+      </w:r>
+    </w:p>
+    <w:p>
+      <w:pPr/>
+      <w:r>
+        <w:rPr>
+          <w:lang w:val="fr_FR" w:bidi="fr_FR"/>
+        </w:rPr>
+      </w:r>
     </w:p>
     <w:p>
       <w:pPr>
         <w:pStyle w:val="Heading2"/>
       </w:pPr>
       <w:r>
+        <w:rPr>
+          <w:lang w:val="fr_FR" w:bidi="fr_FR"/>
+        </w:rPr>
         <w:t>Habakuk 2.20</w:t>
       </w:r>
-      <w:r/>
-    </w:p>
-    <w:p>
-      <w:r/>
-      <w:r>
+      <w:r>
+        <w:rPr>
+          <w:lang w:val="fr_FR" w:bidi="fr_FR"/>
+        </w:rPr>
+      </w:r>
+    </w:p>
+    <w:p>
+      <w:pPr/>
+      <w:r>
+        <w:rPr>
+          <w:lang w:val="fr_FR" w:bidi="fr_FR"/>
+        </w:rPr>
+      </w:r>
+      <w:r>
+        <w:rPr>
+          <w:lang w:val="fr_FR" w:bidi="fr_FR"/>
+        </w:rPr>
         <w:t>Les chants de raillerie se terminent par une déclaration : Celui qui règne sur toutes les nations n’est pas une idole babylonienne (</w:t>
       </w:r>
       <w:hyperlink r:id="rId59">
         <w:r>
           <w:rPr>
+            <w:lang w:val="fr_FR" w:bidi="fr_FR"/>
+          </w:rPr>
+          <w:rPr>
             <w:color w:val="0000EE"/>
             <w:u w:val="single"/>
           </w:rPr>
@@ -1462,11 +2745,17 @@
         </w:r>
       </w:hyperlink>
       <w:r>
+        <w:rPr>
+          <w:lang w:val="fr_FR" w:bidi="fr_FR"/>
+        </w:rPr>
         <w:t>), mais le Dieu Saint. Contrairement aux idoles babyloniennes sans vie, le Dieu vivant habite dans son saint temple. La présence de Dieu remplit son sanctuaire céleste (</w:t>
       </w:r>
       <w:hyperlink r:id="rId68">
         <w:r>
           <w:rPr>
+            <w:lang w:val="fr_FR" w:bidi="fr_FR"/>
+          </w:rPr>
+          <w:rPr>
             <w:color w:val="0000EE"/>
             <w:u w:val="single"/>
           </w:rPr>
@@ -1474,11 +2763,17 @@
         </w:r>
       </w:hyperlink>
       <w:r>
+        <w:rPr>
+          <w:lang w:val="fr_FR" w:bidi="fr_FR"/>
+        </w:rPr>
         <w:t>), et à l’époque d’Habakuk, elle remplissait le Temple à Jérusalem (</w:t>
       </w:r>
       <w:hyperlink r:id="rId69">
         <w:r>
           <w:rPr>
+            <w:lang w:val="fr_FR" w:bidi="fr_FR"/>
+          </w:rPr>
+          <w:rPr>
             <w:color w:val="0000EE"/>
             <w:u w:val="single"/>
           </w:rPr>
@@ -1486,11 +2781,17 @@
         </w:r>
       </w:hyperlink>
       <w:r>
+        <w:rPr>
+          <w:lang w:val="fr_FR" w:bidi="fr_FR"/>
+        </w:rPr>
         <w:t>). Dieu contrôle toute la terre et attend des gens qu’ils l’adorent dans une soumission humble (</w:t>
       </w:r>
       <w:hyperlink r:id="rId70">
         <w:r>
           <w:rPr>
+            <w:lang w:val="fr_FR" w:bidi="fr_FR"/>
+          </w:rPr>
+          <w:rPr>
             <w:color w:val="0000EE"/>
             <w:u w:val="single"/>
           </w:rPr>
@@ -1498,11 +2799,17 @@
         </w:r>
       </w:hyperlink>
       <w:r>
+        <w:rPr>
+          <w:lang w:val="fr_FR" w:bidi="fr_FR"/>
+        </w:rPr>
         <w:t xml:space="preserve">; </w:t>
       </w:r>
       <w:hyperlink r:id="rId71">
         <w:r>
           <w:rPr>
+            <w:lang w:val="fr_FR" w:bidi="fr_FR"/>
+          </w:rPr>
+          <w:rPr>
             <w:color w:val="0000EE"/>
             <w:u w:val="single"/>
           </w:rPr>
@@ -1510,11 +2817,17 @@
         </w:r>
       </w:hyperlink>
       <w:r>
+        <w:rPr>
+          <w:lang w:val="fr_FR" w:bidi="fr_FR"/>
+        </w:rPr>
         <w:t xml:space="preserve">; </w:t>
       </w:r>
       <w:hyperlink r:id="rId72">
         <w:r>
           <w:rPr>
+            <w:lang w:val="fr_FR" w:bidi="fr_FR"/>
+          </w:rPr>
+          <w:rPr>
             <w:color w:val="0000EE"/>
             <w:u w:val="single"/>
           </w:rPr>
@@ -1522,11 +2835,17 @@
         </w:r>
       </w:hyperlink>
       <w:r>
+        <w:rPr>
+          <w:lang w:val="fr_FR" w:bidi="fr_FR"/>
+        </w:rPr>
         <w:t xml:space="preserve"> ; </w:t>
       </w:r>
       <w:hyperlink r:id="rId73">
         <w:r>
           <w:rPr>
+            <w:lang w:val="fr_FR" w:bidi="fr_FR"/>
+          </w:rPr>
+          <w:rPr>
             <w:color w:val="0000EE"/>
             <w:u w:val="single"/>
           </w:rPr>
@@ -1534,51 +2853,113 @@
         </w:r>
       </w:hyperlink>
       <w:r>
+        <w:rPr>
+          <w:lang w:val="fr_FR" w:bidi="fr_FR"/>
+        </w:rPr>
         <w:t>).</w:t>
       </w:r>
-      <w:r/>
-      <w:r/>
-    </w:p>
-    <w:p>
-      <w:r/>
+      <w:r>
+        <w:rPr>
+          <w:lang w:val="fr_FR" w:bidi="fr_FR"/>
+        </w:rPr>
+      </w:r>
+      <w:r>
+        <w:rPr>
+          <w:lang w:val="fr_FR" w:bidi="fr_FR"/>
+        </w:rPr>
+      </w:r>
+    </w:p>
+    <w:p>
+      <w:pPr/>
+      <w:r>
+        <w:rPr>
+          <w:lang w:val="fr_FR" w:bidi="fr_FR"/>
+        </w:rPr>
+      </w:r>
     </w:p>
     <w:p>
       <w:pPr>
         <w:pStyle w:val="Heading2"/>
       </w:pPr>
       <w:r>
+        <w:rPr>
+          <w:lang w:val="fr_FR" w:bidi="fr_FR"/>
+        </w:rPr>
         <w:t>Habakuk 3.1–19</w:t>
       </w:r>
-      <w:r/>
-    </w:p>
-    <w:p>
-      <w:r/>
-      <w:r>
+      <w:r>
+        <w:rPr>
+          <w:lang w:val="fr_FR" w:bidi="fr_FR"/>
+        </w:rPr>
+      </w:r>
+    </w:p>
+    <w:p>
+      <w:pPr/>
+      <w:r>
+        <w:rPr>
+          <w:lang w:val="fr_FR" w:bidi="fr_FR"/>
+        </w:rPr>
+      </w:r>
+      <w:r>
+        <w:rPr>
+          <w:lang w:val="fr_FR" w:bidi="fr_FR"/>
+        </w:rPr>
         <w:t>La prophétie d’Habakuk se termine par une prière semblable à un psaume.</w:t>
       </w:r>
-      <w:r/>
-      <w:r/>
-    </w:p>
-    <w:p>
-      <w:r/>
+      <w:r>
+        <w:rPr>
+          <w:lang w:val="fr_FR" w:bidi="fr_FR"/>
+        </w:rPr>
+      </w:r>
+      <w:r>
+        <w:rPr>
+          <w:lang w:val="fr_FR" w:bidi="fr_FR"/>
+        </w:rPr>
+      </w:r>
+    </w:p>
+    <w:p>
+      <w:pPr/>
+      <w:r>
+        <w:rPr>
+          <w:lang w:val="fr_FR" w:bidi="fr_FR"/>
+        </w:rPr>
+      </w:r>
     </w:p>
     <w:p>
       <w:pPr>
         <w:pStyle w:val="Heading2"/>
       </w:pPr>
       <w:r>
+        <w:rPr>
+          <w:lang w:val="fr_FR" w:bidi="fr_FR"/>
+        </w:rPr>
         <w:t>Habakuk 3.2</w:t>
       </w:r>
-      <w:r/>
-    </w:p>
-    <w:p>
-      <w:r/>
-      <w:r>
+      <w:r>
+        <w:rPr>
+          <w:lang w:val="fr_FR" w:bidi="fr_FR"/>
+        </w:rPr>
+      </w:r>
+    </w:p>
+    <w:p>
+      <w:pPr/>
+      <w:r>
+        <w:rPr>
+          <w:lang w:val="fr_FR" w:bidi="fr_FR"/>
+        </w:rPr>
+      </w:r>
+      <w:r>
+        <w:rPr>
+          <w:lang w:val="fr_FR" w:bidi="fr_FR"/>
+        </w:rPr>
         <w:t>Habakuk se tient en admiration devant le Souverain qui est assis sur son trône dans son saint Temple (</w:t>
       </w:r>
       <w:hyperlink r:id="rId65">
         <w:r>
           <w:rPr>
+            <w:lang w:val="fr_FR" w:bidi="fr_FR"/>
+          </w:rPr>
+          <w:rPr>
             <w:color w:val="0000EE"/>
             <w:u w:val="single"/>
           </w:rPr>
@@ -1586,11 +2967,17 @@
         </w:r>
       </w:hyperlink>
       <w:r>
+        <w:rPr>
+          <w:lang w:val="fr_FR" w:bidi="fr_FR"/>
+        </w:rPr>
         <w:t xml:space="preserve">). • À la lumière du message de Dieu concernant le châtiment à venir de Juda, Habakuk prie pour que Dieu, qui est intervenu miraculeusement en faveur d’Israël dans le passé, fasse à nouveau connaître son œuvre de rédemption (voir aussi </w:t>
       </w:r>
       <w:hyperlink r:id="rId74">
         <w:r>
           <w:rPr>
+            <w:lang w:val="fr_FR" w:bidi="fr_FR"/>
+          </w:rPr>
+          <w:rPr>
             <w:color w:val="0000EE"/>
             <w:u w:val="single"/>
           </w:rPr>
@@ -1598,31 +2985,65 @@
         </w:r>
       </w:hyperlink>
       <w:r>
+        <w:rPr>
+          <w:lang w:val="fr_FR" w:bidi="fr_FR"/>
+        </w:rPr>
         <w:t>).</w:t>
       </w:r>
-      <w:r/>
-      <w:r/>
-    </w:p>
-    <w:p>
-      <w:r/>
+      <w:r>
+        <w:rPr>
+          <w:lang w:val="fr_FR" w:bidi="fr_FR"/>
+        </w:rPr>
+      </w:r>
+      <w:r>
+        <w:rPr>
+          <w:lang w:val="fr_FR" w:bidi="fr_FR"/>
+        </w:rPr>
+      </w:r>
+    </w:p>
+    <w:p>
+      <w:pPr/>
+      <w:r>
+        <w:rPr>
+          <w:lang w:val="fr_FR" w:bidi="fr_FR"/>
+        </w:rPr>
+      </w:r>
     </w:p>
     <w:p>
       <w:pPr>
         <w:pStyle w:val="Heading2"/>
       </w:pPr>
       <w:r>
+        <w:rPr>
+          <w:lang w:val="fr_FR" w:bidi="fr_FR"/>
+        </w:rPr>
         <w:t>Habakuk 3.3</w:t>
       </w:r>
-      <w:r/>
-    </w:p>
-    <w:p>
-      <w:r/>
-      <w:r>
+      <w:r>
+        <w:rPr>
+          <w:lang w:val="fr_FR" w:bidi="fr_FR"/>
+        </w:rPr>
+      </w:r>
+    </w:p>
+    <w:p>
+      <w:pPr/>
+      <w:r>
+        <w:rPr>
+          <w:lang w:val="fr_FR" w:bidi="fr_FR"/>
+        </w:rPr>
+      </w:r>
+      <w:r>
+        <w:rPr>
+          <w:lang w:val="fr_FR" w:bidi="fr_FR"/>
+        </w:rPr>
         <w:t xml:space="preserve">Théman : Théman était l’une des principales villes d’Édom (voir aussi </w:t>
       </w:r>
       <w:hyperlink r:id="rId75">
         <w:r>
           <w:rPr>
+            <w:lang w:val="fr_FR" w:bidi="fr_FR"/>
+          </w:rPr>
+          <w:rPr>
             <w:color w:val="0000EE"/>
             <w:u w:val="single"/>
           </w:rPr>
@@ -1630,11 +3051,17 @@
         </w:r>
       </w:hyperlink>
       <w:r>
+        <w:rPr>
+          <w:lang w:val="fr_FR" w:bidi="fr_FR"/>
+        </w:rPr>
         <w:t xml:space="preserve"> ; </w:t>
       </w:r>
       <w:hyperlink r:id="rId76">
         <w:r>
           <w:rPr>
+            <w:lang w:val="fr_FR" w:bidi="fr_FR"/>
+          </w:rPr>
+          <w:rPr>
             <w:color w:val="0000EE"/>
             <w:u w:val="single"/>
           </w:rPr>
@@ -1642,11 +3069,17 @@
         </w:r>
       </w:hyperlink>
       <w:r>
+        <w:rPr>
+          <w:lang w:val="fr_FR" w:bidi="fr_FR"/>
+        </w:rPr>
         <w:t xml:space="preserve">) ; le terme peut désigner l’ensemble de la région d’Édom où la ville était située (cf. </w:t>
       </w:r>
       <w:hyperlink r:id="rId77">
         <w:r>
           <w:rPr>
+            <w:lang w:val="fr_FR" w:bidi="fr_FR"/>
+          </w:rPr>
+          <w:rPr>
             <w:color w:val="0000EE"/>
             <w:u w:val="single"/>
           </w:rPr>
@@ -1654,11 +3087,17 @@
         </w:r>
       </w:hyperlink>
       <w:r>
+        <w:rPr>
+          <w:lang w:val="fr_FR" w:bidi="fr_FR"/>
+        </w:rPr>
         <w:t>). L’utilisation du terme par Habakuk en relation avec la montagne de Paran suggère qu’il avait en tête la région plus large. • Le titre « Saint » est important pour Dieu, car la sainteté est sa caractéristique principale (</w:t>
       </w:r>
       <w:hyperlink r:id="rId78">
         <w:r>
           <w:rPr>
+            <w:lang w:val="fr_FR" w:bidi="fr_FR"/>
+          </w:rPr>
+          <w:rPr>
             <w:color w:val="0000EE"/>
             <w:u w:val="single"/>
           </w:rPr>
@@ -1666,11 +3105,17 @@
         </w:r>
       </w:hyperlink>
       <w:r>
+        <w:rPr>
+          <w:lang w:val="fr_FR" w:bidi="fr_FR"/>
+        </w:rPr>
         <w:t xml:space="preserve"> ; voir aussi </w:t>
       </w:r>
       <w:hyperlink r:id="rId79">
         <w:r>
           <w:rPr>
+            <w:lang w:val="fr_FR" w:bidi="fr_FR"/>
+          </w:rPr>
+          <w:rPr>
             <w:color w:val="0000EE"/>
             <w:u w:val="single"/>
           </w:rPr>
@@ -1678,11 +3123,17 @@
         </w:r>
       </w:hyperlink>
       <w:r>
+        <w:rPr>
+          <w:lang w:val="fr_FR" w:bidi="fr_FR"/>
+        </w:rPr>
         <w:t xml:space="preserve"> ; </w:t>
       </w:r>
       <w:hyperlink r:id="rId80">
         <w:r>
           <w:rPr>
+            <w:lang w:val="fr_FR" w:bidi="fr_FR"/>
+          </w:rPr>
+          <w:rPr>
             <w:color w:val="0000EE"/>
             <w:u w:val="single"/>
           </w:rPr>
@@ -1690,11 +3141,17 @@
         </w:r>
       </w:hyperlink>
       <w:r>
+        <w:rPr>
+          <w:lang w:val="fr_FR" w:bidi="fr_FR"/>
+        </w:rPr>
         <w:t xml:space="preserve"> ; </w:t>
       </w:r>
       <w:hyperlink r:id="rId81">
         <w:r>
           <w:rPr>
+            <w:lang w:val="fr_FR" w:bidi="fr_FR"/>
+          </w:rPr>
+          <w:rPr>
             <w:color w:val="0000EE"/>
             <w:u w:val="single"/>
           </w:rPr>
@@ -1702,11 +3159,17 @@
         </w:r>
       </w:hyperlink>
       <w:r>
+        <w:rPr>
+          <w:lang w:val="fr_FR" w:bidi="fr_FR"/>
+        </w:rPr>
         <w:t xml:space="preserve">; </w:t>
       </w:r>
       <w:hyperlink r:id="rId82">
         <w:r>
           <w:rPr>
+            <w:lang w:val="fr_FR" w:bidi="fr_FR"/>
+          </w:rPr>
+          <w:rPr>
             <w:color w:val="0000EE"/>
             <w:u w:val="single"/>
           </w:rPr>
@@ -1714,31 +3177,65 @@
         </w:r>
       </w:hyperlink>
       <w:r>
+        <w:rPr>
+          <w:lang w:val="fr_FR" w:bidi="fr_FR"/>
+        </w:rPr>
         <w:t>). • montagne de Paran : il y avait dans la région de Paran une chaîne de montagnes à l’ouest et au sud d’Édom, une autre au nord-est de la montagne de Sinaï, ainsi qu’une vaste zone désertique dans la péninsule du Sinaï.</w:t>
       </w:r>
-      <w:r/>
-      <w:r/>
-    </w:p>
-    <w:p>
-      <w:r/>
+      <w:r>
+        <w:rPr>
+          <w:lang w:val="fr_FR" w:bidi="fr_FR"/>
+        </w:rPr>
+      </w:r>
+      <w:r>
+        <w:rPr>
+          <w:lang w:val="fr_FR" w:bidi="fr_FR"/>
+        </w:rPr>
+      </w:r>
+    </w:p>
+    <w:p>
+      <w:pPr/>
+      <w:r>
+        <w:rPr>
+          <w:lang w:val="fr_FR" w:bidi="fr_FR"/>
+        </w:rPr>
+      </w:r>
     </w:p>
     <w:p>
       <w:pPr>
         <w:pStyle w:val="Heading2"/>
       </w:pPr>
       <w:r>
+        <w:rPr>
+          <w:lang w:val="fr_FR" w:bidi="fr_FR"/>
+        </w:rPr>
         <w:t>Habakuk 3.3–15</w:t>
       </w:r>
-      <w:r/>
-    </w:p>
-    <w:p>
-      <w:r/>
-      <w:r>
+      <w:r>
+        <w:rPr>
+          <w:lang w:val="fr_FR" w:bidi="fr_FR"/>
+        </w:rPr>
+      </w:r>
+    </w:p>
+    <w:p>
+      <w:pPr/>
+      <w:r>
+        <w:rPr>
+          <w:lang w:val="fr_FR" w:bidi="fr_FR"/>
+        </w:rPr>
+      </w:r>
+      <w:r>
+        <w:rPr>
+          <w:lang w:val="fr_FR" w:bidi="fr_FR"/>
+        </w:rPr>
         <w:t>Le prophète loue le pouvoir de Dieu de sauver. Ces deux strophes de louange (</w:t>
       </w:r>
       <w:hyperlink r:id="rId83">
         <w:r>
           <w:rPr>
+            <w:lang w:val="fr_FR" w:bidi="fr_FR"/>
+          </w:rPr>
+          <w:rPr>
             <w:color w:val="0000EE"/>
             <w:u w:val="single"/>
           </w:rPr>
@@ -1746,11 +3243,17 @@
         </w:r>
       </w:hyperlink>
       <w:r>
+        <w:rPr>
+          <w:lang w:val="fr_FR" w:bidi="fr_FR"/>
+        </w:rPr>
         <w:t xml:space="preserve"> et </w:t>
       </w:r>
       <w:hyperlink r:id="rId84">
         <w:r>
           <w:rPr>
+            <w:lang w:val="fr_FR" w:bidi="fr_FR"/>
+          </w:rPr>
+          <w:rPr>
             <w:color w:val="0000EE"/>
             <w:u w:val="single"/>
           </w:rPr>
@@ -1758,11 +3261,17 @@
         </w:r>
       </w:hyperlink>
       <w:r>
+        <w:rPr>
+          <w:lang w:val="fr_FR" w:bidi="fr_FR"/>
+        </w:rPr>
         <w:t xml:space="preserve">) sont une réflexion poétique sur l’expérience de l’exode d’Israël. Bien qu’Habakuk insiste sur la rédemption de son peuple par Dieu, sa métaphore reflète parfois des idées trouvées dans les récits anciens du Proche-Orient concernant les dieux (par exemple, la peste et l’épidémie au verset </w:t>
       </w:r>
       <w:hyperlink r:id="rId85">
         <w:r>
           <w:rPr>
+            <w:lang w:val="fr_FR" w:bidi="fr_FR"/>
+          </w:rPr>
+          <w:rPr>
             <w:color w:val="0000EE"/>
             <w:u w:val="single"/>
           </w:rPr>
@@ -1770,11 +3279,17 @@
         </w:r>
       </w:hyperlink>
       <w:r>
+        <w:rPr>
+          <w:lang w:val="fr_FR" w:bidi="fr_FR"/>
+        </w:rPr>
         <w:t xml:space="preserve"> ; le fleuve et la mer au verset </w:t>
       </w:r>
       <w:hyperlink r:id="rId86">
         <w:r>
           <w:rPr>
+            <w:lang w:val="fr_FR" w:bidi="fr_FR"/>
+          </w:rPr>
+          <w:rPr>
             <w:color w:val="0000EE"/>
             <w:u w:val="single"/>
           </w:rPr>
@@ -1782,11 +3297,17 @@
         </w:r>
       </w:hyperlink>
       <w:r>
+        <w:rPr>
+          <w:lang w:val="fr_FR" w:bidi="fr_FR"/>
+        </w:rPr>
         <w:t xml:space="preserve"> ; le soleil et la lune au verset </w:t>
       </w:r>
       <w:hyperlink r:id="rId87">
         <w:r>
           <w:rPr>
+            <w:lang w:val="fr_FR" w:bidi="fr_FR"/>
+          </w:rPr>
+          <w:rPr>
             <w:color w:val="0000EE"/>
             <w:u w:val="single"/>
           </w:rPr>
@@ -1794,51 +3315,113 @@
         </w:r>
       </w:hyperlink>
       <w:r>
+        <w:rPr>
+          <w:lang w:val="fr_FR" w:bidi="fr_FR"/>
+        </w:rPr>
         <w:t>). Cette métaphore rappelle aux premiers lecteurs d’Habakuk que le Seigneur seul est le seul vrai Dieu qui est souverain sur toutes ces choses.</w:t>
       </w:r>
-      <w:r/>
-      <w:r/>
-    </w:p>
-    <w:p>
-      <w:r/>
+      <w:r>
+        <w:rPr>
+          <w:lang w:val="fr_FR" w:bidi="fr_FR"/>
+        </w:rPr>
+      </w:r>
+      <w:r>
+        <w:rPr>
+          <w:lang w:val="fr_FR" w:bidi="fr_FR"/>
+        </w:rPr>
+      </w:r>
+    </w:p>
+    <w:p>
+      <w:pPr/>
+      <w:r>
+        <w:rPr>
+          <w:lang w:val="fr_FR" w:bidi="fr_FR"/>
+        </w:rPr>
+      </w:r>
     </w:p>
     <w:p>
       <w:pPr>
         <w:pStyle w:val="Heading2"/>
       </w:pPr>
       <w:r>
+        <w:rPr>
+          <w:lang w:val="fr_FR" w:bidi="fr_FR"/>
+        </w:rPr>
         <w:t>Habakuk 3.4</w:t>
       </w:r>
-      <w:r/>
-    </w:p>
-    <w:p>
-      <w:r/>
-      <w:r>
+      <w:r>
+        <w:rPr>
+          <w:lang w:val="fr_FR" w:bidi="fr_FR"/>
+        </w:rPr>
+      </w:r>
+    </w:p>
+    <w:p>
+      <w:pPr/>
+      <w:r>
+        <w:rPr>
+          <w:lang w:val="fr_FR" w:bidi="fr_FR"/>
+        </w:rPr>
+      </w:r>
+      <w:r>
+        <w:rPr>
+          <w:lang w:val="fr_FR" w:bidi="fr_FR"/>
+        </w:rPr>
         <w:t>comme l’éclat de la lumière : Le Seigneur, qui est apparu autrefois sur la montagne du Sinaï et a rempli le pays du sud de sa gloire, remplit les cieux de sa splendeur.</w:t>
       </w:r>
-      <w:r/>
-      <w:r/>
-    </w:p>
-    <w:p>
-      <w:r/>
+      <w:r>
+        <w:rPr>
+          <w:lang w:val="fr_FR" w:bidi="fr_FR"/>
+        </w:rPr>
+      </w:r>
+      <w:r>
+        <w:rPr>
+          <w:lang w:val="fr_FR" w:bidi="fr_FR"/>
+        </w:rPr>
+      </w:r>
+    </w:p>
+    <w:p>
+      <w:pPr/>
+      <w:r>
+        <w:rPr>
+          <w:lang w:val="fr_FR" w:bidi="fr_FR"/>
+        </w:rPr>
+      </w:r>
     </w:p>
     <w:p>
       <w:pPr>
         <w:pStyle w:val="Heading2"/>
       </w:pPr>
       <w:r>
+        <w:rPr>
+          <w:lang w:val="fr_FR" w:bidi="fr_FR"/>
+        </w:rPr>
         <w:t>Habakuk 3.5</w:t>
       </w:r>
-      <w:r/>
-    </w:p>
-    <w:p>
-      <w:r/>
-      <w:r>
+      <w:r>
+        <w:rPr>
+          <w:lang w:val="fr_FR" w:bidi="fr_FR"/>
+        </w:rPr>
+      </w:r>
+    </w:p>
+    <w:p>
+      <w:pPr/>
+      <w:r>
+        <w:rPr>
+          <w:lang w:val="fr_FR" w:bidi="fr_FR"/>
+        </w:rPr>
+      </w:r>
+      <w:r>
+        <w:rPr>
+          <w:lang w:val="fr_FR" w:bidi="fr_FR"/>
+        </w:rPr>
         <w:t xml:space="preserve">Habakuk personnifie la peste (voir </w:t>
       </w:r>
       <w:hyperlink r:id="rId88">
         <w:r>
           <w:rPr>
+            <w:lang w:val="fr_FR" w:bidi="fr_FR"/>
+          </w:rPr>
+          <w:rPr>
             <w:color w:val="0000EE"/>
             <w:u w:val="single"/>
           </w:rPr>
@@ -1846,11 +3429,17 @@
         </w:r>
       </w:hyperlink>
       <w:r>
+        <w:rPr>
+          <w:lang w:val="fr_FR" w:bidi="fr_FR"/>
+        </w:rPr>
         <w:t xml:space="preserve">) et la plaie (voir </w:t>
       </w:r>
       <w:hyperlink r:id="rId89">
         <w:r>
           <w:rPr>
+            <w:lang w:val="fr_FR" w:bidi="fr_FR"/>
+          </w:rPr>
+          <w:rPr>
             <w:color w:val="0000EE"/>
             <w:u w:val="single"/>
           </w:rPr>
@@ -1858,11 +3447,17 @@
         </w:r>
       </w:hyperlink>
       <w:r>
+        <w:rPr>
+          <w:lang w:val="fr_FR" w:bidi="fr_FR"/>
+        </w:rPr>
         <w:t xml:space="preserve"> ; </w:t>
       </w:r>
       <w:hyperlink r:id="rId90">
         <w:r>
           <w:rPr>
+            <w:lang w:val="fr_FR" w:bidi="fr_FR"/>
+          </w:rPr>
+          <w:rPr>
             <w:color w:val="0000EE"/>
             <w:u w:val="single"/>
           </w:rPr>
@@ -1870,31 +3465,65 @@
         </w:r>
       </w:hyperlink>
       <w:r>
+        <w:rPr>
+          <w:lang w:val="fr_FR" w:bidi="fr_FR"/>
+        </w:rPr>
         <w:t>) comme des soldats de l’armée de Dieu, dont le rôle est d’accomplir ses desseins.</w:t>
       </w:r>
-      <w:r/>
-      <w:r/>
-    </w:p>
-    <w:p>
-      <w:r/>
+      <w:r>
+        <w:rPr>
+          <w:lang w:val="fr_FR" w:bidi="fr_FR"/>
+        </w:rPr>
+      </w:r>
+      <w:r>
+        <w:rPr>
+          <w:lang w:val="fr_FR" w:bidi="fr_FR"/>
+        </w:rPr>
+      </w:r>
+    </w:p>
+    <w:p>
+      <w:pPr/>
+      <w:r>
+        <w:rPr>
+          <w:lang w:val="fr_FR" w:bidi="fr_FR"/>
+        </w:rPr>
+      </w:r>
     </w:p>
     <w:p>
       <w:pPr>
         <w:pStyle w:val="Heading2"/>
       </w:pPr>
       <w:r>
+        <w:rPr>
+          <w:lang w:val="fr_FR" w:bidi="fr_FR"/>
+        </w:rPr>
         <w:t>Habakuk 3.5–6</w:t>
       </w:r>
-      <w:r/>
-    </w:p>
-    <w:p>
-      <w:r/>
-      <w:r>
+      <w:r>
+        <w:rPr>
+          <w:lang w:val="fr_FR" w:bidi="fr_FR"/>
+        </w:rPr>
+      </w:r>
+    </w:p>
+    <w:p>
+      <w:pPr/>
+      <w:r>
+        <w:rPr>
+          <w:lang w:val="fr_FR" w:bidi="fr_FR"/>
+        </w:rPr>
+      </w:r>
+      <w:r>
+        <w:rPr>
+          <w:lang w:val="fr_FR" w:bidi="fr_FR"/>
+        </w:rPr>
         <w:t xml:space="preserve">Dieu est le guerrier divin qui intervient en faveur des siens (voir </w:t>
       </w:r>
       <w:hyperlink r:id="rId84">
         <w:r>
           <w:rPr>
+            <w:lang w:val="fr_FR" w:bidi="fr_FR"/>
+          </w:rPr>
+          <w:rPr>
             <w:color w:val="0000EE"/>
             <w:u w:val="single"/>
           </w:rPr>
@@ -1902,11 +3531,17 @@
         </w:r>
       </w:hyperlink>
       <w:r>
+        <w:rPr>
+          <w:lang w:val="fr_FR" w:bidi="fr_FR"/>
+        </w:rPr>
         <w:t xml:space="preserve"> ; voir aussi </w:t>
       </w:r>
       <w:hyperlink r:id="rId91">
         <w:r>
           <w:rPr>
+            <w:lang w:val="fr_FR" w:bidi="fr_FR"/>
+          </w:rPr>
+          <w:rPr>
             <w:color w:val="0000EE"/>
             <w:u w:val="single"/>
           </w:rPr>
@@ -1914,31 +3549,65 @@
         </w:r>
       </w:hyperlink>
       <w:r>
+        <w:rPr>
+          <w:lang w:val="fr_FR" w:bidi="fr_FR"/>
+        </w:rPr>
         <w:t>).</w:t>
       </w:r>
-      <w:r/>
-      <w:r/>
-    </w:p>
-    <w:p>
-      <w:r/>
+      <w:r>
+        <w:rPr>
+          <w:lang w:val="fr_FR" w:bidi="fr_FR"/>
+        </w:rPr>
+      </w:r>
+      <w:r>
+        <w:rPr>
+          <w:lang w:val="fr_FR" w:bidi="fr_FR"/>
+        </w:rPr>
+      </w:r>
+    </w:p>
+    <w:p>
+      <w:pPr/>
+      <w:r>
+        <w:rPr>
+          <w:lang w:val="fr_FR" w:bidi="fr_FR"/>
+        </w:rPr>
+      </w:r>
     </w:p>
     <w:p>
       <w:pPr>
         <w:pStyle w:val="Heading2"/>
       </w:pPr>
       <w:r>
+        <w:rPr>
+          <w:lang w:val="fr_FR" w:bidi="fr_FR"/>
+        </w:rPr>
         <w:t>Habakuk 3.7</w:t>
       </w:r>
-      <w:r/>
-    </w:p>
-    <w:p>
-      <w:r/>
-      <w:r>
+      <w:r>
+        <w:rPr>
+          <w:lang w:val="fr_FR" w:bidi="fr_FR"/>
+        </w:rPr>
+      </w:r>
+    </w:p>
+    <w:p>
+      <w:pPr/>
+      <w:r>
+        <w:rPr>
+          <w:lang w:val="fr_FR" w:bidi="fr_FR"/>
+        </w:rPr>
+      </w:r>
+      <w:r>
+        <w:rPr>
+          <w:lang w:val="fr_FR" w:bidi="fr_FR"/>
+        </w:rPr>
         <w:t xml:space="preserve">Madian occupait la partie sud de la région juste à l’est du Jourdain (voir </w:t>
       </w:r>
       <w:hyperlink r:id="rId92">
         <w:r>
           <w:rPr>
+            <w:lang w:val="fr_FR" w:bidi="fr_FR"/>
+          </w:rPr>
+          <w:rPr>
             <w:color w:val="0000EE"/>
             <w:u w:val="single"/>
           </w:rPr>
@@ -1946,11 +3615,17 @@
         </w:r>
       </w:hyperlink>
       <w:r>
+        <w:rPr>
+          <w:lang w:val="fr_FR" w:bidi="fr_FR"/>
+        </w:rPr>
         <w:t>) ; la nation tremblait de terreur devant la puissance bouleversante de la présence de Dieu (</w:t>
       </w:r>
       <w:hyperlink r:id="rId93">
         <w:r>
           <w:rPr>
+            <w:lang w:val="fr_FR" w:bidi="fr_FR"/>
+          </w:rPr>
+          <w:rPr>
             <w:color w:val="0000EE"/>
             <w:u w:val="single"/>
           </w:rPr>
@@ -1958,31 +3633,65 @@
         </w:r>
       </w:hyperlink>
       <w:r>
+        <w:rPr>
+          <w:lang w:val="fr_FR" w:bidi="fr_FR"/>
+        </w:rPr>
         <w:t>).</w:t>
       </w:r>
-      <w:r/>
-      <w:r/>
-    </w:p>
-    <w:p>
-      <w:r/>
+      <w:r>
+        <w:rPr>
+          <w:lang w:val="fr_FR" w:bidi="fr_FR"/>
+        </w:rPr>
+      </w:r>
+      <w:r>
+        <w:rPr>
+          <w:lang w:val="fr_FR" w:bidi="fr_FR"/>
+        </w:rPr>
+      </w:r>
+    </w:p>
+    <w:p>
+      <w:pPr/>
+      <w:r>
+        <w:rPr>
+          <w:lang w:val="fr_FR" w:bidi="fr_FR"/>
+        </w:rPr>
+      </w:r>
     </w:p>
     <w:p>
       <w:pPr>
         <w:pStyle w:val="Heading2"/>
       </w:pPr>
       <w:r>
+        <w:rPr>
+          <w:lang w:val="fr_FR" w:bidi="fr_FR"/>
+        </w:rPr>
         <w:t>Habakuk 3.8</w:t>
       </w:r>
-      <w:r/>
-    </w:p>
-    <w:p>
-      <w:r/>
-      <w:r>
+      <w:r>
+        <w:rPr>
+          <w:lang w:val="fr_FR" w:bidi="fr_FR"/>
+        </w:rPr>
+      </w:r>
+    </w:p>
+    <w:p>
+      <w:pPr/>
+      <w:r>
+        <w:rPr>
+          <w:lang w:val="fr_FR" w:bidi="fr_FR"/>
+        </w:rPr>
+      </w:r>
+      <w:r>
+        <w:rPr>
+          <w:lang w:val="fr_FR" w:bidi="fr_FR"/>
+        </w:rPr>
         <w:t xml:space="preserve">irrité contre les fleuves… contre la mer : Voir </w:t>
       </w:r>
       <w:hyperlink r:id="rId94">
         <w:r>
           <w:rPr>
+            <w:lang w:val="fr_FR" w:bidi="fr_FR"/>
+          </w:rPr>
+          <w:rPr>
             <w:color w:val="0000EE"/>
             <w:u w:val="single"/>
           </w:rPr>
@@ -1990,11 +3699,17 @@
         </w:r>
       </w:hyperlink>
       <w:r>
+        <w:rPr>
+          <w:lang w:val="fr_FR" w:bidi="fr_FR"/>
+        </w:rPr>
         <w:t xml:space="preserve"> ; </w:t>
       </w:r>
       <w:hyperlink r:id="rId95">
         <w:r>
           <w:rPr>
+            <w:lang w:val="fr_FR" w:bidi="fr_FR"/>
+          </w:rPr>
+          <w:rPr>
             <w:color w:val="0000EE"/>
             <w:u w:val="single"/>
           </w:rPr>
@@ -2002,11 +3717,17 @@
         </w:r>
       </w:hyperlink>
       <w:r>
+        <w:rPr>
+          <w:lang w:val="fr_FR" w:bidi="fr_FR"/>
+        </w:rPr>
         <w:t>. • char de victoire : Il s’agit d’une référence ironique des chars égyptiens, qui poursuivirent les Israélites lorsque Dieu les aida à s’échapper par la mer Rouge (</w:t>
       </w:r>
       <w:hyperlink r:id="rId96">
         <w:r>
           <w:rPr>
+            <w:lang w:val="fr_FR" w:bidi="fr_FR"/>
+          </w:rPr>
+          <w:rPr>
             <w:color w:val="0000EE"/>
             <w:u w:val="single"/>
           </w:rPr>
@@ -2014,31 +3735,65 @@
         </w:r>
       </w:hyperlink>
       <w:r>
+        <w:rPr>
+          <w:lang w:val="fr_FR" w:bidi="fr_FR"/>
+        </w:rPr>
         <w:t>).</w:t>
       </w:r>
-      <w:r/>
-      <w:r/>
-    </w:p>
-    <w:p>
-      <w:r/>
+      <w:r>
+        <w:rPr>
+          <w:lang w:val="fr_FR" w:bidi="fr_FR"/>
+        </w:rPr>
+      </w:r>
+      <w:r>
+        <w:rPr>
+          <w:lang w:val="fr_FR" w:bidi="fr_FR"/>
+        </w:rPr>
+      </w:r>
+    </w:p>
+    <w:p>
+      <w:pPr/>
+      <w:r>
+        <w:rPr>
+          <w:lang w:val="fr_FR" w:bidi="fr_FR"/>
+        </w:rPr>
+      </w:r>
     </w:p>
     <w:p>
       <w:pPr>
         <w:pStyle w:val="Heading2"/>
       </w:pPr>
       <w:r>
+        <w:rPr>
+          <w:lang w:val="fr_FR" w:bidi="fr_FR"/>
+        </w:rPr>
         <w:t>Habakuk 3.8–15</w:t>
       </w:r>
-      <w:r/>
-    </w:p>
-    <w:p>
-      <w:r/>
-      <w:r>
+      <w:r>
+        <w:rPr>
+          <w:lang w:val="fr_FR" w:bidi="fr_FR"/>
+        </w:rPr>
+      </w:r>
+    </w:p>
+    <w:p>
+      <w:pPr/>
+      <w:r>
+        <w:rPr>
+          <w:lang w:val="fr_FR" w:bidi="fr_FR"/>
+        </w:rPr>
+      </w:r>
+      <w:r>
+        <w:rPr>
+          <w:lang w:val="fr_FR" w:bidi="fr_FR"/>
+        </w:rPr>
         <w:t>Le Seigneur est un guerrier divin pour son peuple, qui agit avec sa puissance rédemptrice en leur faveur. L’image de Dieu en tant que guerrier divin se trouve à la fois dans l’Ancien Testament et dans le Nouveau Testament : il est présent dans l’exode d’Israël d’Égypte, leur déplacement vers la montagne du Sinaï (</w:t>
       </w:r>
       <w:hyperlink r:id="rId97">
         <w:r>
           <w:rPr>
+            <w:lang w:val="fr_FR" w:bidi="fr_FR"/>
+          </w:rPr>
+          <w:rPr>
             <w:color w:val="0000EE"/>
             <w:u w:val="single"/>
           </w:rPr>
@@ -2046,11 +3801,17 @@
         </w:r>
       </w:hyperlink>
       <w:r>
+        <w:rPr>
+          <w:lang w:val="fr_FR" w:bidi="fr_FR"/>
+        </w:rPr>
         <w:t xml:space="preserve">), leur approche de la Terre Promise depuis le sud, et leurs triomphes durant la période de conquête initiale (par exemple, </w:t>
       </w:r>
       <w:hyperlink r:id="rId98">
         <w:r>
           <w:rPr>
+            <w:lang w:val="fr_FR" w:bidi="fr_FR"/>
+          </w:rPr>
+          <w:rPr>
             <w:color w:val="0000EE"/>
             <w:u w:val="single"/>
           </w:rPr>
@@ -2058,11 +3819,17 @@
         </w:r>
       </w:hyperlink>
       <w:r>
+        <w:rPr>
+          <w:lang w:val="fr_FR" w:bidi="fr_FR"/>
+        </w:rPr>
         <w:t xml:space="preserve"> ; </w:t>
       </w:r>
       <w:hyperlink r:id="rId99">
         <w:r>
           <w:rPr>
+            <w:lang w:val="fr_FR" w:bidi="fr_FR"/>
+          </w:rPr>
+          <w:rPr>
             <w:color w:val="0000EE"/>
             <w:u w:val="single"/>
           </w:rPr>
@@ -2070,11 +3837,17 @@
         </w:r>
       </w:hyperlink>
       <w:r>
+        <w:rPr>
+          <w:lang w:val="fr_FR" w:bidi="fr_FR"/>
+        </w:rPr>
         <w:t xml:space="preserve">; </w:t>
       </w:r>
       <w:hyperlink r:id="rId100">
         <w:r>
           <w:rPr>
+            <w:lang w:val="fr_FR" w:bidi="fr_FR"/>
+          </w:rPr>
+          <w:rPr>
             <w:color w:val="0000EE"/>
             <w:u w:val="single"/>
           </w:rPr>
@@ -2082,11 +3855,17 @@
         </w:r>
       </w:hyperlink>
       <w:r>
+        <w:rPr>
+          <w:lang w:val="fr_FR" w:bidi="fr_FR"/>
+        </w:rPr>
         <w:t xml:space="preserve">; un exemple clé du Nouveau Testament est le passage </w:t>
       </w:r>
       <w:hyperlink r:id="rId101">
         <w:r>
           <w:rPr>
+            <w:lang w:val="fr_FR" w:bidi="fr_FR"/>
+          </w:rPr>
+          <w:rPr>
             <w:color w:val="0000EE"/>
             <w:u w:val="single"/>
           </w:rPr>
@@ -2094,57 +3873,125 @@
         </w:r>
       </w:hyperlink>
       <w:r>
+        <w:rPr>
+          <w:lang w:val="fr_FR" w:bidi="fr_FR"/>
+        </w:rPr>
         <w:t>).</w:t>
       </w:r>
-      <w:r/>
-      <w:r/>
-    </w:p>
-    <w:p>
-      <w:r/>
+      <w:r>
+        <w:rPr>
+          <w:lang w:val="fr_FR" w:bidi="fr_FR"/>
+        </w:rPr>
+      </w:r>
+      <w:r>
+        <w:rPr>
+          <w:lang w:val="fr_FR" w:bidi="fr_FR"/>
+        </w:rPr>
+      </w:r>
+    </w:p>
+    <w:p>
+      <w:pPr/>
+      <w:r>
+        <w:rPr>
+          <w:lang w:val="fr_FR" w:bidi="fr_FR"/>
+        </w:rPr>
+      </w:r>
     </w:p>
     <w:p>
       <w:pPr>
         <w:pStyle w:val="Heading2"/>
       </w:pPr>
       <w:r>
+        <w:rPr>
+          <w:lang w:val="fr_FR" w:bidi="fr_FR"/>
+        </w:rPr>
         <w:t>Habakuk 3.9–11</w:t>
       </w:r>
-      <w:r/>
-    </w:p>
-    <w:p>
-      <w:r/>
-      <w:r>
+      <w:r>
+        <w:rPr>
+          <w:lang w:val="fr_FR" w:bidi="fr_FR"/>
+        </w:rPr>
+      </w:r>
+    </w:p>
+    <w:p>
+      <w:pPr/>
+      <w:r>
+        <w:rPr>
+          <w:lang w:val="fr_FR" w:bidi="fr_FR"/>
+        </w:rPr>
+      </w:r>
+      <w:r>
+        <w:rPr>
+          <w:lang w:val="fr_FR" w:bidi="fr_FR"/>
+        </w:rPr>
         <w:t>Dieu seul contrôle les forces du monde naturel.</w:t>
       </w:r>
-      <w:r/>
-      <w:r/>
-    </w:p>
-    <w:p>
-      <w:r/>
+      <w:r>
+        <w:rPr>
+          <w:lang w:val="fr_FR" w:bidi="fr_FR"/>
+        </w:rPr>
+      </w:r>
+      <w:r>
+        <w:rPr>
+          <w:lang w:val="fr_FR" w:bidi="fr_FR"/>
+        </w:rPr>
+      </w:r>
+    </w:p>
+    <w:p>
+      <w:pPr/>
+      <w:r>
+        <w:rPr>
+          <w:lang w:val="fr_FR" w:bidi="fr_FR"/>
+        </w:rPr>
+      </w:r>
     </w:p>
     <w:p>
       <w:pPr>
         <w:pStyle w:val="Heading2"/>
       </w:pPr>
       <w:r>
+        <w:rPr>
+          <w:lang w:val="fr_FR" w:bidi="fr_FR"/>
+        </w:rPr>
         <w:t>Habakuk 3.10</w:t>
       </w:r>
-      <w:r/>
-    </w:p>
-    <w:p>
-      <w:r/>
-      <w:r>
+      <w:r>
+        <w:rPr>
+          <w:lang w:val="fr_FR" w:bidi="fr_FR"/>
+        </w:rPr>
+      </w:r>
+    </w:p>
+    <w:p>
+      <w:pPr/>
+      <w:r>
+        <w:rPr>
+          <w:lang w:val="fr_FR" w:bidi="fr_FR"/>
+        </w:rPr>
+      </w:r>
+      <w:r>
+        <w:rPr>
+          <w:lang w:val="fr_FR" w:bidi="fr_FR"/>
+        </w:rPr>
         <w:t xml:space="preserve">eau : voir </w:t>
       </w:r>
       <w:r>
+        <w:rPr>
+          <w:lang w:val="fr_FR" w:bidi="fr_FR"/>
+        </w:rPr>
         <w:t>la note d’étude du verset 3.8</w:t>
       </w:r>
       <w:r>
+        <w:rPr>
+          <w:lang w:val="fr_FR" w:bidi="fr_FR"/>
+        </w:rPr>
         <w:t xml:space="preserve"> ; voir aussi les versets </w:t>
       </w:r>
       <w:hyperlink r:id="rId97">
         <w:r>
           <w:rPr>
+            <w:lang w:val="fr_FR" w:bidi="fr_FR"/>
+          </w:rPr>
+          <w:rPr>
             <w:color w:val="0000EE"/>
             <w:u w:val="single"/>
           </w:rPr>
@@ -2152,31 +3999,65 @@
         </w:r>
       </w:hyperlink>
       <w:r>
+        <w:rPr>
+          <w:lang w:val="fr_FR" w:bidi="fr_FR"/>
+        </w:rPr>
         <w:t>.</w:t>
       </w:r>
-      <w:r/>
-      <w:r/>
-    </w:p>
-    <w:p>
-      <w:r/>
+      <w:r>
+        <w:rPr>
+          <w:lang w:val="fr_FR" w:bidi="fr_FR"/>
+        </w:rPr>
+      </w:r>
+      <w:r>
+        <w:rPr>
+          <w:lang w:val="fr_FR" w:bidi="fr_FR"/>
+        </w:rPr>
+      </w:r>
+    </w:p>
+    <w:p>
+      <w:pPr/>
+      <w:r>
+        <w:rPr>
+          <w:lang w:val="fr_FR" w:bidi="fr_FR"/>
+        </w:rPr>
+      </w:r>
     </w:p>
     <w:p>
       <w:pPr>
         <w:pStyle w:val="Heading2"/>
       </w:pPr>
       <w:r>
+        <w:rPr>
+          <w:lang w:val="fr_FR" w:bidi="fr_FR"/>
+        </w:rPr>
         <w:t>Habakuk 3.11</w:t>
       </w:r>
-      <w:r/>
-    </w:p>
-    <w:p>
-      <w:r/>
-      <w:r>
+      <w:r>
+        <w:rPr>
+          <w:lang w:val="fr_FR" w:bidi="fr_FR"/>
+        </w:rPr>
+      </w:r>
+    </w:p>
+    <w:p>
+      <w:pPr/>
+      <w:r>
+        <w:rPr>
+          <w:lang w:val="fr_FR" w:bidi="fr_FR"/>
+        </w:rPr>
+      </w:r>
+      <w:r>
+        <w:rPr>
+          <w:lang w:val="fr_FR" w:bidi="fr_FR"/>
+        </w:rPr>
         <w:t xml:space="preserve">Le soleil et la lune : Voir les versets </w:t>
       </w:r>
       <w:hyperlink r:id="rId102">
         <w:r>
           <w:rPr>
+            <w:lang w:val="fr_FR" w:bidi="fr_FR"/>
+          </w:rPr>
+          <w:rPr>
             <w:color w:val="0000EE"/>
             <w:u w:val="single"/>
           </w:rPr>
@@ -2184,31 +4065,65 @@
         </w:r>
       </w:hyperlink>
       <w:r>
+        <w:rPr>
+          <w:lang w:val="fr_FR" w:bidi="fr_FR"/>
+        </w:rPr>
         <w:t>.</w:t>
       </w:r>
-      <w:r/>
-      <w:r/>
-    </w:p>
-    <w:p>
-      <w:r/>
+      <w:r>
+        <w:rPr>
+          <w:lang w:val="fr_FR" w:bidi="fr_FR"/>
+        </w:rPr>
+      </w:r>
+      <w:r>
+        <w:rPr>
+          <w:lang w:val="fr_FR" w:bidi="fr_FR"/>
+        </w:rPr>
+      </w:r>
+    </w:p>
+    <w:p>
+      <w:pPr/>
+      <w:r>
+        <w:rPr>
+          <w:lang w:val="fr_FR" w:bidi="fr_FR"/>
+        </w:rPr>
+      </w:r>
     </w:p>
     <w:p>
       <w:pPr>
         <w:pStyle w:val="Heading2"/>
       </w:pPr>
       <w:r>
+        <w:rPr>
+          <w:lang w:val="fr_FR" w:bidi="fr_FR"/>
+        </w:rPr>
         <w:t>Habakuk 3.15</w:t>
       </w:r>
-      <w:r/>
-    </w:p>
-    <w:p>
-      <w:r/>
-      <w:r>
+      <w:r>
+        <w:rPr>
+          <w:lang w:val="fr_FR" w:bidi="fr_FR"/>
+        </w:rPr>
+      </w:r>
+    </w:p>
+    <w:p>
+      <w:pPr/>
+      <w:r>
+        <w:rPr>
+          <w:lang w:val="fr_FR" w:bidi="fr_FR"/>
+        </w:rPr>
+      </w:r>
+      <w:r>
+        <w:rPr>
+          <w:lang w:val="fr_FR" w:bidi="fr_FR"/>
+        </w:rPr>
         <w:t>la mer... des grandes eaux : le passage se termine comme il a commencé (</w:t>
       </w:r>
       <w:hyperlink r:id="rId86">
         <w:r>
           <w:rPr>
+            <w:lang w:val="fr_FR" w:bidi="fr_FR"/>
+          </w:rPr>
+          <w:rPr>
             <w:color w:val="0000EE"/>
             <w:u w:val="single"/>
           </w:rPr>
@@ -2216,40 +4131,78 @@
         </w:r>
       </w:hyperlink>
       <w:r>
+        <w:rPr>
+          <w:lang w:val="fr_FR" w:bidi="fr_FR"/>
+        </w:rPr>
         <w:t>).</w:t>
       </w:r>
-      <w:r/>
-      <w:r/>
-    </w:p>
-    <w:p>
-      <w:r/>
+      <w:r>
+        <w:rPr>
+          <w:lang w:val="fr_FR" w:bidi="fr_FR"/>
+        </w:rPr>
+      </w:r>
+      <w:r>
+        <w:rPr>
+          <w:lang w:val="fr_FR" w:bidi="fr_FR"/>
+        </w:rPr>
+      </w:r>
+    </w:p>
+    <w:p>
+      <w:pPr/>
+      <w:r>
+        <w:rPr>
+          <w:lang w:val="fr_FR" w:bidi="fr_FR"/>
+        </w:rPr>
+      </w:r>
     </w:p>
     <w:p>
       <w:pPr>
         <w:pStyle w:val="Heading2"/>
       </w:pPr>
       <w:r>
+        <w:rPr>
+          <w:lang w:val="fr_FR" w:bidi="fr_FR"/>
+        </w:rPr>
         <w:t>Habakuk 3.16</w:t>
       </w:r>
-      <w:r/>
-    </w:p>
-    <w:p>
-      <w:r/>
-      <w:r>
+      <w:r>
+        <w:rPr>
+          <w:lang w:val="fr_FR" w:bidi="fr_FR"/>
+        </w:rPr>
+      </w:r>
+    </w:p>
+    <w:p>
+      <w:pPr/>
+      <w:r>
+        <w:rPr>
+          <w:lang w:val="fr_FR" w:bidi="fr_FR"/>
+        </w:rPr>
+      </w:r>
+      <w:r>
+        <w:rPr>
+          <w:lang w:val="fr_FR" w:bidi="fr_FR"/>
+        </w:rPr>
         <w:t>Bien que la pleine réalisation de l'immense puissance de Dieu ait épuisé la force d'Habakuk au point qu'il tremblait</w:t>
       </w:r>
       <w:r>
         <w:rPr>
           <w:i/>
+          <w:lang w:val="fr_FR" w:bidi="fr_FR"/>
         </w:rPr>
         <w:t>,</w:t>
       </w:r>
       <w:r>
+        <w:rPr>
+          <w:lang w:val="fr_FR" w:bidi="fr_FR"/>
+        </w:rPr>
         <w:t xml:space="preserve"> il attendrait tranquillement (voir </w:t>
       </w:r>
       <w:hyperlink r:id="rId103">
         <w:r>
           <w:rPr>
+            <w:lang w:val="fr_FR" w:bidi="fr_FR"/>
+          </w:rPr>
+          <w:rPr>
             <w:color w:val="0000EE"/>
             <w:u w:val="single"/>
           </w:rPr>
@@ -2257,31 +4210,65 @@
         </w:r>
       </w:hyperlink>
       <w:r>
+        <w:rPr>
+          <w:lang w:val="fr_FR" w:bidi="fr_FR"/>
+        </w:rPr>
         <w:t>) que le jugement de Dieu descende.</w:t>
       </w:r>
-      <w:r/>
-      <w:r/>
-    </w:p>
-    <w:p>
-      <w:r/>
+      <w:r>
+        <w:rPr>
+          <w:lang w:val="fr_FR" w:bidi="fr_FR"/>
+        </w:rPr>
+      </w:r>
+      <w:r>
+        <w:rPr>
+          <w:lang w:val="fr_FR" w:bidi="fr_FR"/>
+        </w:rPr>
+      </w:r>
+    </w:p>
+    <w:p>
+      <w:pPr/>
+      <w:r>
+        <w:rPr>
+          <w:lang w:val="fr_FR" w:bidi="fr_FR"/>
+        </w:rPr>
+      </w:r>
     </w:p>
     <w:p>
       <w:pPr>
         <w:pStyle w:val="Heading2"/>
       </w:pPr>
       <w:r>
+        <w:rPr>
+          <w:lang w:val="fr_FR" w:bidi="fr_FR"/>
+        </w:rPr>
         <w:t>Habakuk 3.17–19</w:t>
       </w:r>
-      <w:r/>
-    </w:p>
-    <w:p>
-      <w:r/>
-      <w:r>
+      <w:r>
+        <w:rPr>
+          <w:lang w:val="fr_FR" w:bidi="fr_FR"/>
+        </w:rPr>
+      </w:r>
+    </w:p>
+    <w:p>
+      <w:pPr/>
+      <w:r>
+        <w:rPr>
+          <w:lang w:val="fr_FR" w:bidi="fr_FR"/>
+        </w:rPr>
+      </w:r>
+      <w:r>
+        <w:rPr>
+          <w:lang w:val="fr_FR" w:bidi="fr_FR"/>
+        </w:rPr>
         <w:t>Après avoir raconté les actes puissants de rédemption de Dieu (</w:t>
       </w:r>
       <w:hyperlink r:id="rId104">
         <w:r>
           <w:rPr>
+            <w:lang w:val="fr_FR" w:bidi="fr_FR"/>
+          </w:rPr>
+          <w:rPr>
             <w:color w:val="0000EE"/>
             <w:u w:val="single"/>
           </w:rPr>
@@ -2289,11 +4276,17 @@
         </w:r>
       </w:hyperlink>
       <w:r>
+        <w:rPr>
+          <w:lang w:val="fr_FR" w:bidi="fr_FR"/>
+        </w:rPr>
         <w:t>), et s’être arrêté pour les considérer (</w:t>
       </w:r>
       <w:hyperlink r:id="rId105">
         <w:r>
           <w:rPr>
+            <w:lang w:val="fr_FR" w:bidi="fr_FR"/>
+          </w:rPr>
+          <w:rPr>
             <w:color w:val="0000EE"/>
             <w:u w:val="single"/>
           </w:rPr>
@@ -2301,31 +4294,65 @@
         </w:r>
       </w:hyperlink>
       <w:r>
+        <w:rPr>
+          <w:lang w:val="fr_FR" w:bidi="fr_FR"/>
+        </w:rPr>
         <w:t>), Habakuk réaffirme maintenant sa confiance en Dieu alors qu’il clôt sa prière. • Car… Toutefois, je veux me réjouir : même si Dieu n’envoie plus jamais de bénédictions matérielles sur son peuple, il est toujours digne de toute la confiance et de la louange qu’ils peuvent lui donner. Quoi qu’il arrive, le prophète pouvait se réjouir, sachant que le Seigneur n’est pas seulement le Rédempteur d’Israël, mais aussi la source de son propre salut.</w:t>
       </w:r>
-      <w:r/>
-      <w:r/>
-    </w:p>
-    <w:p>
-      <w:r/>
+      <w:r>
+        <w:rPr>
+          <w:lang w:val="fr_FR" w:bidi="fr_FR"/>
+        </w:rPr>
+      </w:r>
+      <w:r>
+        <w:rPr>
+          <w:lang w:val="fr_FR" w:bidi="fr_FR"/>
+        </w:rPr>
+      </w:r>
+    </w:p>
+    <w:p>
+      <w:pPr/>
+      <w:r>
+        <w:rPr>
+          <w:lang w:val="fr_FR" w:bidi="fr_FR"/>
+        </w:rPr>
+      </w:r>
     </w:p>
     <w:p>
       <w:pPr>
         <w:pStyle w:val="Heading2"/>
       </w:pPr>
       <w:r>
+        <w:rPr>
+          <w:lang w:val="fr_FR" w:bidi="fr_FR"/>
+        </w:rPr>
         <w:t>Habakuk 3.19</w:t>
       </w:r>
-      <w:r/>
-    </w:p>
-    <w:p>
-      <w:r/>
-      <w:r>
+      <w:r>
+        <w:rPr>
+          <w:lang w:val="fr_FR" w:bidi="fr_FR"/>
+        </w:rPr>
+      </w:r>
+    </w:p>
+    <w:p>
+      <w:pPr/>
+      <w:r>
+        <w:rPr>
+          <w:lang w:val="fr_FR" w:bidi="fr_FR"/>
+        </w:rPr>
+      </w:r>
+      <w:r>
+        <w:rPr>
+          <w:lang w:val="fr_FR" w:bidi="fr_FR"/>
+        </w:rPr>
         <w:t>Habakuk devait toute la force qu’il avait à l’Éternel, le Seigneur (</w:t>
       </w:r>
       <w:hyperlink r:id="rId106">
         <w:r>
           <w:rPr>
+            <w:lang w:val="fr_FR" w:bidi="fr_FR"/>
+          </w:rPr>
+          <w:rPr>
             <w:color w:val="0000EE"/>
             <w:u w:val="single"/>
           </w:rPr>
@@ -2333,11 +4360,17 @@
         </w:r>
       </w:hyperlink>
       <w:r>
+        <w:rPr>
+          <w:lang w:val="fr_FR" w:bidi="fr_FR"/>
+        </w:rPr>
         <w:t xml:space="preserve">). Habakuk comparait son ascension spirituelle à celle d’un cerf montant rapidement vers les sommets des montagnes et les survolant avec grâce (cf. </w:t>
       </w:r>
       <w:hyperlink r:id="rId107">
         <w:r>
           <w:rPr>
+            <w:lang w:val="fr_FR" w:bidi="fr_FR"/>
+          </w:rPr>
+          <w:rPr>
             <w:color w:val="0000EE"/>
             <w:u w:val="single"/>
           </w:rPr>
@@ -2345,10 +4378,21 @@
         </w:r>
       </w:hyperlink>
       <w:r>
+        <w:rPr>
+          <w:lang w:val="fr_FR" w:bidi="fr_FR"/>
+        </w:rPr>
         <w:t>).</w:t>
       </w:r>
-      <w:r/>
-      <w:r/>
+      <w:r>
+        <w:rPr>
+          <w:lang w:val="fr_FR" w:bidi="fr_FR"/>
+        </w:rPr>
+      </w:r>
+      <w:r>
+        <w:rPr>
+          <w:lang w:val="fr_FR" w:bidi="fr_FR"/>
+        </w:rPr>
+      </w:r>
     </w:p>
     <w:sectPr>
       <w:footnotePr>
@@ -4250,7 +6294,7 @@
     <w:rPrDefault>
       <w:rPr>
         <w:rFonts w:ascii="Times New Roman" w:eastAsia="Times New Roman" w:hAnsi="Times New Roman" w:cs="Times New Roman"/>
-        <w:lang w:val="en-US" w:eastAsia="en-US" w:bidi="ar-SA"/>
+        <w:lang w:val="fr_FR" w:eastAsia="en-US" w:bidi="ar-SA"/>
       </w:rPr>
     </w:rPrDefault>
     <w:pPrDefault/>

--- a/fra/docx/35.content.docx
+++ b/fra/docx/35.content.docx
@@ -28,22 +28,6 @@
       </w:r>
     </w:p>
     <w:p>
-      <w:pPr>
-        <w:pStyle w:val="Heading2"/>
-      </w:pPr>
-      <w:r>
-        <w:rPr>
-          <w:lang w:val="fr_FR" w:bidi="fr_FR"/>
-        </w:rPr>
-        <w:t>License Information</w:t>
-      </w:r>
-      <w:r>
-        <w:rPr>
-          <w:lang w:val="fr_FR" w:bidi="fr_FR"/>
-        </w:rPr>
-      </w:r>
-    </w:p>
-    <w:p>
       <w:pPr/>
       <w:r>
         <w:rPr>
@@ -55,19 +39,21 @@
           <w:b/>
           <w:lang w:val="fr_FR" w:bidi="fr_FR"/>
         </w:rPr>
-        <w:t>Notes d'étude (Tyndale)</w:t>
-      </w:r>
-      <w:r>
-        <w:rPr>
-          <w:lang w:val="fr_FR" w:bidi="fr_FR"/>
-        </w:rPr>
-        <w:t xml:space="preserve"> (French) is based on</w:t>
-      </w:r>
-      <w:r>
-        <w:rPr>
-          <w:lang w:val="fr_FR" w:bidi="fr_FR"/>
-        </w:rPr>
-        <w:t xml:space="preserve">: </w:t>
+        <w:t>Aquifer Open Study Notes</w:t>
+      </w:r>
+    </w:p>
+    <w:p>
+      <w:pPr/>
+      <w:r>
+        <w:rPr>
+          <w:lang w:val="fr_FR" w:bidi="fr_FR"/>
+        </w:rPr>
+      </w:r>
+      <w:r>
+        <w:rPr>
+          <w:lang w:val="fr_FR" w:bidi="fr_FR"/>
+        </w:rPr>
+        <w:t xml:space="preserve">This work is an adaptation of </w:t>
       </w:r>
       <w:r>
         <w:rPr>
@@ -79,62 +65,33 @@
         <w:rPr>
           <w:lang w:val="fr_FR" w:bidi="fr_FR"/>
         </w:rPr>
-        <w:t xml:space="preserve">, </w:t>
-      </w:r>
-      <w:hyperlink r:id="rId13">
-        <w:r>
-          <w:rPr>
-            <w:lang w:val="fr_FR" w:bidi="fr_FR"/>
-          </w:rPr>
-          <w:rPr>
-            <w:color w:val="0000EE"/>
-            <w:u w:val="single"/>
-          </w:rPr>
-          <w:t>Tyndale House Publishers</w:t>
-        </w:r>
-      </w:hyperlink>
-      <w:r>
-        <w:rPr>
-          <w:lang w:val="fr_FR" w:bidi="fr_FR"/>
-        </w:rPr>
-        <w:t xml:space="preserve">, 2019, which is licensed under a </w:t>
-      </w:r>
-      <w:hyperlink r:id="rId14">
-        <w:r>
-          <w:rPr>
-            <w:lang w:val="fr_FR" w:bidi="fr_FR"/>
-          </w:rPr>
-          <w:rPr>
-            <w:color w:val="0000EE"/>
-            <w:u w:val="single"/>
-          </w:rPr>
-          <w:t>CC BY-SA 4.0 license</w:t>
-        </w:r>
-      </w:hyperlink>
-      <w:r>
-        <w:rPr>
-          <w:lang w:val="fr_FR" w:bidi="fr_FR"/>
-        </w:rPr>
-        <w:t>.</w:t>
-      </w:r>
-      <w:r>
-        <w:rPr>
-          <w:lang w:val="fr_FR" w:bidi="fr_FR"/>
-        </w:rPr>
-      </w:r>
-    </w:p>
-    <w:p>
-      <w:pPr/>
-      <w:r>
-        <w:rPr>
-          <w:lang w:val="fr_FR" w:bidi="fr_FR"/>
-        </w:rPr>
-      </w:r>
-      <w:r>
-        <w:rPr>
-          <w:lang w:val="fr_FR" w:bidi="fr_FR"/>
-        </w:rPr>
-        <w:t>This PDF version is provided under the same license.</w:t>
+        <w:t xml:space="preserve"> © 2023 Tyndale House Publishers, licensed under the CC BY-SA 4.0 license. The adaptation, </w:t>
+      </w:r>
+      <w:r>
+        <w:rPr>
+          <w:lang w:val="fr_FR" w:bidi="fr_FR"/>
+        </w:rPr>
+        <w:t>Aquifer Open Study Notes</w:t>
+      </w:r>
+      <w:r>
+        <w:rPr>
+          <w:lang w:val="fr_FR" w:bidi="fr_FR"/>
+        </w:rPr>
+        <w:t>, was created by Mission Mutual and is also licensed under CC BY-SA 4.0.</w:t>
+      </w:r>
+    </w:p>
+    <w:p>
+      <w:pPr/>
+      <w:r>
+        <w:rPr>
+          <w:lang w:val="fr_FR" w:bidi="fr_FR"/>
+        </w:rPr>
+      </w:r>
+      <w:r>
+        <w:rPr>
+          <w:lang w:val="fr_FR" w:bidi="fr_FR"/>
+        </w:rPr>
+        <w:t>This resource has been adapted into multiple languages, including English, Tok Pisin, Arabic (عربي), French (Français), Hindi (हिंदी), Indonesian (Bahasa Indonesia), Portuguese (Português), Russian (Русский), Spanish (Español), Swahili (Kiswahili), and Simplified Chinese (简体中文).</w:t>
       </w:r>
       <w:r>
         <w:rPr>
@@ -296,6 +253,90 @@
         </w:rPr>
         <w:t xml:space="preserve">Le mot oracle désigne le livre comme étant la révélation de Dieu à travers son prophète (cf. </w:t>
       </w:r>
+      <w:hyperlink r:id="rId13">
+        <w:r>
+          <w:rPr>
+            <w:lang w:val="fr_FR" w:bidi="fr_FR"/>
+          </w:rPr>
+          <w:rPr>
+            <w:color w:val="0000EE"/>
+            <w:u w:val="single"/>
+          </w:rPr>
+          <w:t>Na 1.1</w:t>
+        </w:r>
+      </w:hyperlink>
+      <w:r>
+        <w:rPr>
+          <w:lang w:val="fr_FR" w:bidi="fr_FR"/>
+        </w:rPr>
+        <w:t xml:space="preserve"> ; </w:t>
+      </w:r>
+      <w:hyperlink r:id="rId14">
+        <w:r>
+          <w:rPr>
+            <w:lang w:val="fr_FR" w:bidi="fr_FR"/>
+          </w:rPr>
+          <w:rPr>
+            <w:color w:val="0000EE"/>
+            <w:u w:val="single"/>
+          </w:rPr>
+          <w:t>Ml 1.1</w:t>
+        </w:r>
+      </w:hyperlink>
+      <w:r>
+        <w:rPr>
+          <w:lang w:val="fr_FR" w:bidi="fr_FR"/>
+        </w:rPr>
+        <w:t>).</w:t>
+      </w:r>
+      <w:r>
+        <w:rPr>
+          <w:lang w:val="fr_FR" w:bidi="fr_FR"/>
+        </w:rPr>
+      </w:r>
+      <w:r>
+        <w:rPr>
+          <w:lang w:val="fr_FR" w:bidi="fr_FR"/>
+        </w:rPr>
+      </w:r>
+    </w:p>
+    <w:p>
+      <w:pPr/>
+      <w:r>
+        <w:rPr>
+          <w:lang w:val="fr_FR" w:bidi="fr_FR"/>
+        </w:rPr>
+      </w:r>
+    </w:p>
+    <w:p>
+      <w:pPr>
+        <w:pStyle w:val="Heading2"/>
+      </w:pPr>
+      <w:r>
+        <w:rPr>
+          <w:lang w:val="fr_FR" w:bidi="fr_FR"/>
+        </w:rPr>
+        <w:t>Habakuk 1.2</w:t>
+      </w:r>
+      <w:r>
+        <w:rPr>
+          <w:lang w:val="fr_FR" w:bidi="fr_FR"/>
+        </w:rPr>
+      </w:r>
+    </w:p>
+    <w:p>
+      <w:pPr/>
+      <w:r>
+        <w:rPr>
+          <w:lang w:val="fr_FR" w:bidi="fr_FR"/>
+        </w:rPr>
+      </w:r>
+      <w:r>
+        <w:rPr>
+          <w:lang w:val="fr_FR" w:bidi="fr_FR"/>
+        </w:rPr>
+        <w:t xml:space="preserve">J’ai crié, Et tu n’écoutes pas ! : Le motif invocation/exaucement dans les Écritures démontre souvent la confiance du locuteur en Dieu comme refuge ou guide (voir </w:t>
+      </w:r>
       <w:hyperlink r:id="rId15">
         <w:r>
           <w:rPr>
@@ -305,7 +346,253 @@
             <w:color w:val="0000EE"/>
             <w:u w:val="single"/>
           </w:rPr>
-          <w:t>Na 1.1</w:t>
+          <w:t>Ps 102.1–2</w:t>
+        </w:r>
+      </w:hyperlink>
+      <w:r>
+        <w:rPr>
+          <w:lang w:val="fr_FR" w:bidi="fr_FR"/>
+        </w:rPr>
+        <w:t>) et indique une communion intime entre le fidèle et Dieu (</w:t>
+      </w:r>
+      <w:hyperlink r:id="rId16">
+        <w:r>
+          <w:rPr>
+            <w:lang w:val="fr_FR" w:bidi="fr_FR"/>
+          </w:rPr>
+          <w:rPr>
+            <w:color w:val="0000EE"/>
+            <w:u w:val="single"/>
+          </w:rPr>
+          <w:t xml:space="preserve">Ps 145.18 </w:t>
+        </w:r>
+      </w:hyperlink>
+      <w:r>
+        <w:rPr>
+          <w:lang w:val="fr_FR" w:bidi="fr_FR"/>
+        </w:rPr>
+        <w:t xml:space="preserve">; </w:t>
+      </w:r>
+      <w:hyperlink r:id="rId17">
+        <w:r>
+          <w:rPr>
+            <w:lang w:val="fr_FR" w:bidi="fr_FR"/>
+          </w:rPr>
+          <w:rPr>
+            <w:color w:val="0000EE"/>
+            <w:u w:val="single"/>
+          </w:rPr>
+          <w:t>Es 65.24</w:t>
+        </w:r>
+      </w:hyperlink>
+      <w:r>
+        <w:rPr>
+          <w:lang w:val="fr_FR" w:bidi="fr_FR"/>
+        </w:rPr>
+        <w:t>).</w:t>
+      </w:r>
+      <w:r>
+        <w:rPr>
+          <w:lang w:val="fr_FR" w:bidi="fr_FR"/>
+        </w:rPr>
+      </w:r>
+      <w:r>
+        <w:rPr>
+          <w:lang w:val="fr_FR" w:bidi="fr_FR"/>
+        </w:rPr>
+      </w:r>
+    </w:p>
+    <w:p>
+      <w:pPr/>
+      <w:r>
+        <w:rPr>
+          <w:lang w:val="fr_FR" w:bidi="fr_FR"/>
+        </w:rPr>
+      </w:r>
+    </w:p>
+    <w:p>
+      <w:pPr>
+        <w:pStyle w:val="Heading2"/>
+      </w:pPr>
+      <w:r>
+        <w:rPr>
+          <w:lang w:val="fr_FR" w:bidi="fr_FR"/>
+        </w:rPr>
+        <w:t>Habakuk 1.2–4</w:t>
+      </w:r>
+      <w:r>
+        <w:rPr>
+          <w:lang w:val="fr_FR" w:bidi="fr_FR"/>
+        </w:rPr>
+      </w:r>
+    </w:p>
+    <w:p>
+      <w:pPr/>
+      <w:r>
+        <w:rPr>
+          <w:lang w:val="fr_FR" w:bidi="fr_FR"/>
+        </w:rPr>
+      </w:r>
+      <w:r>
+        <w:rPr>
+          <w:lang w:val="fr_FR" w:bidi="fr_FR"/>
+        </w:rPr>
+        <w:t>Pour Habakuk, Dieu semblait indifférent au mal qui gagnait la société en Juda (</w:t>
+      </w:r>
+      <w:hyperlink r:id="rId18">
+        <w:r>
+          <w:rPr>
+            <w:lang w:val="fr_FR" w:bidi="fr_FR"/>
+          </w:rPr>
+          <w:rPr>
+            <w:color w:val="0000EE"/>
+            <w:u w:val="single"/>
+          </w:rPr>
+          <w:t>1.3–4</w:t>
+        </w:r>
+      </w:hyperlink>
+      <w:r>
+        <w:rPr>
+          <w:lang w:val="fr_FR" w:bidi="fr_FR"/>
+        </w:rPr>
+        <w:t>) et insensible à ses plaintes à ce sujet (</w:t>
+      </w:r>
+      <w:hyperlink r:id="rId19">
+        <w:r>
+          <w:rPr>
+            <w:lang w:val="fr_FR" w:bidi="fr_FR"/>
+          </w:rPr>
+          <w:rPr>
+            <w:color w:val="0000EE"/>
+            <w:u w:val="single"/>
+          </w:rPr>
+          <w:t>1.2</w:t>
+        </w:r>
+      </w:hyperlink>
+      <w:r>
+        <w:rPr>
+          <w:lang w:val="fr_FR" w:bidi="fr_FR"/>
+        </w:rPr>
+        <w:t>).</w:t>
+      </w:r>
+      <w:r>
+        <w:rPr>
+          <w:lang w:val="fr_FR" w:bidi="fr_FR"/>
+        </w:rPr>
+      </w:r>
+      <w:r>
+        <w:rPr>
+          <w:lang w:val="fr_FR" w:bidi="fr_FR"/>
+        </w:rPr>
+      </w:r>
+    </w:p>
+    <w:p>
+      <w:pPr/>
+      <w:r>
+        <w:rPr>
+          <w:lang w:val="fr_FR" w:bidi="fr_FR"/>
+        </w:rPr>
+      </w:r>
+    </w:p>
+    <w:p>
+      <w:pPr>
+        <w:pStyle w:val="Heading2"/>
+      </w:pPr>
+      <w:r>
+        <w:rPr>
+          <w:lang w:val="fr_FR" w:bidi="fr_FR"/>
+        </w:rPr>
+        <w:t>Habakuk 1.3</w:t>
+      </w:r>
+      <w:r>
+        <w:rPr>
+          <w:lang w:val="fr_FR" w:bidi="fr_FR"/>
+        </w:rPr>
+      </w:r>
+    </w:p>
+    <w:p>
+      <w:pPr/>
+      <w:r>
+        <w:rPr>
+          <w:lang w:val="fr_FR" w:bidi="fr_FR"/>
+        </w:rPr>
+      </w:r>
+      <w:r>
+        <w:rPr>
+          <w:lang w:val="fr_FR" w:bidi="fr_FR"/>
+        </w:rPr>
+        <w:t xml:space="preserve">À l’époque d’Habakuk, la destruction et la violence gagnaient la société judéenne (voir </w:t>
+      </w:r>
+      <w:r>
+        <w:rPr>
+          <w:lang w:val="fr_FR" w:bidi="fr_FR"/>
+        </w:rPr>
+        <w:t>Introduction au livre d’Habakuk</w:t>
+      </w:r>
+      <w:r>
+        <w:rPr>
+          <w:lang w:val="fr_FR" w:bidi="fr_FR"/>
+        </w:rPr>
+        <w:t>, « Contexte »).</w:t>
+      </w:r>
+      <w:r>
+        <w:rPr>
+          <w:lang w:val="fr_FR" w:bidi="fr_FR"/>
+        </w:rPr>
+      </w:r>
+      <w:r>
+        <w:rPr>
+          <w:lang w:val="fr_FR" w:bidi="fr_FR"/>
+        </w:rPr>
+      </w:r>
+    </w:p>
+    <w:p>
+      <w:pPr/>
+      <w:r>
+        <w:rPr>
+          <w:lang w:val="fr_FR" w:bidi="fr_FR"/>
+        </w:rPr>
+      </w:r>
+    </w:p>
+    <w:p>
+      <w:pPr>
+        <w:pStyle w:val="Heading2"/>
+      </w:pPr>
+      <w:r>
+        <w:rPr>
+          <w:lang w:val="fr_FR" w:bidi="fr_FR"/>
+        </w:rPr>
+        <w:t>Habakuk 1.4</w:t>
+      </w:r>
+      <w:r>
+        <w:rPr>
+          <w:lang w:val="fr_FR" w:bidi="fr_FR"/>
+        </w:rPr>
+      </w:r>
+    </w:p>
+    <w:p>
+      <w:pPr/>
+      <w:r>
+        <w:rPr>
+          <w:lang w:val="fr_FR" w:bidi="fr_FR"/>
+        </w:rPr>
+      </w:r>
+      <w:r>
+        <w:rPr>
+          <w:lang w:val="fr_FR" w:bidi="fr_FR"/>
+        </w:rPr>
+        <w:t xml:space="preserve">Habakuk exprime son inquiétude face à l'injustice et à l'iniquité qu'il voyait tout autour de lui (voir </w:t>
+      </w:r>
+      <w:hyperlink r:id="rId20">
+        <w:r>
+          <w:rPr>
+            <w:lang w:val="fr_FR" w:bidi="fr_FR"/>
+          </w:rPr>
+          <w:rPr>
+            <w:color w:val="0000EE"/>
+            <w:u w:val="single"/>
+          </w:rPr>
+          <w:t>1.12–13</w:t>
         </w:r>
       </w:hyperlink>
       <w:r>
@@ -314,16 +601,360 @@
         </w:rPr>
         <w:t xml:space="preserve"> ; </w:t>
       </w:r>
-      <w:hyperlink r:id="rId16">
-        <w:r>
-          <w:rPr>
-            <w:lang w:val="fr_FR" w:bidi="fr_FR"/>
-          </w:rPr>
-          <w:rPr>
-            <w:color w:val="0000EE"/>
-            <w:u w:val="single"/>
-          </w:rPr>
-          <w:t>Ml 1.1</w:t>
+      <w:hyperlink r:id="rId21">
+        <w:r>
+          <w:rPr>
+            <w:lang w:val="fr_FR" w:bidi="fr_FR"/>
+          </w:rPr>
+          <w:rPr>
+            <w:color w:val="0000EE"/>
+            <w:u w:val="single"/>
+          </w:rPr>
+          <w:t>2.4</w:t>
+        </w:r>
+      </w:hyperlink>
+      <w:r>
+        <w:rPr>
+          <w:lang w:val="fr_FR" w:bidi="fr_FR"/>
+        </w:rPr>
+        <w:t xml:space="preserve">, </w:t>
+      </w:r>
+      <w:hyperlink r:id="rId22">
+        <w:r>
+          <w:rPr>
+            <w:lang w:val="fr_FR" w:bidi="fr_FR"/>
+          </w:rPr>
+          <w:rPr>
+            <w:color w:val="0000EE"/>
+            <w:u w:val="single"/>
+          </w:rPr>
+          <w:t>9</w:t>
+        </w:r>
+      </w:hyperlink>
+      <w:r>
+        <w:rPr>
+          <w:lang w:val="fr_FR" w:bidi="fr_FR"/>
+        </w:rPr>
+        <w:t>), même dans les tribunaux, où la loi n'était plus efficace pour maintenir la justice.</w:t>
+      </w:r>
+      <w:r>
+        <w:rPr>
+          <w:lang w:val="fr_FR" w:bidi="fr_FR"/>
+        </w:rPr>
+      </w:r>
+      <w:r>
+        <w:rPr>
+          <w:lang w:val="fr_FR" w:bidi="fr_FR"/>
+        </w:rPr>
+      </w:r>
+    </w:p>
+    <w:p>
+      <w:pPr/>
+      <w:r>
+        <w:rPr>
+          <w:lang w:val="fr_FR" w:bidi="fr_FR"/>
+        </w:rPr>
+      </w:r>
+    </w:p>
+    <w:p>
+      <w:pPr>
+        <w:pStyle w:val="Heading2"/>
+      </w:pPr>
+      <w:r>
+        <w:rPr>
+          <w:lang w:val="fr_FR" w:bidi="fr_FR"/>
+        </w:rPr>
+        <w:t>Habakuk 1.5</w:t>
+      </w:r>
+      <w:r>
+        <w:rPr>
+          <w:lang w:val="fr_FR" w:bidi="fr_FR"/>
+        </w:rPr>
+      </w:r>
+    </w:p>
+    <w:p>
+      <w:pPr/>
+      <w:r>
+        <w:rPr>
+          <w:lang w:val="fr_FR" w:bidi="fr_FR"/>
+        </w:rPr>
+      </w:r>
+      <w:r>
+        <w:rPr>
+          <w:lang w:val="fr_FR" w:bidi="fr_FR"/>
+        </w:rPr>
+        <w:t xml:space="preserve">Jetez les yeux… regardez : Deux verbes hébreux différents sont traduits par </w:t>
+      </w:r>
+      <w:r>
+        <w:rPr>
+          <w:i/>
+          <w:lang w:val="fr_FR" w:bidi="fr_FR"/>
+        </w:rPr>
+        <w:t>voir</w:t>
+      </w:r>
+      <w:r>
+        <w:rPr>
+          <w:lang w:val="fr_FR" w:bidi="fr_FR"/>
+        </w:rPr>
+        <w:t xml:space="preserve"> et </w:t>
+      </w:r>
+      <w:r>
+        <w:rPr>
+          <w:i/>
+          <w:lang w:val="fr_FR" w:bidi="fr_FR"/>
+        </w:rPr>
+        <w:t>contempler</w:t>
+      </w:r>
+      <w:r>
+        <w:rPr>
+          <w:lang w:val="fr_FR" w:bidi="fr_FR"/>
+        </w:rPr>
+        <w:t xml:space="preserve"> au verset </w:t>
+      </w:r>
+      <w:hyperlink r:id="rId23">
+        <w:r>
+          <w:rPr>
+            <w:lang w:val="fr_FR" w:bidi="fr_FR"/>
+          </w:rPr>
+          <w:rPr>
+            <w:color w:val="0000EE"/>
+            <w:u w:val="single"/>
+          </w:rPr>
+          <w:t>1.3</w:t>
+        </w:r>
+      </w:hyperlink>
+      <w:r>
+        <w:rPr>
+          <w:lang w:val="fr_FR" w:bidi="fr_FR"/>
+        </w:rPr>
+        <w:t xml:space="preserve">. Ces verbes forment un lien littéraire entre les questions d’Habakuk au verset </w:t>
+      </w:r>
+      <w:hyperlink r:id="rId23">
+        <w:r>
+          <w:rPr>
+            <w:lang w:val="fr_FR" w:bidi="fr_FR"/>
+          </w:rPr>
+          <w:rPr>
+            <w:color w:val="0000EE"/>
+            <w:u w:val="single"/>
+          </w:rPr>
+          <w:t>1.3</w:t>
+        </w:r>
+      </w:hyperlink>
+      <w:r>
+        <w:rPr>
+          <w:lang w:val="fr_FR" w:bidi="fr_FR"/>
+        </w:rPr>
+        <w:t xml:space="preserve"> et la réponse de Dieu aux versets </w:t>
+      </w:r>
+      <w:hyperlink r:id="rId24">
+        <w:r>
+          <w:rPr>
+            <w:lang w:val="fr_FR" w:bidi="fr_FR"/>
+          </w:rPr>
+          <w:rPr>
+            <w:color w:val="0000EE"/>
+            <w:u w:val="single"/>
+          </w:rPr>
+          <w:t>1.5–11</w:t>
+        </w:r>
+      </w:hyperlink>
+      <w:r>
+        <w:rPr>
+          <w:lang w:val="fr_FR" w:bidi="fr_FR"/>
+        </w:rPr>
+        <w:t>.</w:t>
+      </w:r>
+      <w:r>
+        <w:rPr>
+          <w:lang w:val="fr_FR" w:bidi="fr_FR"/>
+        </w:rPr>
+      </w:r>
+      <w:r>
+        <w:rPr>
+          <w:lang w:val="fr_FR" w:bidi="fr_FR"/>
+        </w:rPr>
+      </w:r>
+    </w:p>
+    <w:p>
+      <w:pPr/>
+      <w:r>
+        <w:rPr>
+          <w:lang w:val="fr_FR" w:bidi="fr_FR"/>
+        </w:rPr>
+      </w:r>
+    </w:p>
+    <w:p>
+      <w:pPr>
+        <w:pStyle w:val="Heading2"/>
+      </w:pPr>
+      <w:r>
+        <w:rPr>
+          <w:lang w:val="fr_FR" w:bidi="fr_FR"/>
+        </w:rPr>
+        <w:t>Habakuk 1.5–11</w:t>
+      </w:r>
+      <w:r>
+        <w:rPr>
+          <w:lang w:val="fr_FR" w:bidi="fr_FR"/>
+        </w:rPr>
+      </w:r>
+    </w:p>
+    <w:p>
+      <w:pPr/>
+      <w:r>
+        <w:rPr>
+          <w:lang w:val="fr_FR" w:bidi="fr_FR"/>
+        </w:rPr>
+      </w:r>
+      <w:r>
+        <w:rPr>
+          <w:lang w:val="fr_FR" w:bidi="fr_FR"/>
+        </w:rPr>
+        <w:t>La réponse de Dieu à la question d’Habakuk est surprenante. Dieu enverra un peuple violent, les Babyloniens, pour s’occuper de la violence en Juda. L’armée babylonienne, bien entraînée et aguerrie, était une force imparable.</w:t>
+      </w:r>
+      <w:r>
+        <w:rPr>
+          <w:lang w:val="fr_FR" w:bidi="fr_FR"/>
+        </w:rPr>
+      </w:r>
+      <w:r>
+        <w:rPr>
+          <w:lang w:val="fr_FR" w:bidi="fr_FR"/>
+        </w:rPr>
+      </w:r>
+    </w:p>
+    <w:p>
+      <w:pPr/>
+      <w:r>
+        <w:rPr>
+          <w:lang w:val="fr_FR" w:bidi="fr_FR"/>
+        </w:rPr>
+      </w:r>
+    </w:p>
+    <w:p>
+      <w:pPr>
+        <w:pStyle w:val="Heading2"/>
+      </w:pPr>
+      <w:r>
+        <w:rPr>
+          <w:lang w:val="fr_FR" w:bidi="fr_FR"/>
+        </w:rPr>
+        <w:t>Habakuk 1.7</w:t>
+      </w:r>
+      <w:r>
+        <w:rPr>
+          <w:lang w:val="fr_FR" w:bidi="fr_FR"/>
+        </w:rPr>
+      </w:r>
+    </w:p>
+    <w:p>
+      <w:pPr/>
+      <w:r>
+        <w:rPr>
+          <w:lang w:val="fr_FR" w:bidi="fr_FR"/>
+        </w:rPr>
+      </w:r>
+      <w:r>
+        <w:rPr>
+          <w:lang w:val="fr_FR" w:bidi="fr_FR"/>
+        </w:rPr>
+        <w:t>De lui seul viennent son droit et sa grandeur : Aucun soulagement de l'injustice ne viendrait des Babyloniens. Ils suivaient leur propre loi, ce qui ajoutait à la perplexité du prophète face à la décision de Dieu de les utiliser pour punir Juda.</w:t>
+      </w:r>
+      <w:r>
+        <w:rPr>
+          <w:lang w:val="fr_FR" w:bidi="fr_FR"/>
+        </w:rPr>
+      </w:r>
+      <w:r>
+        <w:rPr>
+          <w:lang w:val="fr_FR" w:bidi="fr_FR"/>
+        </w:rPr>
+      </w:r>
+    </w:p>
+    <w:p>
+      <w:pPr/>
+      <w:r>
+        <w:rPr>
+          <w:lang w:val="fr_FR" w:bidi="fr_FR"/>
+        </w:rPr>
+      </w:r>
+    </w:p>
+    <w:p>
+      <w:pPr>
+        <w:pStyle w:val="Heading2"/>
+      </w:pPr>
+      <w:r>
+        <w:rPr>
+          <w:lang w:val="fr_FR" w:bidi="fr_FR"/>
+        </w:rPr>
+        <w:t>Habakuk 1.8</w:t>
+      </w:r>
+      <w:r>
+        <w:rPr>
+          <w:lang w:val="fr_FR" w:bidi="fr_FR"/>
+        </w:rPr>
+      </w:r>
+    </w:p>
+    <w:p>
+      <w:pPr/>
+      <w:r>
+        <w:rPr>
+          <w:lang w:val="fr_FR" w:bidi="fr_FR"/>
+        </w:rPr>
+      </w:r>
+      <w:r>
+        <w:rPr>
+          <w:lang w:val="fr_FR" w:bidi="fr_FR"/>
+        </w:rPr>
+        <w:t xml:space="preserve">Les mentions claires de léopards, de loups, et d’aigles dépeignent la vitesse, la férocité et la nature prédatrice des attaques babyloniennes contre Juda (voir </w:t>
+      </w:r>
+      <w:hyperlink r:id="rId25">
+        <w:r>
+          <w:rPr>
+            <w:lang w:val="fr_FR" w:bidi="fr_FR"/>
+          </w:rPr>
+          <w:rPr>
+            <w:color w:val="0000EE"/>
+            <w:u w:val="single"/>
+          </w:rPr>
+          <w:t xml:space="preserve">Jr 4.13 </w:t>
+        </w:r>
+      </w:hyperlink>
+      <w:r>
+        <w:rPr>
+          <w:lang w:val="fr_FR" w:bidi="fr_FR"/>
+        </w:rPr>
+        <w:t xml:space="preserve">; </w:t>
+      </w:r>
+      <w:hyperlink r:id="rId26">
+        <w:r>
+          <w:rPr>
+            <w:lang w:val="fr_FR" w:bidi="fr_FR"/>
+          </w:rPr>
+          <w:rPr>
+            <w:color w:val="0000EE"/>
+            <w:u w:val="single"/>
+          </w:rPr>
+          <w:t xml:space="preserve">48.40 </w:t>
+        </w:r>
+      </w:hyperlink>
+      <w:r>
+        <w:rPr>
+          <w:lang w:val="fr_FR" w:bidi="fr_FR"/>
+        </w:rPr>
+        <w:t xml:space="preserve">; </w:t>
+      </w:r>
+      <w:hyperlink r:id="rId27">
+        <w:r>
+          <w:rPr>
+            <w:lang w:val="fr_FR" w:bidi="fr_FR"/>
+          </w:rPr>
+          <w:rPr>
+            <w:color w:val="0000EE"/>
+            <w:u w:val="single"/>
+          </w:rPr>
+          <w:t>49.22</w:t>
         </w:r>
       </w:hyperlink>
       <w:r>
@@ -359,55 +990,289 @@
         <w:rPr>
           <w:lang w:val="fr_FR" w:bidi="fr_FR"/>
         </w:rPr>
-        <w:t>Habakuk 1.2</w:t>
-      </w:r>
-      <w:r>
-        <w:rPr>
-          <w:lang w:val="fr_FR" w:bidi="fr_FR"/>
-        </w:rPr>
-      </w:r>
-    </w:p>
-    <w:p>
-      <w:pPr/>
-      <w:r>
-        <w:rPr>
-          <w:lang w:val="fr_FR" w:bidi="fr_FR"/>
-        </w:rPr>
-      </w:r>
-      <w:r>
-        <w:rPr>
-          <w:lang w:val="fr_FR" w:bidi="fr_FR"/>
-        </w:rPr>
-        <w:t xml:space="preserve">J’ai crié, Et tu n’écoutes pas ! : Le motif invocation/exaucement dans les Écritures démontre souvent la confiance du locuteur en Dieu comme refuge ou guide (voir </w:t>
-      </w:r>
-      <w:hyperlink r:id="rId17">
-        <w:r>
-          <w:rPr>
-            <w:lang w:val="fr_FR" w:bidi="fr_FR"/>
-          </w:rPr>
-          <w:rPr>
-            <w:color w:val="0000EE"/>
-            <w:u w:val="single"/>
-          </w:rPr>
-          <w:t>Ps 102.1–2</w:t>
-        </w:r>
-      </w:hyperlink>
-      <w:r>
-        <w:rPr>
-          <w:lang w:val="fr_FR" w:bidi="fr_FR"/>
-        </w:rPr>
-        <w:t>) et indique une communion intime entre le fidèle et Dieu (</w:t>
-      </w:r>
-      <w:hyperlink r:id="rId18">
-        <w:r>
-          <w:rPr>
-            <w:lang w:val="fr_FR" w:bidi="fr_FR"/>
-          </w:rPr>
-          <w:rPr>
-            <w:color w:val="0000EE"/>
-            <w:u w:val="single"/>
-          </w:rPr>
-          <w:t xml:space="preserve">Ps 145.18 </w:t>
+        <w:t>Habakuk 1.9</w:t>
+      </w:r>
+      <w:r>
+        <w:rPr>
+          <w:lang w:val="fr_FR" w:bidi="fr_FR"/>
+        </w:rPr>
+      </w:r>
+    </w:p>
+    <w:p>
+      <w:pPr/>
+      <w:r>
+        <w:rPr>
+          <w:lang w:val="fr_FR" w:bidi="fr_FR"/>
+        </w:rPr>
+      </w:r>
+      <w:r>
+        <w:rPr>
+          <w:lang w:val="fr_FR" w:bidi="fr_FR"/>
+        </w:rPr>
+        <w:t xml:space="preserve">Les Babyloniens ont en effet emmené de nombreux prisonniers de Juda en exil entre 605 et 586 av. J.‑C. (voir </w:t>
+      </w:r>
+      <w:hyperlink r:id="rId28">
+        <w:r>
+          <w:rPr>
+            <w:lang w:val="fr_FR" w:bidi="fr_FR"/>
+          </w:rPr>
+          <w:rPr>
+            <w:color w:val="0000EE"/>
+            <w:u w:val="single"/>
+          </w:rPr>
+          <w:t>Dn 1.1–3</w:t>
+        </w:r>
+      </w:hyperlink>
+      <w:r>
+        <w:rPr>
+          <w:lang w:val="fr_FR" w:bidi="fr_FR"/>
+        </w:rPr>
+        <w:t>).</w:t>
+      </w:r>
+      <w:r>
+        <w:rPr>
+          <w:lang w:val="fr_FR" w:bidi="fr_FR"/>
+        </w:rPr>
+      </w:r>
+      <w:r>
+        <w:rPr>
+          <w:lang w:val="fr_FR" w:bidi="fr_FR"/>
+        </w:rPr>
+      </w:r>
+    </w:p>
+    <w:p>
+      <w:pPr/>
+      <w:r>
+        <w:rPr>
+          <w:lang w:val="fr_FR" w:bidi="fr_FR"/>
+        </w:rPr>
+      </w:r>
+    </w:p>
+    <w:p>
+      <w:pPr>
+        <w:pStyle w:val="Heading2"/>
+      </w:pPr>
+      <w:r>
+        <w:rPr>
+          <w:lang w:val="fr_FR" w:bidi="fr_FR"/>
+        </w:rPr>
+        <w:t>Habakuk 1.10</w:t>
+      </w:r>
+      <w:r>
+        <w:rPr>
+          <w:lang w:val="fr_FR" w:bidi="fr_FR"/>
+        </w:rPr>
+      </w:r>
+    </w:p>
+    <w:p>
+      <w:pPr/>
+      <w:r>
+        <w:rPr>
+          <w:lang w:val="fr_FR" w:bidi="fr_FR"/>
+        </w:rPr>
+      </w:r>
+      <w:r>
+        <w:rPr>
+          <w:lang w:val="fr_FR" w:bidi="fr_FR"/>
+        </w:rPr>
+        <w:t xml:space="preserve">La tactique de bataille ancienne qui consistait à construire des rampes de terre contre les murs des villes attaquées est largement attestée dans l’ancien Proche-Orient (par exemple dans les versets </w:t>
+      </w:r>
+      <w:hyperlink r:id="rId29">
+        <w:r>
+          <w:rPr>
+            <w:lang w:val="fr_FR" w:bidi="fr_FR"/>
+          </w:rPr>
+          <w:rPr>
+            <w:color w:val="0000EE"/>
+            <w:u w:val="single"/>
+          </w:rPr>
+          <w:t>2R 19.32</w:t>
+        </w:r>
+      </w:hyperlink>
+      <w:r>
+        <w:rPr>
+          <w:lang w:val="fr_FR" w:bidi="fr_FR"/>
+        </w:rPr>
+        <w:t xml:space="preserve"> ; </w:t>
+      </w:r>
+      <w:hyperlink r:id="rId30">
+        <w:r>
+          <w:rPr>
+            <w:lang w:val="fr_FR" w:bidi="fr_FR"/>
+          </w:rPr>
+          <w:rPr>
+            <w:color w:val="0000EE"/>
+            <w:u w:val="single"/>
+          </w:rPr>
+          <w:t>Na 2.1</w:t>
+        </w:r>
+      </w:hyperlink>
+      <w:r>
+        <w:rPr>
+          <w:lang w:val="fr_FR" w:bidi="fr_FR"/>
+        </w:rPr>
+        <w:t>).</w:t>
+      </w:r>
+      <w:r>
+        <w:rPr>
+          <w:lang w:val="fr_FR" w:bidi="fr_FR"/>
+        </w:rPr>
+      </w:r>
+      <w:r>
+        <w:rPr>
+          <w:lang w:val="fr_FR" w:bidi="fr_FR"/>
+        </w:rPr>
+      </w:r>
+    </w:p>
+    <w:p>
+      <w:pPr/>
+      <w:r>
+        <w:rPr>
+          <w:lang w:val="fr_FR" w:bidi="fr_FR"/>
+        </w:rPr>
+      </w:r>
+    </w:p>
+    <w:p>
+      <w:pPr>
+        <w:pStyle w:val="Heading2"/>
+      </w:pPr>
+      <w:r>
+        <w:rPr>
+          <w:lang w:val="fr_FR" w:bidi="fr_FR"/>
+        </w:rPr>
+        <w:t>Habakuk 1.11</w:t>
+      </w:r>
+      <w:r>
+        <w:rPr>
+          <w:lang w:val="fr_FR" w:bidi="fr_FR"/>
+        </w:rPr>
+      </w:r>
+    </w:p>
+    <w:p>
+      <w:pPr/>
+      <w:r>
+        <w:rPr>
+          <w:lang w:val="fr_FR" w:bidi="fr_FR"/>
+        </w:rPr>
+      </w:r>
+      <w:r>
+        <w:rPr>
+          <w:lang w:val="fr_FR" w:bidi="fr_FR"/>
+        </w:rPr>
+        <w:t>Sa force à lui, voilà son dieu : Les Babyloniens adoraient de nombreux faux dieux. La confiance arrogante qu’ils plaçaient dans leur force militaire équivalait à une idole de plus dans leur panthéon.</w:t>
+      </w:r>
+      <w:r>
+        <w:rPr>
+          <w:lang w:val="fr_FR" w:bidi="fr_FR"/>
+        </w:rPr>
+      </w:r>
+      <w:r>
+        <w:rPr>
+          <w:lang w:val="fr_FR" w:bidi="fr_FR"/>
+        </w:rPr>
+      </w:r>
+    </w:p>
+    <w:p>
+      <w:pPr/>
+      <w:r>
+        <w:rPr>
+          <w:lang w:val="fr_FR" w:bidi="fr_FR"/>
+        </w:rPr>
+      </w:r>
+    </w:p>
+    <w:p>
+      <w:pPr>
+        <w:pStyle w:val="Heading2"/>
+      </w:pPr>
+      <w:r>
+        <w:rPr>
+          <w:lang w:val="fr_FR" w:bidi="fr_FR"/>
+        </w:rPr>
+        <w:t>Habakuk 1.12</w:t>
+      </w:r>
+      <w:r>
+        <w:rPr>
+          <w:lang w:val="fr_FR" w:bidi="fr_FR"/>
+        </w:rPr>
+      </w:r>
+    </w:p>
+    <w:p>
+      <w:pPr/>
+      <w:r>
+        <w:rPr>
+          <w:lang w:val="fr_FR" w:bidi="fr_FR"/>
+        </w:rPr>
+      </w:r>
+      <w:r>
+        <w:rPr>
+          <w:lang w:val="fr_FR" w:bidi="fr_FR"/>
+        </w:rPr>
+        <w:t xml:space="preserve">Malgré sa perplexité, Habakuk n’a pas renoncé à Dieu. Avec les mots « mon Dieu, mon Saint », il réaffirme son engagement envers le Seigneur avant de poser des questions sérieuses sur ce que Dieu lui a révélé. • Au vu du caractère de Dieu et de sa relation d’alliance avec Israël, Habakuk était certain que Dieu n’anéantirait pas son peuple. • pour exercer tes jugements : cf. </w:t>
+      </w:r>
+      <w:hyperlink r:id="rId31">
+        <w:r>
+          <w:rPr>
+            <w:lang w:val="fr_FR" w:bidi="fr_FR"/>
+          </w:rPr>
+          <w:rPr>
+            <w:color w:val="0000EE"/>
+            <w:u w:val="single"/>
+          </w:rPr>
+          <w:t>Hé 12.5–11</w:t>
+        </w:r>
+      </w:hyperlink>
+      <w:r>
+        <w:rPr>
+          <w:lang w:val="fr_FR" w:bidi="fr_FR"/>
+        </w:rPr>
+        <w:t xml:space="preserve">. • mon rocher : il s’agit d’une métaphore courante pour parler de la fidélité et de la force de Dieu (voir </w:t>
+      </w:r>
+      <w:hyperlink r:id="rId32">
+        <w:r>
+          <w:rPr>
+            <w:lang w:val="fr_FR" w:bidi="fr_FR"/>
+          </w:rPr>
+          <w:rPr>
+            <w:color w:val="0000EE"/>
+            <w:u w:val="single"/>
+          </w:rPr>
+          <w:t>Dt 32.15</w:t>
+        </w:r>
+      </w:hyperlink>
+      <w:r>
+        <w:rPr>
+          <w:lang w:val="fr_FR" w:bidi="fr_FR"/>
+        </w:rPr>
+        <w:t xml:space="preserve"> ; </w:t>
+      </w:r>
+      <w:hyperlink r:id="rId33">
+        <w:r>
+          <w:rPr>
+            <w:lang w:val="fr_FR" w:bidi="fr_FR"/>
+          </w:rPr>
+          <w:rPr>
+            <w:color w:val="0000EE"/>
+            <w:u w:val="single"/>
+          </w:rPr>
+          <w:t>1S 2.2</w:t>
+        </w:r>
+      </w:hyperlink>
+      <w:r>
+        <w:rPr>
+          <w:lang w:val="fr_FR" w:bidi="fr_FR"/>
+        </w:rPr>
+        <w:t xml:space="preserve"> ; </w:t>
+      </w:r>
+      <w:hyperlink r:id="rId34">
+        <w:r>
+          <w:rPr>
+            <w:lang w:val="fr_FR" w:bidi="fr_FR"/>
+          </w:rPr>
+          <w:rPr>
+            <w:color w:val="0000EE"/>
+            <w:u w:val="single"/>
+          </w:rPr>
+          <w:t xml:space="preserve">Ps 18.2 </w:t>
         </w:r>
       </w:hyperlink>
       <w:r>
@@ -416,16 +1281,34 @@
         </w:rPr>
         <w:t xml:space="preserve">; </w:t>
       </w:r>
-      <w:hyperlink r:id="rId19">
-        <w:r>
-          <w:rPr>
-            <w:lang w:val="fr_FR" w:bidi="fr_FR"/>
-          </w:rPr>
-          <w:rPr>
-            <w:color w:val="0000EE"/>
-            <w:u w:val="single"/>
-          </w:rPr>
-          <w:t>Es 65.24</w:t>
+      <w:hyperlink r:id="rId35">
+        <w:r>
+          <w:rPr>
+            <w:lang w:val="fr_FR" w:bidi="fr_FR"/>
+          </w:rPr>
+          <w:rPr>
+            <w:color w:val="0000EE"/>
+            <w:u w:val="single"/>
+          </w:rPr>
+          <w:t>1Co 10.4</w:t>
+        </w:r>
+      </w:hyperlink>
+      <w:r>
+        <w:rPr>
+          <w:lang w:val="fr_FR" w:bidi="fr_FR"/>
+        </w:rPr>
+        <w:t xml:space="preserve"> ; </w:t>
+      </w:r>
+      <w:hyperlink r:id="rId36">
+        <w:r>
+          <w:rPr>
+            <w:lang w:val="fr_FR" w:bidi="fr_FR"/>
+          </w:rPr>
+          <w:rPr>
+            <w:color w:val="0000EE"/>
+            <w:u w:val="single"/>
+          </w:rPr>
+          <w:t>1P 2.6–8</w:t>
         </w:r>
       </w:hyperlink>
       <w:r>
@@ -461,55 +1344,493 @@
         <w:rPr>
           <w:lang w:val="fr_FR" w:bidi="fr_FR"/>
         </w:rPr>
-        <w:t>Habakuk 1.2–4</w:t>
-      </w:r>
-      <w:r>
-        <w:rPr>
-          <w:lang w:val="fr_FR" w:bidi="fr_FR"/>
-        </w:rPr>
-      </w:r>
-    </w:p>
-    <w:p>
-      <w:pPr/>
-      <w:r>
-        <w:rPr>
-          <w:lang w:val="fr_FR" w:bidi="fr_FR"/>
-        </w:rPr>
-      </w:r>
-      <w:r>
-        <w:rPr>
-          <w:lang w:val="fr_FR" w:bidi="fr_FR"/>
-        </w:rPr>
-        <w:t>Pour Habakuk, Dieu semblait indifférent au mal qui gagnait la société en Juda (</w:t>
-      </w:r>
-      <w:hyperlink r:id="rId20">
-        <w:r>
-          <w:rPr>
-            <w:lang w:val="fr_FR" w:bidi="fr_FR"/>
-          </w:rPr>
-          <w:rPr>
-            <w:color w:val="0000EE"/>
-            <w:u w:val="single"/>
-          </w:rPr>
-          <w:t>1.3–4</w:t>
-        </w:r>
-      </w:hyperlink>
-      <w:r>
-        <w:rPr>
-          <w:lang w:val="fr_FR" w:bidi="fr_FR"/>
-        </w:rPr>
-        <w:t>) et insensible à ses plaintes à ce sujet (</w:t>
-      </w:r>
-      <w:hyperlink r:id="rId21">
-        <w:r>
-          <w:rPr>
-            <w:lang w:val="fr_FR" w:bidi="fr_FR"/>
-          </w:rPr>
-          <w:rPr>
-            <w:color w:val="0000EE"/>
-            <w:u w:val="single"/>
-          </w:rPr>
-          <w:t>1.2</w:t>
+        <w:t>Habakuk 1.12–2.1</w:t>
+      </w:r>
+      <w:r>
+        <w:rPr>
+          <w:lang w:val="fr_FR" w:bidi="fr_FR"/>
+        </w:rPr>
+      </w:r>
+    </w:p>
+    <w:p>
+      <w:pPr/>
+      <w:r>
+        <w:rPr>
+          <w:lang w:val="fr_FR" w:bidi="fr_FR"/>
+        </w:rPr>
+      </w:r>
+      <w:r>
+        <w:rPr>
+          <w:lang w:val="fr_FR" w:bidi="fr_FR"/>
+        </w:rPr>
+        <w:t>Habakuk avait du mal à concilier la réponse de Dieu (</w:t>
+      </w:r>
+      <w:hyperlink r:id="rId24">
+        <w:r>
+          <w:rPr>
+            <w:lang w:val="fr_FR" w:bidi="fr_FR"/>
+          </w:rPr>
+          <w:rPr>
+            <w:color w:val="0000EE"/>
+            <w:u w:val="single"/>
+          </w:rPr>
+          <w:t>1.5–11</w:t>
+        </w:r>
+      </w:hyperlink>
+      <w:r>
+        <w:rPr>
+          <w:lang w:val="fr_FR" w:bidi="fr_FR"/>
+        </w:rPr>
+        <w:t>) et sa compréhension du caractère divin. Comment un Dieu saint et juste pouvait-il châtier Juda en utilisant un peuple plus injuste qu’eux ?</w:t>
+      </w:r>
+      <w:r>
+        <w:rPr>
+          <w:lang w:val="fr_FR" w:bidi="fr_FR"/>
+        </w:rPr>
+      </w:r>
+      <w:r>
+        <w:rPr>
+          <w:lang w:val="fr_FR" w:bidi="fr_FR"/>
+        </w:rPr>
+      </w:r>
+    </w:p>
+    <w:p>
+      <w:pPr/>
+      <w:r>
+        <w:rPr>
+          <w:lang w:val="fr_FR" w:bidi="fr_FR"/>
+        </w:rPr>
+      </w:r>
+    </w:p>
+    <w:p>
+      <w:pPr>
+        <w:pStyle w:val="Heading2"/>
+      </w:pPr>
+      <w:r>
+        <w:rPr>
+          <w:lang w:val="fr_FR" w:bidi="fr_FR"/>
+        </w:rPr>
+        <w:t>Habakuk 1.14–15</w:t>
+      </w:r>
+      <w:r>
+        <w:rPr>
+          <w:lang w:val="fr_FR" w:bidi="fr_FR"/>
+        </w:rPr>
+      </w:r>
+    </w:p>
+    <w:p>
+      <w:pPr/>
+      <w:r>
+        <w:rPr>
+          <w:lang w:val="fr_FR" w:bidi="fr_FR"/>
+        </w:rPr>
+      </w:r>
+      <w:r>
+        <w:rPr>
+          <w:lang w:val="fr_FR" w:bidi="fr_FR"/>
+        </w:rPr>
+        <w:t>poissons… hameçons… filet : Habakuk décrit les Babyloniens comme des pêcheurs, attirant les peuples conquis.</w:t>
+      </w:r>
+      <w:r>
+        <w:rPr>
+          <w:lang w:val="fr_FR" w:bidi="fr_FR"/>
+        </w:rPr>
+      </w:r>
+      <w:r>
+        <w:rPr>
+          <w:lang w:val="fr_FR" w:bidi="fr_FR"/>
+        </w:rPr>
+      </w:r>
+    </w:p>
+    <w:p>
+      <w:pPr/>
+      <w:r>
+        <w:rPr>
+          <w:lang w:val="fr_FR" w:bidi="fr_FR"/>
+        </w:rPr>
+      </w:r>
+    </w:p>
+    <w:p>
+      <w:pPr>
+        <w:pStyle w:val="Heading2"/>
+      </w:pPr>
+      <w:r>
+        <w:rPr>
+          <w:lang w:val="fr_FR" w:bidi="fr_FR"/>
+        </w:rPr>
+        <w:t>Habakuk 1.16</w:t>
+      </w:r>
+      <w:r>
+        <w:rPr>
+          <w:lang w:val="fr_FR" w:bidi="fr_FR"/>
+        </w:rPr>
+      </w:r>
+    </w:p>
+    <w:p>
+      <w:pPr/>
+      <w:r>
+        <w:rPr>
+          <w:lang w:val="fr_FR" w:bidi="fr_FR"/>
+        </w:rPr>
+      </w:r>
+      <w:r>
+        <w:rPr>
+          <w:lang w:val="fr_FR" w:bidi="fr_FR"/>
+        </w:rPr>
+        <w:t xml:space="preserve">Voir la </w:t>
+      </w:r>
+      <w:r>
+        <w:rPr>
+          <w:lang w:val="fr_FR" w:bidi="fr_FR"/>
+        </w:rPr>
+        <w:t>note d’étude du verset 1.11</w:t>
+      </w:r>
+      <w:r>
+        <w:rPr>
+          <w:lang w:val="fr_FR" w:bidi="fr_FR"/>
+        </w:rPr>
+        <w:t xml:space="preserve"> ; cf. </w:t>
+      </w:r>
+      <w:hyperlink r:id="rId37">
+        <w:r>
+          <w:rPr>
+            <w:lang w:val="fr_FR" w:bidi="fr_FR"/>
+          </w:rPr>
+          <w:rPr>
+            <w:color w:val="0000EE"/>
+            <w:u w:val="single"/>
+          </w:rPr>
+          <w:t>1Jn 5.21</w:t>
+        </w:r>
+      </w:hyperlink>
+      <w:r>
+        <w:rPr>
+          <w:lang w:val="fr_FR" w:bidi="fr_FR"/>
+        </w:rPr>
+        <w:t>.</w:t>
+      </w:r>
+      <w:r>
+        <w:rPr>
+          <w:lang w:val="fr_FR" w:bidi="fr_FR"/>
+        </w:rPr>
+      </w:r>
+      <w:r>
+        <w:rPr>
+          <w:lang w:val="fr_FR" w:bidi="fr_FR"/>
+        </w:rPr>
+      </w:r>
+    </w:p>
+    <w:p>
+      <w:pPr/>
+      <w:r>
+        <w:rPr>
+          <w:lang w:val="fr_FR" w:bidi="fr_FR"/>
+        </w:rPr>
+      </w:r>
+    </w:p>
+    <w:p>
+      <w:pPr>
+        <w:pStyle w:val="Heading2"/>
+      </w:pPr>
+      <w:r>
+        <w:rPr>
+          <w:lang w:val="fr_FR" w:bidi="fr_FR"/>
+        </w:rPr>
+        <w:t>Habakuk 2.1</w:t>
+      </w:r>
+      <w:r>
+        <w:rPr>
+          <w:lang w:val="fr_FR" w:bidi="fr_FR"/>
+        </w:rPr>
+      </w:r>
+    </w:p>
+    <w:p>
+      <w:pPr/>
+      <w:r>
+        <w:rPr>
+          <w:lang w:val="fr_FR" w:bidi="fr_FR"/>
+        </w:rPr>
+      </w:r>
+      <w:r>
+        <w:rPr>
+          <w:lang w:val="fr_FR" w:bidi="fr_FR"/>
+        </w:rPr>
+        <w:t xml:space="preserve">J’étais à mon poste… Je veillais : comme une sentinelle en service (voir aussi </w:t>
+      </w:r>
+      <w:hyperlink r:id="rId38">
+        <w:r>
+          <w:rPr>
+            <w:lang w:val="fr_FR" w:bidi="fr_FR"/>
+          </w:rPr>
+          <w:rPr>
+            <w:color w:val="0000EE"/>
+            <w:u w:val="single"/>
+          </w:rPr>
+          <w:t>2S 18.24–28</w:t>
+        </w:r>
+      </w:hyperlink>
+      <w:r>
+        <w:rPr>
+          <w:lang w:val="fr_FR" w:bidi="fr_FR"/>
+        </w:rPr>
+        <w:t xml:space="preserve"> ; </w:t>
+      </w:r>
+      <w:hyperlink r:id="rId39">
+        <w:r>
+          <w:rPr>
+            <w:lang w:val="fr_FR" w:bidi="fr_FR"/>
+          </w:rPr>
+          <w:rPr>
+            <w:color w:val="0000EE"/>
+            <w:u w:val="single"/>
+          </w:rPr>
+          <w:t>2R 9.17–20</w:t>
+        </w:r>
+      </w:hyperlink>
+      <w:r>
+        <w:rPr>
+          <w:lang w:val="fr_FR" w:bidi="fr_FR"/>
+        </w:rPr>
+        <w:t xml:space="preserve"> ; </w:t>
+      </w:r>
+      <w:hyperlink r:id="rId40">
+        <w:r>
+          <w:rPr>
+            <w:lang w:val="fr_FR" w:bidi="fr_FR"/>
+          </w:rPr>
+          <w:rPr>
+            <w:color w:val="0000EE"/>
+            <w:u w:val="single"/>
+          </w:rPr>
+          <w:t>Ez 33.2–6</w:t>
+        </w:r>
+      </w:hyperlink>
+      <w:r>
+        <w:rPr>
+          <w:lang w:val="fr_FR" w:bidi="fr_FR"/>
+        </w:rPr>
+        <w:t>), Habakuk attendait avec impatience de voir comment Dieu répondrait à sa plainte, même si cela signifiait être réprimandé par le Seigneur.</w:t>
+      </w:r>
+      <w:r>
+        <w:rPr>
+          <w:lang w:val="fr_FR" w:bidi="fr_FR"/>
+        </w:rPr>
+      </w:r>
+      <w:r>
+        <w:rPr>
+          <w:lang w:val="fr_FR" w:bidi="fr_FR"/>
+        </w:rPr>
+      </w:r>
+    </w:p>
+    <w:p>
+      <w:pPr/>
+      <w:r>
+        <w:rPr>
+          <w:lang w:val="fr_FR" w:bidi="fr_FR"/>
+        </w:rPr>
+      </w:r>
+    </w:p>
+    <w:p>
+      <w:pPr>
+        <w:pStyle w:val="Heading2"/>
+      </w:pPr>
+      <w:r>
+        <w:rPr>
+          <w:lang w:val="fr_FR" w:bidi="fr_FR"/>
+        </w:rPr>
+        <w:t>Habakuk 2.2</w:t>
+      </w:r>
+      <w:r>
+        <w:rPr>
+          <w:lang w:val="fr_FR" w:bidi="fr_FR"/>
+        </w:rPr>
+      </w:r>
+    </w:p>
+    <w:p>
+      <w:pPr/>
+      <w:r>
+        <w:rPr>
+          <w:lang w:val="fr_FR" w:bidi="fr_FR"/>
+        </w:rPr>
+      </w:r>
+      <w:r>
+        <w:rPr>
+          <w:lang w:val="fr_FR" w:bidi="fr_FR"/>
+        </w:rPr>
+        <w:t>Dieu ordonne au prophète d’écrire la prophétie clairement afin qu’on la comprenne, qu’on la garde et qu’on la partage avec d’autres.</w:t>
+      </w:r>
+      <w:r>
+        <w:rPr>
+          <w:lang w:val="fr_FR" w:bidi="fr_FR"/>
+        </w:rPr>
+      </w:r>
+      <w:r>
+        <w:rPr>
+          <w:lang w:val="fr_FR" w:bidi="fr_FR"/>
+        </w:rPr>
+      </w:r>
+    </w:p>
+    <w:p>
+      <w:pPr/>
+      <w:r>
+        <w:rPr>
+          <w:lang w:val="fr_FR" w:bidi="fr_FR"/>
+        </w:rPr>
+      </w:r>
+    </w:p>
+    <w:p>
+      <w:pPr>
+        <w:pStyle w:val="Heading2"/>
+      </w:pPr>
+      <w:r>
+        <w:rPr>
+          <w:lang w:val="fr_FR" w:bidi="fr_FR"/>
+        </w:rPr>
+        <w:t>Habakuk 2.2–5</w:t>
+      </w:r>
+      <w:r>
+        <w:rPr>
+          <w:lang w:val="fr_FR" w:bidi="fr_FR"/>
+        </w:rPr>
+      </w:r>
+    </w:p>
+    <w:p>
+      <w:pPr/>
+      <w:r>
+        <w:rPr>
+          <w:lang w:val="fr_FR" w:bidi="fr_FR"/>
+        </w:rPr>
+      </w:r>
+      <w:r>
+        <w:rPr>
+          <w:lang w:val="fr_FR" w:bidi="fr_FR"/>
+        </w:rPr>
+        <w:t>La mission d’Habakuk était de faire comprendre aux gens que, même si la justice de Dieu semble tarder à venir, elle viendra.</w:t>
+      </w:r>
+      <w:r>
+        <w:rPr>
+          <w:lang w:val="fr_FR" w:bidi="fr_FR"/>
+        </w:rPr>
+      </w:r>
+      <w:r>
+        <w:rPr>
+          <w:lang w:val="fr_FR" w:bidi="fr_FR"/>
+        </w:rPr>
+      </w:r>
+    </w:p>
+    <w:p>
+      <w:pPr/>
+      <w:r>
+        <w:rPr>
+          <w:lang w:val="fr_FR" w:bidi="fr_FR"/>
+        </w:rPr>
+      </w:r>
+    </w:p>
+    <w:p>
+      <w:pPr>
+        <w:pStyle w:val="Heading2"/>
+      </w:pPr>
+      <w:r>
+        <w:rPr>
+          <w:lang w:val="fr_FR" w:bidi="fr_FR"/>
+        </w:rPr>
+        <w:t>Habakuk 2.2–20</w:t>
+      </w:r>
+      <w:r>
+        <w:rPr>
+          <w:lang w:val="fr_FR" w:bidi="fr_FR"/>
+        </w:rPr>
+      </w:r>
+    </w:p>
+    <w:p>
+      <w:pPr/>
+      <w:r>
+        <w:rPr>
+          <w:lang w:val="fr_FR" w:bidi="fr_FR"/>
+        </w:rPr>
+      </w:r>
+      <w:r>
+        <w:rPr>
+          <w:lang w:val="fr_FR" w:bidi="fr_FR"/>
+        </w:rPr>
+        <w:t>Dieu répond à la deuxième plainte d’Habakuk (</w:t>
+      </w:r>
+      <w:hyperlink r:id="rId41">
+        <w:r>
+          <w:rPr>
+            <w:lang w:val="fr_FR" w:bidi="fr_FR"/>
+          </w:rPr>
+          <w:rPr>
+            <w:color w:val="0000EE"/>
+            <w:u w:val="single"/>
+          </w:rPr>
+          <w:t>1.12–2.1</w:t>
+        </w:r>
+      </w:hyperlink>
+      <w:r>
+        <w:rPr>
+          <w:lang w:val="fr_FR" w:bidi="fr_FR"/>
+        </w:rPr>
+        <w:t>) sans expliquer pourquoi il a choisi d’utiliser les Babyloniens. À la place, il assure à Habakuk que toute forme de violence et d’injustice sera punie.</w:t>
+      </w:r>
+      <w:r>
+        <w:rPr>
+          <w:lang w:val="fr_FR" w:bidi="fr_FR"/>
+        </w:rPr>
+      </w:r>
+      <w:r>
+        <w:rPr>
+          <w:lang w:val="fr_FR" w:bidi="fr_FR"/>
+        </w:rPr>
+      </w:r>
+    </w:p>
+    <w:p>
+      <w:pPr/>
+      <w:r>
+        <w:rPr>
+          <w:lang w:val="fr_FR" w:bidi="fr_FR"/>
+        </w:rPr>
+      </w:r>
+    </w:p>
+    <w:p>
+      <w:pPr>
+        <w:pStyle w:val="Heading2"/>
+      </w:pPr>
+      <w:r>
+        <w:rPr>
+          <w:lang w:val="fr_FR" w:bidi="fr_FR"/>
+        </w:rPr>
+        <w:t>Habakuk 2.3</w:t>
+      </w:r>
+      <w:r>
+        <w:rPr>
+          <w:lang w:val="fr_FR" w:bidi="fr_FR"/>
+        </w:rPr>
+      </w:r>
+    </w:p>
+    <w:p>
+      <w:pPr/>
+      <w:r>
+        <w:rPr>
+          <w:lang w:val="fr_FR" w:bidi="fr_FR"/>
+        </w:rPr>
+      </w:r>
+      <w:r>
+        <w:rPr>
+          <w:lang w:val="fr_FR" w:bidi="fr_FR"/>
+        </w:rPr>
+        <w:t xml:space="preserve">elle s’accomplira certainement : À un moment futur fixé, connu seulement du Seigneur, il interviendra dans l’histoire de la terre et l’amènera à une conclusion appropriée, en justifiant les justes et en jugeant les méchants. Le peuple de Dieu doit attendre patiemment, sachant que le plan divin est en cours (voir </w:t>
+      </w:r>
+      <w:hyperlink r:id="rId42">
+        <w:r>
+          <w:rPr>
+            <w:lang w:val="fr_FR" w:bidi="fr_FR"/>
+          </w:rPr>
+          <w:rPr>
+            <w:color w:val="0000EE"/>
+            <w:u w:val="single"/>
+          </w:rPr>
+          <w:t>Hé 10.35–38</w:t>
         </w:r>
       </w:hyperlink>
       <w:r>
@@ -545,38 +1866,196 @@
         <w:rPr>
           <w:lang w:val="fr_FR" w:bidi="fr_FR"/>
         </w:rPr>
-        <w:t>Habakuk 1.3</w:t>
-      </w:r>
-      <w:r>
-        <w:rPr>
-          <w:lang w:val="fr_FR" w:bidi="fr_FR"/>
-        </w:rPr>
-      </w:r>
-    </w:p>
-    <w:p>
-      <w:pPr/>
-      <w:r>
-        <w:rPr>
-          <w:lang w:val="fr_FR" w:bidi="fr_FR"/>
-        </w:rPr>
-      </w:r>
-      <w:r>
-        <w:rPr>
-          <w:lang w:val="fr_FR" w:bidi="fr_FR"/>
-        </w:rPr>
-        <w:t xml:space="preserve">À l’époque d’Habakuk, la destruction et la violence gagnaient la société judéenne (voir </w:t>
-      </w:r>
-      <w:r>
-        <w:rPr>
-          <w:lang w:val="fr_FR" w:bidi="fr_FR"/>
-        </w:rPr>
-        <w:t>Introduction au livre d’Habakuk</w:t>
-      </w:r>
-      <w:r>
-        <w:rPr>
-          <w:lang w:val="fr_FR" w:bidi="fr_FR"/>
-        </w:rPr>
-        <w:t>, « Contexte »).</w:t>
+        <w:t>Habakuk 2.4</w:t>
+      </w:r>
+      <w:r>
+        <w:rPr>
+          <w:lang w:val="fr_FR" w:bidi="fr_FR"/>
+        </w:rPr>
+      </w:r>
+    </w:p>
+    <w:p>
+      <w:pPr/>
+      <w:r>
+        <w:rPr>
+          <w:lang w:val="fr_FR" w:bidi="fr_FR"/>
+        </w:rPr>
+      </w:r>
+      <w:r>
+        <w:rPr>
+          <w:lang w:val="fr_FR" w:bidi="fr_FR"/>
+        </w:rPr>
+        <w:t>Dieu est conscient de l’égocentrisme des orgueilleux. Leurs vies malhonnêtes démontrent leur injustice : ils refusent l’instruction de Dieu et satisfont leurs propres désirs (</w:t>
+      </w:r>
+      <w:hyperlink r:id="rId43">
+        <w:r>
+          <w:rPr>
+            <w:lang w:val="fr_FR" w:bidi="fr_FR"/>
+          </w:rPr>
+          <w:rPr>
+            <w:color w:val="0000EE"/>
+            <w:u w:val="single"/>
+          </w:rPr>
+          <w:t>Pr 12.15</w:t>
+        </w:r>
+      </w:hyperlink>
+      <w:r>
+        <w:rPr>
+          <w:lang w:val="fr_FR" w:bidi="fr_FR"/>
+        </w:rPr>
+        <w:t xml:space="preserve"> ; </w:t>
+      </w:r>
+      <w:hyperlink r:id="rId44">
+        <w:r>
+          <w:rPr>
+            <w:lang w:val="fr_FR" w:bidi="fr_FR"/>
+          </w:rPr>
+          <w:rPr>
+            <w:color w:val="0000EE"/>
+            <w:u w:val="single"/>
+          </w:rPr>
+          <w:t>21.8</w:t>
+        </w:r>
+      </w:hyperlink>
+      <w:r>
+        <w:rPr>
+          <w:lang w:val="fr_FR" w:bidi="fr_FR"/>
+        </w:rPr>
+        <w:t xml:space="preserve">, </w:t>
+      </w:r>
+      <w:hyperlink r:id="rId45">
+        <w:r>
+          <w:rPr>
+            <w:lang w:val="fr_FR" w:bidi="fr_FR"/>
+          </w:rPr>
+          <w:rPr>
+            <w:color w:val="0000EE"/>
+            <w:u w:val="single"/>
+          </w:rPr>
+          <w:t>29</w:t>
+        </w:r>
+      </w:hyperlink>
+      <w:r>
+        <w:rPr>
+          <w:lang w:val="fr_FR" w:bidi="fr_FR"/>
+        </w:rPr>
+        <w:t xml:space="preserve"> ; </w:t>
+      </w:r>
+      <w:hyperlink r:id="rId46">
+        <w:r>
+          <w:rPr>
+            <w:lang w:val="fr_FR" w:bidi="fr_FR"/>
+          </w:rPr>
+          <w:rPr>
+            <w:color w:val="0000EE"/>
+            <w:u w:val="single"/>
+          </w:rPr>
+          <w:t>29.27</w:t>
+        </w:r>
+      </w:hyperlink>
+      <w:r>
+        <w:rPr>
+          <w:lang w:val="fr_FR" w:bidi="fr_FR"/>
+        </w:rPr>
+        <w:t xml:space="preserve">). En revanche, les justes jouissent d’une position judiciaire légitime devant Dieu. Ils adoptent les normes justes de Dieu et les appliquent dans leurs vies. • droite : en hébreu </w:t>
+      </w:r>
+      <w:r>
+        <w:rPr>
+          <w:i/>
+          <w:lang w:val="fr_FR" w:bidi="fr_FR"/>
+        </w:rPr>
+        <w:t>’emunah</w:t>
+      </w:r>
+      <w:r>
+        <w:rPr>
+          <w:lang w:val="fr_FR" w:bidi="fr_FR"/>
+        </w:rPr>
+        <w:t>. Dans la Genèse, la même racine hébraïque (</w:t>
+      </w:r>
+      <w:r>
+        <w:rPr>
+          <w:i/>
+          <w:lang w:val="fr_FR" w:bidi="fr_FR"/>
+        </w:rPr>
+        <w:t>’mn</w:t>
+      </w:r>
+      <w:r>
+        <w:rPr>
+          <w:lang w:val="fr_FR" w:bidi="fr_FR"/>
+        </w:rPr>
+        <w:t>) décrit la confiance d’Abram en Dieu (</w:t>
+      </w:r>
+      <w:hyperlink r:id="rId47">
+        <w:r>
+          <w:rPr>
+            <w:lang w:val="fr_FR" w:bidi="fr_FR"/>
+          </w:rPr>
+          <w:rPr>
+            <w:color w:val="0000EE"/>
+            <w:u w:val="single"/>
+          </w:rPr>
+          <w:t>Gn 15.6</w:t>
+        </w:r>
+      </w:hyperlink>
+      <w:r>
+        <w:rPr>
+          <w:lang w:val="fr_FR" w:bidi="fr_FR"/>
+        </w:rPr>
+        <w:t xml:space="preserve">). Dieu transforme le cœur de ceux qui lui font confiance afin qu’ils puissent suivre fidèlement les normes saintes de Dieu. Voir aussi </w:t>
+      </w:r>
+      <w:hyperlink r:id="rId48">
+        <w:r>
+          <w:rPr>
+            <w:lang w:val="fr_FR" w:bidi="fr_FR"/>
+          </w:rPr>
+          <w:rPr>
+            <w:color w:val="0000EE"/>
+            <w:u w:val="single"/>
+          </w:rPr>
+          <w:t>Rm 1.16–17</w:t>
+        </w:r>
+      </w:hyperlink>
+      <w:r>
+        <w:rPr>
+          <w:lang w:val="fr_FR" w:bidi="fr_FR"/>
+        </w:rPr>
+        <w:t xml:space="preserve"> ; </w:t>
+      </w:r>
+      <w:hyperlink r:id="rId49">
+        <w:r>
+          <w:rPr>
+            <w:lang w:val="fr_FR" w:bidi="fr_FR"/>
+          </w:rPr>
+          <w:rPr>
+            <w:color w:val="0000EE"/>
+            <w:u w:val="single"/>
+          </w:rPr>
+          <w:t>Ga 3.11</w:t>
+        </w:r>
+      </w:hyperlink>
+      <w:r>
+        <w:rPr>
+          <w:lang w:val="fr_FR" w:bidi="fr_FR"/>
+        </w:rPr>
+        <w:t xml:space="preserve"> ; </w:t>
+      </w:r>
+      <w:hyperlink r:id="rId50">
+        <w:r>
+          <w:rPr>
+            <w:lang w:val="fr_FR" w:bidi="fr_FR"/>
+          </w:rPr>
+          <w:rPr>
+            <w:color w:val="0000EE"/>
+            <w:u w:val="single"/>
+          </w:rPr>
+          <w:t>Hé 10.37–39</w:t>
+        </w:r>
+      </w:hyperlink>
+      <w:r>
+        <w:rPr>
+          <w:lang w:val="fr_FR" w:bidi="fr_FR"/>
+        </w:rPr>
+        <w:t>.</w:t>
       </w:r>
       <w:r>
         <w:rPr>
@@ -605,37 +2084,37 @@
         <w:rPr>
           <w:lang w:val="fr_FR" w:bidi="fr_FR"/>
         </w:rPr>
-        <w:t>Habakuk 1.4</w:t>
-      </w:r>
-      <w:r>
-        <w:rPr>
-          <w:lang w:val="fr_FR" w:bidi="fr_FR"/>
-        </w:rPr>
-      </w:r>
-    </w:p>
-    <w:p>
-      <w:pPr/>
-      <w:r>
-        <w:rPr>
-          <w:lang w:val="fr_FR" w:bidi="fr_FR"/>
-        </w:rPr>
-      </w:r>
-      <w:r>
-        <w:rPr>
-          <w:lang w:val="fr_FR" w:bidi="fr_FR"/>
-        </w:rPr>
-        <w:t xml:space="preserve">Habakuk exprime son inquiétude face à l'injustice et à l'iniquité qu'il voyait tout autour de lui (voir </w:t>
-      </w:r>
-      <w:hyperlink r:id="rId22">
-        <w:r>
-          <w:rPr>
-            <w:lang w:val="fr_FR" w:bidi="fr_FR"/>
-          </w:rPr>
-          <w:rPr>
-            <w:color w:val="0000EE"/>
-            <w:u w:val="single"/>
-          </w:rPr>
-          <w:t>1.12–13</w:t>
+        <w:t>Habakuk 2.6–8</w:t>
+      </w:r>
+      <w:r>
+        <w:rPr>
+          <w:lang w:val="fr_FR" w:bidi="fr_FR"/>
+        </w:rPr>
+      </w:r>
+    </w:p>
+    <w:p>
+      <w:pPr/>
+      <w:r>
+        <w:rPr>
+          <w:lang w:val="fr_FR" w:bidi="fr_FR"/>
+        </w:rPr>
+      </w:r>
+      <w:r>
+        <w:rPr>
+          <w:lang w:val="fr_FR" w:bidi="fr_FR"/>
+        </w:rPr>
+        <w:t>Dans le premier des chants de raillerie d’Habakuk, il condamne les Babyloniens pour avoir pillé les nations. • créanciers… dettes : La métaphore compare les Babyloniens à des créanciers dont les mesures oppressives poussent les oppressés à se soulever contre eux. La cupidité peut facilement ternir la fibre spirituelle d’un individu ou d’une nation (</w:t>
+      </w:r>
+      <w:hyperlink r:id="rId51">
+        <w:r>
+          <w:rPr>
+            <w:lang w:val="fr_FR" w:bidi="fr_FR"/>
+          </w:rPr>
+          <w:rPr>
+            <w:color w:val="0000EE"/>
+            <w:u w:val="single"/>
+          </w:rPr>
+          <w:t>Lc 12.15</w:t>
         </w:r>
       </w:hyperlink>
       <w:r>
@@ -644,16 +2123,82 @@
         </w:rPr>
         <w:t xml:space="preserve"> ; </w:t>
       </w:r>
-      <w:hyperlink r:id="rId23">
-        <w:r>
-          <w:rPr>
-            <w:lang w:val="fr_FR" w:bidi="fr_FR"/>
-          </w:rPr>
-          <w:rPr>
-            <w:color w:val="0000EE"/>
-            <w:u w:val="single"/>
-          </w:rPr>
-          <w:t>2.4</w:t>
+      <w:hyperlink r:id="rId52">
+        <w:r>
+          <w:rPr>
+            <w:lang w:val="fr_FR" w:bidi="fr_FR"/>
+          </w:rPr>
+          <w:rPr>
+            <w:color w:val="0000EE"/>
+            <w:u w:val="single"/>
+          </w:rPr>
+          <w:t>Ep 5.3</w:t>
+        </w:r>
+      </w:hyperlink>
+      <w:r>
+        <w:rPr>
+          <w:lang w:val="fr_FR" w:bidi="fr_FR"/>
+        </w:rPr>
+        <w:t>).</w:t>
+      </w:r>
+      <w:r>
+        <w:rPr>
+          <w:lang w:val="fr_FR" w:bidi="fr_FR"/>
+        </w:rPr>
+      </w:r>
+      <w:r>
+        <w:rPr>
+          <w:lang w:val="fr_FR" w:bidi="fr_FR"/>
+        </w:rPr>
+      </w:r>
+    </w:p>
+    <w:p>
+      <w:pPr/>
+      <w:r>
+        <w:rPr>
+          <w:lang w:val="fr_FR" w:bidi="fr_FR"/>
+        </w:rPr>
+      </w:r>
+    </w:p>
+    <w:p>
+      <w:pPr>
+        <w:pStyle w:val="Heading2"/>
+      </w:pPr>
+      <w:r>
+        <w:rPr>
+          <w:lang w:val="fr_FR" w:bidi="fr_FR"/>
+        </w:rPr>
+        <w:t>Habakuk 2.6–20</w:t>
+      </w:r>
+      <w:r>
+        <w:rPr>
+          <w:lang w:val="fr_FR" w:bidi="fr_FR"/>
+        </w:rPr>
+      </w:r>
+    </w:p>
+    <w:p>
+      <w:pPr/>
+      <w:r>
+        <w:rPr>
+          <w:lang w:val="fr_FR" w:bidi="fr_FR"/>
+        </w:rPr>
+      </w:r>
+      <w:r>
+        <w:rPr>
+          <w:lang w:val="fr_FR" w:bidi="fr_FR"/>
+        </w:rPr>
+        <w:t>Cinq chansons de raillerie (</w:t>
+      </w:r>
+      <w:hyperlink r:id="rId53">
+        <w:r>
+          <w:rPr>
+            <w:lang w:val="fr_FR" w:bidi="fr_FR"/>
+          </w:rPr>
+          <w:rPr>
+            <w:color w:val="0000EE"/>
+            <w:u w:val="single"/>
+          </w:rPr>
+          <w:t>2.6–8</w:t>
         </w:r>
       </w:hyperlink>
       <w:r>
@@ -662,23 +2207,95 @@
         </w:rPr>
         <w:t xml:space="preserve">, </w:t>
       </w:r>
-      <w:hyperlink r:id="rId24">
-        <w:r>
-          <w:rPr>
-            <w:lang w:val="fr_FR" w:bidi="fr_FR"/>
-          </w:rPr>
-          <w:rPr>
-            <w:color w:val="0000EE"/>
-            <w:u w:val="single"/>
-          </w:rPr>
-          <w:t>9</w:t>
-        </w:r>
-      </w:hyperlink>
-      <w:r>
-        <w:rPr>
-          <w:lang w:val="fr_FR" w:bidi="fr_FR"/>
-        </w:rPr>
-        <w:t>), même dans les tribunaux, où la loi n'était plus efficace pour maintenir la justice.</w:t>
+      <w:hyperlink r:id="rId54">
+        <w:r>
+          <w:rPr>
+            <w:lang w:val="fr_FR" w:bidi="fr_FR"/>
+          </w:rPr>
+          <w:rPr>
+            <w:color w:val="0000EE"/>
+            <w:u w:val="single"/>
+          </w:rPr>
+          <w:t>9–11</w:t>
+        </w:r>
+      </w:hyperlink>
+      <w:r>
+        <w:rPr>
+          <w:lang w:val="fr_FR" w:bidi="fr_FR"/>
+        </w:rPr>
+        <w:t xml:space="preserve">, </w:t>
+      </w:r>
+      <w:hyperlink r:id="rId55">
+        <w:r>
+          <w:rPr>
+            <w:lang w:val="fr_FR" w:bidi="fr_FR"/>
+          </w:rPr>
+          <w:rPr>
+            <w:color w:val="0000EE"/>
+            <w:u w:val="single"/>
+          </w:rPr>
+          <w:t>12–14</w:t>
+        </w:r>
+      </w:hyperlink>
+      <w:r>
+        <w:rPr>
+          <w:lang w:val="fr_FR" w:bidi="fr_FR"/>
+        </w:rPr>
+        <w:t xml:space="preserve">, </w:t>
+      </w:r>
+      <w:hyperlink r:id="rId56">
+        <w:r>
+          <w:rPr>
+            <w:lang w:val="fr_FR" w:bidi="fr_FR"/>
+          </w:rPr>
+          <w:rPr>
+            <w:color w:val="0000EE"/>
+            <w:u w:val="single"/>
+          </w:rPr>
+          <w:t>15–17</w:t>
+        </w:r>
+      </w:hyperlink>
+      <w:r>
+        <w:rPr>
+          <w:lang w:val="fr_FR" w:bidi="fr_FR"/>
+        </w:rPr>
+        <w:t xml:space="preserve">, </w:t>
+      </w:r>
+      <w:hyperlink r:id="rId57">
+        <w:r>
+          <w:rPr>
+            <w:lang w:val="fr_FR" w:bidi="fr_FR"/>
+          </w:rPr>
+          <w:rPr>
+            <w:color w:val="0000EE"/>
+            <w:u w:val="single"/>
+          </w:rPr>
+          <w:t>18–20</w:t>
+        </w:r>
+      </w:hyperlink>
+      <w:r>
+        <w:rPr>
+          <w:lang w:val="fr_FR" w:bidi="fr_FR"/>
+        </w:rPr>
+        <w:t xml:space="preserve">) dépeignent le jugement futur de Dieu sur les Babyloniens (et d’autres qui, comme les Babyloniens, se livrent à la violence et à l’injustice). Dieu leur permet de sceller leur propre destin. Ceux qui souffrent pourront répéter ces railleries lorsque les méchants seront jugés (voir </w:t>
+      </w:r>
+      <w:hyperlink r:id="rId58">
+        <w:r>
+          <w:rPr>
+            <w:lang w:val="fr_FR" w:bidi="fr_FR"/>
+          </w:rPr>
+          <w:rPr>
+            <w:color w:val="0000EE"/>
+            <w:u w:val="single"/>
+          </w:rPr>
+          <w:t>1.14–17</w:t>
+        </w:r>
+      </w:hyperlink>
+      <w:r>
+        <w:rPr>
+          <w:lang w:val="fr_FR" w:bidi="fr_FR"/>
+        </w:rPr>
+        <w:t>). Chaque raillerie contient une annonce de chagrin, un jugement et la raison du jugement de Dieu.</w:t>
       </w:r>
       <w:r>
         <w:rPr>
@@ -707,106 +2324,1853 @@
         <w:rPr>
           <w:lang w:val="fr_FR" w:bidi="fr_FR"/>
         </w:rPr>
-        <w:t>Habakuk 1.5</w:t>
-      </w:r>
-      <w:r>
-        <w:rPr>
-          <w:lang w:val="fr_FR" w:bidi="fr_FR"/>
-        </w:rPr>
-      </w:r>
-    </w:p>
-    <w:p>
-      <w:pPr/>
-      <w:r>
-        <w:rPr>
-          <w:lang w:val="fr_FR" w:bidi="fr_FR"/>
-        </w:rPr>
-      </w:r>
-      <w:r>
-        <w:rPr>
-          <w:lang w:val="fr_FR" w:bidi="fr_FR"/>
-        </w:rPr>
-        <w:t xml:space="preserve">Jetez les yeux… regardez : Deux verbes hébreux différents sont traduits par </w:t>
+        <w:t>Habacuc 2.9–11</w:t>
+      </w:r>
+      <w:r>
+        <w:rPr>
+          <w:lang w:val="fr_FR" w:bidi="fr_FR"/>
+        </w:rPr>
+      </w:r>
+    </w:p>
+    <w:p>
+      <w:pPr/>
+      <w:r>
+        <w:rPr>
+          <w:lang w:val="fr_FR" w:bidi="fr_FR"/>
+        </w:rPr>
+      </w:r>
+      <w:r>
+        <w:rPr>
+          <w:lang w:val="fr_FR" w:bidi="fr_FR"/>
+        </w:rPr>
+        <w:t>Dans la deuxième chanson de raillerie, les Babyloniens sont condamnés pour leurs transactions malhonnêtes. Comme les Babyloniens ont acquis les moyens de construire de grandes maisons par la tromperie et la malhonnêteté</w:t>
       </w:r>
       <w:r>
         <w:rPr>
           <w:i/>
           <w:lang w:val="fr_FR" w:bidi="fr_FR"/>
         </w:rPr>
-        <w:t>voir</w:t>
-      </w:r>
+        <w:t>,</w:t>
+      </w:r>
+      <w:r>
+        <w:rPr>
+          <w:lang w:val="fr_FR" w:bidi="fr_FR"/>
+        </w:rPr>
+        <w:t xml:space="preserve"> ils ont perdu leur vie.</w:t>
+      </w:r>
+      <w:r>
+        <w:rPr>
+          <w:lang w:val="fr_FR" w:bidi="fr_FR"/>
+        </w:rPr>
+      </w:r>
+      <w:r>
+        <w:rPr>
+          <w:lang w:val="fr_FR" w:bidi="fr_FR"/>
+        </w:rPr>
+      </w:r>
+    </w:p>
+    <w:p>
+      <w:pPr/>
+      <w:r>
+        <w:rPr>
+          <w:lang w:val="fr_FR" w:bidi="fr_FR"/>
+        </w:rPr>
+      </w:r>
+    </w:p>
+    <w:p>
+      <w:pPr>
+        <w:pStyle w:val="Heading2"/>
+      </w:pPr>
+      <w:r>
+        <w:rPr>
+          <w:lang w:val="fr_FR" w:bidi="fr_FR"/>
+        </w:rPr>
+        <w:t>Habakuk 2.12–14</w:t>
+      </w:r>
+      <w:r>
+        <w:rPr>
+          <w:lang w:val="fr_FR" w:bidi="fr_FR"/>
+        </w:rPr>
+      </w:r>
+    </w:p>
+    <w:p>
+      <w:pPr/>
+      <w:r>
+        <w:rPr>
+          <w:lang w:val="fr_FR" w:bidi="fr_FR"/>
+        </w:rPr>
+      </w:r>
+      <w:r>
+        <w:rPr>
+          <w:lang w:val="fr_FR" w:bidi="fr_FR"/>
+        </w:rPr>
+        <w:t>Dans le troisième chant de raillerie, les Babyloniens sont condamnés pour le meurtre, la corruption de la vie humaine et de la société, actions qui leur ont apporté la richesse pour construire leurs villes. Dieu ferait en sorte que leur gain apparent se révèle être une perte totale. • la terre sera remplie : L’antithèse de la violence et de la richesse mal acquise est la conscience de la gloire du Seigneur, que Dieu promet de rendre aussi omniprésente que l'eau dans l'océan (</w:t>
+      </w:r>
+      <w:hyperlink r:id="rId59">
+        <w:r>
+          <w:rPr>
+            <w:lang w:val="fr_FR" w:bidi="fr_FR"/>
+          </w:rPr>
+          <w:rPr>
+            <w:color w:val="0000EE"/>
+            <w:u w:val="single"/>
+          </w:rPr>
+          <w:t>Es 11.9</w:t>
+        </w:r>
+      </w:hyperlink>
+      <w:r>
+        <w:rPr>
+          <w:lang w:val="fr_FR" w:bidi="fr_FR"/>
+        </w:rPr>
+        <w:t>).</w:t>
+      </w:r>
+      <w:r>
+        <w:rPr>
+          <w:lang w:val="fr_FR" w:bidi="fr_FR"/>
+        </w:rPr>
+      </w:r>
+      <w:r>
+        <w:rPr>
+          <w:lang w:val="fr_FR" w:bidi="fr_FR"/>
+        </w:rPr>
+      </w:r>
+    </w:p>
+    <w:p>
+      <w:pPr/>
+      <w:r>
+        <w:rPr>
+          <w:lang w:val="fr_FR" w:bidi="fr_FR"/>
+        </w:rPr>
+      </w:r>
+    </w:p>
+    <w:p>
+      <w:pPr>
+        <w:pStyle w:val="Heading2"/>
+      </w:pPr>
+      <w:r>
+        <w:rPr>
+          <w:lang w:val="fr_FR" w:bidi="fr_FR"/>
+        </w:rPr>
+        <w:t>Habacuc 2.15–17</w:t>
+      </w:r>
+      <w:r>
+        <w:rPr>
+          <w:lang w:val="fr_FR" w:bidi="fr_FR"/>
+        </w:rPr>
+      </w:r>
+    </w:p>
+    <w:p>
+      <w:pPr/>
+      <w:r>
+        <w:rPr>
+          <w:lang w:val="fr_FR" w:bidi="fr_FR"/>
+        </w:rPr>
+      </w:r>
+      <w:r>
+        <w:rPr>
+          <w:lang w:val="fr_FR" w:bidi="fr_FR"/>
+        </w:rPr>
+        <w:t xml:space="preserve">Dans le quatrième chant de raillerie, les Babyloniens sont condamnés pour leurs actes honteux envers les gens, les animaux et l’environnement. Ils ressemblent à un homme qui semble hospitalier, mais qui, après avoir enivré ses voisins, les dépouille de tout. Cependant, les Babyloniens seront déshonorés après avoir bu de la coupe du jugement du Seigneur (voir </w:t>
+      </w:r>
+      <w:hyperlink r:id="rId60">
+        <w:r>
+          <w:rPr>
+            <w:lang w:val="fr_FR" w:bidi="fr_FR"/>
+          </w:rPr>
+          <w:rPr>
+            <w:color w:val="0000EE"/>
+            <w:u w:val="single"/>
+          </w:rPr>
+          <w:t>Jr 25.15–17</w:t>
+        </w:r>
+      </w:hyperlink>
+      <w:r>
+        <w:rPr>
+          <w:lang w:val="fr_FR" w:bidi="fr_FR"/>
+        </w:rPr>
+        <w:t xml:space="preserve"> ; cf. </w:t>
+      </w:r>
+      <w:hyperlink r:id="rId61">
+        <w:r>
+          <w:rPr>
+            <w:lang w:val="fr_FR" w:bidi="fr_FR"/>
+          </w:rPr>
+          <w:rPr>
+            <w:color w:val="0000EE"/>
+            <w:u w:val="single"/>
+          </w:rPr>
+          <w:t>Jn 18.11</w:t>
+        </w:r>
+      </w:hyperlink>
+      <w:r>
+        <w:rPr>
+          <w:lang w:val="fr_FR" w:bidi="fr_FR"/>
+        </w:rPr>
+        <w:t>).</w:t>
+      </w:r>
+      <w:r>
+        <w:rPr>
+          <w:lang w:val="fr_FR" w:bidi="fr_FR"/>
+        </w:rPr>
+      </w:r>
+      <w:r>
+        <w:rPr>
+          <w:lang w:val="fr_FR" w:bidi="fr_FR"/>
+        </w:rPr>
+      </w:r>
+    </w:p>
+    <w:p>
+      <w:pPr/>
+      <w:r>
+        <w:rPr>
+          <w:lang w:val="fr_FR" w:bidi="fr_FR"/>
+        </w:rPr>
+      </w:r>
+    </w:p>
+    <w:p>
+      <w:pPr>
+        <w:pStyle w:val="Heading2"/>
+      </w:pPr>
+      <w:r>
+        <w:rPr>
+          <w:lang w:val="fr_FR" w:bidi="fr_FR"/>
+        </w:rPr>
+        <w:t>Habakuk 2.18–20</w:t>
+      </w:r>
+      <w:r>
+        <w:rPr>
+          <w:lang w:val="fr_FR" w:bidi="fr_FR"/>
+        </w:rPr>
+      </w:r>
+    </w:p>
+    <w:p>
+      <w:pPr/>
+      <w:r>
+        <w:rPr>
+          <w:lang w:val="fr_FR" w:bidi="fr_FR"/>
+        </w:rPr>
+      </w:r>
+      <w:r>
+        <w:rPr>
+          <w:lang w:val="fr_FR" w:bidi="fr_FR"/>
+        </w:rPr>
+        <w:t>Dans le cinquième chant de raillerie, les Babyloniens sont condamnés pour leur dévotion à l’idolâtrie. Que les idoles soient sculptées ou fondues par la main de l’homme</w:t>
+      </w:r>
+      <w:r>
+        <w:rPr>
+          <w:i/>
+          <w:lang w:val="fr_FR" w:bidi="fr_FR"/>
+        </w:rPr>
+        <w:t>,</w:t>
+      </w:r>
+      <w:r>
+        <w:rPr>
+          <w:lang w:val="fr_FR" w:bidi="fr_FR"/>
+        </w:rPr>
+        <w:t xml:space="preserve"> elles ne peuvent ni sauver ni enseigner leurs adorateurs (</w:t>
+      </w:r>
+      <w:hyperlink r:id="rId62">
+        <w:r>
+          <w:rPr>
+            <w:lang w:val="fr_FR" w:bidi="fr_FR"/>
+          </w:rPr>
+          <w:rPr>
+            <w:color w:val="0000EE"/>
+            <w:u w:val="single"/>
+          </w:rPr>
+          <w:t>Es 42.17</w:t>
+        </w:r>
+      </w:hyperlink>
+      <w:r>
+        <w:rPr>
+          <w:lang w:val="fr_FR" w:bidi="fr_FR"/>
+        </w:rPr>
+        <w:t>). Seul le Seigneur mérite vraiment notre adoration (</w:t>
+      </w:r>
+      <w:hyperlink r:id="rId63">
+        <w:r>
+          <w:rPr>
+            <w:lang w:val="fr_FR" w:bidi="fr_FR"/>
+          </w:rPr>
+          <w:rPr>
+            <w:color w:val="0000EE"/>
+            <w:u w:val="single"/>
+          </w:rPr>
+          <w:t>Ha 2.20</w:t>
+        </w:r>
+      </w:hyperlink>
+      <w:r>
+        <w:rPr>
+          <w:lang w:val="fr_FR" w:bidi="fr_FR"/>
+        </w:rPr>
+        <w:t xml:space="preserve"> ; </w:t>
+      </w:r>
+      <w:hyperlink r:id="rId64">
+        <w:r>
+          <w:rPr>
+            <w:lang w:val="fr_FR" w:bidi="fr_FR"/>
+          </w:rPr>
+          <w:rPr>
+            <w:color w:val="0000EE"/>
+            <w:u w:val="single"/>
+          </w:rPr>
+          <w:t>Ex 20.2–6</w:t>
+        </w:r>
+      </w:hyperlink>
+      <w:r>
+        <w:rPr>
+          <w:lang w:val="fr_FR" w:bidi="fr_FR"/>
+        </w:rPr>
+        <w:t xml:space="preserve"> ; cf. </w:t>
+      </w:r>
+      <w:hyperlink r:id="rId65">
+        <w:r>
+          <w:rPr>
+            <w:lang w:val="fr_FR" w:bidi="fr_FR"/>
+          </w:rPr>
+          <w:rPr>
+            <w:color w:val="0000EE"/>
+            <w:u w:val="single"/>
+          </w:rPr>
+          <w:t>Ec 5.1–2</w:t>
+        </w:r>
+      </w:hyperlink>
+      <w:r>
+        <w:rPr>
+          <w:lang w:val="fr_FR" w:bidi="fr_FR"/>
+        </w:rPr>
+        <w:t>).</w:t>
+      </w:r>
+      <w:r>
+        <w:rPr>
+          <w:lang w:val="fr_FR" w:bidi="fr_FR"/>
+        </w:rPr>
+      </w:r>
+      <w:r>
+        <w:rPr>
+          <w:lang w:val="fr_FR" w:bidi="fr_FR"/>
+        </w:rPr>
+      </w:r>
+    </w:p>
+    <w:p>
+      <w:pPr/>
+      <w:r>
+        <w:rPr>
+          <w:lang w:val="fr_FR" w:bidi="fr_FR"/>
+        </w:rPr>
+      </w:r>
+    </w:p>
+    <w:p>
+      <w:pPr>
+        <w:pStyle w:val="Heading2"/>
+      </w:pPr>
+      <w:r>
+        <w:rPr>
+          <w:lang w:val="fr_FR" w:bidi="fr_FR"/>
+        </w:rPr>
+        <w:t>Habakuk 2.20</w:t>
+      </w:r>
+      <w:r>
+        <w:rPr>
+          <w:lang w:val="fr_FR" w:bidi="fr_FR"/>
+        </w:rPr>
+      </w:r>
+    </w:p>
+    <w:p>
+      <w:pPr/>
+      <w:r>
+        <w:rPr>
+          <w:lang w:val="fr_FR" w:bidi="fr_FR"/>
+        </w:rPr>
+      </w:r>
+      <w:r>
+        <w:rPr>
+          <w:lang w:val="fr_FR" w:bidi="fr_FR"/>
+        </w:rPr>
+        <w:t>Les chants de raillerie se terminent par une déclaration : Celui qui règne sur toutes les nations n’est pas une idole babylonienne (</w:t>
+      </w:r>
+      <w:hyperlink r:id="rId57">
+        <w:r>
+          <w:rPr>
+            <w:lang w:val="fr_FR" w:bidi="fr_FR"/>
+          </w:rPr>
+          <w:rPr>
+            <w:color w:val="0000EE"/>
+            <w:u w:val="single"/>
+          </w:rPr>
+          <w:t>2.18–20</w:t>
+        </w:r>
+      </w:hyperlink>
+      <w:r>
+        <w:rPr>
+          <w:lang w:val="fr_FR" w:bidi="fr_FR"/>
+        </w:rPr>
+        <w:t>), mais le Dieu Saint. Contrairement aux idoles babyloniennes sans vie, le Dieu vivant habite dans son saint temple. La présence de Dieu remplit son sanctuaire céleste (</w:t>
+      </w:r>
+      <w:hyperlink r:id="rId66">
+        <w:r>
+          <w:rPr>
+            <w:lang w:val="fr_FR" w:bidi="fr_FR"/>
+          </w:rPr>
+          <w:rPr>
+            <w:color w:val="0000EE"/>
+            <w:u w:val="single"/>
+          </w:rPr>
+          <w:t>Es 6.1–5</w:t>
+        </w:r>
+      </w:hyperlink>
+      <w:r>
+        <w:rPr>
+          <w:lang w:val="fr_FR" w:bidi="fr_FR"/>
+        </w:rPr>
+        <w:t>), et à l’époque d’Habakuk, elle remplissait le Temple à Jérusalem (</w:t>
+      </w:r>
+      <w:hyperlink r:id="rId67">
+        <w:r>
+          <w:rPr>
+            <w:lang w:val="fr_FR" w:bidi="fr_FR"/>
+          </w:rPr>
+          <w:rPr>
+            <w:color w:val="0000EE"/>
+            <w:u w:val="single"/>
+          </w:rPr>
+          <w:t>1R 8.10–11</w:t>
+        </w:r>
+      </w:hyperlink>
+      <w:r>
+        <w:rPr>
+          <w:lang w:val="fr_FR" w:bidi="fr_FR"/>
+        </w:rPr>
+        <w:t>). Dieu contrôle toute la terre et attend des gens qu’ils l’adorent dans une soumission humble (</w:t>
+      </w:r>
+      <w:hyperlink r:id="rId68">
+        <w:r>
+          <w:rPr>
+            <w:lang w:val="fr_FR" w:bidi="fr_FR"/>
+          </w:rPr>
+          <w:rPr>
+            <w:color w:val="0000EE"/>
+            <w:u w:val="single"/>
+          </w:rPr>
+          <w:t xml:space="preserve">Ps 63.1–4 </w:t>
+        </w:r>
+      </w:hyperlink>
+      <w:r>
+        <w:rPr>
+          <w:lang w:val="fr_FR" w:bidi="fr_FR"/>
+        </w:rPr>
+        <w:t xml:space="preserve">; </w:t>
+      </w:r>
+      <w:hyperlink r:id="rId69">
+        <w:r>
+          <w:rPr>
+            <w:lang w:val="fr_FR" w:bidi="fr_FR"/>
+          </w:rPr>
+          <w:rPr>
+            <w:color w:val="0000EE"/>
+            <w:u w:val="single"/>
+          </w:rPr>
+          <w:t xml:space="preserve">Jr 10.1–10 </w:t>
+        </w:r>
+      </w:hyperlink>
+      <w:r>
+        <w:rPr>
+          <w:lang w:val="fr_FR" w:bidi="fr_FR"/>
+        </w:rPr>
+        <w:t xml:space="preserve">; </w:t>
+      </w:r>
+      <w:hyperlink r:id="rId70">
+        <w:r>
+          <w:rPr>
+            <w:lang w:val="fr_FR" w:bidi="fr_FR"/>
+          </w:rPr>
+          <w:rPr>
+            <w:color w:val="0000EE"/>
+            <w:u w:val="single"/>
+          </w:rPr>
+          <w:t>Mi 7.16</w:t>
+        </w:r>
+      </w:hyperlink>
+      <w:r>
+        <w:rPr>
+          <w:lang w:val="fr_FR" w:bidi="fr_FR"/>
+        </w:rPr>
+        <w:t xml:space="preserve"> ; </w:t>
+      </w:r>
+      <w:hyperlink r:id="rId71">
+        <w:r>
+          <w:rPr>
+            <w:lang w:val="fr_FR" w:bidi="fr_FR"/>
+          </w:rPr>
+          <w:rPr>
+            <w:color w:val="0000EE"/>
+            <w:u w:val="single"/>
+          </w:rPr>
+          <w:t>Za 2.13</w:t>
+        </w:r>
+      </w:hyperlink>
+      <w:r>
+        <w:rPr>
+          <w:lang w:val="fr_FR" w:bidi="fr_FR"/>
+        </w:rPr>
+        <w:t>).</w:t>
+      </w:r>
+      <w:r>
+        <w:rPr>
+          <w:lang w:val="fr_FR" w:bidi="fr_FR"/>
+        </w:rPr>
+      </w:r>
+      <w:r>
+        <w:rPr>
+          <w:lang w:val="fr_FR" w:bidi="fr_FR"/>
+        </w:rPr>
+      </w:r>
+    </w:p>
+    <w:p>
+      <w:pPr/>
+      <w:r>
+        <w:rPr>
+          <w:lang w:val="fr_FR" w:bidi="fr_FR"/>
+        </w:rPr>
+      </w:r>
+    </w:p>
+    <w:p>
+      <w:pPr>
+        <w:pStyle w:val="Heading2"/>
+      </w:pPr>
+      <w:r>
+        <w:rPr>
+          <w:lang w:val="fr_FR" w:bidi="fr_FR"/>
+        </w:rPr>
+        <w:t>Habakuk 3.1–19</w:t>
+      </w:r>
+      <w:r>
+        <w:rPr>
+          <w:lang w:val="fr_FR" w:bidi="fr_FR"/>
+        </w:rPr>
+      </w:r>
+    </w:p>
+    <w:p>
+      <w:pPr/>
+      <w:r>
+        <w:rPr>
+          <w:lang w:val="fr_FR" w:bidi="fr_FR"/>
+        </w:rPr>
+      </w:r>
+      <w:r>
+        <w:rPr>
+          <w:lang w:val="fr_FR" w:bidi="fr_FR"/>
+        </w:rPr>
+        <w:t>La prophétie d’Habakuk se termine par une prière semblable à un psaume.</w:t>
+      </w:r>
+      <w:r>
+        <w:rPr>
+          <w:lang w:val="fr_FR" w:bidi="fr_FR"/>
+        </w:rPr>
+      </w:r>
+      <w:r>
+        <w:rPr>
+          <w:lang w:val="fr_FR" w:bidi="fr_FR"/>
+        </w:rPr>
+      </w:r>
+    </w:p>
+    <w:p>
+      <w:pPr/>
+      <w:r>
+        <w:rPr>
+          <w:lang w:val="fr_FR" w:bidi="fr_FR"/>
+        </w:rPr>
+      </w:r>
+    </w:p>
+    <w:p>
+      <w:pPr>
+        <w:pStyle w:val="Heading2"/>
+      </w:pPr>
+      <w:r>
+        <w:rPr>
+          <w:lang w:val="fr_FR" w:bidi="fr_FR"/>
+        </w:rPr>
+        <w:t>Habakuk 3.2</w:t>
+      </w:r>
+      <w:r>
+        <w:rPr>
+          <w:lang w:val="fr_FR" w:bidi="fr_FR"/>
+        </w:rPr>
+      </w:r>
+    </w:p>
+    <w:p>
+      <w:pPr/>
+      <w:r>
+        <w:rPr>
+          <w:lang w:val="fr_FR" w:bidi="fr_FR"/>
+        </w:rPr>
+      </w:r>
+      <w:r>
+        <w:rPr>
+          <w:lang w:val="fr_FR" w:bidi="fr_FR"/>
+        </w:rPr>
+        <w:t>Habakuk se tient en admiration devant le Souverain qui est assis sur son trône dans son saint Temple (</w:t>
+      </w:r>
+      <w:hyperlink r:id="rId63">
+        <w:r>
+          <w:rPr>
+            <w:lang w:val="fr_FR" w:bidi="fr_FR"/>
+          </w:rPr>
+          <w:rPr>
+            <w:color w:val="0000EE"/>
+            <w:u w:val="single"/>
+          </w:rPr>
+          <w:t>2.20</w:t>
+        </w:r>
+      </w:hyperlink>
+      <w:r>
+        <w:rPr>
+          <w:lang w:val="fr_FR" w:bidi="fr_FR"/>
+        </w:rPr>
+        <w:t xml:space="preserve">). • À la lumière du message de Dieu concernant le châtiment à venir de Juda, Habakuk prie pour que Dieu, qui est intervenu miraculeusement en faveur d’Israël dans le passé, fasse à nouveau connaître son œuvre de rédemption (voir aussi </w:t>
+      </w:r>
+      <w:hyperlink r:id="rId72">
+        <w:r>
+          <w:rPr>
+            <w:lang w:val="fr_FR" w:bidi="fr_FR"/>
+          </w:rPr>
+          <w:rPr>
+            <w:color w:val="0000EE"/>
+            <w:u w:val="single"/>
+          </w:rPr>
+          <w:t>Ps 77</w:t>
+        </w:r>
+      </w:hyperlink>
+      <w:r>
+        <w:rPr>
+          <w:lang w:val="fr_FR" w:bidi="fr_FR"/>
+        </w:rPr>
+        <w:t>).</w:t>
+      </w:r>
+      <w:r>
+        <w:rPr>
+          <w:lang w:val="fr_FR" w:bidi="fr_FR"/>
+        </w:rPr>
+      </w:r>
+      <w:r>
+        <w:rPr>
+          <w:lang w:val="fr_FR" w:bidi="fr_FR"/>
+        </w:rPr>
+      </w:r>
+    </w:p>
+    <w:p>
+      <w:pPr/>
+      <w:r>
+        <w:rPr>
+          <w:lang w:val="fr_FR" w:bidi="fr_FR"/>
+        </w:rPr>
+      </w:r>
+    </w:p>
+    <w:p>
+      <w:pPr>
+        <w:pStyle w:val="Heading2"/>
+      </w:pPr>
+      <w:r>
+        <w:rPr>
+          <w:lang w:val="fr_FR" w:bidi="fr_FR"/>
+        </w:rPr>
+        <w:t>Habakuk 3.3</w:t>
+      </w:r>
+      <w:r>
+        <w:rPr>
+          <w:lang w:val="fr_FR" w:bidi="fr_FR"/>
+        </w:rPr>
+      </w:r>
+    </w:p>
+    <w:p>
+      <w:pPr/>
+      <w:r>
+        <w:rPr>
+          <w:lang w:val="fr_FR" w:bidi="fr_FR"/>
+        </w:rPr>
+      </w:r>
+      <w:r>
+        <w:rPr>
+          <w:lang w:val="fr_FR" w:bidi="fr_FR"/>
+        </w:rPr>
+        <w:t xml:space="preserve">Théman : Théman était l’une des principales villes d’Édom (voir aussi </w:t>
+      </w:r>
+      <w:hyperlink r:id="rId73">
+        <w:r>
+          <w:rPr>
+            <w:lang w:val="fr_FR" w:bidi="fr_FR"/>
+          </w:rPr>
+          <w:rPr>
+            <w:color w:val="0000EE"/>
+            <w:u w:val="single"/>
+          </w:rPr>
+          <w:t>Jb 2.11</w:t>
+        </w:r>
+      </w:hyperlink>
+      <w:r>
+        <w:rPr>
+          <w:lang w:val="fr_FR" w:bidi="fr_FR"/>
+        </w:rPr>
+        <w:t xml:space="preserve"> ; </w:t>
+      </w:r>
+      <w:hyperlink r:id="rId74">
+        <w:r>
+          <w:rPr>
+            <w:lang w:val="fr_FR" w:bidi="fr_FR"/>
+          </w:rPr>
+          <w:rPr>
+            <w:color w:val="0000EE"/>
+            <w:u w:val="single"/>
+          </w:rPr>
+          <w:t>Jr 49.7</w:t>
+        </w:r>
+      </w:hyperlink>
+      <w:r>
+        <w:rPr>
+          <w:lang w:val="fr_FR" w:bidi="fr_FR"/>
+        </w:rPr>
+        <w:t xml:space="preserve">) ; le terme peut désigner l’ensemble de la région d’Édom où la ville était située (cf. </w:t>
+      </w:r>
+      <w:hyperlink r:id="rId75">
+        <w:r>
+          <w:rPr>
+            <w:lang w:val="fr_FR" w:bidi="fr_FR"/>
+          </w:rPr>
+          <w:rPr>
+            <w:color w:val="0000EE"/>
+            <w:u w:val="single"/>
+          </w:rPr>
+          <w:t>Ab 1.9</w:t>
+        </w:r>
+      </w:hyperlink>
+      <w:r>
+        <w:rPr>
+          <w:lang w:val="fr_FR" w:bidi="fr_FR"/>
+        </w:rPr>
+        <w:t>). L’utilisation du terme par Habakuk en relation avec la montagne de Paran suggère qu’il avait en tête la région plus large. • Le titre « Saint » est important pour Dieu, car la sainteté est sa caractéristique principale (</w:t>
+      </w:r>
+      <w:hyperlink r:id="rId76">
+        <w:r>
+          <w:rPr>
+            <w:lang w:val="fr_FR" w:bidi="fr_FR"/>
+          </w:rPr>
+          <w:rPr>
+            <w:color w:val="0000EE"/>
+            <w:u w:val="single"/>
+          </w:rPr>
+          <w:t>Ha 1.12</w:t>
+        </w:r>
+      </w:hyperlink>
+      <w:r>
+        <w:rPr>
+          <w:lang w:val="fr_FR" w:bidi="fr_FR"/>
+        </w:rPr>
+        <w:t xml:space="preserve"> ; voir aussi </w:t>
+      </w:r>
+      <w:hyperlink r:id="rId77">
+        <w:r>
+          <w:rPr>
+            <w:lang w:val="fr_FR" w:bidi="fr_FR"/>
+          </w:rPr>
+          <w:rPr>
+            <w:color w:val="0000EE"/>
+            <w:u w:val="single"/>
+          </w:rPr>
+          <w:t>Ex 15.11</w:t>
+        </w:r>
+      </w:hyperlink>
+      <w:r>
+        <w:rPr>
+          <w:lang w:val="fr_FR" w:bidi="fr_FR"/>
+        </w:rPr>
+        <w:t xml:space="preserve"> ; </w:t>
+      </w:r>
+      <w:hyperlink r:id="rId78">
+        <w:r>
+          <w:rPr>
+            <w:lang w:val="fr_FR" w:bidi="fr_FR"/>
+          </w:rPr>
+          <w:rPr>
+            <w:color w:val="0000EE"/>
+            <w:u w:val="single"/>
+          </w:rPr>
+          <w:t>2R 19.22</w:t>
+        </w:r>
+      </w:hyperlink>
+      <w:r>
+        <w:rPr>
+          <w:lang w:val="fr_FR" w:bidi="fr_FR"/>
+        </w:rPr>
+        <w:t xml:space="preserve"> ; </w:t>
+      </w:r>
+      <w:hyperlink r:id="rId79">
+        <w:r>
+          <w:rPr>
+            <w:lang w:val="fr_FR" w:bidi="fr_FR"/>
+          </w:rPr>
+          <w:rPr>
+            <w:color w:val="0000EE"/>
+            <w:u w:val="single"/>
+          </w:rPr>
+          <w:t xml:space="preserve">Ps 77.13 </w:t>
+        </w:r>
+      </w:hyperlink>
+      <w:r>
+        <w:rPr>
+          <w:lang w:val="fr_FR" w:bidi="fr_FR"/>
+        </w:rPr>
+        <w:t xml:space="preserve">; </w:t>
+      </w:r>
+      <w:hyperlink r:id="rId80">
+        <w:r>
+          <w:rPr>
+            <w:lang w:val="fr_FR" w:bidi="fr_FR"/>
+          </w:rPr>
+          <w:rPr>
+            <w:color w:val="0000EE"/>
+            <w:u w:val="single"/>
+          </w:rPr>
+          <w:t>Es 6.3</w:t>
+        </w:r>
+      </w:hyperlink>
+      <w:r>
+        <w:rPr>
+          <w:lang w:val="fr_FR" w:bidi="fr_FR"/>
+        </w:rPr>
+        <w:t>). • montagne de Paran : il y avait dans la région de Paran une chaîne de montagnes à l’ouest et au sud d’Édom, une autre au nord-est de la montagne de Sinaï, ainsi qu’une vaste zone désertique dans la péninsule du Sinaï.</w:t>
+      </w:r>
+      <w:r>
+        <w:rPr>
+          <w:lang w:val="fr_FR" w:bidi="fr_FR"/>
+        </w:rPr>
+      </w:r>
+      <w:r>
+        <w:rPr>
+          <w:lang w:val="fr_FR" w:bidi="fr_FR"/>
+        </w:rPr>
+      </w:r>
+    </w:p>
+    <w:p>
+      <w:pPr/>
+      <w:r>
+        <w:rPr>
+          <w:lang w:val="fr_FR" w:bidi="fr_FR"/>
+        </w:rPr>
+      </w:r>
+    </w:p>
+    <w:p>
+      <w:pPr>
+        <w:pStyle w:val="Heading2"/>
+      </w:pPr>
+      <w:r>
+        <w:rPr>
+          <w:lang w:val="fr_FR" w:bidi="fr_FR"/>
+        </w:rPr>
+        <w:t>Habakuk 3.3–15</w:t>
+      </w:r>
+      <w:r>
+        <w:rPr>
+          <w:lang w:val="fr_FR" w:bidi="fr_FR"/>
+        </w:rPr>
+      </w:r>
+    </w:p>
+    <w:p>
+      <w:pPr/>
+      <w:r>
+        <w:rPr>
+          <w:lang w:val="fr_FR" w:bidi="fr_FR"/>
+        </w:rPr>
+      </w:r>
+      <w:r>
+        <w:rPr>
+          <w:lang w:val="fr_FR" w:bidi="fr_FR"/>
+        </w:rPr>
+        <w:t>Le prophète loue le pouvoir de Dieu de sauver. Ces deux strophes de louange (</w:t>
+      </w:r>
+      <w:hyperlink r:id="rId81">
+        <w:r>
+          <w:rPr>
+            <w:lang w:val="fr_FR" w:bidi="fr_FR"/>
+          </w:rPr>
+          <w:rPr>
+            <w:color w:val="0000EE"/>
+            <w:u w:val="single"/>
+          </w:rPr>
+          <w:t>3.3–7</w:t>
+        </w:r>
+      </w:hyperlink>
       <w:r>
         <w:rPr>
           <w:lang w:val="fr_FR" w:bidi="fr_FR"/>
         </w:rPr>
         <w:t xml:space="preserve"> et </w:t>
       </w:r>
+      <w:hyperlink r:id="rId82">
+        <w:r>
+          <w:rPr>
+            <w:lang w:val="fr_FR" w:bidi="fr_FR"/>
+          </w:rPr>
+          <w:rPr>
+            <w:color w:val="0000EE"/>
+            <w:u w:val="single"/>
+          </w:rPr>
+          <w:t>3.8–15</w:t>
+        </w:r>
+      </w:hyperlink>
+      <w:r>
+        <w:rPr>
+          <w:lang w:val="fr_FR" w:bidi="fr_FR"/>
+        </w:rPr>
+        <w:t xml:space="preserve">) sont une réflexion poétique sur l’expérience de l’exode d’Israël. Bien qu’Habakuk insiste sur la rédemption de son peuple par Dieu, sa métaphore reflète parfois des idées trouvées dans les récits anciens du Proche-Orient concernant les dieux (par exemple, la peste et l’épidémie au verset </w:t>
+      </w:r>
+      <w:hyperlink r:id="rId83">
+        <w:r>
+          <w:rPr>
+            <w:lang w:val="fr_FR" w:bidi="fr_FR"/>
+          </w:rPr>
+          <w:rPr>
+            <w:color w:val="0000EE"/>
+            <w:u w:val="single"/>
+          </w:rPr>
+          <w:t>3.5</w:t>
+        </w:r>
+      </w:hyperlink>
+      <w:r>
+        <w:rPr>
+          <w:lang w:val="fr_FR" w:bidi="fr_FR"/>
+        </w:rPr>
+        <w:t xml:space="preserve"> ; le fleuve et la mer au verset </w:t>
+      </w:r>
+      <w:hyperlink r:id="rId84">
+        <w:r>
+          <w:rPr>
+            <w:lang w:val="fr_FR" w:bidi="fr_FR"/>
+          </w:rPr>
+          <w:rPr>
+            <w:color w:val="0000EE"/>
+            <w:u w:val="single"/>
+          </w:rPr>
+          <w:t>3.8</w:t>
+        </w:r>
+      </w:hyperlink>
+      <w:r>
+        <w:rPr>
+          <w:lang w:val="fr_FR" w:bidi="fr_FR"/>
+        </w:rPr>
+        <w:t xml:space="preserve"> ; le soleil et la lune au verset </w:t>
+      </w:r>
+      <w:hyperlink r:id="rId85">
+        <w:r>
+          <w:rPr>
+            <w:lang w:val="fr_FR" w:bidi="fr_FR"/>
+          </w:rPr>
+          <w:rPr>
+            <w:color w:val="0000EE"/>
+            <w:u w:val="single"/>
+          </w:rPr>
+          <w:t>3.11</w:t>
+        </w:r>
+      </w:hyperlink>
+      <w:r>
+        <w:rPr>
+          <w:lang w:val="fr_FR" w:bidi="fr_FR"/>
+        </w:rPr>
+        <w:t>). Cette métaphore rappelle aux premiers lecteurs d’Habakuk que le Seigneur seul est le seul vrai Dieu qui est souverain sur toutes ces choses.</w:t>
+      </w:r>
+      <w:r>
+        <w:rPr>
+          <w:lang w:val="fr_FR" w:bidi="fr_FR"/>
+        </w:rPr>
+      </w:r>
+      <w:r>
+        <w:rPr>
+          <w:lang w:val="fr_FR" w:bidi="fr_FR"/>
+        </w:rPr>
+      </w:r>
+    </w:p>
+    <w:p>
+      <w:pPr/>
+      <w:r>
+        <w:rPr>
+          <w:lang w:val="fr_FR" w:bidi="fr_FR"/>
+        </w:rPr>
+      </w:r>
+    </w:p>
+    <w:p>
+      <w:pPr>
+        <w:pStyle w:val="Heading2"/>
+      </w:pPr>
+      <w:r>
+        <w:rPr>
+          <w:lang w:val="fr_FR" w:bidi="fr_FR"/>
+        </w:rPr>
+        <w:t>Habakuk 3.4</w:t>
+      </w:r>
+      <w:r>
+        <w:rPr>
+          <w:lang w:val="fr_FR" w:bidi="fr_FR"/>
+        </w:rPr>
+      </w:r>
+    </w:p>
+    <w:p>
+      <w:pPr/>
+      <w:r>
+        <w:rPr>
+          <w:lang w:val="fr_FR" w:bidi="fr_FR"/>
+        </w:rPr>
+      </w:r>
+      <w:r>
+        <w:rPr>
+          <w:lang w:val="fr_FR" w:bidi="fr_FR"/>
+        </w:rPr>
+        <w:t>comme l’éclat de la lumière : Le Seigneur, qui est apparu autrefois sur la montagne du Sinaï et a rempli le pays du sud de sa gloire, remplit les cieux de sa splendeur.</w:t>
+      </w:r>
+      <w:r>
+        <w:rPr>
+          <w:lang w:val="fr_FR" w:bidi="fr_FR"/>
+        </w:rPr>
+      </w:r>
+      <w:r>
+        <w:rPr>
+          <w:lang w:val="fr_FR" w:bidi="fr_FR"/>
+        </w:rPr>
+      </w:r>
+    </w:p>
+    <w:p>
+      <w:pPr/>
+      <w:r>
+        <w:rPr>
+          <w:lang w:val="fr_FR" w:bidi="fr_FR"/>
+        </w:rPr>
+      </w:r>
+    </w:p>
+    <w:p>
+      <w:pPr>
+        <w:pStyle w:val="Heading2"/>
+      </w:pPr>
+      <w:r>
+        <w:rPr>
+          <w:lang w:val="fr_FR" w:bidi="fr_FR"/>
+        </w:rPr>
+        <w:t>Habakuk 3.5</w:t>
+      </w:r>
+      <w:r>
+        <w:rPr>
+          <w:lang w:val="fr_FR" w:bidi="fr_FR"/>
+        </w:rPr>
+      </w:r>
+    </w:p>
+    <w:p>
+      <w:pPr/>
+      <w:r>
+        <w:rPr>
+          <w:lang w:val="fr_FR" w:bidi="fr_FR"/>
+        </w:rPr>
+      </w:r>
+      <w:r>
+        <w:rPr>
+          <w:lang w:val="fr_FR" w:bidi="fr_FR"/>
+        </w:rPr>
+        <w:t xml:space="preserve">Habakuk personnifie la peste (voir </w:t>
+      </w:r>
+      <w:hyperlink r:id="rId86">
+        <w:r>
+          <w:rPr>
+            <w:lang w:val="fr_FR" w:bidi="fr_FR"/>
+          </w:rPr>
+          <w:rPr>
+            <w:color w:val="0000EE"/>
+            <w:u w:val="single"/>
+          </w:rPr>
+          <w:t>Dt 32.24</w:t>
+        </w:r>
+      </w:hyperlink>
+      <w:r>
+        <w:rPr>
+          <w:lang w:val="fr_FR" w:bidi="fr_FR"/>
+        </w:rPr>
+        <w:t xml:space="preserve">) et la plaie (voir </w:t>
+      </w:r>
+      <w:hyperlink r:id="rId87">
+        <w:r>
+          <w:rPr>
+            <w:lang w:val="fr_FR" w:bidi="fr_FR"/>
+          </w:rPr>
+          <w:rPr>
+            <w:color w:val="0000EE"/>
+            <w:u w:val="single"/>
+          </w:rPr>
+          <w:t>Ex 7–12</w:t>
+        </w:r>
+      </w:hyperlink>
+      <w:r>
+        <w:rPr>
+          <w:lang w:val="fr_FR" w:bidi="fr_FR"/>
+        </w:rPr>
+        <w:t xml:space="preserve"> ; </w:t>
+      </w:r>
+      <w:hyperlink r:id="rId88">
+        <w:r>
+          <w:rPr>
+            <w:lang w:val="fr_FR" w:bidi="fr_FR"/>
+          </w:rPr>
+          <w:rPr>
+            <w:color w:val="0000EE"/>
+            <w:u w:val="single"/>
+          </w:rPr>
+          <w:t>Am 4.10</w:t>
+        </w:r>
+      </w:hyperlink>
+      <w:r>
+        <w:rPr>
+          <w:lang w:val="fr_FR" w:bidi="fr_FR"/>
+        </w:rPr>
+        <w:t>) comme des soldats de l’armée de Dieu, dont le rôle est d’accomplir ses desseins.</w:t>
+      </w:r>
+      <w:r>
+        <w:rPr>
+          <w:lang w:val="fr_FR" w:bidi="fr_FR"/>
+        </w:rPr>
+      </w:r>
+      <w:r>
+        <w:rPr>
+          <w:lang w:val="fr_FR" w:bidi="fr_FR"/>
+        </w:rPr>
+      </w:r>
+    </w:p>
+    <w:p>
+      <w:pPr/>
+      <w:r>
+        <w:rPr>
+          <w:lang w:val="fr_FR" w:bidi="fr_FR"/>
+        </w:rPr>
+      </w:r>
+    </w:p>
+    <w:p>
+      <w:pPr>
+        <w:pStyle w:val="Heading2"/>
+      </w:pPr>
+      <w:r>
+        <w:rPr>
+          <w:lang w:val="fr_FR" w:bidi="fr_FR"/>
+        </w:rPr>
+        <w:t>Habakuk 3.5–6</w:t>
+      </w:r>
+      <w:r>
+        <w:rPr>
+          <w:lang w:val="fr_FR" w:bidi="fr_FR"/>
+        </w:rPr>
+      </w:r>
+    </w:p>
+    <w:p>
+      <w:pPr/>
+      <w:r>
+        <w:rPr>
+          <w:lang w:val="fr_FR" w:bidi="fr_FR"/>
+        </w:rPr>
+      </w:r>
+      <w:r>
+        <w:rPr>
+          <w:lang w:val="fr_FR" w:bidi="fr_FR"/>
+        </w:rPr>
+        <w:t xml:space="preserve">Dieu est le guerrier divin qui intervient en faveur des siens (voir </w:t>
+      </w:r>
+      <w:hyperlink r:id="rId82">
+        <w:r>
+          <w:rPr>
+            <w:lang w:val="fr_FR" w:bidi="fr_FR"/>
+          </w:rPr>
+          <w:rPr>
+            <w:color w:val="0000EE"/>
+            <w:u w:val="single"/>
+          </w:rPr>
+          <w:t>3.8–15</w:t>
+        </w:r>
+      </w:hyperlink>
+      <w:r>
+        <w:rPr>
+          <w:lang w:val="fr_FR" w:bidi="fr_FR"/>
+        </w:rPr>
+        <w:t xml:space="preserve"> ; voir aussi </w:t>
+      </w:r>
+      <w:hyperlink r:id="rId89">
+        <w:r>
+          <w:rPr>
+            <w:lang w:val="fr_FR" w:bidi="fr_FR"/>
+          </w:rPr>
+          <w:rPr>
+            <w:color w:val="0000EE"/>
+            <w:u w:val="single"/>
+          </w:rPr>
+          <w:t>Es 63.1–6</w:t>
+        </w:r>
+      </w:hyperlink>
+      <w:r>
+        <w:rPr>
+          <w:lang w:val="fr_FR" w:bidi="fr_FR"/>
+        </w:rPr>
+        <w:t>).</w:t>
+      </w:r>
+      <w:r>
+        <w:rPr>
+          <w:lang w:val="fr_FR" w:bidi="fr_FR"/>
+        </w:rPr>
+      </w:r>
+      <w:r>
+        <w:rPr>
+          <w:lang w:val="fr_FR" w:bidi="fr_FR"/>
+        </w:rPr>
+      </w:r>
+    </w:p>
+    <w:p>
+      <w:pPr/>
+      <w:r>
+        <w:rPr>
+          <w:lang w:val="fr_FR" w:bidi="fr_FR"/>
+        </w:rPr>
+      </w:r>
+    </w:p>
+    <w:p>
+      <w:pPr>
+        <w:pStyle w:val="Heading2"/>
+      </w:pPr>
+      <w:r>
+        <w:rPr>
+          <w:lang w:val="fr_FR" w:bidi="fr_FR"/>
+        </w:rPr>
+        <w:t>Habakuk 3.7</w:t>
+      </w:r>
+      <w:r>
+        <w:rPr>
+          <w:lang w:val="fr_FR" w:bidi="fr_FR"/>
+        </w:rPr>
+      </w:r>
+    </w:p>
+    <w:p>
+      <w:pPr/>
+      <w:r>
+        <w:rPr>
+          <w:lang w:val="fr_FR" w:bidi="fr_FR"/>
+        </w:rPr>
+      </w:r>
+      <w:r>
+        <w:rPr>
+          <w:lang w:val="fr_FR" w:bidi="fr_FR"/>
+        </w:rPr>
+        <w:t xml:space="preserve">Madian occupait la partie sud de la région juste à l’est du Jourdain (voir </w:t>
+      </w:r>
+      <w:hyperlink r:id="rId90">
+        <w:r>
+          <w:rPr>
+            <w:lang w:val="fr_FR" w:bidi="fr_FR"/>
+          </w:rPr>
+          <w:rPr>
+            <w:color w:val="0000EE"/>
+            <w:u w:val="single"/>
+          </w:rPr>
+          <w:t>Gn 36.35</w:t>
+        </w:r>
+      </w:hyperlink>
+      <w:r>
+        <w:rPr>
+          <w:lang w:val="fr_FR" w:bidi="fr_FR"/>
+        </w:rPr>
+        <w:t>) ; la nation tremblait de terreur devant la puissance bouleversante de la présence de Dieu (</w:t>
+      </w:r>
+      <w:hyperlink r:id="rId91">
+        <w:r>
+          <w:rPr>
+            <w:lang w:val="fr_FR" w:bidi="fr_FR"/>
+          </w:rPr>
+          <w:rPr>
+            <w:color w:val="0000EE"/>
+            <w:u w:val="single"/>
+          </w:rPr>
+          <w:t>Ha 3.6</w:t>
+        </w:r>
+      </w:hyperlink>
+      <w:r>
+        <w:rPr>
+          <w:lang w:val="fr_FR" w:bidi="fr_FR"/>
+        </w:rPr>
+        <w:t>).</w:t>
+      </w:r>
+      <w:r>
+        <w:rPr>
+          <w:lang w:val="fr_FR" w:bidi="fr_FR"/>
+        </w:rPr>
+      </w:r>
+      <w:r>
+        <w:rPr>
+          <w:lang w:val="fr_FR" w:bidi="fr_FR"/>
+        </w:rPr>
+      </w:r>
+    </w:p>
+    <w:p>
+      <w:pPr/>
+      <w:r>
+        <w:rPr>
+          <w:lang w:val="fr_FR" w:bidi="fr_FR"/>
+        </w:rPr>
+      </w:r>
+    </w:p>
+    <w:p>
+      <w:pPr>
+        <w:pStyle w:val="Heading2"/>
+      </w:pPr>
+      <w:r>
+        <w:rPr>
+          <w:lang w:val="fr_FR" w:bidi="fr_FR"/>
+        </w:rPr>
+        <w:t>Habakuk 3.8</w:t>
+      </w:r>
+      <w:r>
+        <w:rPr>
+          <w:lang w:val="fr_FR" w:bidi="fr_FR"/>
+        </w:rPr>
+      </w:r>
+    </w:p>
+    <w:p>
+      <w:pPr/>
+      <w:r>
+        <w:rPr>
+          <w:lang w:val="fr_FR" w:bidi="fr_FR"/>
+        </w:rPr>
+      </w:r>
+      <w:r>
+        <w:rPr>
+          <w:lang w:val="fr_FR" w:bidi="fr_FR"/>
+        </w:rPr>
+        <w:t xml:space="preserve">irrité contre les fleuves… contre la mer : Voir </w:t>
+      </w:r>
+      <w:hyperlink r:id="rId92">
+        <w:r>
+          <w:rPr>
+            <w:lang w:val="fr_FR" w:bidi="fr_FR"/>
+          </w:rPr>
+          <w:rPr>
+            <w:color w:val="0000EE"/>
+            <w:u w:val="single"/>
+          </w:rPr>
+          <w:t>Ex 7.19–20</w:t>
+        </w:r>
+      </w:hyperlink>
+      <w:r>
+        <w:rPr>
+          <w:lang w:val="fr_FR" w:bidi="fr_FR"/>
+        </w:rPr>
+        <w:t xml:space="preserve"> ; </w:t>
+      </w:r>
+      <w:hyperlink r:id="rId93">
+        <w:r>
+          <w:rPr>
+            <w:lang w:val="fr_FR" w:bidi="fr_FR"/>
+          </w:rPr>
+          <w:rPr>
+            <w:color w:val="0000EE"/>
+            <w:u w:val="single"/>
+          </w:rPr>
+          <w:t>14.15–31</w:t>
+        </w:r>
+      </w:hyperlink>
+      <w:r>
+        <w:rPr>
+          <w:lang w:val="fr_FR" w:bidi="fr_FR"/>
+        </w:rPr>
+        <w:t>. • char de victoire : Il s’agit d’une référence ironique des chars égyptiens, qui poursuivirent les Israélites lorsque Dieu les aida à s’échapper par la mer Rouge (</w:t>
+      </w:r>
+      <w:hyperlink r:id="rId94">
+        <w:r>
+          <w:rPr>
+            <w:lang w:val="fr_FR" w:bidi="fr_FR"/>
+          </w:rPr>
+          <w:rPr>
+            <w:color w:val="0000EE"/>
+            <w:u w:val="single"/>
+          </w:rPr>
+          <w:t>Ex 14.9</w:t>
+        </w:r>
+      </w:hyperlink>
+      <w:r>
+        <w:rPr>
+          <w:lang w:val="fr_FR" w:bidi="fr_FR"/>
+        </w:rPr>
+        <w:t>).</w:t>
+      </w:r>
+      <w:r>
+        <w:rPr>
+          <w:lang w:val="fr_FR" w:bidi="fr_FR"/>
+        </w:rPr>
+      </w:r>
+      <w:r>
+        <w:rPr>
+          <w:lang w:val="fr_FR" w:bidi="fr_FR"/>
+        </w:rPr>
+      </w:r>
+    </w:p>
+    <w:p>
+      <w:pPr/>
+      <w:r>
+        <w:rPr>
+          <w:lang w:val="fr_FR" w:bidi="fr_FR"/>
+        </w:rPr>
+      </w:r>
+    </w:p>
+    <w:p>
+      <w:pPr>
+        <w:pStyle w:val="Heading2"/>
+      </w:pPr>
+      <w:r>
+        <w:rPr>
+          <w:lang w:val="fr_FR" w:bidi="fr_FR"/>
+        </w:rPr>
+        <w:t>Habakuk 3.8–15</w:t>
+      </w:r>
+      <w:r>
+        <w:rPr>
+          <w:lang w:val="fr_FR" w:bidi="fr_FR"/>
+        </w:rPr>
+      </w:r>
+    </w:p>
+    <w:p>
+      <w:pPr/>
+      <w:r>
+        <w:rPr>
+          <w:lang w:val="fr_FR" w:bidi="fr_FR"/>
+        </w:rPr>
+      </w:r>
+      <w:r>
+        <w:rPr>
+          <w:lang w:val="fr_FR" w:bidi="fr_FR"/>
+        </w:rPr>
+        <w:t>Le Seigneur est un guerrier divin pour son peuple, qui agit avec sa puissance rédemptrice en leur faveur. L’image de Dieu en tant que guerrier divin se trouve à la fois dans l’Ancien Testament et dans le Nouveau Testament : il est présent dans l’exode d’Israël d’Égypte, leur déplacement vers la montagne du Sinaï (</w:t>
+      </w:r>
+      <w:hyperlink r:id="rId95">
+        <w:r>
+          <w:rPr>
+            <w:lang w:val="fr_FR" w:bidi="fr_FR"/>
+          </w:rPr>
+          <w:rPr>
+            <w:color w:val="0000EE"/>
+            <w:u w:val="single"/>
+          </w:rPr>
+          <w:t>Ex 15.1–18</w:t>
+        </w:r>
+      </w:hyperlink>
+      <w:r>
+        <w:rPr>
+          <w:lang w:val="fr_FR" w:bidi="fr_FR"/>
+        </w:rPr>
+        <w:t xml:space="preserve">), leur approche de la Terre Promise depuis le sud, et leurs triomphes durant la période de conquête initiale (par exemple, </w:t>
+      </w:r>
+      <w:hyperlink r:id="rId96">
+        <w:r>
+          <w:rPr>
+            <w:lang w:val="fr_FR" w:bidi="fr_FR"/>
+          </w:rPr>
+          <w:rPr>
+            <w:color w:val="0000EE"/>
+            <w:u w:val="single"/>
+          </w:rPr>
+          <w:t>Jg 5.4–5</w:t>
+        </w:r>
+      </w:hyperlink>
+      <w:r>
+        <w:rPr>
+          <w:lang w:val="fr_FR" w:bidi="fr_FR"/>
+        </w:rPr>
+        <w:t xml:space="preserve"> ; </w:t>
+      </w:r>
+      <w:hyperlink r:id="rId97">
+        <w:r>
+          <w:rPr>
+            <w:lang w:val="fr_FR" w:bidi="fr_FR"/>
+          </w:rPr>
+          <w:rPr>
+            <w:color w:val="0000EE"/>
+            <w:u w:val="single"/>
+          </w:rPr>
+          <w:t xml:space="preserve">Ps 18.8–16 </w:t>
+        </w:r>
+      </w:hyperlink>
+      <w:r>
+        <w:rPr>
+          <w:lang w:val="fr_FR" w:bidi="fr_FR"/>
+        </w:rPr>
+        <w:t xml:space="preserve">; </w:t>
+      </w:r>
+      <w:hyperlink r:id="rId98">
+        <w:r>
+          <w:rPr>
+            <w:lang w:val="fr_FR" w:bidi="fr_FR"/>
+          </w:rPr>
+          <w:rPr>
+            <w:color w:val="0000EE"/>
+            <w:u w:val="single"/>
+          </w:rPr>
+          <w:t xml:space="preserve">77.16–20 </w:t>
+        </w:r>
+      </w:hyperlink>
+      <w:r>
+        <w:rPr>
+          <w:lang w:val="fr_FR" w:bidi="fr_FR"/>
+        </w:rPr>
+        <w:t xml:space="preserve">; un exemple clé du Nouveau Testament est le passage </w:t>
+      </w:r>
+      <w:hyperlink r:id="rId99">
+        <w:r>
+          <w:rPr>
+            <w:lang w:val="fr_FR" w:bidi="fr_FR"/>
+          </w:rPr>
+          <w:rPr>
+            <w:color w:val="0000EE"/>
+            <w:u w:val="single"/>
+          </w:rPr>
+          <w:t>Ap 19.11–21</w:t>
+        </w:r>
+      </w:hyperlink>
+      <w:r>
+        <w:rPr>
+          <w:lang w:val="fr_FR" w:bidi="fr_FR"/>
+        </w:rPr>
+        <w:t>).</w:t>
+      </w:r>
+      <w:r>
+        <w:rPr>
+          <w:lang w:val="fr_FR" w:bidi="fr_FR"/>
+        </w:rPr>
+      </w:r>
+      <w:r>
+        <w:rPr>
+          <w:lang w:val="fr_FR" w:bidi="fr_FR"/>
+        </w:rPr>
+      </w:r>
+    </w:p>
+    <w:p>
+      <w:pPr/>
+      <w:r>
+        <w:rPr>
+          <w:lang w:val="fr_FR" w:bidi="fr_FR"/>
+        </w:rPr>
+      </w:r>
+    </w:p>
+    <w:p>
+      <w:pPr>
+        <w:pStyle w:val="Heading2"/>
+      </w:pPr>
+      <w:r>
+        <w:rPr>
+          <w:lang w:val="fr_FR" w:bidi="fr_FR"/>
+        </w:rPr>
+        <w:t>Habakuk 3.9–11</w:t>
+      </w:r>
+      <w:r>
+        <w:rPr>
+          <w:lang w:val="fr_FR" w:bidi="fr_FR"/>
+        </w:rPr>
+      </w:r>
+    </w:p>
+    <w:p>
+      <w:pPr/>
+      <w:r>
+        <w:rPr>
+          <w:lang w:val="fr_FR" w:bidi="fr_FR"/>
+        </w:rPr>
+      </w:r>
+      <w:r>
+        <w:rPr>
+          <w:lang w:val="fr_FR" w:bidi="fr_FR"/>
+        </w:rPr>
+        <w:t>Dieu seul contrôle les forces du monde naturel.</w:t>
+      </w:r>
+      <w:r>
+        <w:rPr>
+          <w:lang w:val="fr_FR" w:bidi="fr_FR"/>
+        </w:rPr>
+      </w:r>
+      <w:r>
+        <w:rPr>
+          <w:lang w:val="fr_FR" w:bidi="fr_FR"/>
+        </w:rPr>
+      </w:r>
+    </w:p>
+    <w:p>
+      <w:pPr/>
+      <w:r>
+        <w:rPr>
+          <w:lang w:val="fr_FR" w:bidi="fr_FR"/>
+        </w:rPr>
+      </w:r>
+    </w:p>
+    <w:p>
+      <w:pPr>
+        <w:pStyle w:val="Heading2"/>
+      </w:pPr>
+      <w:r>
+        <w:rPr>
+          <w:lang w:val="fr_FR" w:bidi="fr_FR"/>
+        </w:rPr>
+        <w:t>Habakuk 3.10</w:t>
+      </w:r>
+      <w:r>
+        <w:rPr>
+          <w:lang w:val="fr_FR" w:bidi="fr_FR"/>
+        </w:rPr>
+      </w:r>
+    </w:p>
+    <w:p>
+      <w:pPr/>
+      <w:r>
+        <w:rPr>
+          <w:lang w:val="fr_FR" w:bidi="fr_FR"/>
+        </w:rPr>
+      </w:r>
+      <w:r>
+        <w:rPr>
+          <w:lang w:val="fr_FR" w:bidi="fr_FR"/>
+        </w:rPr>
+        <w:t xml:space="preserve">eau : voir </w:t>
+      </w:r>
+      <w:r>
+        <w:rPr>
+          <w:lang w:val="fr_FR" w:bidi="fr_FR"/>
+        </w:rPr>
+        <w:t>la note d’étude du verset 3.8</w:t>
+      </w:r>
+      <w:r>
+        <w:rPr>
+          <w:lang w:val="fr_FR" w:bidi="fr_FR"/>
+        </w:rPr>
+        <w:t xml:space="preserve"> ; voir aussi les versets </w:t>
+      </w:r>
+      <w:hyperlink r:id="rId95">
+        <w:r>
+          <w:rPr>
+            <w:lang w:val="fr_FR" w:bidi="fr_FR"/>
+          </w:rPr>
+          <w:rPr>
+            <w:color w:val="0000EE"/>
+            <w:u w:val="single"/>
+          </w:rPr>
+          <w:t>Ex 15.1–18</w:t>
+        </w:r>
+      </w:hyperlink>
+      <w:r>
+        <w:rPr>
+          <w:lang w:val="fr_FR" w:bidi="fr_FR"/>
+        </w:rPr>
+        <w:t>.</w:t>
+      </w:r>
+      <w:r>
+        <w:rPr>
+          <w:lang w:val="fr_FR" w:bidi="fr_FR"/>
+        </w:rPr>
+      </w:r>
+      <w:r>
+        <w:rPr>
+          <w:lang w:val="fr_FR" w:bidi="fr_FR"/>
+        </w:rPr>
+      </w:r>
+    </w:p>
+    <w:p>
+      <w:pPr/>
+      <w:r>
+        <w:rPr>
+          <w:lang w:val="fr_FR" w:bidi="fr_FR"/>
+        </w:rPr>
+      </w:r>
+    </w:p>
+    <w:p>
+      <w:pPr>
+        <w:pStyle w:val="Heading2"/>
+      </w:pPr>
+      <w:r>
+        <w:rPr>
+          <w:lang w:val="fr_FR" w:bidi="fr_FR"/>
+        </w:rPr>
+        <w:t>Habakuk 3.11</w:t>
+      </w:r>
+      <w:r>
+        <w:rPr>
+          <w:lang w:val="fr_FR" w:bidi="fr_FR"/>
+        </w:rPr>
+      </w:r>
+    </w:p>
+    <w:p>
+      <w:pPr/>
+      <w:r>
+        <w:rPr>
+          <w:lang w:val="fr_FR" w:bidi="fr_FR"/>
+        </w:rPr>
+      </w:r>
+      <w:r>
+        <w:rPr>
+          <w:lang w:val="fr_FR" w:bidi="fr_FR"/>
+        </w:rPr>
+        <w:t xml:space="preserve">Le soleil et la lune : Voir les versets </w:t>
+      </w:r>
+      <w:hyperlink r:id="rId100">
+        <w:r>
+          <w:rPr>
+            <w:lang w:val="fr_FR" w:bidi="fr_FR"/>
+          </w:rPr>
+          <w:rPr>
+            <w:color w:val="0000EE"/>
+            <w:u w:val="single"/>
+          </w:rPr>
+          <w:t>Jos 10.12–13</w:t>
+        </w:r>
+      </w:hyperlink>
+      <w:r>
+        <w:rPr>
+          <w:lang w:val="fr_FR" w:bidi="fr_FR"/>
+        </w:rPr>
+        <w:t>.</w:t>
+      </w:r>
+      <w:r>
+        <w:rPr>
+          <w:lang w:val="fr_FR" w:bidi="fr_FR"/>
+        </w:rPr>
+      </w:r>
+      <w:r>
+        <w:rPr>
+          <w:lang w:val="fr_FR" w:bidi="fr_FR"/>
+        </w:rPr>
+      </w:r>
+    </w:p>
+    <w:p>
+      <w:pPr/>
+      <w:r>
+        <w:rPr>
+          <w:lang w:val="fr_FR" w:bidi="fr_FR"/>
+        </w:rPr>
+      </w:r>
+    </w:p>
+    <w:p>
+      <w:pPr>
+        <w:pStyle w:val="Heading2"/>
+      </w:pPr>
+      <w:r>
+        <w:rPr>
+          <w:lang w:val="fr_FR" w:bidi="fr_FR"/>
+        </w:rPr>
+        <w:t>Habakuk 3.15</w:t>
+      </w:r>
+      <w:r>
+        <w:rPr>
+          <w:lang w:val="fr_FR" w:bidi="fr_FR"/>
+        </w:rPr>
+      </w:r>
+    </w:p>
+    <w:p>
+      <w:pPr/>
+      <w:r>
+        <w:rPr>
+          <w:lang w:val="fr_FR" w:bidi="fr_FR"/>
+        </w:rPr>
+      </w:r>
+      <w:r>
+        <w:rPr>
+          <w:lang w:val="fr_FR" w:bidi="fr_FR"/>
+        </w:rPr>
+        <w:t>la mer... des grandes eaux : le passage se termine comme il a commencé (</w:t>
+      </w:r>
+      <w:hyperlink r:id="rId84">
+        <w:r>
+          <w:rPr>
+            <w:lang w:val="fr_FR" w:bidi="fr_FR"/>
+          </w:rPr>
+          <w:rPr>
+            <w:color w:val="0000EE"/>
+            <w:u w:val="single"/>
+          </w:rPr>
+          <w:t>3.8</w:t>
+        </w:r>
+      </w:hyperlink>
+      <w:r>
+        <w:rPr>
+          <w:lang w:val="fr_FR" w:bidi="fr_FR"/>
+        </w:rPr>
+        <w:t>).</w:t>
+      </w:r>
+      <w:r>
+        <w:rPr>
+          <w:lang w:val="fr_FR" w:bidi="fr_FR"/>
+        </w:rPr>
+      </w:r>
+      <w:r>
+        <w:rPr>
+          <w:lang w:val="fr_FR" w:bidi="fr_FR"/>
+        </w:rPr>
+      </w:r>
+    </w:p>
+    <w:p>
+      <w:pPr/>
+      <w:r>
+        <w:rPr>
+          <w:lang w:val="fr_FR" w:bidi="fr_FR"/>
+        </w:rPr>
+      </w:r>
+    </w:p>
+    <w:p>
+      <w:pPr>
+        <w:pStyle w:val="Heading2"/>
+      </w:pPr>
+      <w:r>
+        <w:rPr>
+          <w:lang w:val="fr_FR" w:bidi="fr_FR"/>
+        </w:rPr>
+        <w:t>Habakuk 3.16</w:t>
+      </w:r>
+      <w:r>
+        <w:rPr>
+          <w:lang w:val="fr_FR" w:bidi="fr_FR"/>
+        </w:rPr>
+      </w:r>
+    </w:p>
+    <w:p>
+      <w:pPr/>
+      <w:r>
+        <w:rPr>
+          <w:lang w:val="fr_FR" w:bidi="fr_FR"/>
+        </w:rPr>
+      </w:r>
+      <w:r>
+        <w:rPr>
+          <w:lang w:val="fr_FR" w:bidi="fr_FR"/>
+        </w:rPr>
+        <w:t>Bien que la pleine réalisation de l'immense puissance de Dieu ait épuisé la force d'Habakuk au point qu'il tremblait</w:t>
+      </w:r>
       <w:r>
         <w:rPr>
           <w:i/>
           <w:lang w:val="fr_FR" w:bidi="fr_FR"/>
         </w:rPr>
-        <w:t>contempler</w:t>
-      </w:r>
-      <w:r>
-        <w:rPr>
-          <w:lang w:val="fr_FR" w:bidi="fr_FR"/>
-        </w:rPr>
-        <w:t xml:space="preserve"> au verset </w:t>
-      </w:r>
-      <w:hyperlink r:id="rId25">
-        <w:r>
-          <w:rPr>
-            <w:lang w:val="fr_FR" w:bidi="fr_FR"/>
-          </w:rPr>
-          <w:rPr>
-            <w:color w:val="0000EE"/>
-            <w:u w:val="single"/>
-          </w:rPr>
-          <w:t>1.3</w:t>
-        </w:r>
-      </w:hyperlink>
-      <w:r>
-        <w:rPr>
-          <w:lang w:val="fr_FR" w:bidi="fr_FR"/>
-        </w:rPr>
-        <w:t xml:space="preserve">. Ces verbes forment un lien littéraire entre les questions d’Habakuk au verset </w:t>
-      </w:r>
-      <w:hyperlink r:id="rId25">
-        <w:r>
-          <w:rPr>
-            <w:lang w:val="fr_FR" w:bidi="fr_FR"/>
-          </w:rPr>
-          <w:rPr>
-            <w:color w:val="0000EE"/>
-            <w:u w:val="single"/>
-          </w:rPr>
-          <w:t>1.3</w:t>
-        </w:r>
-      </w:hyperlink>
-      <w:r>
-        <w:rPr>
-          <w:lang w:val="fr_FR" w:bidi="fr_FR"/>
-        </w:rPr>
-        <w:t xml:space="preserve"> et la réponse de Dieu aux versets </w:t>
-      </w:r>
-      <w:hyperlink r:id="rId26">
-        <w:r>
-          <w:rPr>
-            <w:lang w:val="fr_FR" w:bidi="fr_FR"/>
-          </w:rPr>
-          <w:rPr>
-            <w:color w:val="0000EE"/>
-            <w:u w:val="single"/>
-          </w:rPr>
-          <w:t>1.5–11</w:t>
-        </w:r>
-      </w:hyperlink>
-      <w:r>
-        <w:rPr>
-          <w:lang w:val="fr_FR" w:bidi="fr_FR"/>
-        </w:rPr>
-        <w:t>.</w:t>
+        <w:t>,</w:t>
+      </w:r>
+      <w:r>
+        <w:rPr>
+          <w:lang w:val="fr_FR" w:bidi="fr_FR"/>
+        </w:rPr>
+        <w:t xml:space="preserve"> il attendrait tranquillement (voir </w:t>
+      </w:r>
+      <w:hyperlink r:id="rId101">
+        <w:r>
+          <w:rPr>
+            <w:lang w:val="fr_FR" w:bidi="fr_FR"/>
+          </w:rPr>
+          <w:rPr>
+            <w:color w:val="0000EE"/>
+            <w:u w:val="single"/>
+          </w:rPr>
+          <w:t>2.3</w:t>
+        </w:r>
+      </w:hyperlink>
+      <w:r>
+        <w:rPr>
+          <w:lang w:val="fr_FR" w:bidi="fr_FR"/>
+        </w:rPr>
+        <w:t>) que le jugement de Dieu descende.</w:t>
       </w:r>
       <w:r>
         <w:rPr>
@@ -835,26 +4199,62 @@
         <w:rPr>
           <w:lang w:val="fr_FR" w:bidi="fr_FR"/>
         </w:rPr>
-        <w:t>Habakuk 1.5–11</w:t>
-      </w:r>
-      <w:r>
-        <w:rPr>
-          <w:lang w:val="fr_FR" w:bidi="fr_FR"/>
-        </w:rPr>
-      </w:r>
-    </w:p>
-    <w:p>
-      <w:pPr/>
-      <w:r>
-        <w:rPr>
-          <w:lang w:val="fr_FR" w:bidi="fr_FR"/>
-        </w:rPr>
-      </w:r>
-      <w:r>
-        <w:rPr>
-          <w:lang w:val="fr_FR" w:bidi="fr_FR"/>
-        </w:rPr>
-        <w:t>La réponse de Dieu à la question d’Habakuk est surprenante. Dieu enverra un peuple violent, les Babyloniens, pour s’occuper de la violence en Juda. L’armée babylonienne, bien entraînée et aguerrie, était une force imparable.</w:t>
+        <w:t>Habakuk 3.17–19</w:t>
+      </w:r>
+      <w:r>
+        <w:rPr>
+          <w:lang w:val="fr_FR" w:bidi="fr_FR"/>
+        </w:rPr>
+      </w:r>
+    </w:p>
+    <w:p>
+      <w:pPr/>
+      <w:r>
+        <w:rPr>
+          <w:lang w:val="fr_FR" w:bidi="fr_FR"/>
+        </w:rPr>
+      </w:r>
+      <w:r>
+        <w:rPr>
+          <w:lang w:val="fr_FR" w:bidi="fr_FR"/>
+        </w:rPr>
+        <w:t>Après avoir raconté les actes puissants de rédemption de Dieu (</w:t>
+      </w:r>
+      <w:hyperlink r:id="rId102">
+        <w:r>
+          <w:rPr>
+            <w:lang w:val="fr_FR" w:bidi="fr_FR"/>
+          </w:rPr>
+          <w:rPr>
+            <w:color w:val="0000EE"/>
+            <w:u w:val="single"/>
+          </w:rPr>
+          <w:t>3.2–15</w:t>
+        </w:r>
+      </w:hyperlink>
+      <w:r>
+        <w:rPr>
+          <w:lang w:val="fr_FR" w:bidi="fr_FR"/>
+        </w:rPr>
+        <w:t>), et s’être arrêté pour les considérer (</w:t>
+      </w:r>
+      <w:hyperlink r:id="rId103">
+        <w:r>
+          <w:rPr>
+            <w:lang w:val="fr_FR" w:bidi="fr_FR"/>
+          </w:rPr>
+          <w:rPr>
+            <w:color w:val="0000EE"/>
+            <w:u w:val="single"/>
+          </w:rPr>
+          <w:t>3.16</w:t>
+        </w:r>
+      </w:hyperlink>
+      <w:r>
+        <w:rPr>
+          <w:lang w:val="fr_FR" w:bidi="fr_FR"/>
+        </w:rPr>
+        <w:t>), Habakuk réaffirme maintenant sa confiance en Dieu alors qu’il clôt sa prière. • Car… Toutefois, je veux me réjouir : même si Dieu n’envoie plus jamais de bénédictions matérielles sur son peuple, il est toujours digne de toute la confiance et de la louange qu’ils peuvent lui donner. Quoi qu’il arrive, le prophète pouvait se réjouir, sachant que le Seigneur n’est pas seulement le Rédempteur d’Israël, mais aussi la source de son propre salut.</w:t>
       </w:r>
       <w:r>
         <w:rPr>
@@ -883,3385 +4283,26 @@
         <w:rPr>
           <w:lang w:val="fr_FR" w:bidi="fr_FR"/>
         </w:rPr>
-        <w:t>Habakuk 1.7</w:t>
-      </w:r>
-      <w:r>
-        <w:rPr>
-          <w:lang w:val="fr_FR" w:bidi="fr_FR"/>
-        </w:rPr>
-      </w:r>
-    </w:p>
-    <w:p>
-      <w:pPr/>
-      <w:r>
-        <w:rPr>
-          <w:lang w:val="fr_FR" w:bidi="fr_FR"/>
-        </w:rPr>
-      </w:r>
-      <w:r>
-        <w:rPr>
-          <w:lang w:val="fr_FR" w:bidi="fr_FR"/>
-        </w:rPr>
-        <w:t>De lui seul viennent son droit et sa grandeur : Aucun soulagement de l'injustice ne viendrait des Babyloniens. Ils suivaient leur propre loi, ce qui ajoutait à la perplexité du prophète face à la décision de Dieu de les utiliser pour punir Juda.</w:t>
-      </w:r>
-      <w:r>
-        <w:rPr>
-          <w:lang w:val="fr_FR" w:bidi="fr_FR"/>
-        </w:rPr>
-      </w:r>
-      <w:r>
-        <w:rPr>
-          <w:lang w:val="fr_FR" w:bidi="fr_FR"/>
-        </w:rPr>
-      </w:r>
-    </w:p>
-    <w:p>
-      <w:pPr/>
-      <w:r>
-        <w:rPr>
-          <w:lang w:val="fr_FR" w:bidi="fr_FR"/>
-        </w:rPr>
-      </w:r>
-    </w:p>
-    <w:p>
-      <w:pPr>
-        <w:pStyle w:val="Heading2"/>
-      </w:pPr>
-      <w:r>
-        <w:rPr>
-          <w:lang w:val="fr_FR" w:bidi="fr_FR"/>
-        </w:rPr>
-        <w:t>Habakuk 1.8</w:t>
-      </w:r>
-      <w:r>
-        <w:rPr>
-          <w:lang w:val="fr_FR" w:bidi="fr_FR"/>
-        </w:rPr>
-      </w:r>
-    </w:p>
-    <w:p>
-      <w:pPr/>
-      <w:r>
-        <w:rPr>
-          <w:lang w:val="fr_FR" w:bidi="fr_FR"/>
-        </w:rPr>
-      </w:r>
-      <w:r>
-        <w:rPr>
-          <w:lang w:val="fr_FR" w:bidi="fr_FR"/>
-        </w:rPr>
-        <w:t xml:space="preserve">Les mentions claires de léopards, de loups, et d’aigles dépeignent la vitesse, la férocité et la nature prédatrice des attaques babyloniennes contre Juda (voir </w:t>
-      </w:r>
-      <w:hyperlink r:id="rId27">
-        <w:r>
-          <w:rPr>
-            <w:lang w:val="fr_FR" w:bidi="fr_FR"/>
-          </w:rPr>
-          <w:rPr>
-            <w:color w:val="0000EE"/>
-            <w:u w:val="single"/>
-          </w:rPr>
-          <w:t xml:space="preserve">Jr 4.13 </w:t>
-        </w:r>
-      </w:hyperlink>
-      <w:r>
-        <w:rPr>
-          <w:lang w:val="fr_FR" w:bidi="fr_FR"/>
-        </w:rPr>
-        <w:t xml:space="preserve">; </w:t>
-      </w:r>
-      <w:hyperlink r:id="rId28">
-        <w:r>
-          <w:rPr>
-            <w:lang w:val="fr_FR" w:bidi="fr_FR"/>
-          </w:rPr>
-          <w:rPr>
-            <w:color w:val="0000EE"/>
-            <w:u w:val="single"/>
-          </w:rPr>
-          <w:t xml:space="preserve">48.40 </w:t>
-        </w:r>
-      </w:hyperlink>
-      <w:r>
-        <w:rPr>
-          <w:lang w:val="fr_FR" w:bidi="fr_FR"/>
-        </w:rPr>
-        <w:t xml:space="preserve">; </w:t>
-      </w:r>
-      <w:hyperlink r:id="rId29">
-        <w:r>
-          <w:rPr>
-            <w:lang w:val="fr_FR" w:bidi="fr_FR"/>
-          </w:rPr>
-          <w:rPr>
-            <w:color w:val="0000EE"/>
-            <w:u w:val="single"/>
-          </w:rPr>
-          <w:t>49.22</w:t>
-        </w:r>
-      </w:hyperlink>
-      <w:r>
-        <w:rPr>
-          <w:lang w:val="fr_FR" w:bidi="fr_FR"/>
-        </w:rPr>
-        <w:t>).</w:t>
-      </w:r>
-      <w:r>
-        <w:rPr>
-          <w:lang w:val="fr_FR" w:bidi="fr_FR"/>
-        </w:rPr>
-      </w:r>
-      <w:r>
-        <w:rPr>
-          <w:lang w:val="fr_FR" w:bidi="fr_FR"/>
-        </w:rPr>
-      </w:r>
-    </w:p>
-    <w:p>
-      <w:pPr/>
-      <w:r>
-        <w:rPr>
-          <w:lang w:val="fr_FR" w:bidi="fr_FR"/>
-        </w:rPr>
-      </w:r>
-    </w:p>
-    <w:p>
-      <w:pPr>
-        <w:pStyle w:val="Heading2"/>
-      </w:pPr>
-      <w:r>
-        <w:rPr>
-          <w:lang w:val="fr_FR" w:bidi="fr_FR"/>
-        </w:rPr>
-        <w:t>Habakuk 1.9</w:t>
-      </w:r>
-      <w:r>
-        <w:rPr>
-          <w:lang w:val="fr_FR" w:bidi="fr_FR"/>
-        </w:rPr>
-      </w:r>
-    </w:p>
-    <w:p>
-      <w:pPr/>
-      <w:r>
-        <w:rPr>
-          <w:lang w:val="fr_FR" w:bidi="fr_FR"/>
-        </w:rPr>
-      </w:r>
-      <w:r>
-        <w:rPr>
-          <w:lang w:val="fr_FR" w:bidi="fr_FR"/>
-        </w:rPr>
-        <w:t xml:space="preserve">Les Babyloniens ont en effet emmené de nombreux prisonniers de Juda en exil entre 605 et 586 av. J.‑C. (voir </w:t>
-      </w:r>
-      <w:hyperlink r:id="rId30">
-        <w:r>
-          <w:rPr>
-            <w:lang w:val="fr_FR" w:bidi="fr_FR"/>
-          </w:rPr>
-          <w:rPr>
-            <w:color w:val="0000EE"/>
-            <w:u w:val="single"/>
-          </w:rPr>
-          <w:t>Dn 1.1–3</w:t>
-        </w:r>
-      </w:hyperlink>
-      <w:r>
-        <w:rPr>
-          <w:lang w:val="fr_FR" w:bidi="fr_FR"/>
-        </w:rPr>
-        <w:t>).</w:t>
-      </w:r>
-      <w:r>
-        <w:rPr>
-          <w:lang w:val="fr_FR" w:bidi="fr_FR"/>
-        </w:rPr>
-      </w:r>
-      <w:r>
-        <w:rPr>
-          <w:lang w:val="fr_FR" w:bidi="fr_FR"/>
-        </w:rPr>
-      </w:r>
-    </w:p>
-    <w:p>
-      <w:pPr/>
-      <w:r>
-        <w:rPr>
-          <w:lang w:val="fr_FR" w:bidi="fr_FR"/>
-        </w:rPr>
-      </w:r>
-    </w:p>
-    <w:p>
-      <w:pPr>
-        <w:pStyle w:val="Heading2"/>
-      </w:pPr>
-      <w:r>
-        <w:rPr>
-          <w:lang w:val="fr_FR" w:bidi="fr_FR"/>
-        </w:rPr>
-        <w:t>Habakuk 1.10</w:t>
-      </w:r>
-      <w:r>
-        <w:rPr>
-          <w:lang w:val="fr_FR" w:bidi="fr_FR"/>
-        </w:rPr>
-      </w:r>
-    </w:p>
-    <w:p>
-      <w:pPr/>
-      <w:r>
-        <w:rPr>
-          <w:lang w:val="fr_FR" w:bidi="fr_FR"/>
-        </w:rPr>
-      </w:r>
-      <w:r>
-        <w:rPr>
-          <w:lang w:val="fr_FR" w:bidi="fr_FR"/>
-        </w:rPr>
-        <w:t xml:space="preserve">La tactique de bataille ancienne qui consistait à construire des rampes de terre contre les murs des villes attaquées est largement attestée dans l’ancien Proche-Orient (par exemple dans les versets </w:t>
-      </w:r>
-      <w:hyperlink r:id="rId31">
-        <w:r>
-          <w:rPr>
-            <w:lang w:val="fr_FR" w:bidi="fr_FR"/>
-          </w:rPr>
-          <w:rPr>
-            <w:color w:val="0000EE"/>
-            <w:u w:val="single"/>
-          </w:rPr>
-          <w:t>2R 19.32</w:t>
-        </w:r>
-      </w:hyperlink>
-      <w:r>
-        <w:rPr>
-          <w:lang w:val="fr_FR" w:bidi="fr_FR"/>
-        </w:rPr>
-        <w:t xml:space="preserve"> ; </w:t>
-      </w:r>
-      <w:hyperlink r:id="rId32">
-        <w:r>
-          <w:rPr>
-            <w:lang w:val="fr_FR" w:bidi="fr_FR"/>
-          </w:rPr>
-          <w:rPr>
-            <w:color w:val="0000EE"/>
-            <w:u w:val="single"/>
-          </w:rPr>
-          <w:t>Na 2.1</w:t>
-        </w:r>
-      </w:hyperlink>
-      <w:r>
-        <w:rPr>
-          <w:lang w:val="fr_FR" w:bidi="fr_FR"/>
-        </w:rPr>
-        <w:t>).</w:t>
-      </w:r>
-      <w:r>
-        <w:rPr>
-          <w:lang w:val="fr_FR" w:bidi="fr_FR"/>
-        </w:rPr>
-      </w:r>
-      <w:r>
-        <w:rPr>
-          <w:lang w:val="fr_FR" w:bidi="fr_FR"/>
-        </w:rPr>
-      </w:r>
-    </w:p>
-    <w:p>
-      <w:pPr/>
-      <w:r>
-        <w:rPr>
-          <w:lang w:val="fr_FR" w:bidi="fr_FR"/>
-        </w:rPr>
-      </w:r>
-    </w:p>
-    <w:p>
-      <w:pPr>
-        <w:pStyle w:val="Heading2"/>
-      </w:pPr>
-      <w:r>
-        <w:rPr>
-          <w:lang w:val="fr_FR" w:bidi="fr_FR"/>
-        </w:rPr>
-        <w:t>Habakuk 1.11</w:t>
-      </w:r>
-      <w:r>
-        <w:rPr>
-          <w:lang w:val="fr_FR" w:bidi="fr_FR"/>
-        </w:rPr>
-      </w:r>
-    </w:p>
-    <w:p>
-      <w:pPr/>
-      <w:r>
-        <w:rPr>
-          <w:lang w:val="fr_FR" w:bidi="fr_FR"/>
-        </w:rPr>
-      </w:r>
-      <w:r>
-        <w:rPr>
-          <w:lang w:val="fr_FR" w:bidi="fr_FR"/>
-        </w:rPr>
-        <w:t>Sa force à lui, voilà son dieu : Les Babyloniens adoraient de nombreux faux dieux. La confiance arrogante qu’ils plaçaient dans leur force militaire équivalait à une idole de plus dans leur panthéon.</w:t>
-      </w:r>
-      <w:r>
-        <w:rPr>
-          <w:lang w:val="fr_FR" w:bidi="fr_FR"/>
-        </w:rPr>
-      </w:r>
-      <w:r>
-        <w:rPr>
-          <w:lang w:val="fr_FR" w:bidi="fr_FR"/>
-        </w:rPr>
-      </w:r>
-    </w:p>
-    <w:p>
-      <w:pPr/>
-      <w:r>
-        <w:rPr>
-          <w:lang w:val="fr_FR" w:bidi="fr_FR"/>
-        </w:rPr>
-      </w:r>
-    </w:p>
-    <w:p>
-      <w:pPr>
-        <w:pStyle w:val="Heading2"/>
-      </w:pPr>
-      <w:r>
-        <w:rPr>
-          <w:lang w:val="fr_FR" w:bidi="fr_FR"/>
-        </w:rPr>
-        <w:t>Habakuk 1.12</w:t>
-      </w:r>
-      <w:r>
-        <w:rPr>
-          <w:lang w:val="fr_FR" w:bidi="fr_FR"/>
-        </w:rPr>
-      </w:r>
-    </w:p>
-    <w:p>
-      <w:pPr/>
-      <w:r>
-        <w:rPr>
-          <w:lang w:val="fr_FR" w:bidi="fr_FR"/>
-        </w:rPr>
-      </w:r>
-      <w:r>
-        <w:rPr>
-          <w:lang w:val="fr_FR" w:bidi="fr_FR"/>
-        </w:rPr>
-        <w:t xml:space="preserve">Malgré sa perplexité, Habakuk n’a pas renoncé à Dieu. Avec les mots « mon Dieu, mon Saint », il réaffirme son engagement envers le Seigneur avant de poser des questions sérieuses sur ce que Dieu lui a révélé. • Au vu du caractère de Dieu et de sa relation d’alliance avec Israël, Habakuk était certain que Dieu n’anéantirait pas son peuple. • pour exercer tes jugements : cf. </w:t>
-      </w:r>
-      <w:hyperlink r:id="rId33">
-        <w:r>
-          <w:rPr>
-            <w:lang w:val="fr_FR" w:bidi="fr_FR"/>
-          </w:rPr>
-          <w:rPr>
-            <w:color w:val="0000EE"/>
-            <w:u w:val="single"/>
-          </w:rPr>
-          <w:t>Hé 12.5–11</w:t>
-        </w:r>
-      </w:hyperlink>
-      <w:r>
-        <w:rPr>
-          <w:lang w:val="fr_FR" w:bidi="fr_FR"/>
-        </w:rPr>
-        <w:t xml:space="preserve">. • mon rocher : il s’agit d’une métaphore courante pour parler de la fidélité et de la force de Dieu (voir </w:t>
-      </w:r>
-      <w:hyperlink r:id="rId34">
-        <w:r>
-          <w:rPr>
-            <w:lang w:val="fr_FR" w:bidi="fr_FR"/>
-          </w:rPr>
-          <w:rPr>
-            <w:color w:val="0000EE"/>
-            <w:u w:val="single"/>
-          </w:rPr>
-          <w:t>Dt 32.15</w:t>
-        </w:r>
-      </w:hyperlink>
-      <w:r>
-        <w:rPr>
-          <w:lang w:val="fr_FR" w:bidi="fr_FR"/>
-        </w:rPr>
-        <w:t xml:space="preserve"> ; </w:t>
-      </w:r>
-      <w:hyperlink r:id="rId35">
-        <w:r>
-          <w:rPr>
-            <w:lang w:val="fr_FR" w:bidi="fr_FR"/>
-          </w:rPr>
-          <w:rPr>
-            <w:color w:val="0000EE"/>
-            <w:u w:val="single"/>
-          </w:rPr>
-          <w:t>1S 2.2</w:t>
-        </w:r>
-      </w:hyperlink>
-      <w:r>
-        <w:rPr>
-          <w:lang w:val="fr_FR" w:bidi="fr_FR"/>
-        </w:rPr>
-        <w:t xml:space="preserve"> ; </w:t>
-      </w:r>
-      <w:hyperlink r:id="rId36">
-        <w:r>
-          <w:rPr>
-            <w:lang w:val="fr_FR" w:bidi="fr_FR"/>
-          </w:rPr>
-          <w:rPr>
-            <w:color w:val="0000EE"/>
-            <w:u w:val="single"/>
-          </w:rPr>
-          <w:t xml:space="preserve">Ps 18.2 </w:t>
-        </w:r>
-      </w:hyperlink>
-      <w:r>
-        <w:rPr>
-          <w:lang w:val="fr_FR" w:bidi="fr_FR"/>
-        </w:rPr>
-        <w:t xml:space="preserve">; </w:t>
-      </w:r>
-      <w:hyperlink r:id="rId37">
-        <w:r>
-          <w:rPr>
-            <w:lang w:val="fr_FR" w:bidi="fr_FR"/>
-          </w:rPr>
-          <w:rPr>
-            <w:color w:val="0000EE"/>
-            <w:u w:val="single"/>
-          </w:rPr>
-          <w:t>1Co 10.4</w:t>
-        </w:r>
-      </w:hyperlink>
-      <w:r>
-        <w:rPr>
-          <w:lang w:val="fr_FR" w:bidi="fr_FR"/>
-        </w:rPr>
-        <w:t xml:space="preserve"> ; </w:t>
-      </w:r>
-      <w:hyperlink r:id="rId38">
-        <w:r>
-          <w:rPr>
-            <w:lang w:val="fr_FR" w:bidi="fr_FR"/>
-          </w:rPr>
-          <w:rPr>
-            <w:color w:val="0000EE"/>
-            <w:u w:val="single"/>
-          </w:rPr>
-          <w:t>1P 2.6–8</w:t>
-        </w:r>
-      </w:hyperlink>
-      <w:r>
-        <w:rPr>
-          <w:lang w:val="fr_FR" w:bidi="fr_FR"/>
-        </w:rPr>
-        <w:t>).</w:t>
-      </w:r>
-      <w:r>
-        <w:rPr>
-          <w:lang w:val="fr_FR" w:bidi="fr_FR"/>
-        </w:rPr>
-      </w:r>
-      <w:r>
-        <w:rPr>
-          <w:lang w:val="fr_FR" w:bidi="fr_FR"/>
-        </w:rPr>
-      </w:r>
-    </w:p>
-    <w:p>
-      <w:pPr/>
-      <w:r>
-        <w:rPr>
-          <w:lang w:val="fr_FR" w:bidi="fr_FR"/>
-        </w:rPr>
-      </w:r>
-    </w:p>
-    <w:p>
-      <w:pPr>
-        <w:pStyle w:val="Heading2"/>
-      </w:pPr>
-      <w:r>
-        <w:rPr>
-          <w:lang w:val="fr_FR" w:bidi="fr_FR"/>
-        </w:rPr>
-        <w:t>Habakuk 1.12–2.1</w:t>
-      </w:r>
-      <w:r>
-        <w:rPr>
-          <w:lang w:val="fr_FR" w:bidi="fr_FR"/>
-        </w:rPr>
-      </w:r>
-    </w:p>
-    <w:p>
-      <w:pPr/>
-      <w:r>
-        <w:rPr>
-          <w:lang w:val="fr_FR" w:bidi="fr_FR"/>
-        </w:rPr>
-      </w:r>
-      <w:r>
-        <w:rPr>
-          <w:lang w:val="fr_FR" w:bidi="fr_FR"/>
-        </w:rPr>
-        <w:t>Habakuk avait du mal à concilier la réponse de Dieu (</w:t>
-      </w:r>
-      <w:hyperlink r:id="rId26">
-        <w:r>
-          <w:rPr>
-            <w:lang w:val="fr_FR" w:bidi="fr_FR"/>
-          </w:rPr>
-          <w:rPr>
-            <w:color w:val="0000EE"/>
-            <w:u w:val="single"/>
-          </w:rPr>
-          <w:t>1.5–11</w:t>
-        </w:r>
-      </w:hyperlink>
-      <w:r>
-        <w:rPr>
-          <w:lang w:val="fr_FR" w:bidi="fr_FR"/>
-        </w:rPr>
-        <w:t>) et sa compréhension du caractère divin. Comment un Dieu saint et juste pouvait-il châtier Juda en utilisant un peuple plus injuste qu’eux ?</w:t>
-      </w:r>
-      <w:r>
-        <w:rPr>
-          <w:lang w:val="fr_FR" w:bidi="fr_FR"/>
-        </w:rPr>
-      </w:r>
-      <w:r>
-        <w:rPr>
-          <w:lang w:val="fr_FR" w:bidi="fr_FR"/>
-        </w:rPr>
-      </w:r>
-    </w:p>
-    <w:p>
-      <w:pPr/>
-      <w:r>
-        <w:rPr>
-          <w:lang w:val="fr_FR" w:bidi="fr_FR"/>
-        </w:rPr>
-      </w:r>
-    </w:p>
-    <w:p>
-      <w:pPr>
-        <w:pStyle w:val="Heading2"/>
-      </w:pPr>
-      <w:r>
-        <w:rPr>
-          <w:lang w:val="fr_FR" w:bidi="fr_FR"/>
-        </w:rPr>
-        <w:t>Habakuk 1.14–15</w:t>
-      </w:r>
-      <w:r>
-        <w:rPr>
-          <w:lang w:val="fr_FR" w:bidi="fr_FR"/>
-        </w:rPr>
-      </w:r>
-    </w:p>
-    <w:p>
-      <w:pPr/>
-      <w:r>
-        <w:rPr>
-          <w:lang w:val="fr_FR" w:bidi="fr_FR"/>
-        </w:rPr>
-      </w:r>
-      <w:r>
-        <w:rPr>
-          <w:lang w:val="fr_FR" w:bidi="fr_FR"/>
-        </w:rPr>
-        <w:t>poissons… hameçons… filet : Habakuk décrit les Babyloniens comme des pêcheurs, attirant les peuples conquis.</w:t>
-      </w:r>
-      <w:r>
-        <w:rPr>
-          <w:lang w:val="fr_FR" w:bidi="fr_FR"/>
-        </w:rPr>
-      </w:r>
-      <w:r>
-        <w:rPr>
-          <w:lang w:val="fr_FR" w:bidi="fr_FR"/>
-        </w:rPr>
-      </w:r>
-    </w:p>
-    <w:p>
-      <w:pPr/>
-      <w:r>
-        <w:rPr>
-          <w:lang w:val="fr_FR" w:bidi="fr_FR"/>
-        </w:rPr>
-      </w:r>
-    </w:p>
-    <w:p>
-      <w:pPr>
-        <w:pStyle w:val="Heading2"/>
-      </w:pPr>
-      <w:r>
-        <w:rPr>
-          <w:lang w:val="fr_FR" w:bidi="fr_FR"/>
-        </w:rPr>
-        <w:t>Habakuk 1.16</w:t>
-      </w:r>
-      <w:r>
-        <w:rPr>
-          <w:lang w:val="fr_FR" w:bidi="fr_FR"/>
-        </w:rPr>
-      </w:r>
-    </w:p>
-    <w:p>
-      <w:pPr/>
-      <w:r>
-        <w:rPr>
-          <w:lang w:val="fr_FR" w:bidi="fr_FR"/>
-        </w:rPr>
-      </w:r>
-      <w:r>
-        <w:rPr>
-          <w:lang w:val="fr_FR" w:bidi="fr_FR"/>
-        </w:rPr>
-        <w:t xml:space="preserve">Voir la </w:t>
-      </w:r>
-      <w:r>
-        <w:rPr>
-          <w:lang w:val="fr_FR" w:bidi="fr_FR"/>
-        </w:rPr>
-        <w:t>note d’étude du verset 1.11</w:t>
-      </w:r>
-      <w:r>
-        <w:rPr>
-          <w:lang w:val="fr_FR" w:bidi="fr_FR"/>
-        </w:rPr>
-        <w:t xml:space="preserve"> ; cf. </w:t>
-      </w:r>
-      <w:hyperlink r:id="rId39">
-        <w:r>
-          <w:rPr>
-            <w:lang w:val="fr_FR" w:bidi="fr_FR"/>
-          </w:rPr>
-          <w:rPr>
-            <w:color w:val="0000EE"/>
-            <w:u w:val="single"/>
-          </w:rPr>
-          <w:t>1Jn 5.21</w:t>
-        </w:r>
-      </w:hyperlink>
-      <w:r>
-        <w:rPr>
-          <w:lang w:val="fr_FR" w:bidi="fr_FR"/>
-        </w:rPr>
-        <w:t>.</w:t>
-      </w:r>
-      <w:r>
-        <w:rPr>
-          <w:lang w:val="fr_FR" w:bidi="fr_FR"/>
-        </w:rPr>
-      </w:r>
-      <w:r>
-        <w:rPr>
-          <w:lang w:val="fr_FR" w:bidi="fr_FR"/>
-        </w:rPr>
-      </w:r>
-    </w:p>
-    <w:p>
-      <w:pPr/>
-      <w:r>
-        <w:rPr>
-          <w:lang w:val="fr_FR" w:bidi="fr_FR"/>
-        </w:rPr>
-      </w:r>
-    </w:p>
-    <w:p>
-      <w:pPr>
-        <w:pStyle w:val="Heading2"/>
-      </w:pPr>
-      <w:r>
-        <w:rPr>
-          <w:lang w:val="fr_FR" w:bidi="fr_FR"/>
-        </w:rPr>
-        <w:t>Habakuk 2.1</w:t>
-      </w:r>
-      <w:r>
-        <w:rPr>
-          <w:lang w:val="fr_FR" w:bidi="fr_FR"/>
-        </w:rPr>
-      </w:r>
-    </w:p>
-    <w:p>
-      <w:pPr/>
-      <w:r>
-        <w:rPr>
-          <w:lang w:val="fr_FR" w:bidi="fr_FR"/>
-        </w:rPr>
-      </w:r>
-      <w:r>
-        <w:rPr>
-          <w:lang w:val="fr_FR" w:bidi="fr_FR"/>
-        </w:rPr>
-        <w:t xml:space="preserve">J’étais à mon poste… Je veillais : comme une sentinelle en service (voir aussi </w:t>
-      </w:r>
-      <w:hyperlink r:id="rId40">
-        <w:r>
-          <w:rPr>
-            <w:lang w:val="fr_FR" w:bidi="fr_FR"/>
-          </w:rPr>
-          <w:rPr>
-            <w:color w:val="0000EE"/>
-            <w:u w:val="single"/>
-          </w:rPr>
-          <w:t>2S 18.24–28</w:t>
-        </w:r>
-      </w:hyperlink>
-      <w:r>
-        <w:rPr>
-          <w:lang w:val="fr_FR" w:bidi="fr_FR"/>
-        </w:rPr>
-        <w:t xml:space="preserve"> ; </w:t>
-      </w:r>
-      <w:hyperlink r:id="rId41">
-        <w:r>
-          <w:rPr>
-            <w:lang w:val="fr_FR" w:bidi="fr_FR"/>
-          </w:rPr>
-          <w:rPr>
-            <w:color w:val="0000EE"/>
-            <w:u w:val="single"/>
-          </w:rPr>
-          <w:t>2R 9.17–20</w:t>
-        </w:r>
-      </w:hyperlink>
-      <w:r>
-        <w:rPr>
-          <w:lang w:val="fr_FR" w:bidi="fr_FR"/>
-        </w:rPr>
-        <w:t xml:space="preserve"> ; </w:t>
-      </w:r>
-      <w:hyperlink r:id="rId42">
-        <w:r>
-          <w:rPr>
-            <w:lang w:val="fr_FR" w:bidi="fr_FR"/>
-          </w:rPr>
-          <w:rPr>
-            <w:color w:val="0000EE"/>
-            <w:u w:val="single"/>
-          </w:rPr>
-          <w:t>Ez 33.2–6</w:t>
-        </w:r>
-      </w:hyperlink>
-      <w:r>
-        <w:rPr>
-          <w:lang w:val="fr_FR" w:bidi="fr_FR"/>
-        </w:rPr>
-        <w:t>), Habakuk attendait avec impatience de voir comment Dieu répondrait à sa plainte, même si cela signifiait être réprimandé par le Seigneur.</w:t>
-      </w:r>
-      <w:r>
-        <w:rPr>
-          <w:lang w:val="fr_FR" w:bidi="fr_FR"/>
-        </w:rPr>
-      </w:r>
-      <w:r>
-        <w:rPr>
-          <w:lang w:val="fr_FR" w:bidi="fr_FR"/>
-        </w:rPr>
-      </w:r>
-    </w:p>
-    <w:p>
-      <w:pPr/>
-      <w:r>
-        <w:rPr>
-          <w:lang w:val="fr_FR" w:bidi="fr_FR"/>
-        </w:rPr>
-      </w:r>
-    </w:p>
-    <w:p>
-      <w:pPr>
-        <w:pStyle w:val="Heading2"/>
-      </w:pPr>
-      <w:r>
-        <w:rPr>
-          <w:lang w:val="fr_FR" w:bidi="fr_FR"/>
-        </w:rPr>
-        <w:t>Habakuk 2.2</w:t>
-      </w:r>
-      <w:r>
-        <w:rPr>
-          <w:lang w:val="fr_FR" w:bidi="fr_FR"/>
-        </w:rPr>
-      </w:r>
-    </w:p>
-    <w:p>
-      <w:pPr/>
-      <w:r>
-        <w:rPr>
-          <w:lang w:val="fr_FR" w:bidi="fr_FR"/>
-        </w:rPr>
-      </w:r>
-      <w:r>
-        <w:rPr>
-          <w:lang w:val="fr_FR" w:bidi="fr_FR"/>
-        </w:rPr>
-        <w:t>Dieu ordonne au prophète d’écrire la prophétie clairement afin qu’on la comprenne, qu’on la garde et qu’on la partage avec d’autres.</w:t>
-      </w:r>
-      <w:r>
-        <w:rPr>
-          <w:lang w:val="fr_FR" w:bidi="fr_FR"/>
-        </w:rPr>
-      </w:r>
-      <w:r>
-        <w:rPr>
-          <w:lang w:val="fr_FR" w:bidi="fr_FR"/>
-        </w:rPr>
-      </w:r>
-    </w:p>
-    <w:p>
-      <w:pPr/>
-      <w:r>
-        <w:rPr>
-          <w:lang w:val="fr_FR" w:bidi="fr_FR"/>
-        </w:rPr>
-      </w:r>
-    </w:p>
-    <w:p>
-      <w:pPr>
-        <w:pStyle w:val="Heading2"/>
-      </w:pPr>
-      <w:r>
-        <w:rPr>
-          <w:lang w:val="fr_FR" w:bidi="fr_FR"/>
-        </w:rPr>
-        <w:t>Habakuk 2.2–5</w:t>
-      </w:r>
-      <w:r>
-        <w:rPr>
-          <w:lang w:val="fr_FR" w:bidi="fr_FR"/>
-        </w:rPr>
-      </w:r>
-    </w:p>
-    <w:p>
-      <w:pPr/>
-      <w:r>
-        <w:rPr>
-          <w:lang w:val="fr_FR" w:bidi="fr_FR"/>
-        </w:rPr>
-      </w:r>
-      <w:r>
-        <w:rPr>
-          <w:lang w:val="fr_FR" w:bidi="fr_FR"/>
-        </w:rPr>
-        <w:t>La mission d’Habakuk était de faire comprendre aux gens que, même si la justice de Dieu semble tarder à venir, elle viendra.</w:t>
-      </w:r>
-      <w:r>
-        <w:rPr>
-          <w:lang w:val="fr_FR" w:bidi="fr_FR"/>
-        </w:rPr>
-      </w:r>
-      <w:r>
-        <w:rPr>
-          <w:lang w:val="fr_FR" w:bidi="fr_FR"/>
-        </w:rPr>
-      </w:r>
-    </w:p>
-    <w:p>
-      <w:pPr/>
-      <w:r>
-        <w:rPr>
-          <w:lang w:val="fr_FR" w:bidi="fr_FR"/>
-        </w:rPr>
-      </w:r>
-    </w:p>
-    <w:p>
-      <w:pPr>
-        <w:pStyle w:val="Heading2"/>
-      </w:pPr>
-      <w:r>
-        <w:rPr>
-          <w:lang w:val="fr_FR" w:bidi="fr_FR"/>
-        </w:rPr>
-        <w:t>Habakuk 2.2–20</w:t>
-      </w:r>
-      <w:r>
-        <w:rPr>
-          <w:lang w:val="fr_FR" w:bidi="fr_FR"/>
-        </w:rPr>
-      </w:r>
-    </w:p>
-    <w:p>
-      <w:pPr/>
-      <w:r>
-        <w:rPr>
-          <w:lang w:val="fr_FR" w:bidi="fr_FR"/>
-        </w:rPr>
-      </w:r>
-      <w:r>
-        <w:rPr>
-          <w:lang w:val="fr_FR" w:bidi="fr_FR"/>
-        </w:rPr>
-        <w:t>Dieu répond à la deuxième plainte d’Habakuk (</w:t>
-      </w:r>
-      <w:hyperlink r:id="rId43">
-        <w:r>
-          <w:rPr>
-            <w:lang w:val="fr_FR" w:bidi="fr_FR"/>
-          </w:rPr>
-          <w:rPr>
-            <w:color w:val="0000EE"/>
-            <w:u w:val="single"/>
-          </w:rPr>
-          <w:t>1.12–2.1</w:t>
-        </w:r>
-      </w:hyperlink>
-      <w:r>
-        <w:rPr>
-          <w:lang w:val="fr_FR" w:bidi="fr_FR"/>
-        </w:rPr>
-        <w:t>) sans expliquer pourquoi il a choisi d’utiliser les Babyloniens. À la place, il assure à Habakuk que toute forme de violence et d’injustice sera punie.</w:t>
-      </w:r>
-      <w:r>
-        <w:rPr>
-          <w:lang w:val="fr_FR" w:bidi="fr_FR"/>
-        </w:rPr>
-      </w:r>
-      <w:r>
-        <w:rPr>
-          <w:lang w:val="fr_FR" w:bidi="fr_FR"/>
-        </w:rPr>
-      </w:r>
-    </w:p>
-    <w:p>
-      <w:pPr/>
-      <w:r>
-        <w:rPr>
-          <w:lang w:val="fr_FR" w:bidi="fr_FR"/>
-        </w:rPr>
-      </w:r>
-    </w:p>
-    <w:p>
-      <w:pPr>
-        <w:pStyle w:val="Heading2"/>
-      </w:pPr>
-      <w:r>
-        <w:rPr>
-          <w:lang w:val="fr_FR" w:bidi="fr_FR"/>
-        </w:rPr>
-        <w:t>Habakuk 2.3</w:t>
-      </w:r>
-      <w:r>
-        <w:rPr>
-          <w:lang w:val="fr_FR" w:bidi="fr_FR"/>
-        </w:rPr>
-      </w:r>
-    </w:p>
-    <w:p>
-      <w:pPr/>
-      <w:r>
-        <w:rPr>
-          <w:lang w:val="fr_FR" w:bidi="fr_FR"/>
-        </w:rPr>
-      </w:r>
-      <w:r>
-        <w:rPr>
-          <w:lang w:val="fr_FR" w:bidi="fr_FR"/>
-        </w:rPr>
-        <w:t xml:space="preserve">elle s’accomplira certainement : À un moment futur fixé, connu seulement du Seigneur, il interviendra dans l’histoire de la terre et l’amènera à une conclusion appropriée, en justifiant les justes et en jugeant les méchants. Le peuple de Dieu doit attendre patiemment, sachant que le plan divin est en cours (voir </w:t>
-      </w:r>
-      <w:hyperlink r:id="rId44">
-        <w:r>
-          <w:rPr>
-            <w:lang w:val="fr_FR" w:bidi="fr_FR"/>
-          </w:rPr>
-          <w:rPr>
-            <w:color w:val="0000EE"/>
-            <w:u w:val="single"/>
-          </w:rPr>
-          <w:t>Hé 10.35–38</w:t>
-        </w:r>
-      </w:hyperlink>
-      <w:r>
-        <w:rPr>
-          <w:lang w:val="fr_FR" w:bidi="fr_FR"/>
-        </w:rPr>
-        <w:t>).</w:t>
-      </w:r>
-      <w:r>
-        <w:rPr>
-          <w:lang w:val="fr_FR" w:bidi="fr_FR"/>
-        </w:rPr>
-      </w:r>
-      <w:r>
-        <w:rPr>
-          <w:lang w:val="fr_FR" w:bidi="fr_FR"/>
-        </w:rPr>
-      </w:r>
-    </w:p>
-    <w:p>
-      <w:pPr/>
-      <w:r>
-        <w:rPr>
-          <w:lang w:val="fr_FR" w:bidi="fr_FR"/>
-        </w:rPr>
-      </w:r>
-    </w:p>
-    <w:p>
-      <w:pPr>
-        <w:pStyle w:val="Heading2"/>
-      </w:pPr>
-      <w:r>
-        <w:rPr>
-          <w:lang w:val="fr_FR" w:bidi="fr_FR"/>
-        </w:rPr>
-        <w:t>Habakuk 2.4</w:t>
-      </w:r>
-      <w:r>
-        <w:rPr>
-          <w:lang w:val="fr_FR" w:bidi="fr_FR"/>
-        </w:rPr>
-      </w:r>
-    </w:p>
-    <w:p>
-      <w:pPr/>
-      <w:r>
-        <w:rPr>
-          <w:lang w:val="fr_FR" w:bidi="fr_FR"/>
-        </w:rPr>
-      </w:r>
-      <w:r>
-        <w:rPr>
-          <w:lang w:val="fr_FR" w:bidi="fr_FR"/>
-        </w:rPr>
-        <w:t>Dieu est conscient de l’égocentrisme des orgueilleux. Leurs vies malhonnêtes démontrent leur injustice : ils refusent l’instruction de Dieu et satisfont leurs propres désirs (</w:t>
-      </w:r>
-      <w:hyperlink r:id="rId45">
-        <w:r>
-          <w:rPr>
-            <w:lang w:val="fr_FR" w:bidi="fr_FR"/>
-          </w:rPr>
-          <w:rPr>
-            <w:color w:val="0000EE"/>
-            <w:u w:val="single"/>
-          </w:rPr>
-          <w:t>Pr 12.15</w:t>
-        </w:r>
-      </w:hyperlink>
-      <w:r>
-        <w:rPr>
-          <w:lang w:val="fr_FR" w:bidi="fr_FR"/>
-        </w:rPr>
-        <w:t xml:space="preserve"> ; </w:t>
-      </w:r>
-      <w:hyperlink r:id="rId46">
-        <w:r>
-          <w:rPr>
-            <w:lang w:val="fr_FR" w:bidi="fr_FR"/>
-          </w:rPr>
-          <w:rPr>
-            <w:color w:val="0000EE"/>
-            <w:u w:val="single"/>
-          </w:rPr>
-          <w:t>21.8</w:t>
-        </w:r>
-      </w:hyperlink>
-      <w:r>
-        <w:rPr>
-          <w:lang w:val="fr_FR" w:bidi="fr_FR"/>
-        </w:rPr>
-        <w:t xml:space="preserve">, </w:t>
-      </w:r>
-      <w:hyperlink r:id="rId47">
-        <w:r>
-          <w:rPr>
-            <w:lang w:val="fr_FR" w:bidi="fr_FR"/>
-          </w:rPr>
-          <w:rPr>
-            <w:color w:val="0000EE"/>
-            <w:u w:val="single"/>
-          </w:rPr>
-          <w:t>29</w:t>
-        </w:r>
-      </w:hyperlink>
-      <w:r>
-        <w:rPr>
-          <w:lang w:val="fr_FR" w:bidi="fr_FR"/>
-        </w:rPr>
-        <w:t xml:space="preserve"> ; </w:t>
-      </w:r>
-      <w:hyperlink r:id="rId48">
-        <w:r>
-          <w:rPr>
-            <w:lang w:val="fr_FR" w:bidi="fr_FR"/>
-          </w:rPr>
-          <w:rPr>
-            <w:color w:val="0000EE"/>
-            <w:u w:val="single"/>
-          </w:rPr>
-          <w:t>29.27</w:t>
-        </w:r>
-      </w:hyperlink>
-      <w:r>
-        <w:rPr>
-          <w:lang w:val="fr_FR" w:bidi="fr_FR"/>
-        </w:rPr>
-        <w:t xml:space="preserve">). En revanche, les justes jouissent d’une position judiciaire légitime devant Dieu. Ils adoptent les normes justes de Dieu et les appliquent dans leurs vies. • droite : en hébreu </w:t>
-      </w:r>
-      <w:r>
-        <w:rPr>
-          <w:i/>
-          <w:lang w:val="fr_FR" w:bidi="fr_FR"/>
-        </w:rPr>
-        <w:t>’emunah</w:t>
-      </w:r>
-      <w:r>
-        <w:rPr>
-          <w:lang w:val="fr_FR" w:bidi="fr_FR"/>
-        </w:rPr>
-        <w:t>. Dans la Genèse, la même racine hébraïque (</w:t>
-      </w:r>
-      <w:r>
-        <w:rPr>
-          <w:i/>
-          <w:lang w:val="fr_FR" w:bidi="fr_FR"/>
-        </w:rPr>
-        <w:t>’mn</w:t>
-      </w:r>
-      <w:r>
-        <w:rPr>
-          <w:lang w:val="fr_FR" w:bidi="fr_FR"/>
-        </w:rPr>
-        <w:t>) décrit la confiance d’Abram en Dieu (</w:t>
-      </w:r>
-      <w:hyperlink r:id="rId49">
-        <w:r>
-          <w:rPr>
-            <w:lang w:val="fr_FR" w:bidi="fr_FR"/>
-          </w:rPr>
-          <w:rPr>
-            <w:color w:val="0000EE"/>
-            <w:u w:val="single"/>
-          </w:rPr>
-          <w:t>Gn 15.6</w:t>
-        </w:r>
-      </w:hyperlink>
-      <w:r>
-        <w:rPr>
-          <w:lang w:val="fr_FR" w:bidi="fr_FR"/>
-        </w:rPr>
-        <w:t xml:space="preserve">). Dieu transforme le cœur de ceux qui lui font confiance afin qu’ils puissent suivre fidèlement les normes saintes de Dieu. Voir aussi </w:t>
-      </w:r>
-      <w:hyperlink r:id="rId50">
-        <w:r>
-          <w:rPr>
-            <w:lang w:val="fr_FR" w:bidi="fr_FR"/>
-          </w:rPr>
-          <w:rPr>
-            <w:color w:val="0000EE"/>
-            <w:u w:val="single"/>
-          </w:rPr>
-          <w:t>Rm 1.16–17</w:t>
-        </w:r>
-      </w:hyperlink>
-      <w:r>
-        <w:rPr>
-          <w:lang w:val="fr_FR" w:bidi="fr_FR"/>
-        </w:rPr>
-        <w:t xml:space="preserve"> ; </w:t>
-      </w:r>
-      <w:hyperlink r:id="rId51">
-        <w:r>
-          <w:rPr>
-            <w:lang w:val="fr_FR" w:bidi="fr_FR"/>
-          </w:rPr>
-          <w:rPr>
-            <w:color w:val="0000EE"/>
-            <w:u w:val="single"/>
-          </w:rPr>
-          <w:t>Ga 3.11</w:t>
-        </w:r>
-      </w:hyperlink>
-      <w:r>
-        <w:rPr>
-          <w:lang w:val="fr_FR" w:bidi="fr_FR"/>
-        </w:rPr>
-        <w:t xml:space="preserve"> ; </w:t>
-      </w:r>
-      <w:hyperlink r:id="rId52">
-        <w:r>
-          <w:rPr>
-            <w:lang w:val="fr_FR" w:bidi="fr_FR"/>
-          </w:rPr>
-          <w:rPr>
-            <w:color w:val="0000EE"/>
-            <w:u w:val="single"/>
-          </w:rPr>
-          <w:t>Hé 10.37–39</w:t>
-        </w:r>
-      </w:hyperlink>
-      <w:r>
-        <w:rPr>
-          <w:lang w:val="fr_FR" w:bidi="fr_FR"/>
-        </w:rPr>
-        <w:t>.</w:t>
-      </w:r>
-      <w:r>
-        <w:rPr>
-          <w:lang w:val="fr_FR" w:bidi="fr_FR"/>
-        </w:rPr>
-      </w:r>
-      <w:r>
-        <w:rPr>
-          <w:lang w:val="fr_FR" w:bidi="fr_FR"/>
-        </w:rPr>
-      </w:r>
-    </w:p>
-    <w:p>
-      <w:pPr/>
-      <w:r>
-        <w:rPr>
-          <w:lang w:val="fr_FR" w:bidi="fr_FR"/>
-        </w:rPr>
-      </w:r>
-    </w:p>
-    <w:p>
-      <w:pPr>
-        <w:pStyle w:val="Heading2"/>
-      </w:pPr>
-      <w:r>
-        <w:rPr>
-          <w:lang w:val="fr_FR" w:bidi="fr_FR"/>
-        </w:rPr>
-        <w:t>Habakuk 2.6–8</w:t>
-      </w:r>
-      <w:r>
-        <w:rPr>
-          <w:lang w:val="fr_FR" w:bidi="fr_FR"/>
-        </w:rPr>
-      </w:r>
-    </w:p>
-    <w:p>
-      <w:pPr/>
-      <w:r>
-        <w:rPr>
-          <w:lang w:val="fr_FR" w:bidi="fr_FR"/>
-        </w:rPr>
-      </w:r>
-      <w:r>
-        <w:rPr>
-          <w:lang w:val="fr_FR" w:bidi="fr_FR"/>
-        </w:rPr>
-        <w:t>Dans le premier des chants de raillerie d’Habakuk, il condamne les Babyloniens pour avoir pillé les nations. • créanciers… dettes : La métaphore compare les Babyloniens à des créanciers dont les mesures oppressives poussent les oppressés à se soulever contre eux. La cupidité peut facilement ternir la fibre spirituelle d’un individu ou d’une nation (</w:t>
-      </w:r>
-      <w:hyperlink r:id="rId53">
-        <w:r>
-          <w:rPr>
-            <w:lang w:val="fr_FR" w:bidi="fr_FR"/>
-          </w:rPr>
-          <w:rPr>
-            <w:color w:val="0000EE"/>
-            <w:u w:val="single"/>
-          </w:rPr>
-          <w:t>Lc 12.15</w:t>
-        </w:r>
-      </w:hyperlink>
-      <w:r>
-        <w:rPr>
-          <w:lang w:val="fr_FR" w:bidi="fr_FR"/>
-        </w:rPr>
-        <w:t xml:space="preserve"> ; </w:t>
-      </w:r>
-      <w:hyperlink r:id="rId54">
-        <w:r>
-          <w:rPr>
-            <w:lang w:val="fr_FR" w:bidi="fr_FR"/>
-          </w:rPr>
-          <w:rPr>
-            <w:color w:val="0000EE"/>
-            <w:u w:val="single"/>
-          </w:rPr>
-          <w:t>Ep 5.3</w:t>
-        </w:r>
-      </w:hyperlink>
-      <w:r>
-        <w:rPr>
-          <w:lang w:val="fr_FR" w:bidi="fr_FR"/>
-        </w:rPr>
-        <w:t>).</w:t>
-      </w:r>
-      <w:r>
-        <w:rPr>
-          <w:lang w:val="fr_FR" w:bidi="fr_FR"/>
-        </w:rPr>
-      </w:r>
-      <w:r>
-        <w:rPr>
-          <w:lang w:val="fr_FR" w:bidi="fr_FR"/>
-        </w:rPr>
-      </w:r>
-    </w:p>
-    <w:p>
-      <w:pPr/>
-      <w:r>
-        <w:rPr>
-          <w:lang w:val="fr_FR" w:bidi="fr_FR"/>
-        </w:rPr>
-      </w:r>
-    </w:p>
-    <w:p>
-      <w:pPr>
-        <w:pStyle w:val="Heading2"/>
-      </w:pPr>
-      <w:r>
-        <w:rPr>
-          <w:lang w:val="fr_FR" w:bidi="fr_FR"/>
-        </w:rPr>
-        <w:t>Habakuk 2.6–20</w:t>
-      </w:r>
-      <w:r>
-        <w:rPr>
-          <w:lang w:val="fr_FR" w:bidi="fr_FR"/>
-        </w:rPr>
-      </w:r>
-    </w:p>
-    <w:p>
-      <w:pPr/>
-      <w:r>
-        <w:rPr>
-          <w:lang w:val="fr_FR" w:bidi="fr_FR"/>
-        </w:rPr>
-      </w:r>
-      <w:r>
-        <w:rPr>
-          <w:lang w:val="fr_FR" w:bidi="fr_FR"/>
-        </w:rPr>
-        <w:t>Cinq chansons de raillerie (</w:t>
-      </w:r>
-      <w:hyperlink r:id="rId55">
-        <w:r>
-          <w:rPr>
-            <w:lang w:val="fr_FR" w:bidi="fr_FR"/>
-          </w:rPr>
-          <w:rPr>
-            <w:color w:val="0000EE"/>
-            <w:u w:val="single"/>
-          </w:rPr>
-          <w:t>2.6–8</w:t>
-        </w:r>
-      </w:hyperlink>
-      <w:r>
-        <w:rPr>
-          <w:lang w:val="fr_FR" w:bidi="fr_FR"/>
-        </w:rPr>
-        <w:t xml:space="preserve">, </w:t>
-      </w:r>
-      <w:hyperlink r:id="rId56">
-        <w:r>
-          <w:rPr>
-            <w:lang w:val="fr_FR" w:bidi="fr_FR"/>
-          </w:rPr>
-          <w:rPr>
-            <w:color w:val="0000EE"/>
-            <w:u w:val="single"/>
-          </w:rPr>
-          <w:t>9–11</w:t>
-        </w:r>
-      </w:hyperlink>
-      <w:r>
-        <w:rPr>
-          <w:lang w:val="fr_FR" w:bidi="fr_FR"/>
-        </w:rPr>
-        <w:t xml:space="preserve">, </w:t>
-      </w:r>
-      <w:hyperlink r:id="rId57">
-        <w:r>
-          <w:rPr>
-            <w:lang w:val="fr_FR" w:bidi="fr_FR"/>
-          </w:rPr>
-          <w:rPr>
-            <w:color w:val="0000EE"/>
-            <w:u w:val="single"/>
-          </w:rPr>
-          <w:t>12–14</w:t>
-        </w:r>
-      </w:hyperlink>
-      <w:r>
-        <w:rPr>
-          <w:lang w:val="fr_FR" w:bidi="fr_FR"/>
-        </w:rPr>
-        <w:t xml:space="preserve">, </w:t>
-      </w:r>
-      <w:hyperlink r:id="rId58">
-        <w:r>
-          <w:rPr>
-            <w:lang w:val="fr_FR" w:bidi="fr_FR"/>
-          </w:rPr>
-          <w:rPr>
-            <w:color w:val="0000EE"/>
-            <w:u w:val="single"/>
-          </w:rPr>
-          <w:t>15–17</w:t>
-        </w:r>
-      </w:hyperlink>
-      <w:r>
-        <w:rPr>
-          <w:lang w:val="fr_FR" w:bidi="fr_FR"/>
-        </w:rPr>
-        <w:t xml:space="preserve">, </w:t>
-      </w:r>
-      <w:hyperlink r:id="rId59">
-        <w:r>
-          <w:rPr>
-            <w:lang w:val="fr_FR" w:bidi="fr_FR"/>
-          </w:rPr>
-          <w:rPr>
-            <w:color w:val="0000EE"/>
-            <w:u w:val="single"/>
-          </w:rPr>
-          <w:t>18–20</w:t>
-        </w:r>
-      </w:hyperlink>
-      <w:r>
-        <w:rPr>
-          <w:lang w:val="fr_FR" w:bidi="fr_FR"/>
-        </w:rPr>
-        <w:t xml:space="preserve">) dépeignent le jugement futur de Dieu sur les Babyloniens (et d’autres qui, comme les Babyloniens, se livrent à la violence et à l’injustice). Dieu leur permet de sceller leur propre destin. Ceux qui souffrent pourront répéter ces railleries lorsque les méchants seront jugés (voir </w:t>
-      </w:r>
-      <w:hyperlink r:id="rId60">
-        <w:r>
-          <w:rPr>
-            <w:lang w:val="fr_FR" w:bidi="fr_FR"/>
-          </w:rPr>
-          <w:rPr>
-            <w:color w:val="0000EE"/>
-            <w:u w:val="single"/>
-          </w:rPr>
-          <w:t>1.14–17</w:t>
-        </w:r>
-      </w:hyperlink>
-      <w:r>
-        <w:rPr>
-          <w:lang w:val="fr_FR" w:bidi="fr_FR"/>
-        </w:rPr>
-        <w:t>). Chaque raillerie contient une annonce de chagrin, un jugement et la raison du jugement de Dieu.</w:t>
-      </w:r>
-      <w:r>
-        <w:rPr>
-          <w:lang w:val="fr_FR" w:bidi="fr_FR"/>
-        </w:rPr>
-      </w:r>
-      <w:r>
-        <w:rPr>
-          <w:lang w:val="fr_FR" w:bidi="fr_FR"/>
-        </w:rPr>
-      </w:r>
-    </w:p>
-    <w:p>
-      <w:pPr/>
-      <w:r>
-        <w:rPr>
-          <w:lang w:val="fr_FR" w:bidi="fr_FR"/>
-        </w:rPr>
-      </w:r>
-    </w:p>
-    <w:p>
-      <w:pPr>
-        <w:pStyle w:val="Heading2"/>
-      </w:pPr>
-      <w:r>
-        <w:rPr>
-          <w:lang w:val="fr_FR" w:bidi="fr_FR"/>
-        </w:rPr>
-        <w:t>Habacuc 2.9–11</w:t>
-      </w:r>
-      <w:r>
-        <w:rPr>
-          <w:lang w:val="fr_FR" w:bidi="fr_FR"/>
-        </w:rPr>
-      </w:r>
-    </w:p>
-    <w:p>
-      <w:pPr/>
-      <w:r>
-        <w:rPr>
-          <w:lang w:val="fr_FR" w:bidi="fr_FR"/>
-        </w:rPr>
-      </w:r>
-      <w:r>
-        <w:rPr>
-          <w:lang w:val="fr_FR" w:bidi="fr_FR"/>
-        </w:rPr>
-        <w:t>Dans la deuxième chanson de raillerie, les Babyloniens sont condamnés pour leurs transactions malhonnêtes. Comme les Babyloniens ont acquis les moyens de construire de grandes maisons par la tromperie et la malhonnêteté</w:t>
-      </w:r>
-      <w:r>
-        <w:rPr>
-          <w:i/>
-          <w:lang w:val="fr_FR" w:bidi="fr_FR"/>
-        </w:rPr>
-        <w:t>,</w:t>
-      </w:r>
-      <w:r>
-        <w:rPr>
-          <w:lang w:val="fr_FR" w:bidi="fr_FR"/>
-        </w:rPr>
-        <w:t xml:space="preserve"> ils ont perdu leur vie.</w:t>
-      </w:r>
-      <w:r>
-        <w:rPr>
-          <w:lang w:val="fr_FR" w:bidi="fr_FR"/>
-        </w:rPr>
-      </w:r>
-      <w:r>
-        <w:rPr>
-          <w:lang w:val="fr_FR" w:bidi="fr_FR"/>
-        </w:rPr>
-      </w:r>
-    </w:p>
-    <w:p>
-      <w:pPr/>
-      <w:r>
-        <w:rPr>
-          <w:lang w:val="fr_FR" w:bidi="fr_FR"/>
-        </w:rPr>
-      </w:r>
-    </w:p>
-    <w:p>
-      <w:pPr>
-        <w:pStyle w:val="Heading2"/>
-      </w:pPr>
-      <w:r>
-        <w:rPr>
-          <w:lang w:val="fr_FR" w:bidi="fr_FR"/>
-        </w:rPr>
-        <w:t>Habakuk 2.12–14</w:t>
-      </w:r>
-      <w:r>
-        <w:rPr>
-          <w:lang w:val="fr_FR" w:bidi="fr_FR"/>
-        </w:rPr>
-      </w:r>
-    </w:p>
-    <w:p>
-      <w:pPr/>
-      <w:r>
-        <w:rPr>
-          <w:lang w:val="fr_FR" w:bidi="fr_FR"/>
-        </w:rPr>
-      </w:r>
-      <w:r>
-        <w:rPr>
-          <w:lang w:val="fr_FR" w:bidi="fr_FR"/>
-        </w:rPr>
-        <w:t>Dans le troisième chant de raillerie, les Babyloniens sont condamnés pour le meurtre, la corruption de la vie humaine et de la société, actions qui leur ont apporté la richesse pour construire leurs villes. Dieu ferait en sorte que leur gain apparent se révèle être une perte totale. • la terre sera remplie : L’antithèse de la violence et de la richesse mal acquise est la conscience de la gloire du Seigneur, que Dieu promet de rendre aussi omniprésente que l'eau dans l'océan (</w:t>
-      </w:r>
-      <w:hyperlink r:id="rId61">
-        <w:r>
-          <w:rPr>
-            <w:lang w:val="fr_FR" w:bidi="fr_FR"/>
-          </w:rPr>
-          <w:rPr>
-            <w:color w:val="0000EE"/>
-            <w:u w:val="single"/>
-          </w:rPr>
-          <w:t>Es 11.9</w:t>
-        </w:r>
-      </w:hyperlink>
-      <w:r>
-        <w:rPr>
-          <w:lang w:val="fr_FR" w:bidi="fr_FR"/>
-        </w:rPr>
-        <w:t>).</w:t>
-      </w:r>
-      <w:r>
-        <w:rPr>
-          <w:lang w:val="fr_FR" w:bidi="fr_FR"/>
-        </w:rPr>
-      </w:r>
-      <w:r>
-        <w:rPr>
-          <w:lang w:val="fr_FR" w:bidi="fr_FR"/>
-        </w:rPr>
-      </w:r>
-    </w:p>
-    <w:p>
-      <w:pPr/>
-      <w:r>
-        <w:rPr>
-          <w:lang w:val="fr_FR" w:bidi="fr_FR"/>
-        </w:rPr>
-      </w:r>
-    </w:p>
-    <w:p>
-      <w:pPr>
-        <w:pStyle w:val="Heading2"/>
-      </w:pPr>
-      <w:r>
-        <w:rPr>
-          <w:lang w:val="fr_FR" w:bidi="fr_FR"/>
-        </w:rPr>
-        <w:t>Habacuc 2.15–17</w:t>
-      </w:r>
-      <w:r>
-        <w:rPr>
-          <w:lang w:val="fr_FR" w:bidi="fr_FR"/>
-        </w:rPr>
-      </w:r>
-    </w:p>
-    <w:p>
-      <w:pPr/>
-      <w:r>
-        <w:rPr>
-          <w:lang w:val="fr_FR" w:bidi="fr_FR"/>
-        </w:rPr>
-      </w:r>
-      <w:r>
-        <w:rPr>
-          <w:lang w:val="fr_FR" w:bidi="fr_FR"/>
-        </w:rPr>
-        <w:t xml:space="preserve">Dans le quatrième chant de raillerie, les Babyloniens sont condamnés pour leurs actes honteux envers les gens, les animaux et l’environnement. Ils ressemblent à un homme qui semble hospitalier, mais qui, après avoir enivré ses voisins, les dépouille de tout. Cependant, les Babyloniens seront déshonorés après avoir bu de la coupe du jugement du Seigneur (voir </w:t>
-      </w:r>
-      <w:hyperlink r:id="rId62">
-        <w:r>
-          <w:rPr>
-            <w:lang w:val="fr_FR" w:bidi="fr_FR"/>
-          </w:rPr>
-          <w:rPr>
-            <w:color w:val="0000EE"/>
-            <w:u w:val="single"/>
-          </w:rPr>
-          <w:t>Jr 25.15–17</w:t>
-        </w:r>
-      </w:hyperlink>
-      <w:r>
-        <w:rPr>
-          <w:lang w:val="fr_FR" w:bidi="fr_FR"/>
-        </w:rPr>
-        <w:t xml:space="preserve"> ; cf. </w:t>
-      </w:r>
-      <w:hyperlink r:id="rId63">
-        <w:r>
-          <w:rPr>
-            <w:lang w:val="fr_FR" w:bidi="fr_FR"/>
-          </w:rPr>
-          <w:rPr>
-            <w:color w:val="0000EE"/>
-            <w:u w:val="single"/>
-          </w:rPr>
-          <w:t>Jn 18.11</w:t>
-        </w:r>
-      </w:hyperlink>
-      <w:r>
-        <w:rPr>
-          <w:lang w:val="fr_FR" w:bidi="fr_FR"/>
-        </w:rPr>
-        <w:t>).</w:t>
-      </w:r>
-      <w:r>
-        <w:rPr>
-          <w:lang w:val="fr_FR" w:bidi="fr_FR"/>
-        </w:rPr>
-      </w:r>
-      <w:r>
-        <w:rPr>
-          <w:lang w:val="fr_FR" w:bidi="fr_FR"/>
-        </w:rPr>
-      </w:r>
-    </w:p>
-    <w:p>
-      <w:pPr/>
-      <w:r>
-        <w:rPr>
-          <w:lang w:val="fr_FR" w:bidi="fr_FR"/>
-        </w:rPr>
-      </w:r>
-    </w:p>
-    <w:p>
-      <w:pPr>
-        <w:pStyle w:val="Heading2"/>
-      </w:pPr>
-      <w:r>
-        <w:rPr>
-          <w:lang w:val="fr_FR" w:bidi="fr_FR"/>
-        </w:rPr>
-        <w:t>Habakuk 2.18–20</w:t>
-      </w:r>
-      <w:r>
-        <w:rPr>
-          <w:lang w:val="fr_FR" w:bidi="fr_FR"/>
-        </w:rPr>
-      </w:r>
-    </w:p>
-    <w:p>
-      <w:pPr/>
-      <w:r>
-        <w:rPr>
-          <w:lang w:val="fr_FR" w:bidi="fr_FR"/>
-        </w:rPr>
-      </w:r>
-      <w:r>
-        <w:rPr>
-          <w:lang w:val="fr_FR" w:bidi="fr_FR"/>
-        </w:rPr>
-        <w:t>Dans le cinquième chant de raillerie, les Babyloniens sont condamnés pour leur dévotion à l’idolâtrie. Que les idoles soient sculptées ou fondues par la main de l’homme</w:t>
-      </w:r>
-      <w:r>
-        <w:rPr>
-          <w:i/>
-          <w:lang w:val="fr_FR" w:bidi="fr_FR"/>
-        </w:rPr>
-        <w:t>,</w:t>
-      </w:r>
-      <w:r>
-        <w:rPr>
-          <w:lang w:val="fr_FR" w:bidi="fr_FR"/>
-        </w:rPr>
-        <w:t xml:space="preserve"> elles ne peuvent ni sauver ni enseigner leurs adorateurs (</w:t>
-      </w:r>
-      <w:hyperlink r:id="rId64">
-        <w:r>
-          <w:rPr>
-            <w:lang w:val="fr_FR" w:bidi="fr_FR"/>
-          </w:rPr>
-          <w:rPr>
-            <w:color w:val="0000EE"/>
-            <w:u w:val="single"/>
-          </w:rPr>
-          <w:t>Es 42.17</w:t>
-        </w:r>
-      </w:hyperlink>
-      <w:r>
-        <w:rPr>
-          <w:lang w:val="fr_FR" w:bidi="fr_FR"/>
-        </w:rPr>
-        <w:t>). Seul le Seigneur mérite vraiment notre adoration (</w:t>
-      </w:r>
-      <w:hyperlink r:id="rId65">
-        <w:r>
-          <w:rPr>
-            <w:lang w:val="fr_FR" w:bidi="fr_FR"/>
-          </w:rPr>
-          <w:rPr>
-            <w:color w:val="0000EE"/>
-            <w:u w:val="single"/>
-          </w:rPr>
-          <w:t>Ha 2.20</w:t>
-        </w:r>
-      </w:hyperlink>
-      <w:r>
-        <w:rPr>
-          <w:lang w:val="fr_FR" w:bidi="fr_FR"/>
-        </w:rPr>
-        <w:t xml:space="preserve"> ; </w:t>
-      </w:r>
-      <w:hyperlink r:id="rId66">
-        <w:r>
-          <w:rPr>
-            <w:lang w:val="fr_FR" w:bidi="fr_FR"/>
-          </w:rPr>
-          <w:rPr>
-            <w:color w:val="0000EE"/>
-            <w:u w:val="single"/>
-          </w:rPr>
-          <w:t>Ex 20.2–6</w:t>
-        </w:r>
-      </w:hyperlink>
-      <w:r>
-        <w:rPr>
-          <w:lang w:val="fr_FR" w:bidi="fr_FR"/>
-        </w:rPr>
-        <w:t xml:space="preserve"> ; cf. </w:t>
-      </w:r>
-      <w:hyperlink r:id="rId67">
-        <w:r>
-          <w:rPr>
-            <w:lang w:val="fr_FR" w:bidi="fr_FR"/>
-          </w:rPr>
-          <w:rPr>
-            <w:color w:val="0000EE"/>
-            <w:u w:val="single"/>
-          </w:rPr>
-          <w:t>Ec 5.1–2</w:t>
-        </w:r>
-      </w:hyperlink>
-      <w:r>
-        <w:rPr>
-          <w:lang w:val="fr_FR" w:bidi="fr_FR"/>
-        </w:rPr>
-        <w:t>).</w:t>
-      </w:r>
-      <w:r>
-        <w:rPr>
-          <w:lang w:val="fr_FR" w:bidi="fr_FR"/>
-        </w:rPr>
-      </w:r>
-      <w:r>
-        <w:rPr>
-          <w:lang w:val="fr_FR" w:bidi="fr_FR"/>
-        </w:rPr>
-      </w:r>
-    </w:p>
-    <w:p>
-      <w:pPr/>
-      <w:r>
-        <w:rPr>
-          <w:lang w:val="fr_FR" w:bidi="fr_FR"/>
-        </w:rPr>
-      </w:r>
-    </w:p>
-    <w:p>
-      <w:pPr>
-        <w:pStyle w:val="Heading2"/>
-      </w:pPr>
-      <w:r>
-        <w:rPr>
-          <w:lang w:val="fr_FR" w:bidi="fr_FR"/>
-        </w:rPr>
-        <w:t>Habakuk 2.20</w:t>
-      </w:r>
-      <w:r>
-        <w:rPr>
-          <w:lang w:val="fr_FR" w:bidi="fr_FR"/>
-        </w:rPr>
-      </w:r>
-    </w:p>
-    <w:p>
-      <w:pPr/>
-      <w:r>
-        <w:rPr>
-          <w:lang w:val="fr_FR" w:bidi="fr_FR"/>
-        </w:rPr>
-      </w:r>
-      <w:r>
-        <w:rPr>
-          <w:lang w:val="fr_FR" w:bidi="fr_FR"/>
-        </w:rPr>
-        <w:t>Les chants de raillerie se terminent par une déclaration : Celui qui règne sur toutes les nations n’est pas une idole babylonienne (</w:t>
-      </w:r>
-      <w:hyperlink r:id="rId59">
-        <w:r>
-          <w:rPr>
-            <w:lang w:val="fr_FR" w:bidi="fr_FR"/>
-          </w:rPr>
-          <w:rPr>
-            <w:color w:val="0000EE"/>
-            <w:u w:val="single"/>
-          </w:rPr>
-          <w:t>2.18–20</w:t>
-        </w:r>
-      </w:hyperlink>
-      <w:r>
-        <w:rPr>
-          <w:lang w:val="fr_FR" w:bidi="fr_FR"/>
-        </w:rPr>
-        <w:t>), mais le Dieu Saint. Contrairement aux idoles babyloniennes sans vie, le Dieu vivant habite dans son saint temple. La présence de Dieu remplit son sanctuaire céleste (</w:t>
-      </w:r>
-      <w:hyperlink r:id="rId68">
-        <w:r>
-          <w:rPr>
-            <w:lang w:val="fr_FR" w:bidi="fr_FR"/>
-          </w:rPr>
-          <w:rPr>
-            <w:color w:val="0000EE"/>
-            <w:u w:val="single"/>
-          </w:rPr>
-          <w:t>Es 6.1–5</w:t>
-        </w:r>
-      </w:hyperlink>
-      <w:r>
-        <w:rPr>
-          <w:lang w:val="fr_FR" w:bidi="fr_FR"/>
-        </w:rPr>
-        <w:t>), et à l’époque d’Habakuk, elle remplissait le Temple à Jérusalem (</w:t>
-      </w:r>
-      <w:hyperlink r:id="rId69">
-        <w:r>
-          <w:rPr>
-            <w:lang w:val="fr_FR" w:bidi="fr_FR"/>
-          </w:rPr>
-          <w:rPr>
-            <w:color w:val="0000EE"/>
-            <w:u w:val="single"/>
-          </w:rPr>
-          <w:t>1R 8.10–11</w:t>
-        </w:r>
-      </w:hyperlink>
-      <w:r>
-        <w:rPr>
-          <w:lang w:val="fr_FR" w:bidi="fr_FR"/>
-        </w:rPr>
-        <w:t>). Dieu contrôle toute la terre et attend des gens qu’ils l’adorent dans une soumission humble (</w:t>
-      </w:r>
-      <w:hyperlink r:id="rId70">
-        <w:r>
-          <w:rPr>
-            <w:lang w:val="fr_FR" w:bidi="fr_FR"/>
-          </w:rPr>
-          <w:rPr>
-            <w:color w:val="0000EE"/>
-            <w:u w:val="single"/>
-          </w:rPr>
-          <w:t xml:space="preserve">Ps 63.1–4 </w:t>
-        </w:r>
-      </w:hyperlink>
-      <w:r>
-        <w:rPr>
-          <w:lang w:val="fr_FR" w:bidi="fr_FR"/>
-        </w:rPr>
-        <w:t xml:space="preserve">; </w:t>
-      </w:r>
-      <w:hyperlink r:id="rId71">
-        <w:r>
-          <w:rPr>
-            <w:lang w:val="fr_FR" w:bidi="fr_FR"/>
-          </w:rPr>
-          <w:rPr>
-            <w:color w:val="0000EE"/>
-            <w:u w:val="single"/>
-          </w:rPr>
-          <w:t xml:space="preserve">Jr 10.1–10 </w:t>
-        </w:r>
-      </w:hyperlink>
-      <w:r>
-        <w:rPr>
-          <w:lang w:val="fr_FR" w:bidi="fr_FR"/>
-        </w:rPr>
-        <w:t xml:space="preserve">; </w:t>
-      </w:r>
-      <w:hyperlink r:id="rId72">
-        <w:r>
-          <w:rPr>
-            <w:lang w:val="fr_FR" w:bidi="fr_FR"/>
-          </w:rPr>
-          <w:rPr>
-            <w:color w:val="0000EE"/>
-            <w:u w:val="single"/>
-          </w:rPr>
-          <w:t>Mi 7.16</w:t>
-        </w:r>
-      </w:hyperlink>
-      <w:r>
-        <w:rPr>
-          <w:lang w:val="fr_FR" w:bidi="fr_FR"/>
-        </w:rPr>
-        <w:t xml:space="preserve"> ; </w:t>
-      </w:r>
-      <w:hyperlink r:id="rId73">
-        <w:r>
-          <w:rPr>
-            <w:lang w:val="fr_FR" w:bidi="fr_FR"/>
-          </w:rPr>
-          <w:rPr>
-            <w:color w:val="0000EE"/>
-            <w:u w:val="single"/>
-          </w:rPr>
-          <w:t>Za 2.13</w:t>
-        </w:r>
-      </w:hyperlink>
-      <w:r>
-        <w:rPr>
-          <w:lang w:val="fr_FR" w:bidi="fr_FR"/>
-        </w:rPr>
-        <w:t>).</w:t>
-      </w:r>
-      <w:r>
-        <w:rPr>
-          <w:lang w:val="fr_FR" w:bidi="fr_FR"/>
-        </w:rPr>
-      </w:r>
-      <w:r>
-        <w:rPr>
-          <w:lang w:val="fr_FR" w:bidi="fr_FR"/>
-        </w:rPr>
-      </w:r>
-    </w:p>
-    <w:p>
-      <w:pPr/>
-      <w:r>
-        <w:rPr>
-          <w:lang w:val="fr_FR" w:bidi="fr_FR"/>
-        </w:rPr>
-      </w:r>
-    </w:p>
-    <w:p>
-      <w:pPr>
-        <w:pStyle w:val="Heading2"/>
-      </w:pPr>
-      <w:r>
-        <w:rPr>
-          <w:lang w:val="fr_FR" w:bidi="fr_FR"/>
-        </w:rPr>
-        <w:t>Habakuk 3.1–19</w:t>
-      </w:r>
-      <w:r>
-        <w:rPr>
-          <w:lang w:val="fr_FR" w:bidi="fr_FR"/>
-        </w:rPr>
-      </w:r>
-    </w:p>
-    <w:p>
-      <w:pPr/>
-      <w:r>
-        <w:rPr>
-          <w:lang w:val="fr_FR" w:bidi="fr_FR"/>
-        </w:rPr>
-      </w:r>
-      <w:r>
-        <w:rPr>
-          <w:lang w:val="fr_FR" w:bidi="fr_FR"/>
-        </w:rPr>
-        <w:t>La prophétie d’Habakuk se termine par une prière semblable à un psaume.</w:t>
-      </w:r>
-      <w:r>
-        <w:rPr>
-          <w:lang w:val="fr_FR" w:bidi="fr_FR"/>
-        </w:rPr>
-      </w:r>
-      <w:r>
-        <w:rPr>
-          <w:lang w:val="fr_FR" w:bidi="fr_FR"/>
-        </w:rPr>
-      </w:r>
-    </w:p>
-    <w:p>
-      <w:pPr/>
-      <w:r>
-        <w:rPr>
-          <w:lang w:val="fr_FR" w:bidi="fr_FR"/>
-        </w:rPr>
-      </w:r>
-    </w:p>
-    <w:p>
-      <w:pPr>
-        <w:pStyle w:val="Heading2"/>
-      </w:pPr>
-      <w:r>
-        <w:rPr>
-          <w:lang w:val="fr_FR" w:bidi="fr_FR"/>
-        </w:rPr>
-        <w:t>Habakuk 3.2</w:t>
-      </w:r>
-      <w:r>
-        <w:rPr>
-          <w:lang w:val="fr_FR" w:bidi="fr_FR"/>
-        </w:rPr>
-      </w:r>
-    </w:p>
-    <w:p>
-      <w:pPr/>
-      <w:r>
-        <w:rPr>
-          <w:lang w:val="fr_FR" w:bidi="fr_FR"/>
-        </w:rPr>
-      </w:r>
-      <w:r>
-        <w:rPr>
-          <w:lang w:val="fr_FR" w:bidi="fr_FR"/>
-        </w:rPr>
-        <w:t>Habakuk se tient en admiration devant le Souverain qui est assis sur son trône dans son saint Temple (</w:t>
-      </w:r>
-      <w:hyperlink r:id="rId65">
-        <w:r>
-          <w:rPr>
-            <w:lang w:val="fr_FR" w:bidi="fr_FR"/>
-          </w:rPr>
-          <w:rPr>
-            <w:color w:val="0000EE"/>
-            <w:u w:val="single"/>
-          </w:rPr>
-          <w:t>2.20</w:t>
-        </w:r>
-      </w:hyperlink>
-      <w:r>
-        <w:rPr>
-          <w:lang w:val="fr_FR" w:bidi="fr_FR"/>
-        </w:rPr>
-        <w:t xml:space="preserve">). • À la lumière du message de Dieu concernant le châtiment à venir de Juda, Habakuk prie pour que Dieu, qui est intervenu miraculeusement en faveur d’Israël dans le passé, fasse à nouveau connaître son œuvre de rédemption (voir aussi </w:t>
-      </w:r>
-      <w:hyperlink r:id="rId74">
-        <w:r>
-          <w:rPr>
-            <w:lang w:val="fr_FR" w:bidi="fr_FR"/>
-          </w:rPr>
-          <w:rPr>
-            <w:color w:val="0000EE"/>
-            <w:u w:val="single"/>
-          </w:rPr>
-          <w:t>Ps 77</w:t>
-        </w:r>
-      </w:hyperlink>
-      <w:r>
-        <w:rPr>
-          <w:lang w:val="fr_FR" w:bidi="fr_FR"/>
-        </w:rPr>
-        <w:t>).</w:t>
-      </w:r>
-      <w:r>
-        <w:rPr>
-          <w:lang w:val="fr_FR" w:bidi="fr_FR"/>
-        </w:rPr>
-      </w:r>
-      <w:r>
-        <w:rPr>
-          <w:lang w:val="fr_FR" w:bidi="fr_FR"/>
-        </w:rPr>
-      </w:r>
-    </w:p>
-    <w:p>
-      <w:pPr/>
-      <w:r>
-        <w:rPr>
-          <w:lang w:val="fr_FR" w:bidi="fr_FR"/>
-        </w:rPr>
-      </w:r>
-    </w:p>
-    <w:p>
-      <w:pPr>
-        <w:pStyle w:val="Heading2"/>
-      </w:pPr>
-      <w:r>
-        <w:rPr>
-          <w:lang w:val="fr_FR" w:bidi="fr_FR"/>
-        </w:rPr>
-        <w:t>Habakuk 3.3</w:t>
-      </w:r>
-      <w:r>
-        <w:rPr>
-          <w:lang w:val="fr_FR" w:bidi="fr_FR"/>
-        </w:rPr>
-      </w:r>
-    </w:p>
-    <w:p>
-      <w:pPr/>
-      <w:r>
-        <w:rPr>
-          <w:lang w:val="fr_FR" w:bidi="fr_FR"/>
-        </w:rPr>
-      </w:r>
-      <w:r>
-        <w:rPr>
-          <w:lang w:val="fr_FR" w:bidi="fr_FR"/>
-        </w:rPr>
-        <w:t xml:space="preserve">Théman : Théman était l’une des principales villes d’Édom (voir aussi </w:t>
-      </w:r>
-      <w:hyperlink r:id="rId75">
-        <w:r>
-          <w:rPr>
-            <w:lang w:val="fr_FR" w:bidi="fr_FR"/>
-          </w:rPr>
-          <w:rPr>
-            <w:color w:val="0000EE"/>
-            <w:u w:val="single"/>
-          </w:rPr>
-          <w:t>Jb 2.11</w:t>
-        </w:r>
-      </w:hyperlink>
-      <w:r>
-        <w:rPr>
-          <w:lang w:val="fr_FR" w:bidi="fr_FR"/>
-        </w:rPr>
-        <w:t xml:space="preserve"> ; </w:t>
-      </w:r>
-      <w:hyperlink r:id="rId76">
-        <w:r>
-          <w:rPr>
-            <w:lang w:val="fr_FR" w:bidi="fr_FR"/>
-          </w:rPr>
-          <w:rPr>
-            <w:color w:val="0000EE"/>
-            <w:u w:val="single"/>
-          </w:rPr>
-          <w:t>Jr 49.7</w:t>
-        </w:r>
-      </w:hyperlink>
-      <w:r>
-        <w:rPr>
-          <w:lang w:val="fr_FR" w:bidi="fr_FR"/>
-        </w:rPr>
-        <w:t xml:space="preserve">) ; le terme peut désigner l’ensemble de la région d’Édom où la ville était située (cf. </w:t>
-      </w:r>
-      <w:hyperlink r:id="rId77">
-        <w:r>
-          <w:rPr>
-            <w:lang w:val="fr_FR" w:bidi="fr_FR"/>
-          </w:rPr>
-          <w:rPr>
-            <w:color w:val="0000EE"/>
-            <w:u w:val="single"/>
-          </w:rPr>
-          <w:t>Ab 1.9</w:t>
-        </w:r>
-      </w:hyperlink>
-      <w:r>
-        <w:rPr>
-          <w:lang w:val="fr_FR" w:bidi="fr_FR"/>
-        </w:rPr>
-        <w:t>). L’utilisation du terme par Habakuk en relation avec la montagne de Paran suggère qu’il avait en tête la région plus large. • Le titre « Saint » est important pour Dieu, car la sainteté est sa caractéristique principale (</w:t>
-      </w:r>
-      <w:hyperlink r:id="rId78">
-        <w:r>
-          <w:rPr>
-            <w:lang w:val="fr_FR" w:bidi="fr_FR"/>
-          </w:rPr>
-          <w:rPr>
-            <w:color w:val="0000EE"/>
-            <w:u w:val="single"/>
-          </w:rPr>
-          <w:t>Ha 1.12</w:t>
-        </w:r>
-      </w:hyperlink>
-      <w:r>
-        <w:rPr>
-          <w:lang w:val="fr_FR" w:bidi="fr_FR"/>
-        </w:rPr>
-        <w:t xml:space="preserve"> ; voir aussi </w:t>
-      </w:r>
-      <w:hyperlink r:id="rId79">
-        <w:r>
-          <w:rPr>
-            <w:lang w:val="fr_FR" w:bidi="fr_FR"/>
-          </w:rPr>
-          <w:rPr>
-            <w:color w:val="0000EE"/>
-            <w:u w:val="single"/>
-          </w:rPr>
-          <w:t>Ex 15.11</w:t>
-        </w:r>
-      </w:hyperlink>
-      <w:r>
-        <w:rPr>
-          <w:lang w:val="fr_FR" w:bidi="fr_FR"/>
-        </w:rPr>
-        <w:t xml:space="preserve"> ; </w:t>
-      </w:r>
-      <w:hyperlink r:id="rId80">
-        <w:r>
-          <w:rPr>
-            <w:lang w:val="fr_FR" w:bidi="fr_FR"/>
-          </w:rPr>
-          <w:rPr>
-            <w:color w:val="0000EE"/>
-            <w:u w:val="single"/>
-          </w:rPr>
-          <w:t>2R 19.22</w:t>
-        </w:r>
-      </w:hyperlink>
-      <w:r>
-        <w:rPr>
-          <w:lang w:val="fr_FR" w:bidi="fr_FR"/>
-        </w:rPr>
-        <w:t xml:space="preserve"> ; </w:t>
-      </w:r>
-      <w:hyperlink r:id="rId81">
-        <w:r>
-          <w:rPr>
-            <w:lang w:val="fr_FR" w:bidi="fr_FR"/>
-          </w:rPr>
-          <w:rPr>
-            <w:color w:val="0000EE"/>
-            <w:u w:val="single"/>
-          </w:rPr>
-          <w:t xml:space="preserve">Ps 77.13 </w:t>
-        </w:r>
-      </w:hyperlink>
-      <w:r>
-        <w:rPr>
-          <w:lang w:val="fr_FR" w:bidi="fr_FR"/>
-        </w:rPr>
-        <w:t xml:space="preserve">; </w:t>
-      </w:r>
-      <w:hyperlink r:id="rId82">
-        <w:r>
-          <w:rPr>
-            <w:lang w:val="fr_FR" w:bidi="fr_FR"/>
-          </w:rPr>
-          <w:rPr>
-            <w:color w:val="0000EE"/>
-            <w:u w:val="single"/>
-          </w:rPr>
-          <w:t>Es 6.3</w:t>
-        </w:r>
-      </w:hyperlink>
-      <w:r>
-        <w:rPr>
-          <w:lang w:val="fr_FR" w:bidi="fr_FR"/>
-        </w:rPr>
-        <w:t>). • montagne de Paran : il y avait dans la région de Paran une chaîne de montagnes à l’ouest et au sud d’Édom, une autre au nord-est de la montagne de Sinaï, ainsi qu’une vaste zone désertique dans la péninsule du Sinaï.</w:t>
-      </w:r>
-      <w:r>
-        <w:rPr>
-          <w:lang w:val="fr_FR" w:bidi="fr_FR"/>
-        </w:rPr>
-      </w:r>
-      <w:r>
-        <w:rPr>
-          <w:lang w:val="fr_FR" w:bidi="fr_FR"/>
-        </w:rPr>
-      </w:r>
-    </w:p>
-    <w:p>
-      <w:pPr/>
-      <w:r>
-        <w:rPr>
-          <w:lang w:val="fr_FR" w:bidi="fr_FR"/>
-        </w:rPr>
-      </w:r>
-    </w:p>
-    <w:p>
-      <w:pPr>
-        <w:pStyle w:val="Heading2"/>
-      </w:pPr>
-      <w:r>
-        <w:rPr>
-          <w:lang w:val="fr_FR" w:bidi="fr_FR"/>
-        </w:rPr>
-        <w:t>Habakuk 3.3–15</w:t>
-      </w:r>
-      <w:r>
-        <w:rPr>
-          <w:lang w:val="fr_FR" w:bidi="fr_FR"/>
-        </w:rPr>
-      </w:r>
-    </w:p>
-    <w:p>
-      <w:pPr/>
-      <w:r>
-        <w:rPr>
-          <w:lang w:val="fr_FR" w:bidi="fr_FR"/>
-        </w:rPr>
-      </w:r>
-      <w:r>
-        <w:rPr>
-          <w:lang w:val="fr_FR" w:bidi="fr_FR"/>
-        </w:rPr>
-        <w:t>Le prophète loue le pouvoir de Dieu de sauver. Ces deux strophes de louange (</w:t>
-      </w:r>
-      <w:hyperlink r:id="rId83">
-        <w:r>
-          <w:rPr>
-            <w:lang w:val="fr_FR" w:bidi="fr_FR"/>
-          </w:rPr>
-          <w:rPr>
-            <w:color w:val="0000EE"/>
-            <w:u w:val="single"/>
-          </w:rPr>
-          <w:t>3.3–7</w:t>
-        </w:r>
-      </w:hyperlink>
-      <w:r>
-        <w:rPr>
-          <w:lang w:val="fr_FR" w:bidi="fr_FR"/>
-        </w:rPr>
-        <w:t xml:space="preserve"> et </w:t>
-      </w:r>
-      <w:hyperlink r:id="rId84">
-        <w:r>
-          <w:rPr>
-            <w:lang w:val="fr_FR" w:bidi="fr_FR"/>
-          </w:rPr>
-          <w:rPr>
-            <w:color w:val="0000EE"/>
-            <w:u w:val="single"/>
-          </w:rPr>
-          <w:t>3.8–15</w:t>
-        </w:r>
-      </w:hyperlink>
-      <w:r>
-        <w:rPr>
-          <w:lang w:val="fr_FR" w:bidi="fr_FR"/>
-        </w:rPr>
-        <w:t xml:space="preserve">) sont une réflexion poétique sur l’expérience de l’exode d’Israël. Bien qu’Habakuk insiste sur la rédemption de son peuple par Dieu, sa métaphore reflète parfois des idées trouvées dans les récits anciens du Proche-Orient concernant les dieux (par exemple, la peste et l’épidémie au verset </w:t>
-      </w:r>
-      <w:hyperlink r:id="rId85">
-        <w:r>
-          <w:rPr>
-            <w:lang w:val="fr_FR" w:bidi="fr_FR"/>
-          </w:rPr>
-          <w:rPr>
-            <w:color w:val="0000EE"/>
-            <w:u w:val="single"/>
-          </w:rPr>
-          <w:t>3.5</w:t>
-        </w:r>
-      </w:hyperlink>
-      <w:r>
-        <w:rPr>
-          <w:lang w:val="fr_FR" w:bidi="fr_FR"/>
-        </w:rPr>
-        <w:t xml:space="preserve"> ; le fleuve et la mer au verset </w:t>
-      </w:r>
-      <w:hyperlink r:id="rId86">
-        <w:r>
-          <w:rPr>
-            <w:lang w:val="fr_FR" w:bidi="fr_FR"/>
-          </w:rPr>
-          <w:rPr>
-            <w:color w:val="0000EE"/>
-            <w:u w:val="single"/>
-          </w:rPr>
-          <w:t>3.8</w:t>
-        </w:r>
-      </w:hyperlink>
-      <w:r>
-        <w:rPr>
-          <w:lang w:val="fr_FR" w:bidi="fr_FR"/>
-        </w:rPr>
-        <w:t xml:space="preserve"> ; le soleil et la lune au verset </w:t>
-      </w:r>
-      <w:hyperlink r:id="rId87">
-        <w:r>
-          <w:rPr>
-            <w:lang w:val="fr_FR" w:bidi="fr_FR"/>
-          </w:rPr>
-          <w:rPr>
-            <w:color w:val="0000EE"/>
-            <w:u w:val="single"/>
-          </w:rPr>
-          <w:t>3.11</w:t>
-        </w:r>
-      </w:hyperlink>
-      <w:r>
-        <w:rPr>
-          <w:lang w:val="fr_FR" w:bidi="fr_FR"/>
-        </w:rPr>
-        <w:t>). Cette métaphore rappelle aux premiers lecteurs d’Habakuk que le Seigneur seul est le seul vrai Dieu qui est souverain sur toutes ces choses.</w:t>
-      </w:r>
-      <w:r>
-        <w:rPr>
-          <w:lang w:val="fr_FR" w:bidi="fr_FR"/>
-        </w:rPr>
-      </w:r>
-      <w:r>
-        <w:rPr>
-          <w:lang w:val="fr_FR" w:bidi="fr_FR"/>
-        </w:rPr>
-      </w:r>
-    </w:p>
-    <w:p>
-      <w:pPr/>
-      <w:r>
-        <w:rPr>
-          <w:lang w:val="fr_FR" w:bidi="fr_FR"/>
-        </w:rPr>
-      </w:r>
-    </w:p>
-    <w:p>
-      <w:pPr>
-        <w:pStyle w:val="Heading2"/>
-      </w:pPr>
-      <w:r>
-        <w:rPr>
-          <w:lang w:val="fr_FR" w:bidi="fr_FR"/>
-        </w:rPr>
-        <w:t>Habakuk 3.4</w:t>
-      </w:r>
-      <w:r>
-        <w:rPr>
-          <w:lang w:val="fr_FR" w:bidi="fr_FR"/>
-        </w:rPr>
-      </w:r>
-    </w:p>
-    <w:p>
-      <w:pPr/>
-      <w:r>
-        <w:rPr>
-          <w:lang w:val="fr_FR" w:bidi="fr_FR"/>
-        </w:rPr>
-      </w:r>
-      <w:r>
-        <w:rPr>
-          <w:lang w:val="fr_FR" w:bidi="fr_FR"/>
-        </w:rPr>
-        <w:t>comme l’éclat de la lumière : Le Seigneur, qui est apparu autrefois sur la montagne du Sinaï et a rempli le pays du sud de sa gloire, remplit les cieux de sa splendeur.</w:t>
-      </w:r>
-      <w:r>
-        <w:rPr>
-          <w:lang w:val="fr_FR" w:bidi="fr_FR"/>
-        </w:rPr>
-      </w:r>
-      <w:r>
-        <w:rPr>
-          <w:lang w:val="fr_FR" w:bidi="fr_FR"/>
-        </w:rPr>
-      </w:r>
-    </w:p>
-    <w:p>
-      <w:pPr/>
-      <w:r>
-        <w:rPr>
-          <w:lang w:val="fr_FR" w:bidi="fr_FR"/>
-        </w:rPr>
-      </w:r>
-    </w:p>
-    <w:p>
-      <w:pPr>
-        <w:pStyle w:val="Heading2"/>
-      </w:pPr>
-      <w:r>
-        <w:rPr>
-          <w:lang w:val="fr_FR" w:bidi="fr_FR"/>
-        </w:rPr>
-        <w:t>Habakuk 3.5</w:t>
-      </w:r>
-      <w:r>
-        <w:rPr>
-          <w:lang w:val="fr_FR" w:bidi="fr_FR"/>
-        </w:rPr>
-      </w:r>
-    </w:p>
-    <w:p>
-      <w:pPr/>
-      <w:r>
-        <w:rPr>
-          <w:lang w:val="fr_FR" w:bidi="fr_FR"/>
-        </w:rPr>
-      </w:r>
-      <w:r>
-        <w:rPr>
-          <w:lang w:val="fr_FR" w:bidi="fr_FR"/>
-        </w:rPr>
-        <w:t xml:space="preserve">Habakuk personnifie la peste (voir </w:t>
-      </w:r>
-      <w:hyperlink r:id="rId88">
-        <w:r>
-          <w:rPr>
-            <w:lang w:val="fr_FR" w:bidi="fr_FR"/>
-          </w:rPr>
-          <w:rPr>
-            <w:color w:val="0000EE"/>
-            <w:u w:val="single"/>
-          </w:rPr>
-          <w:t>Dt 32.24</w:t>
-        </w:r>
-      </w:hyperlink>
-      <w:r>
-        <w:rPr>
-          <w:lang w:val="fr_FR" w:bidi="fr_FR"/>
-        </w:rPr>
-        <w:t xml:space="preserve">) et la plaie (voir </w:t>
-      </w:r>
-      <w:hyperlink r:id="rId89">
-        <w:r>
-          <w:rPr>
-            <w:lang w:val="fr_FR" w:bidi="fr_FR"/>
-          </w:rPr>
-          <w:rPr>
-            <w:color w:val="0000EE"/>
-            <w:u w:val="single"/>
-          </w:rPr>
-          <w:t>Ex 7–12</w:t>
-        </w:r>
-      </w:hyperlink>
-      <w:r>
-        <w:rPr>
-          <w:lang w:val="fr_FR" w:bidi="fr_FR"/>
-        </w:rPr>
-        <w:t xml:space="preserve"> ; </w:t>
-      </w:r>
-      <w:hyperlink r:id="rId90">
-        <w:r>
-          <w:rPr>
-            <w:lang w:val="fr_FR" w:bidi="fr_FR"/>
-          </w:rPr>
-          <w:rPr>
-            <w:color w:val="0000EE"/>
-            <w:u w:val="single"/>
-          </w:rPr>
-          <w:t>Am 4.10</w:t>
-        </w:r>
-      </w:hyperlink>
-      <w:r>
-        <w:rPr>
-          <w:lang w:val="fr_FR" w:bidi="fr_FR"/>
-        </w:rPr>
-        <w:t>) comme des soldats de l’armée de Dieu, dont le rôle est d’accomplir ses desseins.</w:t>
-      </w:r>
-      <w:r>
-        <w:rPr>
-          <w:lang w:val="fr_FR" w:bidi="fr_FR"/>
-        </w:rPr>
-      </w:r>
-      <w:r>
-        <w:rPr>
-          <w:lang w:val="fr_FR" w:bidi="fr_FR"/>
-        </w:rPr>
-      </w:r>
-    </w:p>
-    <w:p>
-      <w:pPr/>
-      <w:r>
-        <w:rPr>
-          <w:lang w:val="fr_FR" w:bidi="fr_FR"/>
-        </w:rPr>
-      </w:r>
-    </w:p>
-    <w:p>
-      <w:pPr>
-        <w:pStyle w:val="Heading2"/>
-      </w:pPr>
-      <w:r>
-        <w:rPr>
-          <w:lang w:val="fr_FR" w:bidi="fr_FR"/>
-        </w:rPr>
-        <w:t>Habakuk 3.5–6</w:t>
-      </w:r>
-      <w:r>
-        <w:rPr>
-          <w:lang w:val="fr_FR" w:bidi="fr_FR"/>
-        </w:rPr>
-      </w:r>
-    </w:p>
-    <w:p>
-      <w:pPr/>
-      <w:r>
-        <w:rPr>
-          <w:lang w:val="fr_FR" w:bidi="fr_FR"/>
-        </w:rPr>
-      </w:r>
-      <w:r>
-        <w:rPr>
-          <w:lang w:val="fr_FR" w:bidi="fr_FR"/>
-        </w:rPr>
-        <w:t xml:space="preserve">Dieu est le guerrier divin qui intervient en faveur des siens (voir </w:t>
-      </w:r>
-      <w:hyperlink r:id="rId84">
-        <w:r>
-          <w:rPr>
-            <w:lang w:val="fr_FR" w:bidi="fr_FR"/>
-          </w:rPr>
-          <w:rPr>
-            <w:color w:val="0000EE"/>
-            <w:u w:val="single"/>
-          </w:rPr>
-          <w:t>3.8–15</w:t>
-        </w:r>
-      </w:hyperlink>
-      <w:r>
-        <w:rPr>
-          <w:lang w:val="fr_FR" w:bidi="fr_FR"/>
-        </w:rPr>
-        <w:t xml:space="preserve"> ; voir aussi </w:t>
-      </w:r>
-      <w:hyperlink r:id="rId91">
-        <w:r>
-          <w:rPr>
-            <w:lang w:val="fr_FR" w:bidi="fr_FR"/>
-          </w:rPr>
-          <w:rPr>
-            <w:color w:val="0000EE"/>
-            <w:u w:val="single"/>
-          </w:rPr>
-          <w:t>Es 63.1–6</w:t>
-        </w:r>
-      </w:hyperlink>
-      <w:r>
-        <w:rPr>
-          <w:lang w:val="fr_FR" w:bidi="fr_FR"/>
-        </w:rPr>
-        <w:t>).</w:t>
-      </w:r>
-      <w:r>
-        <w:rPr>
-          <w:lang w:val="fr_FR" w:bidi="fr_FR"/>
-        </w:rPr>
-      </w:r>
-      <w:r>
-        <w:rPr>
-          <w:lang w:val="fr_FR" w:bidi="fr_FR"/>
-        </w:rPr>
-      </w:r>
-    </w:p>
-    <w:p>
-      <w:pPr/>
-      <w:r>
-        <w:rPr>
-          <w:lang w:val="fr_FR" w:bidi="fr_FR"/>
-        </w:rPr>
-      </w:r>
-    </w:p>
-    <w:p>
-      <w:pPr>
-        <w:pStyle w:val="Heading2"/>
-      </w:pPr>
-      <w:r>
-        <w:rPr>
-          <w:lang w:val="fr_FR" w:bidi="fr_FR"/>
-        </w:rPr>
-        <w:t>Habakuk 3.7</w:t>
-      </w:r>
-      <w:r>
-        <w:rPr>
-          <w:lang w:val="fr_FR" w:bidi="fr_FR"/>
-        </w:rPr>
-      </w:r>
-    </w:p>
-    <w:p>
-      <w:pPr/>
-      <w:r>
-        <w:rPr>
-          <w:lang w:val="fr_FR" w:bidi="fr_FR"/>
-        </w:rPr>
-      </w:r>
-      <w:r>
-        <w:rPr>
-          <w:lang w:val="fr_FR" w:bidi="fr_FR"/>
-        </w:rPr>
-        <w:t xml:space="preserve">Madian occupait la partie sud de la région juste à l’est du Jourdain (voir </w:t>
-      </w:r>
-      <w:hyperlink r:id="rId92">
-        <w:r>
-          <w:rPr>
-            <w:lang w:val="fr_FR" w:bidi="fr_FR"/>
-          </w:rPr>
-          <w:rPr>
-            <w:color w:val="0000EE"/>
-            <w:u w:val="single"/>
-          </w:rPr>
-          <w:t>Gn 36.35</w:t>
-        </w:r>
-      </w:hyperlink>
-      <w:r>
-        <w:rPr>
-          <w:lang w:val="fr_FR" w:bidi="fr_FR"/>
-        </w:rPr>
-        <w:t>) ; la nation tremblait de terreur devant la puissance bouleversante de la présence de Dieu (</w:t>
-      </w:r>
-      <w:hyperlink r:id="rId93">
-        <w:r>
-          <w:rPr>
-            <w:lang w:val="fr_FR" w:bidi="fr_FR"/>
-          </w:rPr>
-          <w:rPr>
-            <w:color w:val="0000EE"/>
-            <w:u w:val="single"/>
-          </w:rPr>
-          <w:t>Ha 3.6</w:t>
-        </w:r>
-      </w:hyperlink>
-      <w:r>
-        <w:rPr>
-          <w:lang w:val="fr_FR" w:bidi="fr_FR"/>
-        </w:rPr>
-        <w:t>).</w:t>
-      </w:r>
-      <w:r>
-        <w:rPr>
-          <w:lang w:val="fr_FR" w:bidi="fr_FR"/>
-        </w:rPr>
-      </w:r>
-      <w:r>
-        <w:rPr>
-          <w:lang w:val="fr_FR" w:bidi="fr_FR"/>
-        </w:rPr>
-      </w:r>
-    </w:p>
-    <w:p>
-      <w:pPr/>
-      <w:r>
-        <w:rPr>
-          <w:lang w:val="fr_FR" w:bidi="fr_FR"/>
-        </w:rPr>
-      </w:r>
-    </w:p>
-    <w:p>
-      <w:pPr>
-        <w:pStyle w:val="Heading2"/>
-      </w:pPr>
-      <w:r>
-        <w:rPr>
-          <w:lang w:val="fr_FR" w:bidi="fr_FR"/>
-        </w:rPr>
-        <w:t>Habakuk 3.8</w:t>
-      </w:r>
-      <w:r>
-        <w:rPr>
-          <w:lang w:val="fr_FR" w:bidi="fr_FR"/>
-        </w:rPr>
-      </w:r>
-    </w:p>
-    <w:p>
-      <w:pPr/>
-      <w:r>
-        <w:rPr>
-          <w:lang w:val="fr_FR" w:bidi="fr_FR"/>
-        </w:rPr>
-      </w:r>
-      <w:r>
-        <w:rPr>
-          <w:lang w:val="fr_FR" w:bidi="fr_FR"/>
-        </w:rPr>
-        <w:t xml:space="preserve">irrité contre les fleuves… contre la mer : Voir </w:t>
-      </w:r>
-      <w:hyperlink r:id="rId94">
-        <w:r>
-          <w:rPr>
-            <w:lang w:val="fr_FR" w:bidi="fr_FR"/>
-          </w:rPr>
-          <w:rPr>
-            <w:color w:val="0000EE"/>
-            <w:u w:val="single"/>
-          </w:rPr>
-          <w:t>Ex 7.19–20</w:t>
-        </w:r>
-      </w:hyperlink>
-      <w:r>
-        <w:rPr>
-          <w:lang w:val="fr_FR" w:bidi="fr_FR"/>
-        </w:rPr>
-        <w:t xml:space="preserve"> ; </w:t>
-      </w:r>
-      <w:hyperlink r:id="rId95">
-        <w:r>
-          <w:rPr>
-            <w:lang w:val="fr_FR" w:bidi="fr_FR"/>
-          </w:rPr>
-          <w:rPr>
-            <w:color w:val="0000EE"/>
-            <w:u w:val="single"/>
-          </w:rPr>
-          <w:t>14.15–31</w:t>
-        </w:r>
-      </w:hyperlink>
-      <w:r>
-        <w:rPr>
-          <w:lang w:val="fr_FR" w:bidi="fr_FR"/>
-        </w:rPr>
-        <w:t>. • char de victoire : Il s’agit d’une référence ironique des chars égyptiens, qui poursuivirent les Israélites lorsque Dieu les aida à s’échapper par la mer Rouge (</w:t>
-      </w:r>
-      <w:hyperlink r:id="rId96">
-        <w:r>
-          <w:rPr>
-            <w:lang w:val="fr_FR" w:bidi="fr_FR"/>
-          </w:rPr>
-          <w:rPr>
-            <w:color w:val="0000EE"/>
-            <w:u w:val="single"/>
-          </w:rPr>
-          <w:t>Ex 14.9</w:t>
-        </w:r>
-      </w:hyperlink>
-      <w:r>
-        <w:rPr>
-          <w:lang w:val="fr_FR" w:bidi="fr_FR"/>
-        </w:rPr>
-        <w:t>).</w:t>
-      </w:r>
-      <w:r>
-        <w:rPr>
-          <w:lang w:val="fr_FR" w:bidi="fr_FR"/>
-        </w:rPr>
-      </w:r>
-      <w:r>
-        <w:rPr>
-          <w:lang w:val="fr_FR" w:bidi="fr_FR"/>
-        </w:rPr>
-      </w:r>
-    </w:p>
-    <w:p>
-      <w:pPr/>
-      <w:r>
-        <w:rPr>
-          <w:lang w:val="fr_FR" w:bidi="fr_FR"/>
-        </w:rPr>
-      </w:r>
-    </w:p>
-    <w:p>
-      <w:pPr>
-        <w:pStyle w:val="Heading2"/>
-      </w:pPr>
-      <w:r>
-        <w:rPr>
-          <w:lang w:val="fr_FR" w:bidi="fr_FR"/>
-        </w:rPr>
-        <w:t>Habakuk 3.8–15</w:t>
-      </w:r>
-      <w:r>
-        <w:rPr>
-          <w:lang w:val="fr_FR" w:bidi="fr_FR"/>
-        </w:rPr>
-      </w:r>
-    </w:p>
-    <w:p>
-      <w:pPr/>
-      <w:r>
-        <w:rPr>
-          <w:lang w:val="fr_FR" w:bidi="fr_FR"/>
-        </w:rPr>
-      </w:r>
-      <w:r>
-        <w:rPr>
-          <w:lang w:val="fr_FR" w:bidi="fr_FR"/>
-        </w:rPr>
-        <w:t>Le Seigneur est un guerrier divin pour son peuple, qui agit avec sa puissance rédemptrice en leur faveur. L’image de Dieu en tant que guerrier divin se trouve à la fois dans l’Ancien Testament et dans le Nouveau Testament : il est présent dans l’exode d’Israël d’Égypte, leur déplacement vers la montagne du Sinaï (</w:t>
-      </w:r>
-      <w:hyperlink r:id="rId97">
-        <w:r>
-          <w:rPr>
-            <w:lang w:val="fr_FR" w:bidi="fr_FR"/>
-          </w:rPr>
-          <w:rPr>
-            <w:color w:val="0000EE"/>
-            <w:u w:val="single"/>
-          </w:rPr>
-          <w:t>Ex 15.1–18</w:t>
-        </w:r>
-      </w:hyperlink>
-      <w:r>
-        <w:rPr>
-          <w:lang w:val="fr_FR" w:bidi="fr_FR"/>
-        </w:rPr>
-        <w:t xml:space="preserve">), leur approche de la Terre Promise depuis le sud, et leurs triomphes durant la période de conquête initiale (par exemple, </w:t>
-      </w:r>
-      <w:hyperlink r:id="rId98">
-        <w:r>
-          <w:rPr>
-            <w:lang w:val="fr_FR" w:bidi="fr_FR"/>
-          </w:rPr>
-          <w:rPr>
-            <w:color w:val="0000EE"/>
-            <w:u w:val="single"/>
-          </w:rPr>
-          <w:t>Jg 5.4–5</w:t>
-        </w:r>
-      </w:hyperlink>
-      <w:r>
-        <w:rPr>
-          <w:lang w:val="fr_FR" w:bidi="fr_FR"/>
-        </w:rPr>
-        <w:t xml:space="preserve"> ; </w:t>
-      </w:r>
-      <w:hyperlink r:id="rId99">
-        <w:r>
-          <w:rPr>
-            <w:lang w:val="fr_FR" w:bidi="fr_FR"/>
-          </w:rPr>
-          <w:rPr>
-            <w:color w:val="0000EE"/>
-            <w:u w:val="single"/>
-          </w:rPr>
-          <w:t xml:space="preserve">Ps 18.8–16 </w:t>
-        </w:r>
-      </w:hyperlink>
-      <w:r>
-        <w:rPr>
-          <w:lang w:val="fr_FR" w:bidi="fr_FR"/>
-        </w:rPr>
-        <w:t xml:space="preserve">; </w:t>
-      </w:r>
-      <w:hyperlink r:id="rId100">
-        <w:r>
-          <w:rPr>
-            <w:lang w:val="fr_FR" w:bidi="fr_FR"/>
-          </w:rPr>
-          <w:rPr>
-            <w:color w:val="0000EE"/>
-            <w:u w:val="single"/>
-          </w:rPr>
-          <w:t xml:space="preserve">77.16–20 </w:t>
-        </w:r>
-      </w:hyperlink>
-      <w:r>
-        <w:rPr>
-          <w:lang w:val="fr_FR" w:bidi="fr_FR"/>
-        </w:rPr>
-        <w:t xml:space="preserve">; un exemple clé du Nouveau Testament est le passage </w:t>
-      </w:r>
-      <w:hyperlink r:id="rId101">
-        <w:r>
-          <w:rPr>
-            <w:lang w:val="fr_FR" w:bidi="fr_FR"/>
-          </w:rPr>
-          <w:rPr>
-            <w:color w:val="0000EE"/>
-            <w:u w:val="single"/>
-          </w:rPr>
-          <w:t>Ap 19.11–21</w:t>
-        </w:r>
-      </w:hyperlink>
-      <w:r>
-        <w:rPr>
-          <w:lang w:val="fr_FR" w:bidi="fr_FR"/>
-        </w:rPr>
-        <w:t>).</w:t>
-      </w:r>
-      <w:r>
-        <w:rPr>
-          <w:lang w:val="fr_FR" w:bidi="fr_FR"/>
-        </w:rPr>
-      </w:r>
-      <w:r>
-        <w:rPr>
-          <w:lang w:val="fr_FR" w:bidi="fr_FR"/>
-        </w:rPr>
-      </w:r>
-    </w:p>
-    <w:p>
-      <w:pPr/>
-      <w:r>
-        <w:rPr>
-          <w:lang w:val="fr_FR" w:bidi="fr_FR"/>
-        </w:rPr>
-      </w:r>
-    </w:p>
-    <w:p>
-      <w:pPr>
-        <w:pStyle w:val="Heading2"/>
-      </w:pPr>
-      <w:r>
-        <w:rPr>
-          <w:lang w:val="fr_FR" w:bidi="fr_FR"/>
-        </w:rPr>
-        <w:t>Habakuk 3.9–11</w:t>
-      </w:r>
-      <w:r>
-        <w:rPr>
-          <w:lang w:val="fr_FR" w:bidi="fr_FR"/>
-        </w:rPr>
-      </w:r>
-    </w:p>
-    <w:p>
-      <w:pPr/>
-      <w:r>
-        <w:rPr>
-          <w:lang w:val="fr_FR" w:bidi="fr_FR"/>
-        </w:rPr>
-      </w:r>
-      <w:r>
-        <w:rPr>
-          <w:lang w:val="fr_FR" w:bidi="fr_FR"/>
-        </w:rPr>
-        <w:t>Dieu seul contrôle les forces du monde naturel.</w:t>
-      </w:r>
-      <w:r>
-        <w:rPr>
-          <w:lang w:val="fr_FR" w:bidi="fr_FR"/>
-        </w:rPr>
-      </w:r>
-      <w:r>
-        <w:rPr>
-          <w:lang w:val="fr_FR" w:bidi="fr_FR"/>
-        </w:rPr>
-      </w:r>
-    </w:p>
-    <w:p>
-      <w:pPr/>
-      <w:r>
-        <w:rPr>
-          <w:lang w:val="fr_FR" w:bidi="fr_FR"/>
-        </w:rPr>
-      </w:r>
-    </w:p>
-    <w:p>
-      <w:pPr>
-        <w:pStyle w:val="Heading2"/>
-      </w:pPr>
-      <w:r>
-        <w:rPr>
-          <w:lang w:val="fr_FR" w:bidi="fr_FR"/>
-        </w:rPr>
-        <w:t>Habakuk 3.10</w:t>
-      </w:r>
-      <w:r>
-        <w:rPr>
-          <w:lang w:val="fr_FR" w:bidi="fr_FR"/>
-        </w:rPr>
-      </w:r>
-    </w:p>
-    <w:p>
-      <w:pPr/>
-      <w:r>
-        <w:rPr>
-          <w:lang w:val="fr_FR" w:bidi="fr_FR"/>
-        </w:rPr>
-      </w:r>
-      <w:r>
-        <w:rPr>
-          <w:lang w:val="fr_FR" w:bidi="fr_FR"/>
-        </w:rPr>
-        <w:t xml:space="preserve">eau : voir </w:t>
-      </w:r>
-      <w:r>
-        <w:rPr>
-          <w:lang w:val="fr_FR" w:bidi="fr_FR"/>
-        </w:rPr>
-        <w:t>la note d’étude du verset 3.8</w:t>
-      </w:r>
-      <w:r>
-        <w:rPr>
-          <w:lang w:val="fr_FR" w:bidi="fr_FR"/>
-        </w:rPr>
-        <w:t xml:space="preserve"> ; voir aussi les versets </w:t>
-      </w:r>
-      <w:hyperlink r:id="rId97">
-        <w:r>
-          <w:rPr>
-            <w:lang w:val="fr_FR" w:bidi="fr_FR"/>
-          </w:rPr>
-          <w:rPr>
-            <w:color w:val="0000EE"/>
-            <w:u w:val="single"/>
-          </w:rPr>
-          <w:t>Ex 15.1–18</w:t>
-        </w:r>
-      </w:hyperlink>
-      <w:r>
-        <w:rPr>
-          <w:lang w:val="fr_FR" w:bidi="fr_FR"/>
-        </w:rPr>
-        <w:t>.</w:t>
-      </w:r>
-      <w:r>
-        <w:rPr>
-          <w:lang w:val="fr_FR" w:bidi="fr_FR"/>
-        </w:rPr>
-      </w:r>
-      <w:r>
-        <w:rPr>
-          <w:lang w:val="fr_FR" w:bidi="fr_FR"/>
-        </w:rPr>
-      </w:r>
-    </w:p>
-    <w:p>
-      <w:pPr/>
-      <w:r>
-        <w:rPr>
-          <w:lang w:val="fr_FR" w:bidi="fr_FR"/>
-        </w:rPr>
-      </w:r>
-    </w:p>
-    <w:p>
-      <w:pPr>
-        <w:pStyle w:val="Heading2"/>
-      </w:pPr>
-      <w:r>
-        <w:rPr>
-          <w:lang w:val="fr_FR" w:bidi="fr_FR"/>
-        </w:rPr>
-        <w:t>Habakuk 3.11</w:t>
-      </w:r>
-      <w:r>
-        <w:rPr>
-          <w:lang w:val="fr_FR" w:bidi="fr_FR"/>
-        </w:rPr>
-      </w:r>
-    </w:p>
-    <w:p>
-      <w:pPr/>
-      <w:r>
-        <w:rPr>
-          <w:lang w:val="fr_FR" w:bidi="fr_FR"/>
-        </w:rPr>
-      </w:r>
-      <w:r>
-        <w:rPr>
-          <w:lang w:val="fr_FR" w:bidi="fr_FR"/>
-        </w:rPr>
-        <w:t xml:space="preserve">Le soleil et la lune : Voir les versets </w:t>
-      </w:r>
-      <w:hyperlink r:id="rId102">
-        <w:r>
-          <w:rPr>
-            <w:lang w:val="fr_FR" w:bidi="fr_FR"/>
-          </w:rPr>
-          <w:rPr>
-            <w:color w:val="0000EE"/>
-            <w:u w:val="single"/>
-          </w:rPr>
-          <w:t>Jos 10.12–13</w:t>
-        </w:r>
-      </w:hyperlink>
-      <w:r>
-        <w:rPr>
-          <w:lang w:val="fr_FR" w:bidi="fr_FR"/>
-        </w:rPr>
-        <w:t>.</w:t>
-      </w:r>
-      <w:r>
-        <w:rPr>
-          <w:lang w:val="fr_FR" w:bidi="fr_FR"/>
-        </w:rPr>
-      </w:r>
-      <w:r>
-        <w:rPr>
-          <w:lang w:val="fr_FR" w:bidi="fr_FR"/>
-        </w:rPr>
-      </w:r>
-    </w:p>
-    <w:p>
-      <w:pPr/>
-      <w:r>
-        <w:rPr>
-          <w:lang w:val="fr_FR" w:bidi="fr_FR"/>
-        </w:rPr>
-      </w:r>
-    </w:p>
-    <w:p>
-      <w:pPr>
-        <w:pStyle w:val="Heading2"/>
-      </w:pPr>
-      <w:r>
-        <w:rPr>
-          <w:lang w:val="fr_FR" w:bidi="fr_FR"/>
-        </w:rPr>
-        <w:t>Habakuk 3.15</w:t>
-      </w:r>
-      <w:r>
-        <w:rPr>
-          <w:lang w:val="fr_FR" w:bidi="fr_FR"/>
-        </w:rPr>
-      </w:r>
-    </w:p>
-    <w:p>
-      <w:pPr/>
-      <w:r>
-        <w:rPr>
-          <w:lang w:val="fr_FR" w:bidi="fr_FR"/>
-        </w:rPr>
-      </w:r>
-      <w:r>
-        <w:rPr>
-          <w:lang w:val="fr_FR" w:bidi="fr_FR"/>
-        </w:rPr>
-        <w:t>la mer... des grandes eaux : le passage se termine comme il a commencé (</w:t>
-      </w:r>
-      <w:hyperlink r:id="rId86">
-        <w:r>
-          <w:rPr>
-            <w:lang w:val="fr_FR" w:bidi="fr_FR"/>
-          </w:rPr>
-          <w:rPr>
-            <w:color w:val="0000EE"/>
-            <w:u w:val="single"/>
-          </w:rPr>
-          <w:t>3.8</w:t>
-        </w:r>
-      </w:hyperlink>
-      <w:r>
-        <w:rPr>
-          <w:lang w:val="fr_FR" w:bidi="fr_FR"/>
-        </w:rPr>
-        <w:t>).</w:t>
-      </w:r>
-      <w:r>
-        <w:rPr>
-          <w:lang w:val="fr_FR" w:bidi="fr_FR"/>
-        </w:rPr>
-      </w:r>
-      <w:r>
-        <w:rPr>
-          <w:lang w:val="fr_FR" w:bidi="fr_FR"/>
-        </w:rPr>
-      </w:r>
-    </w:p>
-    <w:p>
-      <w:pPr/>
-      <w:r>
-        <w:rPr>
-          <w:lang w:val="fr_FR" w:bidi="fr_FR"/>
-        </w:rPr>
-      </w:r>
-    </w:p>
-    <w:p>
-      <w:pPr>
-        <w:pStyle w:val="Heading2"/>
-      </w:pPr>
-      <w:r>
-        <w:rPr>
-          <w:lang w:val="fr_FR" w:bidi="fr_FR"/>
-        </w:rPr>
-        <w:t>Habakuk 3.16</w:t>
-      </w:r>
-      <w:r>
-        <w:rPr>
-          <w:lang w:val="fr_FR" w:bidi="fr_FR"/>
-        </w:rPr>
-      </w:r>
-    </w:p>
-    <w:p>
-      <w:pPr/>
-      <w:r>
-        <w:rPr>
-          <w:lang w:val="fr_FR" w:bidi="fr_FR"/>
-        </w:rPr>
-      </w:r>
-      <w:r>
-        <w:rPr>
-          <w:lang w:val="fr_FR" w:bidi="fr_FR"/>
-        </w:rPr>
-        <w:t>Bien que la pleine réalisation de l'immense puissance de Dieu ait épuisé la force d'Habakuk au point qu'il tremblait</w:t>
-      </w:r>
-      <w:r>
-        <w:rPr>
-          <w:i/>
-          <w:lang w:val="fr_FR" w:bidi="fr_FR"/>
-        </w:rPr>
-        <w:t>,</w:t>
-      </w:r>
-      <w:r>
-        <w:rPr>
-          <w:lang w:val="fr_FR" w:bidi="fr_FR"/>
-        </w:rPr>
-        <w:t xml:space="preserve"> il attendrait tranquillement (voir </w:t>
-      </w:r>
-      <w:hyperlink r:id="rId103">
-        <w:r>
-          <w:rPr>
-            <w:lang w:val="fr_FR" w:bidi="fr_FR"/>
-          </w:rPr>
-          <w:rPr>
-            <w:color w:val="0000EE"/>
-            <w:u w:val="single"/>
-          </w:rPr>
-          <w:t>2.3</w:t>
-        </w:r>
-      </w:hyperlink>
-      <w:r>
-        <w:rPr>
-          <w:lang w:val="fr_FR" w:bidi="fr_FR"/>
-        </w:rPr>
-        <w:t>) que le jugement de Dieu descende.</w:t>
-      </w:r>
-      <w:r>
-        <w:rPr>
-          <w:lang w:val="fr_FR" w:bidi="fr_FR"/>
-        </w:rPr>
-      </w:r>
-      <w:r>
-        <w:rPr>
-          <w:lang w:val="fr_FR" w:bidi="fr_FR"/>
-        </w:rPr>
-      </w:r>
-    </w:p>
-    <w:p>
-      <w:pPr/>
-      <w:r>
-        <w:rPr>
-          <w:lang w:val="fr_FR" w:bidi="fr_FR"/>
-        </w:rPr>
-      </w:r>
-    </w:p>
-    <w:p>
-      <w:pPr>
-        <w:pStyle w:val="Heading2"/>
-      </w:pPr>
-      <w:r>
-        <w:rPr>
-          <w:lang w:val="fr_FR" w:bidi="fr_FR"/>
-        </w:rPr>
-        <w:t>Habakuk 3.17–19</w:t>
-      </w:r>
-      <w:r>
-        <w:rPr>
-          <w:lang w:val="fr_FR" w:bidi="fr_FR"/>
-        </w:rPr>
-      </w:r>
-    </w:p>
-    <w:p>
-      <w:pPr/>
-      <w:r>
-        <w:rPr>
-          <w:lang w:val="fr_FR" w:bidi="fr_FR"/>
-        </w:rPr>
-      </w:r>
-      <w:r>
-        <w:rPr>
-          <w:lang w:val="fr_FR" w:bidi="fr_FR"/>
-        </w:rPr>
-        <w:t>Après avoir raconté les actes puissants de rédemption de Dieu (</w:t>
+        <w:t>Habakuk 3.19</w:t>
+      </w:r>
+      <w:r>
+        <w:rPr>
+          <w:lang w:val="fr_FR" w:bidi="fr_FR"/>
+        </w:rPr>
+      </w:r>
+    </w:p>
+    <w:p>
+      <w:pPr/>
+      <w:r>
+        <w:rPr>
+          <w:lang w:val="fr_FR" w:bidi="fr_FR"/>
+        </w:rPr>
+      </w:r>
+      <w:r>
+        <w:rPr>
+          <w:lang w:val="fr_FR" w:bidi="fr_FR"/>
+        </w:rPr>
+        <w:t>Habakuk devait toute la force qu’il avait à l’Éternel, le Seigneur (</w:t>
       </w:r>
       <w:hyperlink r:id="rId104">
         <w:r>
@@ -4272,100 +4313,16 @@
             <w:color w:val="0000EE"/>
             <w:u w:val="single"/>
           </w:rPr>
-          <w:t>3.2–15</w:t>
-        </w:r>
-      </w:hyperlink>
-      <w:r>
-        <w:rPr>
-          <w:lang w:val="fr_FR" w:bidi="fr_FR"/>
-        </w:rPr>
-        <w:t>), et s’être arrêté pour les considérer (</w:t>
+          <w:t>3.18</w:t>
+        </w:r>
+      </w:hyperlink>
+      <w:r>
+        <w:rPr>
+          <w:lang w:val="fr_FR" w:bidi="fr_FR"/>
+        </w:rPr>
+        <w:t xml:space="preserve">). Habakuk comparait son ascension spirituelle à celle d’un cerf montant rapidement vers les sommets des montagnes et les survolant avec grâce (cf. </w:t>
       </w:r>
       <w:hyperlink r:id="rId105">
-        <w:r>
-          <w:rPr>
-            <w:lang w:val="fr_FR" w:bidi="fr_FR"/>
-          </w:rPr>
-          <w:rPr>
-            <w:color w:val="0000EE"/>
-            <w:u w:val="single"/>
-          </w:rPr>
-          <w:t>3.16</w:t>
-        </w:r>
-      </w:hyperlink>
-      <w:r>
-        <w:rPr>
-          <w:lang w:val="fr_FR" w:bidi="fr_FR"/>
-        </w:rPr>
-        <w:t>), Habakuk réaffirme maintenant sa confiance en Dieu alors qu’il clôt sa prière. • Car… Toutefois, je veux me réjouir : même si Dieu n’envoie plus jamais de bénédictions matérielles sur son peuple, il est toujours digne de toute la confiance et de la louange qu’ils peuvent lui donner. Quoi qu’il arrive, le prophète pouvait se réjouir, sachant que le Seigneur n’est pas seulement le Rédempteur d’Israël, mais aussi la source de son propre salut.</w:t>
-      </w:r>
-      <w:r>
-        <w:rPr>
-          <w:lang w:val="fr_FR" w:bidi="fr_FR"/>
-        </w:rPr>
-      </w:r>
-      <w:r>
-        <w:rPr>
-          <w:lang w:val="fr_FR" w:bidi="fr_FR"/>
-        </w:rPr>
-      </w:r>
-    </w:p>
-    <w:p>
-      <w:pPr/>
-      <w:r>
-        <w:rPr>
-          <w:lang w:val="fr_FR" w:bidi="fr_FR"/>
-        </w:rPr>
-      </w:r>
-    </w:p>
-    <w:p>
-      <w:pPr>
-        <w:pStyle w:val="Heading2"/>
-      </w:pPr>
-      <w:r>
-        <w:rPr>
-          <w:lang w:val="fr_FR" w:bidi="fr_FR"/>
-        </w:rPr>
-        <w:t>Habakuk 3.19</w:t>
-      </w:r>
-      <w:r>
-        <w:rPr>
-          <w:lang w:val="fr_FR" w:bidi="fr_FR"/>
-        </w:rPr>
-      </w:r>
-    </w:p>
-    <w:p>
-      <w:pPr/>
-      <w:r>
-        <w:rPr>
-          <w:lang w:val="fr_FR" w:bidi="fr_FR"/>
-        </w:rPr>
-      </w:r>
-      <w:r>
-        <w:rPr>
-          <w:lang w:val="fr_FR" w:bidi="fr_FR"/>
-        </w:rPr>
-        <w:t>Habakuk devait toute la force qu’il avait à l’Éternel, le Seigneur (</w:t>
-      </w:r>
-      <w:hyperlink r:id="rId106">
-        <w:r>
-          <w:rPr>
-            <w:lang w:val="fr_FR" w:bidi="fr_FR"/>
-          </w:rPr>
-          <w:rPr>
-            <w:color w:val="0000EE"/>
-            <w:u w:val="single"/>
-          </w:rPr>
-          <w:t>3.18</w:t>
-        </w:r>
-      </w:hyperlink>
-      <w:r>
-        <w:rPr>
-          <w:lang w:val="fr_FR" w:bidi="fr_FR"/>
-        </w:rPr>
-        <w:t xml:space="preserve">). Habakuk comparait son ascension spirituelle à celle d’un cerf montant rapidement vers les sommets des montagnes et les survolant avec grâce (cf. </w:t>
-      </w:r>
-      <w:hyperlink r:id="rId107">
         <w:r>
           <w:rPr>
             <w:lang w:val="fr_FR" w:bidi="fr_FR"/>

--- a/fra/docx/35.content.docx
+++ b/fra/docx/35.content.docx
@@ -163,13 +163,6 @@
         <w:rPr>
           <w:lang w:val="fr_FR" w:bidi="fr_FR"/>
         </w:rPr>
-      </w:r>
-      <w:r>
-        <w:rPr>
-          <w:i/>
-          <w:lang w:val="fr_FR" w:bidi="fr_FR"/>
-        </w:rPr>
-        <w:t>Habakuk 1.1, Habakuk 1.2, Habakuk 1.2–4, Habakuk 1.3, Habakuk 1.4, Habakuk 1.5, Habakuk 1.5–11, Habakuk 1.7, Habakuk 1.8, Habakuk 1.9, Habakuk 1.10, Habakuk 1.11, Habakuk 1.12, Habakuk 1.12–2.1, Habakuk 1.14–15, Habakuk 1.16, Habakuk 2.1, Habakuk 2.2, Habakuk 2.2–5, Habakuk 2.2–20, Habakuk 2.3, Habakuk 2.4, Habakuk 2.6–8, Habakuk 2.6–20, Habacuc 2.9–11, Habakuk 2.12–14, Habacuc 2.15–17, Habakuk 2.18–20, Habakuk 2.20, Habakuk 3.1–19, Habakuk 3.2, Habakuk 3.3, Habakuk 3.3–15, Habakuk 3.4, Habakuk 3.5, Habakuk 3.5–6, Habakuk 3.7, Habakuk 3.8, Habakuk 3.8–15, Habakuk 3.9–11, Habakuk 3.10, Habakuk 3.11, Habakuk 3.15, Habakuk 3.16, Habakuk 3.17–19, Habakuk 3.19</w:t>
       </w:r>
       <w:r>
         <w:rPr>

--- a/fra/docx/35.content.docx
+++ b/fra/docx/35.content.docx
@@ -150,19 +150,6 @@
           <w:lang w:val="fr_FR" w:bidi="fr_FR"/>
         </w:rPr>
         <w:t>HAB</w:t>
-      </w:r>
-      <w:r>
-        <w:rPr>
-          <w:lang w:val="fr_FR" w:bidi="fr_FR"/>
-        </w:rPr>
-      </w:r>
-    </w:p>
-    <w:p>
-      <w:pPr/>
-      <w:r>
-        <w:rPr>
-          <w:lang w:val="fr_FR" w:bidi="fr_FR"/>
-        </w:rPr>
       </w:r>
       <w:r>
         <w:rPr>

--- a/fra/docx/35.content.docx
+++ b/fra/docx/35.content.docx
@@ -19,7 +19,7 @@
         <w:rPr>
           <w:lang w:val="fr_FR" w:bidi="fr_FR"/>
         </w:rPr>
-        <w:t>Resource: Notes d'étude (Tyndale)</w:t>
+        <w:t>Resource: Tyndale Open Study Notes</w:t>
       </w:r>
       <w:r>
         <w:rPr>
@@ -112,7 +112,7 @@
         <w:rPr>
           <w:lang w:val="fr_FR" w:bidi="fr_FR"/>
         </w:rPr>
-        <w:t>Notes d'étude (Tyndale)</w:t>
+        <w:t>Tyndale Open Study Notes</w:t>
       </w:r>
     </w:p>
     <w:p>

--- a/fra/docx/35.content.docx
+++ b/fra/docx/35.content.docx
@@ -19,7 +19,7 @@
         <w:rPr>
           <w:lang w:val="fr_FR" w:bidi="fr_FR"/>
         </w:rPr>
-        <w:t>Resource: Tyndale Open Study Notes</w:t>
+        <w:t>Resource: Aquifer Open Study Notes</w:t>
       </w:r>
       <w:r>
         <w:rPr>
@@ -112,7 +112,7 @@
         <w:rPr>
           <w:lang w:val="fr_FR" w:bidi="fr_FR"/>
         </w:rPr>
-        <w:t>Tyndale Open Study Notes</w:t>
+        <w:t>Aquifer Open Study Notes</w:t>
       </w:r>
     </w:p>
     <w:p>

--- a/fra/docx/35.content.docx
+++ b/fra/docx/35.content.docx
@@ -233,36 +233,24 @@
         </w:rPr>
         <w:t xml:space="preserve">Le mot oracle désigne le livre comme étant la révélation de Dieu à travers son prophète (cf. </w:t>
       </w:r>
-      <w:hyperlink r:id="rId13">
-        <w:r>
-          <w:rPr>
-            <w:lang w:val="fr_FR" w:bidi="fr_FR"/>
-          </w:rPr>
-          <w:rPr>
-            <w:color w:val="0000EE"/>
-            <w:u w:val="single"/>
-          </w:rPr>
-          <w:t>Na 1.1</w:t>
-        </w:r>
-      </w:hyperlink>
+      <w:r>
+        <w:rPr>
+          <w:lang w:val="fr_FR" w:bidi="fr_FR"/>
+        </w:rPr>
+        <w:t>Na 1.1</w:t>
+      </w:r>
       <w:r>
         <w:rPr>
           <w:lang w:val="fr_FR" w:bidi="fr_FR"/>
         </w:rPr>
         <w:t xml:space="preserve"> ; </w:t>
       </w:r>
-      <w:hyperlink r:id="rId14">
-        <w:r>
-          <w:rPr>
-            <w:lang w:val="fr_FR" w:bidi="fr_FR"/>
-          </w:rPr>
-          <w:rPr>
-            <w:color w:val="0000EE"/>
-            <w:u w:val="single"/>
-          </w:rPr>
-          <w:t>Ml 1.1</w:t>
-        </w:r>
-      </w:hyperlink>
+      <w:r>
+        <w:rPr>
+          <w:lang w:val="fr_FR" w:bidi="fr_FR"/>
+        </w:rPr>
+        <w:t>Ml 1.1</w:t>
+      </w:r>
       <w:r>
         <w:rPr>
           <w:lang w:val="fr_FR" w:bidi="fr_FR"/>
@@ -317,54 +305,36 @@
         </w:rPr>
         <w:t xml:space="preserve">J’ai crié, Et tu n’écoutes pas ! : Le motif invocation/exaucement dans les Écritures démontre souvent la confiance du locuteur en Dieu comme refuge ou guide (voir </w:t>
       </w:r>
-      <w:hyperlink r:id="rId15">
-        <w:r>
-          <w:rPr>
-            <w:lang w:val="fr_FR" w:bidi="fr_FR"/>
-          </w:rPr>
-          <w:rPr>
-            <w:color w:val="0000EE"/>
-            <w:u w:val="single"/>
-          </w:rPr>
-          <w:t>Ps 102.1–2</w:t>
-        </w:r>
-      </w:hyperlink>
+      <w:r>
+        <w:rPr>
+          <w:lang w:val="fr_FR" w:bidi="fr_FR"/>
+        </w:rPr>
+        <w:t>Ps 102.1–2</w:t>
+      </w:r>
       <w:r>
         <w:rPr>
           <w:lang w:val="fr_FR" w:bidi="fr_FR"/>
         </w:rPr>
         <w:t>) et indique une communion intime entre le fidèle et Dieu (</w:t>
       </w:r>
-      <w:hyperlink r:id="rId16">
-        <w:r>
-          <w:rPr>
-            <w:lang w:val="fr_FR" w:bidi="fr_FR"/>
-          </w:rPr>
-          <w:rPr>
-            <w:color w:val="0000EE"/>
-            <w:u w:val="single"/>
-          </w:rPr>
-          <w:t xml:space="preserve">Ps 145.18 </w:t>
-        </w:r>
-      </w:hyperlink>
+      <w:r>
+        <w:rPr>
+          <w:lang w:val="fr_FR" w:bidi="fr_FR"/>
+        </w:rPr>
+        <w:t xml:space="preserve">Ps 145.18 </w:t>
+      </w:r>
       <w:r>
         <w:rPr>
           <w:lang w:val="fr_FR" w:bidi="fr_FR"/>
         </w:rPr>
         <w:t xml:space="preserve">; </w:t>
       </w:r>
-      <w:hyperlink r:id="rId17">
-        <w:r>
-          <w:rPr>
-            <w:lang w:val="fr_FR" w:bidi="fr_FR"/>
-          </w:rPr>
-          <w:rPr>
-            <w:color w:val="0000EE"/>
-            <w:u w:val="single"/>
-          </w:rPr>
-          <w:t>Es 65.24</w:t>
-        </w:r>
-      </w:hyperlink>
+      <w:r>
+        <w:rPr>
+          <w:lang w:val="fr_FR" w:bidi="fr_FR"/>
+        </w:rPr>
+        <w:t>Es 65.24</w:t>
+      </w:r>
       <w:r>
         <w:rPr>
           <w:lang w:val="fr_FR" w:bidi="fr_FR"/>
@@ -419,36 +389,24 @@
         </w:rPr>
         <w:t>Pour Habakuk, Dieu semblait indifférent au mal qui gagnait la société en Juda (</w:t>
       </w:r>
-      <w:hyperlink r:id="rId18">
-        <w:r>
-          <w:rPr>
-            <w:lang w:val="fr_FR" w:bidi="fr_FR"/>
-          </w:rPr>
-          <w:rPr>
-            <w:color w:val="0000EE"/>
-            <w:u w:val="single"/>
-          </w:rPr>
-          <w:t>1.3–4</w:t>
-        </w:r>
-      </w:hyperlink>
+      <w:r>
+        <w:rPr>
+          <w:lang w:val="fr_FR" w:bidi="fr_FR"/>
+        </w:rPr>
+        <w:t>1.3–4</w:t>
+      </w:r>
       <w:r>
         <w:rPr>
           <w:lang w:val="fr_FR" w:bidi="fr_FR"/>
         </w:rPr>
         <w:t>) et insensible à ses plaintes à ce sujet (</w:t>
       </w:r>
-      <w:hyperlink r:id="rId19">
-        <w:r>
-          <w:rPr>
-            <w:lang w:val="fr_FR" w:bidi="fr_FR"/>
-          </w:rPr>
-          <w:rPr>
-            <w:color w:val="0000EE"/>
-            <w:u w:val="single"/>
-          </w:rPr>
-          <w:t>1.2</w:t>
-        </w:r>
-      </w:hyperlink>
+      <w:r>
+        <w:rPr>
+          <w:lang w:val="fr_FR" w:bidi="fr_FR"/>
+        </w:rPr>
+        <w:t>1.2</w:t>
+      </w:r>
       <w:r>
         <w:rPr>
           <w:lang w:val="fr_FR" w:bidi="fr_FR"/>
@@ -563,54 +521,36 @@
         </w:rPr>
         <w:t xml:space="preserve">Habakuk exprime son inquiétude face à l'injustice et à l'iniquité qu'il voyait tout autour de lui (voir </w:t>
       </w:r>
-      <w:hyperlink r:id="rId20">
-        <w:r>
-          <w:rPr>
-            <w:lang w:val="fr_FR" w:bidi="fr_FR"/>
-          </w:rPr>
-          <w:rPr>
-            <w:color w:val="0000EE"/>
-            <w:u w:val="single"/>
-          </w:rPr>
-          <w:t>1.12–13</w:t>
-        </w:r>
-      </w:hyperlink>
+      <w:r>
+        <w:rPr>
+          <w:lang w:val="fr_FR" w:bidi="fr_FR"/>
+        </w:rPr>
+        <w:t>1.12–13</w:t>
+      </w:r>
       <w:r>
         <w:rPr>
           <w:lang w:val="fr_FR" w:bidi="fr_FR"/>
         </w:rPr>
         <w:t xml:space="preserve"> ; </w:t>
       </w:r>
-      <w:hyperlink r:id="rId21">
-        <w:r>
-          <w:rPr>
-            <w:lang w:val="fr_FR" w:bidi="fr_FR"/>
-          </w:rPr>
-          <w:rPr>
-            <w:color w:val="0000EE"/>
-            <w:u w:val="single"/>
-          </w:rPr>
-          <w:t>2.4</w:t>
-        </w:r>
-      </w:hyperlink>
+      <w:r>
+        <w:rPr>
+          <w:lang w:val="fr_FR" w:bidi="fr_FR"/>
+        </w:rPr>
+        <w:t>2.4</w:t>
+      </w:r>
       <w:r>
         <w:rPr>
           <w:lang w:val="fr_FR" w:bidi="fr_FR"/>
         </w:rPr>
         <w:t xml:space="preserve">, </w:t>
       </w:r>
-      <w:hyperlink r:id="rId22">
-        <w:r>
-          <w:rPr>
-            <w:lang w:val="fr_FR" w:bidi="fr_FR"/>
-          </w:rPr>
-          <w:rPr>
-            <w:color w:val="0000EE"/>
-            <w:u w:val="single"/>
-          </w:rPr>
-          <w:t>9</w:t>
-        </w:r>
-      </w:hyperlink>
+      <w:r>
+        <w:rPr>
+          <w:lang w:val="fr_FR" w:bidi="fr_FR"/>
+        </w:rPr>
+        <w:t>9</w:t>
+      </w:r>
       <w:r>
         <w:rPr>
           <w:lang w:val="fr_FR" w:bidi="fr_FR"/>
@@ -691,54 +631,36 @@
         </w:rPr>
         <w:t xml:space="preserve"> au verset </w:t>
       </w:r>
-      <w:hyperlink r:id="rId23">
-        <w:r>
-          <w:rPr>
-            <w:lang w:val="fr_FR" w:bidi="fr_FR"/>
-          </w:rPr>
-          <w:rPr>
-            <w:color w:val="0000EE"/>
-            <w:u w:val="single"/>
-          </w:rPr>
-          <w:t>1.3</w:t>
-        </w:r>
-      </w:hyperlink>
+      <w:r>
+        <w:rPr>
+          <w:lang w:val="fr_FR" w:bidi="fr_FR"/>
+        </w:rPr>
+        <w:t>1.3</w:t>
+      </w:r>
       <w:r>
         <w:rPr>
           <w:lang w:val="fr_FR" w:bidi="fr_FR"/>
         </w:rPr>
         <w:t xml:space="preserve">. Ces verbes forment un lien littéraire entre les questions d’Habakuk au verset </w:t>
       </w:r>
-      <w:hyperlink r:id="rId23">
-        <w:r>
-          <w:rPr>
-            <w:lang w:val="fr_FR" w:bidi="fr_FR"/>
-          </w:rPr>
-          <w:rPr>
-            <w:color w:val="0000EE"/>
-            <w:u w:val="single"/>
-          </w:rPr>
-          <w:t>1.3</w:t>
-        </w:r>
-      </w:hyperlink>
+      <w:r>
+        <w:rPr>
+          <w:lang w:val="fr_FR" w:bidi="fr_FR"/>
+        </w:rPr>
+        <w:t>1.3</w:t>
+      </w:r>
       <w:r>
         <w:rPr>
           <w:lang w:val="fr_FR" w:bidi="fr_FR"/>
         </w:rPr>
         <w:t xml:space="preserve"> et la réponse de Dieu aux versets </w:t>
       </w:r>
-      <w:hyperlink r:id="rId24">
-        <w:r>
-          <w:rPr>
-            <w:lang w:val="fr_FR" w:bidi="fr_FR"/>
-          </w:rPr>
-          <w:rPr>
-            <w:color w:val="0000EE"/>
-            <w:u w:val="single"/>
-          </w:rPr>
-          <w:t>1.5–11</w:t>
-        </w:r>
-      </w:hyperlink>
+      <w:r>
+        <w:rPr>
+          <w:lang w:val="fr_FR" w:bidi="fr_FR"/>
+        </w:rPr>
+        <w:t>1.5–11</w:t>
+      </w:r>
       <w:r>
         <w:rPr>
           <w:lang w:val="fr_FR" w:bidi="fr_FR"/>
@@ -889,54 +811,36 @@
         </w:rPr>
         <w:t xml:space="preserve">Les mentions claires de léopards, de loups, et d’aigles dépeignent la vitesse, la férocité et la nature prédatrice des attaques babyloniennes contre Juda (voir </w:t>
       </w:r>
-      <w:hyperlink r:id="rId25">
-        <w:r>
-          <w:rPr>
-            <w:lang w:val="fr_FR" w:bidi="fr_FR"/>
-          </w:rPr>
-          <w:rPr>
-            <w:color w:val="0000EE"/>
-            <w:u w:val="single"/>
-          </w:rPr>
-          <w:t xml:space="preserve">Jr 4.13 </w:t>
-        </w:r>
-      </w:hyperlink>
+      <w:r>
+        <w:rPr>
+          <w:lang w:val="fr_FR" w:bidi="fr_FR"/>
+        </w:rPr>
+        <w:t xml:space="preserve">Jr 4.13 </w:t>
+      </w:r>
       <w:r>
         <w:rPr>
           <w:lang w:val="fr_FR" w:bidi="fr_FR"/>
         </w:rPr>
         <w:t xml:space="preserve">; </w:t>
       </w:r>
-      <w:hyperlink r:id="rId26">
-        <w:r>
-          <w:rPr>
-            <w:lang w:val="fr_FR" w:bidi="fr_FR"/>
-          </w:rPr>
-          <w:rPr>
-            <w:color w:val="0000EE"/>
-            <w:u w:val="single"/>
-          </w:rPr>
-          <w:t xml:space="preserve">48.40 </w:t>
-        </w:r>
-      </w:hyperlink>
+      <w:r>
+        <w:rPr>
+          <w:lang w:val="fr_FR" w:bidi="fr_FR"/>
+        </w:rPr>
+        <w:t xml:space="preserve">48.40 </w:t>
+      </w:r>
       <w:r>
         <w:rPr>
           <w:lang w:val="fr_FR" w:bidi="fr_FR"/>
         </w:rPr>
         <w:t xml:space="preserve">; </w:t>
       </w:r>
-      <w:hyperlink r:id="rId27">
-        <w:r>
-          <w:rPr>
-            <w:lang w:val="fr_FR" w:bidi="fr_FR"/>
-          </w:rPr>
-          <w:rPr>
-            <w:color w:val="0000EE"/>
-            <w:u w:val="single"/>
-          </w:rPr>
-          <w:t>49.22</w:t>
-        </w:r>
-      </w:hyperlink>
+      <w:r>
+        <w:rPr>
+          <w:lang w:val="fr_FR" w:bidi="fr_FR"/>
+        </w:rPr>
+        <w:t>49.22</w:t>
+      </w:r>
       <w:r>
         <w:rPr>
           <w:lang w:val="fr_FR" w:bidi="fr_FR"/>
@@ -991,18 +895,12 @@
         </w:rPr>
         <w:t xml:space="preserve">Les Babyloniens ont en effet emmené de nombreux prisonniers de Juda en exil entre 605 et 586 av. J.‑C. (voir </w:t>
       </w:r>
-      <w:hyperlink r:id="rId28">
-        <w:r>
-          <w:rPr>
-            <w:lang w:val="fr_FR" w:bidi="fr_FR"/>
-          </w:rPr>
-          <w:rPr>
-            <w:color w:val="0000EE"/>
-            <w:u w:val="single"/>
-          </w:rPr>
-          <w:t>Dn 1.1–3</w:t>
-        </w:r>
-      </w:hyperlink>
+      <w:r>
+        <w:rPr>
+          <w:lang w:val="fr_FR" w:bidi="fr_FR"/>
+        </w:rPr>
+        <w:t>Dn 1.1–3</w:t>
+      </w:r>
       <w:r>
         <w:rPr>
           <w:lang w:val="fr_FR" w:bidi="fr_FR"/>
@@ -1057,36 +955,24 @@
         </w:rPr>
         <w:t xml:space="preserve">La tactique de bataille ancienne qui consistait à construire des rampes de terre contre les murs des villes attaquées est largement attestée dans l’ancien Proche-Orient (par exemple dans les versets </w:t>
       </w:r>
-      <w:hyperlink r:id="rId29">
-        <w:r>
-          <w:rPr>
-            <w:lang w:val="fr_FR" w:bidi="fr_FR"/>
-          </w:rPr>
-          <w:rPr>
-            <w:color w:val="0000EE"/>
-            <w:u w:val="single"/>
-          </w:rPr>
-          <w:t>2R 19.32</w:t>
-        </w:r>
-      </w:hyperlink>
+      <w:r>
+        <w:rPr>
+          <w:lang w:val="fr_FR" w:bidi="fr_FR"/>
+        </w:rPr>
+        <w:t>2R 19.32</w:t>
+      </w:r>
       <w:r>
         <w:rPr>
           <w:lang w:val="fr_FR" w:bidi="fr_FR"/>
         </w:rPr>
         <w:t xml:space="preserve"> ; </w:t>
       </w:r>
-      <w:hyperlink r:id="rId30">
-        <w:r>
-          <w:rPr>
-            <w:lang w:val="fr_FR" w:bidi="fr_FR"/>
-          </w:rPr>
-          <w:rPr>
-            <w:color w:val="0000EE"/>
-            <w:u w:val="single"/>
-          </w:rPr>
-          <w:t>Na 2.1</w:t>
-        </w:r>
-      </w:hyperlink>
+      <w:r>
+        <w:rPr>
+          <w:lang w:val="fr_FR" w:bidi="fr_FR"/>
+        </w:rPr>
+        <w:t>Na 2.1</w:t>
+      </w:r>
       <w:r>
         <w:rPr>
           <w:lang w:val="fr_FR" w:bidi="fr_FR"/>
@@ -1189,108 +1075,72 @@
         </w:rPr>
         <w:t xml:space="preserve">Malgré sa perplexité, Habakuk n’a pas renoncé à Dieu. Avec les mots « mon Dieu, mon Saint », il réaffirme son engagement envers le Seigneur avant de poser des questions sérieuses sur ce que Dieu lui a révélé. • Au vu du caractère de Dieu et de sa relation d’alliance avec Israël, Habakuk était certain que Dieu n’anéantirait pas son peuple. • pour exercer tes jugements : cf. </w:t>
       </w:r>
-      <w:hyperlink r:id="rId31">
-        <w:r>
-          <w:rPr>
-            <w:lang w:val="fr_FR" w:bidi="fr_FR"/>
-          </w:rPr>
-          <w:rPr>
-            <w:color w:val="0000EE"/>
-            <w:u w:val="single"/>
-          </w:rPr>
-          <w:t>Hé 12.5–11</w:t>
-        </w:r>
-      </w:hyperlink>
+      <w:r>
+        <w:rPr>
+          <w:lang w:val="fr_FR" w:bidi="fr_FR"/>
+        </w:rPr>
+        <w:t>Hé 12.5–11</w:t>
+      </w:r>
       <w:r>
         <w:rPr>
           <w:lang w:val="fr_FR" w:bidi="fr_FR"/>
         </w:rPr>
         <w:t xml:space="preserve">. • mon rocher : il s’agit d’une métaphore courante pour parler de la fidélité et de la force de Dieu (voir </w:t>
       </w:r>
-      <w:hyperlink r:id="rId32">
-        <w:r>
-          <w:rPr>
-            <w:lang w:val="fr_FR" w:bidi="fr_FR"/>
-          </w:rPr>
-          <w:rPr>
-            <w:color w:val="0000EE"/>
-            <w:u w:val="single"/>
-          </w:rPr>
-          <w:t>Dt 32.15</w:t>
-        </w:r>
-      </w:hyperlink>
+      <w:r>
+        <w:rPr>
+          <w:lang w:val="fr_FR" w:bidi="fr_FR"/>
+        </w:rPr>
+        <w:t>Dt 32.15</w:t>
+      </w:r>
       <w:r>
         <w:rPr>
           <w:lang w:val="fr_FR" w:bidi="fr_FR"/>
         </w:rPr>
         <w:t xml:space="preserve"> ; </w:t>
       </w:r>
-      <w:hyperlink r:id="rId33">
-        <w:r>
-          <w:rPr>
-            <w:lang w:val="fr_FR" w:bidi="fr_FR"/>
-          </w:rPr>
-          <w:rPr>
-            <w:color w:val="0000EE"/>
-            <w:u w:val="single"/>
-          </w:rPr>
-          <w:t>1S 2.2</w:t>
-        </w:r>
-      </w:hyperlink>
+      <w:r>
+        <w:rPr>
+          <w:lang w:val="fr_FR" w:bidi="fr_FR"/>
+        </w:rPr>
+        <w:t>1S 2.2</w:t>
+      </w:r>
       <w:r>
         <w:rPr>
           <w:lang w:val="fr_FR" w:bidi="fr_FR"/>
         </w:rPr>
         <w:t xml:space="preserve"> ; </w:t>
       </w:r>
-      <w:hyperlink r:id="rId34">
-        <w:r>
-          <w:rPr>
-            <w:lang w:val="fr_FR" w:bidi="fr_FR"/>
-          </w:rPr>
-          <w:rPr>
-            <w:color w:val="0000EE"/>
-            <w:u w:val="single"/>
-          </w:rPr>
-          <w:t xml:space="preserve">Ps 18.2 </w:t>
-        </w:r>
-      </w:hyperlink>
+      <w:r>
+        <w:rPr>
+          <w:lang w:val="fr_FR" w:bidi="fr_FR"/>
+        </w:rPr>
+        <w:t xml:space="preserve">Ps 18.2 </w:t>
+      </w:r>
       <w:r>
         <w:rPr>
           <w:lang w:val="fr_FR" w:bidi="fr_FR"/>
         </w:rPr>
         <w:t xml:space="preserve">; </w:t>
       </w:r>
-      <w:hyperlink r:id="rId35">
-        <w:r>
-          <w:rPr>
-            <w:lang w:val="fr_FR" w:bidi="fr_FR"/>
-          </w:rPr>
-          <w:rPr>
-            <w:color w:val="0000EE"/>
-            <w:u w:val="single"/>
-          </w:rPr>
-          <w:t>1Co 10.4</w:t>
-        </w:r>
-      </w:hyperlink>
+      <w:r>
+        <w:rPr>
+          <w:lang w:val="fr_FR" w:bidi="fr_FR"/>
+        </w:rPr>
+        <w:t>1Co 10.4</w:t>
+      </w:r>
       <w:r>
         <w:rPr>
           <w:lang w:val="fr_FR" w:bidi="fr_FR"/>
         </w:rPr>
         <w:t xml:space="preserve"> ; </w:t>
       </w:r>
-      <w:hyperlink r:id="rId36">
-        <w:r>
-          <w:rPr>
-            <w:lang w:val="fr_FR" w:bidi="fr_FR"/>
-          </w:rPr>
-          <w:rPr>
-            <w:color w:val="0000EE"/>
-            <w:u w:val="single"/>
-          </w:rPr>
-          <w:t>1P 2.6–8</w:t>
-        </w:r>
-      </w:hyperlink>
+      <w:r>
+        <w:rPr>
+          <w:lang w:val="fr_FR" w:bidi="fr_FR"/>
+        </w:rPr>
+        <w:t>1P 2.6–8</w:t>
+      </w:r>
       <w:r>
         <w:rPr>
           <w:lang w:val="fr_FR" w:bidi="fr_FR"/>
@@ -1345,18 +1195,12 @@
         </w:rPr>
         <w:t>Habakuk avait du mal à concilier la réponse de Dieu (</w:t>
       </w:r>
-      <w:hyperlink r:id="rId24">
-        <w:r>
-          <w:rPr>
-            <w:lang w:val="fr_FR" w:bidi="fr_FR"/>
-          </w:rPr>
-          <w:rPr>
-            <w:color w:val="0000EE"/>
-            <w:u w:val="single"/>
-          </w:rPr>
-          <w:t>1.5–11</w:t>
-        </w:r>
-      </w:hyperlink>
+      <w:r>
+        <w:rPr>
+          <w:lang w:val="fr_FR" w:bidi="fr_FR"/>
+        </w:rPr>
+        <w:t>1.5–11</w:t>
+      </w:r>
       <w:r>
         <w:rPr>
           <w:lang w:val="fr_FR" w:bidi="fr_FR"/>
@@ -1471,18 +1315,12 @@
         </w:rPr>
         <w:t xml:space="preserve"> ; cf. </w:t>
       </w:r>
-      <w:hyperlink r:id="rId37">
-        <w:r>
-          <w:rPr>
-            <w:lang w:val="fr_FR" w:bidi="fr_FR"/>
-          </w:rPr>
-          <w:rPr>
-            <w:color w:val="0000EE"/>
-            <w:u w:val="single"/>
-          </w:rPr>
-          <w:t>1Jn 5.21</w:t>
-        </w:r>
-      </w:hyperlink>
+      <w:r>
+        <w:rPr>
+          <w:lang w:val="fr_FR" w:bidi="fr_FR"/>
+        </w:rPr>
+        <w:t>1Jn 5.21</w:t>
+      </w:r>
       <w:r>
         <w:rPr>
           <w:lang w:val="fr_FR" w:bidi="fr_FR"/>
@@ -1537,54 +1375,36 @@
         </w:rPr>
         <w:t xml:space="preserve">J’étais à mon poste… Je veillais : comme une sentinelle en service (voir aussi </w:t>
       </w:r>
-      <w:hyperlink r:id="rId38">
-        <w:r>
-          <w:rPr>
-            <w:lang w:val="fr_FR" w:bidi="fr_FR"/>
-          </w:rPr>
-          <w:rPr>
-            <w:color w:val="0000EE"/>
-            <w:u w:val="single"/>
-          </w:rPr>
-          <w:t>2S 18.24–28</w:t>
-        </w:r>
-      </w:hyperlink>
+      <w:r>
+        <w:rPr>
+          <w:lang w:val="fr_FR" w:bidi="fr_FR"/>
+        </w:rPr>
+        <w:t>2S 18.24–28</w:t>
+      </w:r>
       <w:r>
         <w:rPr>
           <w:lang w:val="fr_FR" w:bidi="fr_FR"/>
         </w:rPr>
         <w:t xml:space="preserve"> ; </w:t>
       </w:r>
-      <w:hyperlink r:id="rId39">
-        <w:r>
-          <w:rPr>
-            <w:lang w:val="fr_FR" w:bidi="fr_FR"/>
-          </w:rPr>
-          <w:rPr>
-            <w:color w:val="0000EE"/>
-            <w:u w:val="single"/>
-          </w:rPr>
-          <w:t>2R 9.17–20</w:t>
-        </w:r>
-      </w:hyperlink>
+      <w:r>
+        <w:rPr>
+          <w:lang w:val="fr_FR" w:bidi="fr_FR"/>
+        </w:rPr>
+        <w:t>2R 9.17–20</w:t>
+      </w:r>
       <w:r>
         <w:rPr>
           <w:lang w:val="fr_FR" w:bidi="fr_FR"/>
         </w:rPr>
         <w:t xml:space="preserve"> ; </w:t>
       </w:r>
-      <w:hyperlink r:id="rId40">
-        <w:r>
-          <w:rPr>
-            <w:lang w:val="fr_FR" w:bidi="fr_FR"/>
-          </w:rPr>
-          <w:rPr>
-            <w:color w:val="0000EE"/>
-            <w:u w:val="single"/>
-          </w:rPr>
-          <w:t>Ez 33.2–6</w:t>
-        </w:r>
-      </w:hyperlink>
+      <w:r>
+        <w:rPr>
+          <w:lang w:val="fr_FR" w:bidi="fr_FR"/>
+        </w:rPr>
+        <w:t>Ez 33.2–6</w:t>
+      </w:r>
       <w:r>
         <w:rPr>
           <w:lang w:val="fr_FR" w:bidi="fr_FR"/>
@@ -1735,18 +1555,12 @@
         </w:rPr>
         <w:t>Dieu répond à la deuxième plainte d’Habakuk (</w:t>
       </w:r>
-      <w:hyperlink r:id="rId41">
-        <w:r>
-          <w:rPr>
-            <w:lang w:val="fr_FR" w:bidi="fr_FR"/>
-          </w:rPr>
-          <w:rPr>
-            <w:color w:val="0000EE"/>
-            <w:u w:val="single"/>
-          </w:rPr>
-          <w:t>1.12–2.1</w:t>
-        </w:r>
-      </w:hyperlink>
+      <w:r>
+        <w:rPr>
+          <w:lang w:val="fr_FR" w:bidi="fr_FR"/>
+        </w:rPr>
+        <w:t>1.12–2.1</w:t>
+      </w:r>
       <w:r>
         <w:rPr>
           <w:lang w:val="fr_FR" w:bidi="fr_FR"/>
@@ -1801,18 +1615,12 @@
         </w:rPr>
         <w:t xml:space="preserve">elle s’accomplira certainement : À un moment futur fixé, connu seulement du Seigneur, il interviendra dans l’histoire de la terre et l’amènera à une conclusion appropriée, en justifiant les justes et en jugeant les méchants. Le peuple de Dieu doit attendre patiemment, sachant que le plan divin est en cours (voir </w:t>
       </w:r>
-      <w:hyperlink r:id="rId42">
-        <w:r>
-          <w:rPr>
-            <w:lang w:val="fr_FR" w:bidi="fr_FR"/>
-          </w:rPr>
-          <w:rPr>
-            <w:color w:val="0000EE"/>
-            <w:u w:val="single"/>
-          </w:rPr>
-          <w:t>Hé 10.35–38</w:t>
-        </w:r>
-      </w:hyperlink>
+      <w:r>
+        <w:rPr>
+          <w:lang w:val="fr_FR" w:bidi="fr_FR"/>
+        </w:rPr>
+        <w:t>Hé 10.35–38</w:t>
+      </w:r>
       <w:r>
         <w:rPr>
           <w:lang w:val="fr_FR" w:bidi="fr_FR"/>
@@ -1867,72 +1675,48 @@
         </w:rPr>
         <w:t>Dieu est conscient de l’égocentrisme des orgueilleux. Leurs vies malhonnêtes démontrent leur injustice : ils refusent l’instruction de Dieu et satisfont leurs propres désirs (</w:t>
       </w:r>
-      <w:hyperlink r:id="rId43">
-        <w:r>
-          <w:rPr>
-            <w:lang w:val="fr_FR" w:bidi="fr_FR"/>
-          </w:rPr>
-          <w:rPr>
-            <w:color w:val="0000EE"/>
-            <w:u w:val="single"/>
-          </w:rPr>
-          <w:t>Pr 12.15</w:t>
-        </w:r>
-      </w:hyperlink>
+      <w:r>
+        <w:rPr>
+          <w:lang w:val="fr_FR" w:bidi="fr_FR"/>
+        </w:rPr>
+        <w:t>Pr 12.15</w:t>
+      </w:r>
       <w:r>
         <w:rPr>
           <w:lang w:val="fr_FR" w:bidi="fr_FR"/>
         </w:rPr>
         <w:t xml:space="preserve"> ; </w:t>
       </w:r>
-      <w:hyperlink r:id="rId44">
-        <w:r>
-          <w:rPr>
-            <w:lang w:val="fr_FR" w:bidi="fr_FR"/>
-          </w:rPr>
-          <w:rPr>
-            <w:color w:val="0000EE"/>
-            <w:u w:val="single"/>
-          </w:rPr>
-          <w:t>21.8</w:t>
-        </w:r>
-      </w:hyperlink>
+      <w:r>
+        <w:rPr>
+          <w:lang w:val="fr_FR" w:bidi="fr_FR"/>
+        </w:rPr>
+        <w:t>21.8</w:t>
+      </w:r>
       <w:r>
         <w:rPr>
           <w:lang w:val="fr_FR" w:bidi="fr_FR"/>
         </w:rPr>
         <w:t xml:space="preserve">, </w:t>
       </w:r>
-      <w:hyperlink r:id="rId45">
-        <w:r>
-          <w:rPr>
-            <w:lang w:val="fr_FR" w:bidi="fr_FR"/>
-          </w:rPr>
-          <w:rPr>
-            <w:color w:val="0000EE"/>
-            <w:u w:val="single"/>
-          </w:rPr>
-          <w:t>29</w:t>
-        </w:r>
-      </w:hyperlink>
+      <w:r>
+        <w:rPr>
+          <w:lang w:val="fr_FR" w:bidi="fr_FR"/>
+        </w:rPr>
+        <w:t>29</w:t>
+      </w:r>
       <w:r>
         <w:rPr>
           <w:lang w:val="fr_FR" w:bidi="fr_FR"/>
         </w:rPr>
         <w:t xml:space="preserve"> ; </w:t>
       </w:r>
-      <w:hyperlink r:id="rId46">
-        <w:r>
-          <w:rPr>
-            <w:lang w:val="fr_FR" w:bidi="fr_FR"/>
-          </w:rPr>
-          <w:rPr>
-            <w:color w:val="0000EE"/>
-            <w:u w:val="single"/>
-          </w:rPr>
-          <w:t>29.27</w:t>
-        </w:r>
-      </w:hyperlink>
+      <w:r>
+        <w:rPr>
+          <w:lang w:val="fr_FR" w:bidi="fr_FR"/>
+        </w:rPr>
+        <w:t>29.27</w:t>
+      </w:r>
       <w:r>
         <w:rPr>
           <w:lang w:val="fr_FR" w:bidi="fr_FR"/>
@@ -1965,72 +1749,48 @@
         </w:rPr>
         <w:t>) décrit la confiance d’Abram en Dieu (</w:t>
       </w:r>
-      <w:hyperlink r:id="rId47">
-        <w:r>
-          <w:rPr>
-            <w:lang w:val="fr_FR" w:bidi="fr_FR"/>
-          </w:rPr>
-          <w:rPr>
-            <w:color w:val="0000EE"/>
-            <w:u w:val="single"/>
-          </w:rPr>
-          <w:t>Gn 15.6</w:t>
-        </w:r>
-      </w:hyperlink>
+      <w:r>
+        <w:rPr>
+          <w:lang w:val="fr_FR" w:bidi="fr_FR"/>
+        </w:rPr>
+        <w:t>Gn 15.6</w:t>
+      </w:r>
       <w:r>
         <w:rPr>
           <w:lang w:val="fr_FR" w:bidi="fr_FR"/>
         </w:rPr>
         <w:t xml:space="preserve">). Dieu transforme le cœur de ceux qui lui font confiance afin qu’ils puissent suivre fidèlement les normes saintes de Dieu. Voir aussi </w:t>
       </w:r>
-      <w:hyperlink r:id="rId48">
-        <w:r>
-          <w:rPr>
-            <w:lang w:val="fr_FR" w:bidi="fr_FR"/>
-          </w:rPr>
-          <w:rPr>
-            <w:color w:val="0000EE"/>
-            <w:u w:val="single"/>
-          </w:rPr>
-          <w:t>Rm 1.16–17</w:t>
-        </w:r>
-      </w:hyperlink>
+      <w:r>
+        <w:rPr>
+          <w:lang w:val="fr_FR" w:bidi="fr_FR"/>
+        </w:rPr>
+        <w:t>Rm 1.16–17</w:t>
+      </w:r>
       <w:r>
         <w:rPr>
           <w:lang w:val="fr_FR" w:bidi="fr_FR"/>
         </w:rPr>
         <w:t xml:space="preserve"> ; </w:t>
       </w:r>
-      <w:hyperlink r:id="rId49">
-        <w:r>
-          <w:rPr>
-            <w:lang w:val="fr_FR" w:bidi="fr_FR"/>
-          </w:rPr>
-          <w:rPr>
-            <w:color w:val="0000EE"/>
-            <w:u w:val="single"/>
-          </w:rPr>
-          <w:t>Ga 3.11</w:t>
-        </w:r>
-      </w:hyperlink>
+      <w:r>
+        <w:rPr>
+          <w:lang w:val="fr_FR" w:bidi="fr_FR"/>
+        </w:rPr>
+        <w:t>Ga 3.11</w:t>
+      </w:r>
       <w:r>
         <w:rPr>
           <w:lang w:val="fr_FR" w:bidi="fr_FR"/>
         </w:rPr>
         <w:t xml:space="preserve"> ; </w:t>
       </w:r>
-      <w:hyperlink r:id="rId50">
-        <w:r>
-          <w:rPr>
-            <w:lang w:val="fr_FR" w:bidi="fr_FR"/>
-          </w:rPr>
-          <w:rPr>
-            <w:color w:val="0000EE"/>
-            <w:u w:val="single"/>
-          </w:rPr>
-          <w:t>Hé 10.37–39</w:t>
-        </w:r>
-      </w:hyperlink>
+      <w:r>
+        <w:rPr>
+          <w:lang w:val="fr_FR" w:bidi="fr_FR"/>
+        </w:rPr>
+        <w:t>Hé 10.37–39</w:t>
+      </w:r>
       <w:r>
         <w:rPr>
           <w:lang w:val="fr_FR" w:bidi="fr_FR"/>
@@ -2085,36 +1845,24 @@
         </w:rPr>
         <w:t>Dans le premier des chants de raillerie d’Habakuk, il condamne les Babyloniens pour avoir pillé les nations. • créanciers… dettes : La métaphore compare les Babyloniens à des créanciers dont les mesures oppressives poussent les oppressés à se soulever contre eux. La cupidité peut facilement ternir la fibre spirituelle d’un individu ou d’une nation (</w:t>
       </w:r>
-      <w:hyperlink r:id="rId51">
-        <w:r>
-          <w:rPr>
-            <w:lang w:val="fr_FR" w:bidi="fr_FR"/>
-          </w:rPr>
-          <w:rPr>
-            <w:color w:val="0000EE"/>
-            <w:u w:val="single"/>
-          </w:rPr>
-          <w:t>Lc 12.15</w:t>
-        </w:r>
-      </w:hyperlink>
+      <w:r>
+        <w:rPr>
+          <w:lang w:val="fr_FR" w:bidi="fr_FR"/>
+        </w:rPr>
+        <w:t>Lc 12.15</w:t>
+      </w:r>
       <w:r>
         <w:rPr>
           <w:lang w:val="fr_FR" w:bidi="fr_FR"/>
         </w:rPr>
         <w:t xml:space="preserve"> ; </w:t>
       </w:r>
-      <w:hyperlink r:id="rId52">
-        <w:r>
-          <w:rPr>
-            <w:lang w:val="fr_FR" w:bidi="fr_FR"/>
-          </w:rPr>
-          <w:rPr>
-            <w:color w:val="0000EE"/>
-            <w:u w:val="single"/>
-          </w:rPr>
-          <w:t>Ep 5.3</w:t>
-        </w:r>
-      </w:hyperlink>
+      <w:r>
+        <w:rPr>
+          <w:lang w:val="fr_FR" w:bidi="fr_FR"/>
+        </w:rPr>
+        <w:t>Ep 5.3</w:t>
+      </w:r>
       <w:r>
         <w:rPr>
           <w:lang w:val="fr_FR" w:bidi="fr_FR"/>
@@ -2169,108 +1917,72 @@
         </w:rPr>
         <w:t>Cinq chansons de raillerie (</w:t>
       </w:r>
-      <w:hyperlink r:id="rId53">
-        <w:r>
-          <w:rPr>
-            <w:lang w:val="fr_FR" w:bidi="fr_FR"/>
-          </w:rPr>
-          <w:rPr>
-            <w:color w:val="0000EE"/>
-            <w:u w:val="single"/>
-          </w:rPr>
-          <w:t>2.6–8</w:t>
-        </w:r>
-      </w:hyperlink>
+      <w:r>
+        <w:rPr>
+          <w:lang w:val="fr_FR" w:bidi="fr_FR"/>
+        </w:rPr>
+        <w:t>2.6–8</w:t>
+      </w:r>
       <w:r>
         <w:rPr>
           <w:lang w:val="fr_FR" w:bidi="fr_FR"/>
         </w:rPr>
         <w:t xml:space="preserve">, </w:t>
       </w:r>
-      <w:hyperlink r:id="rId54">
-        <w:r>
-          <w:rPr>
-            <w:lang w:val="fr_FR" w:bidi="fr_FR"/>
-          </w:rPr>
-          <w:rPr>
-            <w:color w:val="0000EE"/>
-            <w:u w:val="single"/>
-          </w:rPr>
-          <w:t>9–11</w:t>
-        </w:r>
-      </w:hyperlink>
+      <w:r>
+        <w:rPr>
+          <w:lang w:val="fr_FR" w:bidi="fr_FR"/>
+        </w:rPr>
+        <w:t>9–11</w:t>
+      </w:r>
       <w:r>
         <w:rPr>
           <w:lang w:val="fr_FR" w:bidi="fr_FR"/>
         </w:rPr>
         <w:t xml:space="preserve">, </w:t>
       </w:r>
-      <w:hyperlink r:id="rId55">
-        <w:r>
-          <w:rPr>
-            <w:lang w:val="fr_FR" w:bidi="fr_FR"/>
-          </w:rPr>
-          <w:rPr>
-            <w:color w:val="0000EE"/>
-            <w:u w:val="single"/>
-          </w:rPr>
-          <w:t>12–14</w:t>
-        </w:r>
-      </w:hyperlink>
+      <w:r>
+        <w:rPr>
+          <w:lang w:val="fr_FR" w:bidi="fr_FR"/>
+        </w:rPr>
+        <w:t>12–14</w:t>
+      </w:r>
       <w:r>
         <w:rPr>
           <w:lang w:val="fr_FR" w:bidi="fr_FR"/>
         </w:rPr>
         <w:t xml:space="preserve">, </w:t>
       </w:r>
-      <w:hyperlink r:id="rId56">
-        <w:r>
-          <w:rPr>
-            <w:lang w:val="fr_FR" w:bidi="fr_FR"/>
-          </w:rPr>
-          <w:rPr>
-            <w:color w:val="0000EE"/>
-            <w:u w:val="single"/>
-          </w:rPr>
-          <w:t>15–17</w:t>
-        </w:r>
-      </w:hyperlink>
+      <w:r>
+        <w:rPr>
+          <w:lang w:val="fr_FR" w:bidi="fr_FR"/>
+        </w:rPr>
+        <w:t>15–17</w:t>
+      </w:r>
       <w:r>
         <w:rPr>
           <w:lang w:val="fr_FR" w:bidi="fr_FR"/>
         </w:rPr>
         <w:t xml:space="preserve">, </w:t>
       </w:r>
-      <w:hyperlink r:id="rId57">
-        <w:r>
-          <w:rPr>
-            <w:lang w:val="fr_FR" w:bidi="fr_FR"/>
-          </w:rPr>
-          <w:rPr>
-            <w:color w:val="0000EE"/>
-            <w:u w:val="single"/>
-          </w:rPr>
-          <w:t>18–20</w:t>
-        </w:r>
-      </w:hyperlink>
+      <w:r>
+        <w:rPr>
+          <w:lang w:val="fr_FR" w:bidi="fr_FR"/>
+        </w:rPr>
+        <w:t>18–20</w:t>
+      </w:r>
       <w:r>
         <w:rPr>
           <w:lang w:val="fr_FR" w:bidi="fr_FR"/>
         </w:rPr>
         <w:t xml:space="preserve">) dépeignent le jugement futur de Dieu sur les Babyloniens (et d’autres qui, comme les Babyloniens, se livrent à la violence et à l’injustice). Dieu leur permet de sceller leur propre destin. Ceux qui souffrent pourront répéter ces railleries lorsque les méchants seront jugés (voir </w:t>
       </w:r>
-      <w:hyperlink r:id="rId58">
-        <w:r>
-          <w:rPr>
-            <w:lang w:val="fr_FR" w:bidi="fr_FR"/>
-          </w:rPr>
-          <w:rPr>
-            <w:color w:val="0000EE"/>
-            <w:u w:val="single"/>
-          </w:rPr>
-          <w:t>1.14–17</w:t>
-        </w:r>
-      </w:hyperlink>
+      <w:r>
+        <w:rPr>
+          <w:lang w:val="fr_FR" w:bidi="fr_FR"/>
+        </w:rPr>
+        <w:t>1.14–17</w:t>
+      </w:r>
       <w:r>
         <w:rPr>
           <w:lang w:val="fr_FR" w:bidi="fr_FR"/>
@@ -2386,18 +2098,12 @@
         </w:rPr>
         <w:t>Dans le troisième chant de raillerie, les Babyloniens sont condamnés pour le meurtre, la corruption de la vie humaine et de la société, actions qui leur ont apporté la richesse pour construire leurs villes. Dieu ferait en sorte que leur gain apparent se révèle être une perte totale. • la terre sera remplie : L’antithèse de la violence et de la richesse mal acquise est la conscience de la gloire du Seigneur, que Dieu promet de rendre aussi omniprésente que l'eau dans l'océan (</w:t>
       </w:r>
-      <w:hyperlink r:id="rId59">
-        <w:r>
-          <w:rPr>
-            <w:lang w:val="fr_FR" w:bidi="fr_FR"/>
-          </w:rPr>
-          <w:rPr>
-            <w:color w:val="0000EE"/>
-            <w:u w:val="single"/>
-          </w:rPr>
-          <w:t>Es 11.9</w:t>
-        </w:r>
-      </w:hyperlink>
+      <w:r>
+        <w:rPr>
+          <w:lang w:val="fr_FR" w:bidi="fr_FR"/>
+        </w:rPr>
+        <w:t>Es 11.9</w:t>
+      </w:r>
       <w:r>
         <w:rPr>
           <w:lang w:val="fr_FR" w:bidi="fr_FR"/>
@@ -2452,36 +2158,24 @@
         </w:rPr>
         <w:t xml:space="preserve">Dans le quatrième chant de raillerie, les Babyloniens sont condamnés pour leurs actes honteux envers les gens, les animaux et l’environnement. Ils ressemblent à un homme qui semble hospitalier, mais qui, après avoir enivré ses voisins, les dépouille de tout. Cependant, les Babyloniens seront déshonorés après avoir bu de la coupe du jugement du Seigneur (voir </w:t>
       </w:r>
-      <w:hyperlink r:id="rId60">
-        <w:r>
-          <w:rPr>
-            <w:lang w:val="fr_FR" w:bidi="fr_FR"/>
-          </w:rPr>
-          <w:rPr>
-            <w:color w:val="0000EE"/>
-            <w:u w:val="single"/>
-          </w:rPr>
-          <w:t>Jr 25.15–17</w:t>
-        </w:r>
-      </w:hyperlink>
+      <w:r>
+        <w:rPr>
+          <w:lang w:val="fr_FR" w:bidi="fr_FR"/>
+        </w:rPr>
+        <w:t>Jr 25.15–17</w:t>
+      </w:r>
       <w:r>
         <w:rPr>
           <w:lang w:val="fr_FR" w:bidi="fr_FR"/>
         </w:rPr>
         <w:t xml:space="preserve"> ; cf. </w:t>
       </w:r>
-      <w:hyperlink r:id="rId61">
-        <w:r>
-          <w:rPr>
-            <w:lang w:val="fr_FR" w:bidi="fr_FR"/>
-          </w:rPr>
-          <w:rPr>
-            <w:color w:val="0000EE"/>
-            <w:u w:val="single"/>
-          </w:rPr>
-          <w:t>Jn 18.11</w:t>
-        </w:r>
-      </w:hyperlink>
+      <w:r>
+        <w:rPr>
+          <w:lang w:val="fr_FR" w:bidi="fr_FR"/>
+        </w:rPr>
+        <w:t>Jn 18.11</w:t>
+      </w:r>
       <w:r>
         <w:rPr>
           <w:lang w:val="fr_FR" w:bidi="fr_FR"/>
@@ -2549,72 +2243,48 @@
         </w:rPr>
         <w:t xml:space="preserve"> elles ne peuvent ni sauver ni enseigner leurs adorateurs (</w:t>
       </w:r>
-      <w:hyperlink r:id="rId62">
-        <w:r>
-          <w:rPr>
-            <w:lang w:val="fr_FR" w:bidi="fr_FR"/>
-          </w:rPr>
-          <w:rPr>
-            <w:color w:val="0000EE"/>
-            <w:u w:val="single"/>
-          </w:rPr>
-          <w:t>Es 42.17</w:t>
-        </w:r>
-      </w:hyperlink>
+      <w:r>
+        <w:rPr>
+          <w:lang w:val="fr_FR" w:bidi="fr_FR"/>
+        </w:rPr>
+        <w:t>Es 42.17</w:t>
+      </w:r>
       <w:r>
         <w:rPr>
           <w:lang w:val="fr_FR" w:bidi="fr_FR"/>
         </w:rPr>
         <w:t>). Seul le Seigneur mérite vraiment notre adoration (</w:t>
       </w:r>
-      <w:hyperlink r:id="rId63">
-        <w:r>
-          <w:rPr>
-            <w:lang w:val="fr_FR" w:bidi="fr_FR"/>
-          </w:rPr>
-          <w:rPr>
-            <w:color w:val="0000EE"/>
-            <w:u w:val="single"/>
-          </w:rPr>
-          <w:t>Ha 2.20</w:t>
-        </w:r>
-      </w:hyperlink>
+      <w:r>
+        <w:rPr>
+          <w:lang w:val="fr_FR" w:bidi="fr_FR"/>
+        </w:rPr>
+        <w:t>Ha 2.20</w:t>
+      </w:r>
       <w:r>
         <w:rPr>
           <w:lang w:val="fr_FR" w:bidi="fr_FR"/>
         </w:rPr>
         <w:t xml:space="preserve"> ; </w:t>
       </w:r>
-      <w:hyperlink r:id="rId64">
-        <w:r>
-          <w:rPr>
-            <w:lang w:val="fr_FR" w:bidi="fr_FR"/>
-          </w:rPr>
-          <w:rPr>
-            <w:color w:val="0000EE"/>
-            <w:u w:val="single"/>
-          </w:rPr>
-          <w:t>Ex 20.2–6</w:t>
-        </w:r>
-      </w:hyperlink>
+      <w:r>
+        <w:rPr>
+          <w:lang w:val="fr_FR" w:bidi="fr_FR"/>
+        </w:rPr>
+        <w:t>Ex 20.2–6</w:t>
+      </w:r>
       <w:r>
         <w:rPr>
           <w:lang w:val="fr_FR" w:bidi="fr_FR"/>
         </w:rPr>
         <w:t xml:space="preserve"> ; cf. </w:t>
       </w:r>
-      <w:hyperlink r:id="rId65">
-        <w:r>
-          <w:rPr>
-            <w:lang w:val="fr_FR" w:bidi="fr_FR"/>
-          </w:rPr>
-          <w:rPr>
-            <w:color w:val="0000EE"/>
-            <w:u w:val="single"/>
-          </w:rPr>
-          <w:t>Ec 5.1–2</w:t>
-        </w:r>
-      </w:hyperlink>
+      <w:r>
+        <w:rPr>
+          <w:lang w:val="fr_FR" w:bidi="fr_FR"/>
+        </w:rPr>
+        <w:t>Ec 5.1–2</w:t>
+      </w:r>
       <w:r>
         <w:rPr>
           <w:lang w:val="fr_FR" w:bidi="fr_FR"/>
@@ -2669,126 +2339,84 @@
         </w:rPr>
         <w:t>Les chants de raillerie se terminent par une déclaration : Celui qui règne sur toutes les nations n’est pas une idole babylonienne (</w:t>
       </w:r>
-      <w:hyperlink r:id="rId57">
-        <w:r>
-          <w:rPr>
-            <w:lang w:val="fr_FR" w:bidi="fr_FR"/>
-          </w:rPr>
-          <w:rPr>
-            <w:color w:val="0000EE"/>
-            <w:u w:val="single"/>
-          </w:rPr>
-          <w:t>2.18–20</w:t>
-        </w:r>
-      </w:hyperlink>
+      <w:r>
+        <w:rPr>
+          <w:lang w:val="fr_FR" w:bidi="fr_FR"/>
+        </w:rPr>
+        <w:t>2.18–20</w:t>
+      </w:r>
       <w:r>
         <w:rPr>
           <w:lang w:val="fr_FR" w:bidi="fr_FR"/>
         </w:rPr>
         <w:t>), mais le Dieu Saint. Contrairement aux idoles babyloniennes sans vie, le Dieu vivant habite dans son saint temple. La présence de Dieu remplit son sanctuaire céleste (</w:t>
       </w:r>
-      <w:hyperlink r:id="rId66">
-        <w:r>
-          <w:rPr>
-            <w:lang w:val="fr_FR" w:bidi="fr_FR"/>
-          </w:rPr>
-          <w:rPr>
-            <w:color w:val="0000EE"/>
-            <w:u w:val="single"/>
-          </w:rPr>
-          <w:t>Es 6.1–5</w:t>
-        </w:r>
-      </w:hyperlink>
+      <w:r>
+        <w:rPr>
+          <w:lang w:val="fr_FR" w:bidi="fr_FR"/>
+        </w:rPr>
+        <w:t>Es 6.1–5</w:t>
+      </w:r>
       <w:r>
         <w:rPr>
           <w:lang w:val="fr_FR" w:bidi="fr_FR"/>
         </w:rPr>
         <w:t>), et à l’époque d’Habakuk, elle remplissait le Temple à Jérusalem (</w:t>
       </w:r>
-      <w:hyperlink r:id="rId67">
-        <w:r>
-          <w:rPr>
-            <w:lang w:val="fr_FR" w:bidi="fr_FR"/>
-          </w:rPr>
-          <w:rPr>
-            <w:color w:val="0000EE"/>
-            <w:u w:val="single"/>
-          </w:rPr>
-          <w:t>1R 8.10–11</w:t>
-        </w:r>
-      </w:hyperlink>
+      <w:r>
+        <w:rPr>
+          <w:lang w:val="fr_FR" w:bidi="fr_FR"/>
+        </w:rPr>
+        <w:t>1R 8.10–11</w:t>
+      </w:r>
       <w:r>
         <w:rPr>
           <w:lang w:val="fr_FR" w:bidi="fr_FR"/>
         </w:rPr>
         <w:t>). Dieu contrôle toute la terre et attend des gens qu’ils l’adorent dans une soumission humble (</w:t>
       </w:r>
-      <w:hyperlink r:id="rId68">
-        <w:r>
-          <w:rPr>
-            <w:lang w:val="fr_FR" w:bidi="fr_FR"/>
-          </w:rPr>
-          <w:rPr>
-            <w:color w:val="0000EE"/>
-            <w:u w:val="single"/>
-          </w:rPr>
-          <w:t xml:space="preserve">Ps 63.1–4 </w:t>
-        </w:r>
-      </w:hyperlink>
+      <w:r>
+        <w:rPr>
+          <w:lang w:val="fr_FR" w:bidi="fr_FR"/>
+        </w:rPr>
+        <w:t xml:space="preserve">Ps 63.1–4 </w:t>
+      </w:r>
       <w:r>
         <w:rPr>
           <w:lang w:val="fr_FR" w:bidi="fr_FR"/>
         </w:rPr>
         <w:t xml:space="preserve">; </w:t>
       </w:r>
-      <w:hyperlink r:id="rId69">
-        <w:r>
-          <w:rPr>
-            <w:lang w:val="fr_FR" w:bidi="fr_FR"/>
-          </w:rPr>
-          <w:rPr>
-            <w:color w:val="0000EE"/>
-            <w:u w:val="single"/>
-          </w:rPr>
-          <w:t xml:space="preserve">Jr 10.1–10 </w:t>
-        </w:r>
-      </w:hyperlink>
+      <w:r>
+        <w:rPr>
+          <w:lang w:val="fr_FR" w:bidi="fr_FR"/>
+        </w:rPr>
+        <w:t xml:space="preserve">Jr 10.1–10 </w:t>
+      </w:r>
       <w:r>
         <w:rPr>
           <w:lang w:val="fr_FR" w:bidi="fr_FR"/>
         </w:rPr>
         <w:t xml:space="preserve">; </w:t>
       </w:r>
-      <w:hyperlink r:id="rId70">
-        <w:r>
-          <w:rPr>
-            <w:lang w:val="fr_FR" w:bidi="fr_FR"/>
-          </w:rPr>
-          <w:rPr>
-            <w:color w:val="0000EE"/>
-            <w:u w:val="single"/>
-          </w:rPr>
-          <w:t>Mi 7.16</w:t>
-        </w:r>
-      </w:hyperlink>
+      <w:r>
+        <w:rPr>
+          <w:lang w:val="fr_FR" w:bidi="fr_FR"/>
+        </w:rPr>
+        <w:t>Mi 7.16</w:t>
+      </w:r>
       <w:r>
         <w:rPr>
           <w:lang w:val="fr_FR" w:bidi="fr_FR"/>
         </w:rPr>
         <w:t xml:space="preserve"> ; </w:t>
       </w:r>
-      <w:hyperlink r:id="rId71">
-        <w:r>
-          <w:rPr>
-            <w:lang w:val="fr_FR" w:bidi="fr_FR"/>
-          </w:rPr>
-          <w:rPr>
-            <w:color w:val="0000EE"/>
-            <w:u w:val="single"/>
-          </w:rPr>
-          <w:t>Za 2.13</w:t>
-        </w:r>
-      </w:hyperlink>
+      <w:r>
+        <w:rPr>
+          <w:lang w:val="fr_FR" w:bidi="fr_FR"/>
+        </w:rPr>
+        <w:t>Za 2.13</w:t>
+      </w:r>
       <w:r>
         <w:rPr>
           <w:lang w:val="fr_FR" w:bidi="fr_FR"/>
@@ -2891,36 +2519,24 @@
         </w:rPr>
         <w:t>Habakuk se tient en admiration devant le Souverain qui est assis sur son trône dans son saint Temple (</w:t>
       </w:r>
-      <w:hyperlink r:id="rId63">
-        <w:r>
-          <w:rPr>
-            <w:lang w:val="fr_FR" w:bidi="fr_FR"/>
-          </w:rPr>
-          <w:rPr>
-            <w:color w:val="0000EE"/>
-            <w:u w:val="single"/>
-          </w:rPr>
-          <w:t>2.20</w:t>
-        </w:r>
-      </w:hyperlink>
+      <w:r>
+        <w:rPr>
+          <w:lang w:val="fr_FR" w:bidi="fr_FR"/>
+        </w:rPr>
+        <w:t>2.20</w:t>
+      </w:r>
       <w:r>
         <w:rPr>
           <w:lang w:val="fr_FR" w:bidi="fr_FR"/>
         </w:rPr>
         <w:t xml:space="preserve">). • À la lumière du message de Dieu concernant le châtiment à venir de Juda, Habakuk prie pour que Dieu, qui est intervenu miraculeusement en faveur d’Israël dans le passé, fasse à nouveau connaître son œuvre de rédemption (voir aussi </w:t>
       </w:r>
-      <w:hyperlink r:id="rId72">
-        <w:r>
-          <w:rPr>
-            <w:lang w:val="fr_FR" w:bidi="fr_FR"/>
-          </w:rPr>
-          <w:rPr>
-            <w:color w:val="0000EE"/>
-            <w:u w:val="single"/>
-          </w:rPr>
-          <w:t>Ps 77</w:t>
-        </w:r>
-      </w:hyperlink>
+      <w:r>
+        <w:rPr>
+          <w:lang w:val="fr_FR" w:bidi="fr_FR"/>
+        </w:rPr>
+        <w:t>Ps 77</w:t>
+      </w:r>
       <w:r>
         <w:rPr>
           <w:lang w:val="fr_FR" w:bidi="fr_FR"/>
@@ -2975,144 +2591,96 @@
         </w:rPr>
         <w:t xml:space="preserve">Théman : Théman était l’une des principales villes d’Édom (voir aussi </w:t>
       </w:r>
-      <w:hyperlink r:id="rId73">
-        <w:r>
-          <w:rPr>
-            <w:lang w:val="fr_FR" w:bidi="fr_FR"/>
-          </w:rPr>
-          <w:rPr>
-            <w:color w:val="0000EE"/>
-            <w:u w:val="single"/>
-          </w:rPr>
-          <w:t>Jb 2.11</w:t>
-        </w:r>
-      </w:hyperlink>
+      <w:r>
+        <w:rPr>
+          <w:lang w:val="fr_FR" w:bidi="fr_FR"/>
+        </w:rPr>
+        <w:t>Jb 2.11</w:t>
+      </w:r>
       <w:r>
         <w:rPr>
           <w:lang w:val="fr_FR" w:bidi="fr_FR"/>
         </w:rPr>
         <w:t xml:space="preserve"> ; </w:t>
       </w:r>
-      <w:hyperlink r:id="rId74">
-        <w:r>
-          <w:rPr>
-            <w:lang w:val="fr_FR" w:bidi="fr_FR"/>
-          </w:rPr>
-          <w:rPr>
-            <w:color w:val="0000EE"/>
-            <w:u w:val="single"/>
-          </w:rPr>
-          <w:t>Jr 49.7</w:t>
-        </w:r>
-      </w:hyperlink>
+      <w:r>
+        <w:rPr>
+          <w:lang w:val="fr_FR" w:bidi="fr_FR"/>
+        </w:rPr>
+        <w:t>Jr 49.7</w:t>
+      </w:r>
       <w:r>
         <w:rPr>
           <w:lang w:val="fr_FR" w:bidi="fr_FR"/>
         </w:rPr>
         <w:t xml:space="preserve">) ; le terme peut désigner l’ensemble de la région d’Édom où la ville était située (cf. </w:t>
       </w:r>
-      <w:hyperlink r:id="rId75">
-        <w:r>
-          <w:rPr>
-            <w:lang w:val="fr_FR" w:bidi="fr_FR"/>
-          </w:rPr>
-          <w:rPr>
-            <w:color w:val="0000EE"/>
-            <w:u w:val="single"/>
-          </w:rPr>
-          <w:t>Ab 1.9</w:t>
-        </w:r>
-      </w:hyperlink>
+      <w:r>
+        <w:rPr>
+          <w:lang w:val="fr_FR" w:bidi="fr_FR"/>
+        </w:rPr>
+        <w:t>Ab 1.9</w:t>
+      </w:r>
       <w:r>
         <w:rPr>
           <w:lang w:val="fr_FR" w:bidi="fr_FR"/>
         </w:rPr>
         <w:t>). L’utilisation du terme par Habakuk en relation avec la montagne de Paran suggère qu’il avait en tête la région plus large. • Le titre « Saint » est important pour Dieu, car la sainteté est sa caractéristique principale (</w:t>
       </w:r>
-      <w:hyperlink r:id="rId76">
-        <w:r>
-          <w:rPr>
-            <w:lang w:val="fr_FR" w:bidi="fr_FR"/>
-          </w:rPr>
-          <w:rPr>
-            <w:color w:val="0000EE"/>
-            <w:u w:val="single"/>
-          </w:rPr>
-          <w:t>Ha 1.12</w:t>
-        </w:r>
-      </w:hyperlink>
+      <w:r>
+        <w:rPr>
+          <w:lang w:val="fr_FR" w:bidi="fr_FR"/>
+        </w:rPr>
+        <w:t>Ha 1.12</w:t>
+      </w:r>
       <w:r>
         <w:rPr>
           <w:lang w:val="fr_FR" w:bidi="fr_FR"/>
         </w:rPr>
         <w:t xml:space="preserve"> ; voir aussi </w:t>
       </w:r>
-      <w:hyperlink r:id="rId77">
-        <w:r>
-          <w:rPr>
-            <w:lang w:val="fr_FR" w:bidi="fr_FR"/>
-          </w:rPr>
-          <w:rPr>
-            <w:color w:val="0000EE"/>
-            <w:u w:val="single"/>
-          </w:rPr>
-          <w:t>Ex 15.11</w:t>
-        </w:r>
-      </w:hyperlink>
+      <w:r>
+        <w:rPr>
+          <w:lang w:val="fr_FR" w:bidi="fr_FR"/>
+        </w:rPr>
+        <w:t>Ex 15.11</w:t>
+      </w:r>
       <w:r>
         <w:rPr>
           <w:lang w:val="fr_FR" w:bidi="fr_FR"/>
         </w:rPr>
         <w:t xml:space="preserve"> ; </w:t>
       </w:r>
-      <w:hyperlink r:id="rId78">
-        <w:r>
-          <w:rPr>
-            <w:lang w:val="fr_FR" w:bidi="fr_FR"/>
-          </w:rPr>
-          <w:rPr>
-            <w:color w:val="0000EE"/>
-            <w:u w:val="single"/>
-          </w:rPr>
-          <w:t>2R 19.22</w:t>
-        </w:r>
-      </w:hyperlink>
+      <w:r>
+        <w:rPr>
+          <w:lang w:val="fr_FR" w:bidi="fr_FR"/>
+        </w:rPr>
+        <w:t>2R 19.22</w:t>
+      </w:r>
       <w:r>
         <w:rPr>
           <w:lang w:val="fr_FR" w:bidi="fr_FR"/>
         </w:rPr>
         <w:t xml:space="preserve"> ; </w:t>
       </w:r>
-      <w:hyperlink r:id="rId79">
-        <w:r>
-          <w:rPr>
-            <w:lang w:val="fr_FR" w:bidi="fr_FR"/>
-          </w:rPr>
-          <w:rPr>
-            <w:color w:val="0000EE"/>
-            <w:u w:val="single"/>
-          </w:rPr>
-          <w:t xml:space="preserve">Ps 77.13 </w:t>
-        </w:r>
-      </w:hyperlink>
+      <w:r>
+        <w:rPr>
+          <w:lang w:val="fr_FR" w:bidi="fr_FR"/>
+        </w:rPr>
+        <w:t xml:space="preserve">Ps 77.13 </w:t>
+      </w:r>
       <w:r>
         <w:rPr>
           <w:lang w:val="fr_FR" w:bidi="fr_FR"/>
         </w:rPr>
         <w:t xml:space="preserve">; </w:t>
       </w:r>
-      <w:hyperlink r:id="rId80">
-        <w:r>
-          <w:rPr>
-            <w:lang w:val="fr_FR" w:bidi="fr_FR"/>
-          </w:rPr>
-          <w:rPr>
-            <w:color w:val="0000EE"/>
-            <w:u w:val="single"/>
-          </w:rPr>
-          <w:t>Es 6.3</w:t>
-        </w:r>
-      </w:hyperlink>
+      <w:r>
+        <w:rPr>
+          <w:lang w:val="fr_FR" w:bidi="fr_FR"/>
+        </w:rPr>
+        <w:t>Es 6.3</w:t>
+      </w:r>
       <w:r>
         <w:rPr>
           <w:lang w:val="fr_FR" w:bidi="fr_FR"/>
@@ -3167,90 +2735,60 @@
         </w:rPr>
         <w:t>Le prophète loue le pouvoir de Dieu de sauver. Ces deux strophes de louange (</w:t>
       </w:r>
-      <w:hyperlink r:id="rId81">
-        <w:r>
-          <w:rPr>
-            <w:lang w:val="fr_FR" w:bidi="fr_FR"/>
-          </w:rPr>
-          <w:rPr>
-            <w:color w:val="0000EE"/>
-            <w:u w:val="single"/>
-          </w:rPr>
-          <w:t>3.3–7</w:t>
-        </w:r>
-      </w:hyperlink>
+      <w:r>
+        <w:rPr>
+          <w:lang w:val="fr_FR" w:bidi="fr_FR"/>
+        </w:rPr>
+        <w:t>3.3–7</w:t>
+      </w:r>
       <w:r>
         <w:rPr>
           <w:lang w:val="fr_FR" w:bidi="fr_FR"/>
         </w:rPr>
         <w:t xml:space="preserve"> et </w:t>
       </w:r>
-      <w:hyperlink r:id="rId82">
-        <w:r>
-          <w:rPr>
-            <w:lang w:val="fr_FR" w:bidi="fr_FR"/>
-          </w:rPr>
-          <w:rPr>
-            <w:color w:val="0000EE"/>
-            <w:u w:val="single"/>
-          </w:rPr>
-          <w:t>3.8–15</w:t>
-        </w:r>
-      </w:hyperlink>
+      <w:r>
+        <w:rPr>
+          <w:lang w:val="fr_FR" w:bidi="fr_FR"/>
+        </w:rPr>
+        <w:t>3.8–15</w:t>
+      </w:r>
       <w:r>
         <w:rPr>
           <w:lang w:val="fr_FR" w:bidi="fr_FR"/>
         </w:rPr>
         <w:t xml:space="preserve">) sont une réflexion poétique sur l’expérience de l’exode d’Israël. Bien qu’Habakuk insiste sur la rédemption de son peuple par Dieu, sa métaphore reflète parfois des idées trouvées dans les récits anciens du Proche-Orient concernant les dieux (par exemple, la peste et l’épidémie au verset </w:t>
       </w:r>
-      <w:hyperlink r:id="rId83">
-        <w:r>
-          <w:rPr>
-            <w:lang w:val="fr_FR" w:bidi="fr_FR"/>
-          </w:rPr>
-          <w:rPr>
-            <w:color w:val="0000EE"/>
-            <w:u w:val="single"/>
-          </w:rPr>
-          <w:t>3.5</w:t>
-        </w:r>
-      </w:hyperlink>
+      <w:r>
+        <w:rPr>
+          <w:lang w:val="fr_FR" w:bidi="fr_FR"/>
+        </w:rPr>
+        <w:t>3.5</w:t>
+      </w:r>
       <w:r>
         <w:rPr>
           <w:lang w:val="fr_FR" w:bidi="fr_FR"/>
         </w:rPr>
         <w:t xml:space="preserve"> ; le fleuve et la mer au verset </w:t>
       </w:r>
-      <w:hyperlink r:id="rId84">
-        <w:r>
-          <w:rPr>
-            <w:lang w:val="fr_FR" w:bidi="fr_FR"/>
-          </w:rPr>
-          <w:rPr>
-            <w:color w:val="0000EE"/>
-            <w:u w:val="single"/>
-          </w:rPr>
-          <w:t>3.8</w:t>
-        </w:r>
-      </w:hyperlink>
+      <w:r>
+        <w:rPr>
+          <w:lang w:val="fr_FR" w:bidi="fr_FR"/>
+        </w:rPr>
+        <w:t>3.8</w:t>
+      </w:r>
       <w:r>
         <w:rPr>
           <w:lang w:val="fr_FR" w:bidi="fr_FR"/>
         </w:rPr>
         <w:t xml:space="preserve"> ; le soleil et la lune au verset </w:t>
       </w:r>
-      <w:hyperlink r:id="rId85">
-        <w:r>
-          <w:rPr>
-            <w:lang w:val="fr_FR" w:bidi="fr_FR"/>
-          </w:rPr>
-          <w:rPr>
-            <w:color w:val="0000EE"/>
-            <w:u w:val="single"/>
-          </w:rPr>
-          <w:t>3.11</w:t>
-        </w:r>
-      </w:hyperlink>
+      <w:r>
+        <w:rPr>
+          <w:lang w:val="fr_FR" w:bidi="fr_FR"/>
+        </w:rPr>
+        <w:t>3.11</w:t>
+      </w:r>
       <w:r>
         <w:rPr>
           <w:lang w:val="fr_FR" w:bidi="fr_FR"/>
@@ -3353,54 +2891,36 @@
         </w:rPr>
         <w:t xml:space="preserve">Habakuk personnifie la peste (voir </w:t>
       </w:r>
-      <w:hyperlink r:id="rId86">
-        <w:r>
-          <w:rPr>
-            <w:lang w:val="fr_FR" w:bidi="fr_FR"/>
-          </w:rPr>
-          <w:rPr>
-            <w:color w:val="0000EE"/>
-            <w:u w:val="single"/>
-          </w:rPr>
-          <w:t>Dt 32.24</w:t>
-        </w:r>
-      </w:hyperlink>
+      <w:r>
+        <w:rPr>
+          <w:lang w:val="fr_FR" w:bidi="fr_FR"/>
+        </w:rPr>
+        <w:t>Dt 32.24</w:t>
+      </w:r>
       <w:r>
         <w:rPr>
           <w:lang w:val="fr_FR" w:bidi="fr_FR"/>
         </w:rPr>
         <w:t xml:space="preserve">) et la plaie (voir </w:t>
       </w:r>
-      <w:hyperlink r:id="rId87">
-        <w:r>
-          <w:rPr>
-            <w:lang w:val="fr_FR" w:bidi="fr_FR"/>
-          </w:rPr>
-          <w:rPr>
-            <w:color w:val="0000EE"/>
-            <w:u w:val="single"/>
-          </w:rPr>
-          <w:t>Ex 7–12</w:t>
-        </w:r>
-      </w:hyperlink>
+      <w:r>
+        <w:rPr>
+          <w:lang w:val="fr_FR" w:bidi="fr_FR"/>
+        </w:rPr>
+        <w:t>Ex 7–12</w:t>
+      </w:r>
       <w:r>
         <w:rPr>
           <w:lang w:val="fr_FR" w:bidi="fr_FR"/>
         </w:rPr>
         <w:t xml:space="preserve"> ; </w:t>
       </w:r>
-      <w:hyperlink r:id="rId88">
-        <w:r>
-          <w:rPr>
-            <w:lang w:val="fr_FR" w:bidi="fr_FR"/>
-          </w:rPr>
-          <w:rPr>
-            <w:color w:val="0000EE"/>
-            <w:u w:val="single"/>
-          </w:rPr>
-          <w:t>Am 4.10</w:t>
-        </w:r>
-      </w:hyperlink>
+      <w:r>
+        <w:rPr>
+          <w:lang w:val="fr_FR" w:bidi="fr_FR"/>
+        </w:rPr>
+        <w:t>Am 4.10</w:t>
+      </w:r>
       <w:r>
         <w:rPr>
           <w:lang w:val="fr_FR" w:bidi="fr_FR"/>
@@ -3455,36 +2975,24 @@
         </w:rPr>
         <w:t xml:space="preserve">Dieu est le guerrier divin qui intervient en faveur des siens (voir </w:t>
       </w:r>
-      <w:hyperlink r:id="rId82">
-        <w:r>
-          <w:rPr>
-            <w:lang w:val="fr_FR" w:bidi="fr_FR"/>
-          </w:rPr>
-          <w:rPr>
-            <w:color w:val="0000EE"/>
-            <w:u w:val="single"/>
-          </w:rPr>
-          <w:t>3.8–15</w:t>
-        </w:r>
-      </w:hyperlink>
+      <w:r>
+        <w:rPr>
+          <w:lang w:val="fr_FR" w:bidi="fr_FR"/>
+        </w:rPr>
+        <w:t>3.8–15</w:t>
+      </w:r>
       <w:r>
         <w:rPr>
           <w:lang w:val="fr_FR" w:bidi="fr_FR"/>
         </w:rPr>
         <w:t xml:space="preserve"> ; voir aussi </w:t>
       </w:r>
-      <w:hyperlink r:id="rId89">
-        <w:r>
-          <w:rPr>
-            <w:lang w:val="fr_FR" w:bidi="fr_FR"/>
-          </w:rPr>
-          <w:rPr>
-            <w:color w:val="0000EE"/>
-            <w:u w:val="single"/>
-          </w:rPr>
-          <w:t>Es 63.1–6</w:t>
-        </w:r>
-      </w:hyperlink>
+      <w:r>
+        <w:rPr>
+          <w:lang w:val="fr_FR" w:bidi="fr_FR"/>
+        </w:rPr>
+        <w:t>Es 63.1–6</w:t>
+      </w:r>
       <w:r>
         <w:rPr>
           <w:lang w:val="fr_FR" w:bidi="fr_FR"/>
@@ -3539,36 +3047,24 @@
         </w:rPr>
         <w:t xml:space="preserve">Madian occupait la partie sud de la région juste à l’est du Jourdain (voir </w:t>
       </w:r>
-      <w:hyperlink r:id="rId90">
-        <w:r>
-          <w:rPr>
-            <w:lang w:val="fr_FR" w:bidi="fr_FR"/>
-          </w:rPr>
-          <w:rPr>
-            <w:color w:val="0000EE"/>
-            <w:u w:val="single"/>
-          </w:rPr>
-          <w:t>Gn 36.35</w:t>
-        </w:r>
-      </w:hyperlink>
+      <w:r>
+        <w:rPr>
+          <w:lang w:val="fr_FR" w:bidi="fr_FR"/>
+        </w:rPr>
+        <w:t>Gn 36.35</w:t>
+      </w:r>
       <w:r>
         <w:rPr>
           <w:lang w:val="fr_FR" w:bidi="fr_FR"/>
         </w:rPr>
         <w:t>) ; la nation tremblait de terreur devant la puissance bouleversante de la présence de Dieu (</w:t>
       </w:r>
-      <w:hyperlink r:id="rId91">
-        <w:r>
-          <w:rPr>
-            <w:lang w:val="fr_FR" w:bidi="fr_FR"/>
-          </w:rPr>
-          <w:rPr>
-            <w:color w:val="0000EE"/>
-            <w:u w:val="single"/>
-          </w:rPr>
-          <w:t>Ha 3.6</w:t>
-        </w:r>
-      </w:hyperlink>
+      <w:r>
+        <w:rPr>
+          <w:lang w:val="fr_FR" w:bidi="fr_FR"/>
+        </w:rPr>
+        <w:t>Ha 3.6</w:t>
+      </w:r>
       <w:r>
         <w:rPr>
           <w:lang w:val="fr_FR" w:bidi="fr_FR"/>
@@ -3623,54 +3119,36 @@
         </w:rPr>
         <w:t xml:space="preserve">irrité contre les fleuves… contre la mer : Voir </w:t>
       </w:r>
-      <w:hyperlink r:id="rId92">
-        <w:r>
-          <w:rPr>
-            <w:lang w:val="fr_FR" w:bidi="fr_FR"/>
-          </w:rPr>
-          <w:rPr>
-            <w:color w:val="0000EE"/>
-            <w:u w:val="single"/>
-          </w:rPr>
-          <w:t>Ex 7.19–20</w:t>
-        </w:r>
-      </w:hyperlink>
+      <w:r>
+        <w:rPr>
+          <w:lang w:val="fr_FR" w:bidi="fr_FR"/>
+        </w:rPr>
+        <w:t>Ex 7.19–20</w:t>
+      </w:r>
       <w:r>
         <w:rPr>
           <w:lang w:val="fr_FR" w:bidi="fr_FR"/>
         </w:rPr>
         <w:t xml:space="preserve"> ; </w:t>
       </w:r>
-      <w:hyperlink r:id="rId93">
-        <w:r>
-          <w:rPr>
-            <w:lang w:val="fr_FR" w:bidi="fr_FR"/>
-          </w:rPr>
-          <w:rPr>
-            <w:color w:val="0000EE"/>
-            <w:u w:val="single"/>
-          </w:rPr>
-          <w:t>14.15–31</w:t>
-        </w:r>
-      </w:hyperlink>
+      <w:r>
+        <w:rPr>
+          <w:lang w:val="fr_FR" w:bidi="fr_FR"/>
+        </w:rPr>
+        <w:t>14.15–31</w:t>
+      </w:r>
       <w:r>
         <w:rPr>
           <w:lang w:val="fr_FR" w:bidi="fr_FR"/>
         </w:rPr>
         <w:t>. • char de victoire : Il s’agit d’une référence ironique des chars égyptiens, qui poursuivirent les Israélites lorsque Dieu les aida à s’échapper par la mer Rouge (</w:t>
       </w:r>
-      <w:hyperlink r:id="rId94">
-        <w:r>
-          <w:rPr>
-            <w:lang w:val="fr_FR" w:bidi="fr_FR"/>
-          </w:rPr>
-          <w:rPr>
-            <w:color w:val="0000EE"/>
-            <w:u w:val="single"/>
-          </w:rPr>
-          <w:t>Ex 14.9</w:t>
-        </w:r>
-      </w:hyperlink>
+      <w:r>
+        <w:rPr>
+          <w:lang w:val="fr_FR" w:bidi="fr_FR"/>
+        </w:rPr>
+        <w:t>Ex 14.9</w:t>
+      </w:r>
       <w:r>
         <w:rPr>
           <w:lang w:val="fr_FR" w:bidi="fr_FR"/>
@@ -3725,90 +3203,60 @@
         </w:rPr>
         <w:t>Le Seigneur est un guerrier divin pour son peuple, qui agit avec sa puissance rédemptrice en leur faveur. L’image de Dieu en tant que guerrier divin se trouve à la fois dans l’Ancien Testament et dans le Nouveau Testament : il est présent dans l’exode d’Israël d’Égypte, leur déplacement vers la montagne du Sinaï (</w:t>
       </w:r>
-      <w:hyperlink r:id="rId95">
-        <w:r>
-          <w:rPr>
-            <w:lang w:val="fr_FR" w:bidi="fr_FR"/>
-          </w:rPr>
-          <w:rPr>
-            <w:color w:val="0000EE"/>
-            <w:u w:val="single"/>
-          </w:rPr>
-          <w:t>Ex 15.1–18</w:t>
-        </w:r>
-      </w:hyperlink>
+      <w:r>
+        <w:rPr>
+          <w:lang w:val="fr_FR" w:bidi="fr_FR"/>
+        </w:rPr>
+        <w:t>Ex 15.1–18</w:t>
+      </w:r>
       <w:r>
         <w:rPr>
           <w:lang w:val="fr_FR" w:bidi="fr_FR"/>
         </w:rPr>
         <w:t xml:space="preserve">), leur approche de la Terre Promise depuis le sud, et leurs triomphes durant la période de conquête initiale (par exemple, </w:t>
       </w:r>
-      <w:hyperlink r:id="rId96">
-        <w:r>
-          <w:rPr>
-            <w:lang w:val="fr_FR" w:bidi="fr_FR"/>
-          </w:rPr>
-          <w:rPr>
-            <w:color w:val="0000EE"/>
-            <w:u w:val="single"/>
-          </w:rPr>
-          <w:t>Jg 5.4–5</w:t>
-        </w:r>
-      </w:hyperlink>
+      <w:r>
+        <w:rPr>
+          <w:lang w:val="fr_FR" w:bidi="fr_FR"/>
+        </w:rPr>
+        <w:t>Jg 5.4–5</w:t>
+      </w:r>
       <w:r>
         <w:rPr>
           <w:lang w:val="fr_FR" w:bidi="fr_FR"/>
         </w:rPr>
         <w:t xml:space="preserve"> ; </w:t>
       </w:r>
-      <w:hyperlink r:id="rId97">
-        <w:r>
-          <w:rPr>
-            <w:lang w:val="fr_FR" w:bidi="fr_FR"/>
-          </w:rPr>
-          <w:rPr>
-            <w:color w:val="0000EE"/>
-            <w:u w:val="single"/>
-          </w:rPr>
-          <w:t xml:space="preserve">Ps 18.8–16 </w:t>
-        </w:r>
-      </w:hyperlink>
+      <w:r>
+        <w:rPr>
+          <w:lang w:val="fr_FR" w:bidi="fr_FR"/>
+        </w:rPr>
+        <w:t xml:space="preserve">Ps 18.8–16 </w:t>
+      </w:r>
       <w:r>
         <w:rPr>
           <w:lang w:val="fr_FR" w:bidi="fr_FR"/>
         </w:rPr>
         <w:t xml:space="preserve">; </w:t>
       </w:r>
-      <w:hyperlink r:id="rId98">
-        <w:r>
-          <w:rPr>
-            <w:lang w:val="fr_FR" w:bidi="fr_FR"/>
-          </w:rPr>
-          <w:rPr>
-            <w:color w:val="0000EE"/>
-            <w:u w:val="single"/>
-          </w:rPr>
-          <w:t xml:space="preserve">77.16–20 </w:t>
-        </w:r>
-      </w:hyperlink>
+      <w:r>
+        <w:rPr>
+          <w:lang w:val="fr_FR" w:bidi="fr_FR"/>
+        </w:rPr>
+        <w:t xml:space="preserve">77.16–20 </w:t>
+      </w:r>
       <w:r>
         <w:rPr>
           <w:lang w:val="fr_FR" w:bidi="fr_FR"/>
         </w:rPr>
         <w:t xml:space="preserve">; un exemple clé du Nouveau Testament est le passage </w:t>
       </w:r>
-      <w:hyperlink r:id="rId99">
-        <w:r>
-          <w:rPr>
-            <w:lang w:val="fr_FR" w:bidi="fr_FR"/>
-          </w:rPr>
-          <w:rPr>
-            <w:color w:val="0000EE"/>
-            <w:u w:val="single"/>
-          </w:rPr>
-          <w:t>Ap 19.11–21</w:t>
-        </w:r>
-      </w:hyperlink>
+      <w:r>
+        <w:rPr>
+          <w:lang w:val="fr_FR" w:bidi="fr_FR"/>
+        </w:rPr>
+        <w:t>Ap 19.11–21</w:t>
+      </w:r>
       <w:r>
         <w:rPr>
           <w:lang w:val="fr_FR" w:bidi="fr_FR"/>
@@ -3923,18 +3371,12 @@
         </w:rPr>
         <w:t xml:space="preserve"> ; voir aussi les versets </w:t>
       </w:r>
-      <w:hyperlink r:id="rId95">
-        <w:r>
-          <w:rPr>
-            <w:lang w:val="fr_FR" w:bidi="fr_FR"/>
-          </w:rPr>
-          <w:rPr>
-            <w:color w:val="0000EE"/>
-            <w:u w:val="single"/>
-          </w:rPr>
-          <w:t>Ex 15.1–18</w:t>
-        </w:r>
-      </w:hyperlink>
+      <w:r>
+        <w:rPr>
+          <w:lang w:val="fr_FR" w:bidi="fr_FR"/>
+        </w:rPr>
+        <w:t>Ex 15.1–18</w:t>
+      </w:r>
       <w:r>
         <w:rPr>
           <w:lang w:val="fr_FR" w:bidi="fr_FR"/>
@@ -3989,18 +3431,12 @@
         </w:rPr>
         <w:t xml:space="preserve">Le soleil et la lune : Voir les versets </w:t>
       </w:r>
-      <w:hyperlink r:id="rId100">
-        <w:r>
-          <w:rPr>
-            <w:lang w:val="fr_FR" w:bidi="fr_FR"/>
-          </w:rPr>
-          <w:rPr>
-            <w:color w:val="0000EE"/>
-            <w:u w:val="single"/>
-          </w:rPr>
-          <w:t>Jos 10.12–13</w:t>
-        </w:r>
-      </w:hyperlink>
+      <w:r>
+        <w:rPr>
+          <w:lang w:val="fr_FR" w:bidi="fr_FR"/>
+        </w:rPr>
+        <w:t>Jos 10.12–13</w:t>
+      </w:r>
       <w:r>
         <w:rPr>
           <w:lang w:val="fr_FR" w:bidi="fr_FR"/>
@@ -4055,18 +3491,12 @@
         </w:rPr>
         <w:t>la mer... des grandes eaux : le passage se termine comme il a commencé (</w:t>
       </w:r>
-      <w:hyperlink r:id="rId84">
-        <w:r>
-          <w:rPr>
-            <w:lang w:val="fr_FR" w:bidi="fr_FR"/>
-          </w:rPr>
-          <w:rPr>
-            <w:color w:val="0000EE"/>
-            <w:u w:val="single"/>
-          </w:rPr>
-          <w:t>3.8</w:t>
-        </w:r>
-      </w:hyperlink>
+      <w:r>
+        <w:rPr>
+          <w:lang w:val="fr_FR" w:bidi="fr_FR"/>
+        </w:rPr>
+        <w:t>3.8</w:t>
+      </w:r>
       <w:r>
         <w:rPr>
           <w:lang w:val="fr_FR" w:bidi="fr_FR"/>
@@ -4134,18 +3564,12 @@
         </w:rPr>
         <w:t xml:space="preserve"> il attendrait tranquillement (voir </w:t>
       </w:r>
-      <w:hyperlink r:id="rId101">
-        <w:r>
-          <w:rPr>
-            <w:lang w:val="fr_FR" w:bidi="fr_FR"/>
-          </w:rPr>
-          <w:rPr>
-            <w:color w:val="0000EE"/>
-            <w:u w:val="single"/>
-          </w:rPr>
-          <w:t>2.3</w:t>
-        </w:r>
-      </w:hyperlink>
+      <w:r>
+        <w:rPr>
+          <w:lang w:val="fr_FR" w:bidi="fr_FR"/>
+        </w:rPr>
+        <w:t>2.3</w:t>
+      </w:r>
       <w:r>
         <w:rPr>
           <w:lang w:val="fr_FR" w:bidi="fr_FR"/>
@@ -4200,36 +3624,24 @@
         </w:rPr>
         <w:t>Après avoir raconté les actes puissants de rédemption de Dieu (</w:t>
       </w:r>
-      <w:hyperlink r:id="rId102">
-        <w:r>
-          <w:rPr>
-            <w:lang w:val="fr_FR" w:bidi="fr_FR"/>
-          </w:rPr>
-          <w:rPr>
-            <w:color w:val="0000EE"/>
-            <w:u w:val="single"/>
-          </w:rPr>
-          <w:t>3.2–15</w:t>
-        </w:r>
-      </w:hyperlink>
+      <w:r>
+        <w:rPr>
+          <w:lang w:val="fr_FR" w:bidi="fr_FR"/>
+        </w:rPr>
+        <w:t>3.2–15</w:t>
+      </w:r>
       <w:r>
         <w:rPr>
           <w:lang w:val="fr_FR" w:bidi="fr_FR"/>
         </w:rPr>
         <w:t>), et s’être arrêté pour les considérer (</w:t>
       </w:r>
-      <w:hyperlink r:id="rId103">
-        <w:r>
-          <w:rPr>
-            <w:lang w:val="fr_FR" w:bidi="fr_FR"/>
-          </w:rPr>
-          <w:rPr>
-            <w:color w:val="0000EE"/>
-            <w:u w:val="single"/>
-          </w:rPr>
-          <w:t>3.16</w:t>
-        </w:r>
-      </w:hyperlink>
+      <w:r>
+        <w:rPr>
+          <w:lang w:val="fr_FR" w:bidi="fr_FR"/>
+        </w:rPr>
+        <w:t>3.16</w:t>
+      </w:r>
       <w:r>
         <w:rPr>
           <w:lang w:val="fr_FR" w:bidi="fr_FR"/>
@@ -4284,36 +3696,24 @@
         </w:rPr>
         <w:t>Habakuk devait toute la force qu’il avait à l’Éternel, le Seigneur (</w:t>
       </w:r>
-      <w:hyperlink r:id="rId104">
-        <w:r>
-          <w:rPr>
-            <w:lang w:val="fr_FR" w:bidi="fr_FR"/>
-          </w:rPr>
-          <w:rPr>
-            <w:color w:val="0000EE"/>
-            <w:u w:val="single"/>
-          </w:rPr>
-          <w:t>3.18</w:t>
-        </w:r>
-      </w:hyperlink>
+      <w:r>
+        <w:rPr>
+          <w:lang w:val="fr_FR" w:bidi="fr_FR"/>
+        </w:rPr>
+        <w:t>3.18</w:t>
+      </w:r>
       <w:r>
         <w:rPr>
           <w:lang w:val="fr_FR" w:bidi="fr_FR"/>
         </w:rPr>
         <w:t xml:space="preserve">). Habakuk comparait son ascension spirituelle à celle d’un cerf montant rapidement vers les sommets des montagnes et les survolant avec grâce (cf. </w:t>
       </w:r>
-      <w:hyperlink r:id="rId105">
-        <w:r>
-          <w:rPr>
-            <w:lang w:val="fr_FR" w:bidi="fr_FR"/>
-          </w:rPr>
-          <w:rPr>
-            <w:color w:val="0000EE"/>
-            <w:u w:val="single"/>
-          </w:rPr>
-          <w:t>Ps 18.32–33</w:t>
-        </w:r>
-      </w:hyperlink>
+      <w:r>
+        <w:rPr>
+          <w:lang w:val="fr_FR" w:bidi="fr_FR"/>
+        </w:rPr>
+        <w:t>Ps 18.32–33</w:t>
+      </w:r>
       <w:r>
         <w:rPr>
           <w:lang w:val="fr_FR" w:bidi="fr_FR"/>
